--- a/aSoal/REPORT 2-CONTROL OF FLOW.docx
+++ b/aSoal/REPORT 2-CONTROL OF FLOW.docx
@@ -1,6 +1,6 @@
 
 <file path=word/document.xml><?xml version="1.0" encoding="utf-8"?>
-<w:document xmlns:wpc="http://schemas.microsoft.com/office/word/2010/wordprocessingCanvas" xmlns:cx="http://schemas.microsoft.com/office/drawing/2014/chartex" xmlns:cx1="http://schemas.microsoft.com/office/drawing/2015/9/8/chartex" xmlns:cx2="http://schemas.microsoft.com/office/drawing/2015/10/21/chartex" xmlns:cx3="http://schemas.microsoft.com/office/drawing/2016/5/9/chartex" xmlns:cx4="http://schemas.microsoft.com/office/drawing/2016/5/10/chartex" xmlns:cx5="http://schemas.microsoft.com/office/drawing/2016/5/11/chartex" xmlns:cx6="http://schemas.microsoft.com/office/drawing/2016/5/12/chartex" xmlns:cx7="http://schemas.microsoft.com/office/drawing/2016/5/13/chartex" xmlns:cx8="http://schemas.microsoft.com/office/drawing/2016/5/14/chartex" xmlns:mc="http://schemas.openxmlformats.org/markup-compatibility/2006" xmlns:aink="http://schemas.microsoft.com/office/drawing/2016/ink" xmlns:am3d="http://schemas.microsoft.com/office/drawing/2017/model3d" xmlns:o="urn:schemas-microsoft-com:office:office" xmlns:r="http://schemas.openxmlformats.org/officeDocument/2006/relationships" xmlns:m="http://schemas.openxmlformats.org/officeDocument/2006/math" xmlns:v="urn:schemas-microsoft-com:vml" xmlns:wp14="http://schemas.microsoft.com/office/word/2010/wordprocessingDrawing" xmlns:wp="http://schemas.openxmlformats.org/drawingml/2006/wordprocessingDrawing" xmlns:w10="urn:schemas-microsoft-com:office:word" xmlns:w="http://schemas.openxmlformats.org/wordprocessingml/2006/main" xmlns:w14="http://schemas.microsoft.com/office/word/2010/wordml" xmlns:w15="http://schemas.microsoft.com/office/word/2012/wordml" xmlns:w16cex="http://schemas.microsoft.com/office/word/2018/wordml/cex" xmlns:w16cid="http://schemas.microsoft.com/office/word/2016/wordml/cid" xmlns:w16="http://schemas.microsoft.com/office/word/2018/wordml" xmlns:w16se="http://schemas.microsoft.com/office/word/2015/wordml/symex" xmlns:wpg="http://schemas.microsoft.com/office/word/2010/wordprocessingGroup" xmlns:wpi="http://schemas.microsoft.com/office/word/2010/wordprocessingInk" xmlns:wne="http://schemas.microsoft.com/office/word/2006/wordml" xmlns:wps="http://schemas.microsoft.com/office/word/2010/wordprocessingShape" mc:Ignorable="w14 w15 w16se w16cid w16 w16cex wp14">
+<w:document xmlns:wpc="http://schemas.microsoft.com/office/word/2010/wordprocessingCanvas" xmlns:mc="http://schemas.openxmlformats.org/markup-compatibility/2006" xmlns:o="urn:schemas-microsoft-com:office:office" xmlns:r="http://schemas.openxmlformats.org/officeDocument/2006/relationships" xmlns:m="http://schemas.openxmlformats.org/officeDocument/2006/math" xmlns:v="urn:schemas-microsoft-com:vml" xmlns:wp14="http://schemas.microsoft.com/office/word/2010/wordprocessingDrawing" xmlns:wp="http://schemas.openxmlformats.org/drawingml/2006/wordprocessingDrawing" xmlns:w10="urn:schemas-microsoft-com:office:word" xmlns:w="http://schemas.openxmlformats.org/wordprocessingml/2006/main" xmlns:w14="http://schemas.microsoft.com/office/word/2010/wordml" xmlns:wpg="http://schemas.microsoft.com/office/word/2010/wordprocessingGroup" xmlns:wpi="http://schemas.microsoft.com/office/word/2010/wordprocessingInk" xmlns:wne="http://schemas.microsoft.com/office/word/2006/wordml" xmlns:wps="http://schemas.microsoft.com/office/word/2010/wordprocessingShape" mc:Ignorable="w14 wp14">
   <w:body>
     <w:p>
       <w:pPr>
@@ -32,7 +32,7 @@
         <w:widowControl/>
         <w:jc w:val="center"/>
         <w:rPr>
-          <w:rFonts w:eastAsia="楷体_GB2312"/>
+          <w:rFonts w:eastAsia="KaiTi_GB2312"/>
           <w:color w:val="000000"/>
           <w:sz w:val="44"/>
           <w:szCs w:val="52"/>
@@ -58,7 +58,7 @@
                     <pic:cNvPicPr/>
                   </pic:nvPicPr>
                   <pic:blipFill>
-                    <a:blip r:embed="rId7">
+                    <a:blip r:embed="rId8">
                       <a:extLst>
                         <a:ext uri="{28A0092B-C50C-407E-A947-70E740481C1C}">
                           <a14:useLocalDpi xmlns:a14="http://schemas.microsoft.com/office/drawing/2010/main" val="0"/>
@@ -199,7 +199,7 @@
       </w:pPr>
       <w:r>
         <w:rPr>
-          <w:rFonts w:eastAsia="楷体_GB2312"/>
+          <w:rFonts w:eastAsia="KaiTi_GB2312"/>
           <w:b/>
           <w:bCs/>
           <w:sz w:val="32"/>
@@ -209,7 +209,7 @@
       </w:r>
       <w:r>
         <w:rPr>
-          <w:rFonts w:eastAsia="楷体_GB2312"/>
+          <w:rFonts w:eastAsia="KaiTi_GB2312"/>
           <w:b/>
           <w:bCs/>
           <w:sz w:val="32"/>
@@ -219,7 +219,7 @@
       </w:r>
       <w:r>
         <w:rPr>
-          <w:rFonts w:eastAsia="楷体_GB2312"/>
+          <w:rFonts w:eastAsia="KaiTi_GB2312"/>
           <w:b/>
           <w:bCs/>
           <w:sz w:val="32"/>
@@ -229,7 +229,7 @@
       </w:r>
       <w:r>
         <w:rPr>
-          <w:rFonts w:eastAsia="楷体_GB2312"/>
+          <w:rFonts w:eastAsia="KaiTi_GB2312"/>
           <w:b/>
           <w:bCs/>
           <w:sz w:val="32"/>
@@ -239,7 +239,7 @@
       </w:r>
       <w:r>
         <w:rPr>
-          <w:rFonts w:eastAsia="楷体_GB2312"/>
+          <w:rFonts w:eastAsia="KaiTi_GB2312"/>
           <w:b/>
           <w:bCs/>
           <w:sz w:val="32"/>
@@ -249,7 +249,7 @@
       </w:r>
       <w:r>
         <w:rPr>
-          <w:rFonts w:eastAsia="楷体_GB2312"/>
+          <w:rFonts w:eastAsia="KaiTi_GB2312"/>
           <w:b/>
           <w:bCs/>
           <w:sz w:val="32"/>
@@ -259,7 +259,7 @@
       </w:r>
       <w:r>
         <w:rPr>
-          <w:rFonts w:eastAsia="楷体_GB2312"/>
+          <w:rFonts w:eastAsia="KaiTi_GB2312"/>
           <w:b/>
           <w:bCs/>
           <w:sz w:val="32"/>
@@ -269,7 +269,7 @@
       </w:r>
       <w:r>
         <w:rPr>
-          <w:rFonts w:eastAsia="楷体_GB2312"/>
+          <w:rFonts w:eastAsia="KaiTi_GB2312"/>
           <w:b/>
           <w:bCs/>
           <w:sz w:val="32"/>
@@ -279,7 +279,7 @@
       </w:r>
       <w:r>
         <w:rPr>
-          <w:rFonts w:eastAsia="楷体_GB2312"/>
+          <w:rFonts w:eastAsia="KaiTi_GB2312"/>
           <w:b/>
           <w:bCs/>
           <w:sz w:val="32"/>
@@ -289,7 +289,7 @@
       </w:r>
       <w:r>
         <w:rPr>
-          <w:rFonts w:eastAsia="楷体_GB2312"/>
+          <w:rFonts w:eastAsia="KaiTi_GB2312"/>
           <w:b/>
           <w:bCs/>
           <w:sz w:val="32"/>
@@ -299,7 +299,7 @@
       </w:r>
       <w:r>
         <w:rPr>
-          <w:rFonts w:eastAsia="楷体_GB2312" w:hint="eastAsia"/>
+          <w:rFonts w:eastAsia="KaiTi_GB2312" w:hint="eastAsia"/>
           <w:b/>
           <w:bCs/>
           <w:sz w:val="32"/>
@@ -309,7 +309,7 @@
       </w:r>
       <w:r>
         <w:rPr>
-          <w:rFonts w:eastAsia="楷体_GB2312" w:hint="eastAsia"/>
+          <w:rFonts w:eastAsia="KaiTi_GB2312" w:hint="eastAsia"/>
           <w:b/>
           <w:bCs/>
           <w:sz w:val="32"/>
@@ -319,7 +319,7 @@
       </w:r>
       <w:r>
         <w:rPr>
-          <w:rFonts w:eastAsia="楷体_GB2312"/>
+          <w:rFonts w:eastAsia="KaiTi_GB2312"/>
           <w:b/>
           <w:bCs/>
           <w:sz w:val="32"/>
@@ -652,6 +652,12 @@
                 <w:sz w:val="28"/>
               </w:rPr>
             </w:pPr>
+            <w:r>
+              <w:rPr>
+                <w:sz w:val="28"/>
+              </w:rPr>
+              <w:t>3</w:t>
+            </w:r>
           </w:p>
         </w:tc>
         <w:tc>
@@ -696,6 +702,12 @@
                 <w:sz w:val="28"/>
               </w:rPr>
             </w:pPr>
+            <w:r>
+              <w:rPr>
+                <w:sz w:val="28"/>
+              </w:rPr>
+              <w:t>19</w:t>
+            </w:r>
           </w:p>
         </w:tc>
         <w:tc>
@@ -922,14 +934,14 @@
               </w:tabs>
               <w:jc w:val="center"/>
               <w:rPr>
-                <w:rFonts w:ascii="宋体" w:hAnsi="宋体"/>
+                <w:rFonts w:ascii="SimSun" w:hAnsi="SimSun"/>
                 <w:sz w:val="30"/>
                 <w:u w:val="single"/>
               </w:rPr>
             </w:pPr>
             <w:r>
               <w:rPr>
-                <w:rFonts w:ascii="宋体" w:hAnsi="宋体" w:hint="eastAsia"/>
+                <w:rFonts w:ascii="SimSun" w:hAnsi="SimSun" w:hint="eastAsia"/>
                 <w:sz w:val="30"/>
               </w:rPr>
               <w:t>学生姓名</w:t>
@@ -950,17 +962,42 @@
                 <w:tab w:val="left" w:pos="6870"/>
               </w:tabs>
               <w:rPr>
-                <w:rFonts w:ascii="宋体" w:hAnsi="宋体"/>
-                <w:sz w:val="28"/>
+                <w:rFonts w:ascii="SimSun" w:hAnsi="SimSun"/>
+                <w:sz w:val="24"/>
               </w:rPr>
             </w:pPr>
             <w:permStart w:id="1359546543" w:edGrp="everyone"/>
-            <w:r>
-              <w:rPr>
-                <w:rFonts w:ascii="宋体" w:hAnsi="宋体" w:hint="eastAsia"/>
-                <w:sz w:val="28"/>
-              </w:rPr>
-              <w:t xml:space="preserve">             </w:t>
+            <w:proofErr w:type="spellStart"/>
+            <w:r>
+              <w:rPr>
+                <w:rFonts w:ascii="SimSun" w:hAnsi="SimSun"/>
+                <w:sz w:val="22"/>
+              </w:rPr>
+              <w:t>Alfath</w:t>
+            </w:r>
+            <w:proofErr w:type="spellEnd"/>
+            <w:r>
+              <w:rPr>
+                <w:rFonts w:ascii="SimSun" w:hAnsi="SimSun"/>
+                <w:sz w:val="22"/>
+              </w:rPr>
+              <w:t xml:space="preserve"> </w:t>
+            </w:r>
+            <w:proofErr w:type="spellStart"/>
+            <w:r>
+              <w:rPr>
+                <w:rFonts w:ascii="SimSun" w:hAnsi="SimSun"/>
+                <w:sz w:val="22"/>
+              </w:rPr>
+              <w:t>Rafiuddin</w:t>
+            </w:r>
+            <w:proofErr w:type="spellEnd"/>
+            <w:r>
+              <w:rPr>
+                <w:rFonts w:ascii="SimSun" w:hAnsi="SimSun" w:hint="eastAsia"/>
+                <w:sz w:val="22"/>
+              </w:rPr>
+              <w:t xml:space="preserve"> </w:t>
             </w:r>
             <w:permEnd w:id="1359546543"/>
           </w:p>
@@ -976,14 +1013,14 @@
                 <w:tab w:val="left" w:pos="6870"/>
               </w:tabs>
               <w:rPr>
-                <w:rFonts w:ascii="宋体" w:hAnsi="宋体"/>
+                <w:rFonts w:ascii="SimSun" w:hAnsi="SimSun"/>
                 <w:sz w:val="30"/>
                 <w:u w:val="single"/>
               </w:rPr>
             </w:pPr>
             <w:r>
               <w:rPr>
-                <w:rFonts w:ascii="宋体" w:hAnsi="宋体" w:hint="eastAsia"/>
+                <w:rFonts w:ascii="SimSun" w:hAnsi="SimSun" w:hint="eastAsia"/>
                 <w:sz w:val="30"/>
               </w:rPr>
               <w:t>班级学号</w:t>
@@ -1004,17 +1041,24 @@
                 <w:tab w:val="left" w:pos="6870"/>
               </w:tabs>
               <w:rPr>
-                <w:rFonts w:ascii="宋体" w:hAnsi="宋体"/>
+                <w:rFonts w:ascii="SimSun" w:hAnsi="SimSun"/>
                 <w:sz w:val="28"/>
               </w:rPr>
             </w:pPr>
             <w:permStart w:id="1081153001" w:edGrp="everyone"/>
             <w:r>
               <w:rPr>
-                <w:rFonts w:ascii="宋体" w:hAnsi="宋体" w:hint="eastAsia"/>
+                <w:rFonts w:ascii="SimSun" w:hAnsi="SimSun"/>
                 <w:sz w:val="28"/>
               </w:rPr>
-              <w:t xml:space="preserve">                </w:t>
+              <w:t>F25040128</w:t>
+            </w:r>
+            <w:r>
+              <w:rPr>
+                <w:rFonts w:ascii="SimSun" w:hAnsi="SimSun" w:hint="eastAsia"/>
+                <w:sz w:val="28"/>
+              </w:rPr>
+              <w:t xml:space="preserve"> </w:t>
             </w:r>
             <w:permEnd w:id="1081153001"/>
           </w:p>
@@ -1039,28 +1083,28 @@
               </w:tabs>
               <w:jc w:val="center"/>
               <w:rPr>
-                <w:rFonts w:ascii="宋体" w:hAnsi="宋体"/>
+                <w:rFonts w:ascii="SimSun" w:hAnsi="SimSun"/>
                 <w:sz w:val="30"/>
                 <w:u w:val="single"/>
               </w:rPr>
             </w:pPr>
             <w:r>
               <w:rPr>
-                <w:rFonts w:ascii="宋体" w:hAnsi="宋体" w:hint="eastAsia"/>
+                <w:rFonts w:ascii="SimSun" w:hAnsi="SimSun" w:hint="eastAsia"/>
                 <w:sz w:val="30"/>
               </w:rPr>
               <w:t>学院</w:t>
             </w:r>
             <w:r>
               <w:rPr>
-                <w:rFonts w:ascii="宋体" w:hAnsi="宋体"/>
+                <w:rFonts w:ascii="SimSun" w:hAnsi="SimSun"/>
                 <w:sz w:val="30"/>
               </w:rPr>
               <w:t>(</w:t>
             </w:r>
             <w:r>
               <w:rPr>
-                <w:rFonts w:ascii="宋体" w:hAnsi="宋体" w:hint="eastAsia"/>
+                <w:rFonts w:ascii="SimSun" w:hAnsi="SimSun" w:hint="eastAsia"/>
                 <w:sz w:val="30"/>
               </w:rPr>
               <w:t>系)</w:t>
@@ -1082,17 +1126,24 @@
                 <w:tab w:val="left" w:pos="6870"/>
               </w:tabs>
               <w:rPr>
-                <w:rFonts w:ascii="宋体" w:hAnsi="宋体"/>
+                <w:rFonts w:ascii="SimSun" w:hAnsi="SimSun"/>
                 <w:sz w:val="28"/>
               </w:rPr>
             </w:pPr>
             <w:permStart w:id="1238066954" w:edGrp="everyone"/>
             <w:r>
               <w:rPr>
-                <w:rFonts w:ascii="宋体" w:hAnsi="宋体" w:hint="eastAsia"/>
+                <w:rFonts w:ascii="SimSun" w:hAnsi="SimSun"/>
                 <w:sz w:val="28"/>
               </w:rPr>
-              <w:t xml:space="preserve">             </w:t>
+              <w:t>Technology</w:t>
+            </w:r>
+            <w:r>
+              <w:rPr>
+                <w:rFonts w:ascii="SimSun" w:hAnsi="SimSun" w:hint="eastAsia"/>
+                <w:sz w:val="28"/>
+              </w:rPr>
+              <w:t xml:space="preserve"> </w:t>
             </w:r>
             <w:permEnd w:id="1238066954"/>
           </w:p>
@@ -1111,14 +1162,14 @@
                 <w:tab w:val="left" w:pos="6870"/>
               </w:tabs>
               <w:rPr>
-                <w:rFonts w:ascii="宋体" w:hAnsi="宋体"/>
+                <w:rFonts w:ascii="SimSun" w:hAnsi="SimSun"/>
                 <w:sz w:val="30"/>
                 <w:u w:val="single"/>
               </w:rPr>
             </w:pPr>
             <w:r>
               <w:rPr>
-                <w:rFonts w:ascii="宋体" w:hAnsi="宋体" w:hint="eastAsia"/>
+                <w:rFonts w:ascii="SimSun" w:hAnsi="SimSun" w:hint="eastAsia"/>
                 <w:sz w:val="30"/>
               </w:rPr>
               <w:t>专    业</w:t>
@@ -1140,17 +1191,24 @@
                 <w:tab w:val="left" w:pos="6870"/>
               </w:tabs>
               <w:rPr>
-                <w:rFonts w:ascii="宋体" w:hAnsi="宋体"/>
+                <w:rFonts w:ascii="SimSun" w:hAnsi="SimSun"/>
                 <w:sz w:val="28"/>
               </w:rPr>
             </w:pPr>
             <w:permStart w:id="1427588439" w:edGrp="everyone"/>
             <w:r>
               <w:rPr>
-                <w:rFonts w:ascii="宋体" w:hAnsi="宋体" w:hint="eastAsia"/>
+                <w:rFonts w:ascii="SimSun" w:hAnsi="SimSun"/>
+                <w:sz w:val="24"/>
+              </w:rPr>
+              <w:t>Computer Science 1</w:t>
+            </w:r>
+            <w:r>
+              <w:rPr>
+                <w:rFonts w:ascii="SimSun" w:hAnsi="SimSun" w:hint="eastAsia"/>
                 <w:sz w:val="28"/>
               </w:rPr>
-              <w:t xml:space="preserve">                </w:t>
+              <w:t xml:space="preserve"> </w:t>
             </w:r>
             <w:permEnd w:id="1427588439"/>
           </w:p>
@@ -1728,7 +1786,7 @@
           <w:p>
             <w:pPr>
               <w:rPr>
-                <w:rFonts w:ascii="AGaramond" w:hAnsi="AGaramond" w:hint="eastAsia"/>
+                <w:rFonts w:ascii="AGaramond" w:hAnsi="AGaramond"/>
                 <w:szCs w:val="21"/>
               </w:rPr>
             </w:pPr>
@@ -1740,6 +1798,8 @@
                 <w:szCs w:val="21"/>
               </w:rPr>
             </w:pPr>
+            <w:bookmarkStart w:id="0" w:name="_GoBack"/>
+            <w:bookmarkEnd w:id="0"/>
           </w:p>
           <w:p>
             <w:pPr>
@@ -1748,76 +1808,6 @@
                 <w:szCs w:val="21"/>
               </w:rPr>
             </w:pPr>
-            <w:r>
-              <w:rPr>
-                <w:rFonts w:ascii="AGaramond" w:hAnsi="AGaramond"/>
-                <w:szCs w:val="21"/>
-              </w:rPr>
-              <w:t>2</w:t>
-            </w:r>
-            <w:r>
-              <w:rPr>
-                <w:rFonts w:ascii="AGaramond" w:hAnsi="AGaramond"/>
-                <w:szCs w:val="21"/>
-              </w:rPr>
-              <w:t>.</w:t>
-            </w:r>
-            <w:r>
-              <w:rPr>
-                <w:rFonts w:ascii="AGaramond" w:hAnsi="AGaramond"/>
-                <w:szCs w:val="21"/>
-              </w:rPr>
-              <w:t xml:space="preserve"> </w:t>
-            </w:r>
-            <w:r>
-              <w:rPr>
-                <w:rFonts w:ascii="AGaramond" w:hAnsi="AGaramond"/>
-                <w:szCs w:val="21"/>
-              </w:rPr>
-              <w:t xml:space="preserve">Write </w:t>
-            </w:r>
-            <w:r>
-              <w:rPr>
-                <w:rFonts w:ascii="AGaramond" w:hAnsi="AGaramond"/>
-                <w:szCs w:val="21"/>
-              </w:rPr>
-              <w:t>a C++ program to</w:t>
-            </w:r>
-            <w:r>
-              <w:rPr>
-                <w:rFonts w:ascii="AGaramond" w:hAnsi="AGaramond" w:hint="eastAsia"/>
-                <w:szCs w:val="21"/>
-              </w:rPr>
-              <w:t xml:space="preserve"> </w:t>
-            </w:r>
-            <w:r>
-              <w:rPr>
-                <w:rFonts w:ascii="AGaramond" w:hAnsi="AGaramond"/>
-                <w:szCs w:val="21"/>
-              </w:rPr>
-              <w:t>calculate the sum of the first 1000 term</w:t>
-            </w:r>
-            <w:r>
-              <w:rPr>
-                <w:rFonts w:ascii="AGaramond" w:hAnsi="AGaramond" w:hint="eastAsia"/>
-                <w:szCs w:val="21"/>
-              </w:rPr>
-              <w:t>s</w:t>
-            </w:r>
-            <w:r>
-              <w:rPr>
-                <w:rFonts w:ascii="AGaramond" w:hAnsi="AGaramond"/>
-                <w:szCs w:val="21"/>
-              </w:rPr>
-              <w:t xml:space="preserve"> </w:t>
-            </w:r>
-            <w:r>
-              <w:rPr>
-                <w:rFonts w:ascii="AGaramond" w:hAnsi="AGaramond"/>
-                <w:szCs w:val="21"/>
-              </w:rPr>
-              <w:t>using loop statements:</w:t>
-            </w:r>
           </w:p>
           <w:p>
             <w:pPr>
@@ -1828,7 +1818,85 @@
             </w:pPr>
             <w:r>
               <w:rPr>
-                <w:rFonts w:ascii="宋体" w:hAnsi="宋体"/>
+                <w:rFonts w:ascii="AGaramond" w:hAnsi="AGaramond"/>
+                <w:szCs w:val="21"/>
+              </w:rPr>
+              <w:t>2</w:t>
+            </w:r>
+            <w:r>
+              <w:rPr>
+                <w:rFonts w:ascii="AGaramond" w:hAnsi="AGaramond"/>
+                <w:szCs w:val="21"/>
+              </w:rPr>
+              <w:t>.</w:t>
+            </w:r>
+            <w:r>
+              <w:rPr>
+                <w:rFonts w:ascii="AGaramond" w:hAnsi="AGaramond"/>
+                <w:szCs w:val="21"/>
+              </w:rPr>
+              <w:t xml:space="preserve"> </w:t>
+            </w:r>
+            <w:r>
+              <w:rPr>
+                <w:rFonts w:ascii="AGaramond" w:hAnsi="AGaramond"/>
+                <w:szCs w:val="21"/>
+              </w:rPr>
+              <w:t xml:space="preserve">Write </w:t>
+            </w:r>
+            <w:r>
+              <w:rPr>
+                <w:rFonts w:ascii="AGaramond" w:hAnsi="AGaramond"/>
+                <w:szCs w:val="21"/>
+              </w:rPr>
+              <w:t>a C++ program to</w:t>
+            </w:r>
+            <w:r>
+              <w:rPr>
+                <w:rFonts w:ascii="AGaramond" w:hAnsi="AGaramond" w:hint="eastAsia"/>
+                <w:szCs w:val="21"/>
+              </w:rPr>
+              <w:t xml:space="preserve"> </w:t>
+            </w:r>
+            <w:r>
+              <w:rPr>
+                <w:rFonts w:ascii="AGaramond" w:hAnsi="AGaramond"/>
+                <w:szCs w:val="21"/>
+              </w:rPr>
+              <w:t>calculate the sum of the first 1000 term</w:t>
+            </w:r>
+            <w:r>
+              <w:rPr>
+                <w:rFonts w:ascii="AGaramond" w:hAnsi="AGaramond" w:hint="eastAsia"/>
+                <w:szCs w:val="21"/>
+              </w:rPr>
+              <w:t>s</w:t>
+            </w:r>
+            <w:r>
+              <w:rPr>
+                <w:rFonts w:ascii="AGaramond" w:hAnsi="AGaramond"/>
+                <w:szCs w:val="21"/>
+              </w:rPr>
+              <w:t xml:space="preserve"> </w:t>
+            </w:r>
+            <w:r>
+              <w:rPr>
+                <w:rFonts w:ascii="AGaramond" w:hAnsi="AGaramond"/>
+                <w:szCs w:val="21"/>
+              </w:rPr>
+              <w:t>using loop statements:</w:t>
+            </w:r>
+          </w:p>
+          <w:p>
+            <w:pPr>
+              <w:rPr>
+                <w:rFonts w:ascii="AGaramond" w:hAnsi="AGaramond" w:hint="eastAsia"/>
+                <w:szCs w:val="21"/>
+              </w:rPr>
+            </w:pPr>
+            <w:r>
+              <w:rPr>
+                <w:rFonts w:ascii="SimSun" w:hAnsi="SimSun"/>
                 <w:noProof/>
                 <w:position w:val="-24"/>
                 <w:szCs w:val="21"/>
@@ -1853,10 +1921,10 @@
                   <v:path o:extrusionok="f" gradientshapeok="t" o:connecttype="rect"/>
                   <o:lock v:ext="edit" aspectratio="t"/>
                 </v:shapetype>
-                <v:shape id="_x0000_i1025" type="#_x0000_t75" alt="" style="width:209.1pt;height:26.15pt;mso-width-percent:0;mso-height-percent:0;mso-width-percent:0;mso-height-percent:0" o:ole="">
-                  <v:imagedata r:id="rId8" o:title=""/>
+                <v:shape id="_x0000_i1025" type="#_x0000_t75" alt="" style="width:209pt;height:26pt;mso-width-percent:0;mso-height-percent:0;mso-width-percent:0;mso-height-percent:0" o:ole="">
+                  <v:imagedata r:id="rId9" o:title=""/>
                 </v:shape>
-                <o:OLEObject Type="Embed" ProgID="Equation.3" ShapeID="_x0000_i1025" DrawAspect="Content" ObjectID="_1834072167" r:id="rId9"/>
+                <o:OLEObject Type="Embed" ProgID="Equation.3" ShapeID="_x0000_i1025" DrawAspect="Content" ObjectID="_1835417267" r:id="rId10"/>
               </w:object>
             </w:r>
           </w:p>
@@ -1914,10 +1982,10 @@
           </w:p>
           <w:p>
             <w:pPr>
-              <w:pStyle w:val="HTML"/>
+              <w:pStyle w:val="HTMLPreformatted"/>
               <w:ind w:firstLineChars="250" w:firstLine="500"/>
               <w:rPr>
-                <w:rStyle w:val="HTML1"/>
+                <w:rStyle w:val="HTMLCode"/>
                 <w:rFonts w:ascii="Menlo" w:hAnsi="Menlo" w:cs="Menlo"/>
                 <w:sz w:val="20"/>
                 <w:szCs w:val="20"/>
@@ -1926,7 +1994,7 @@
             </w:pPr>
             <w:r>
               <w:rPr>
-                <w:rStyle w:val="HTML1"/>
+                <w:rStyle w:val="HTMLCode"/>
                 <w:rFonts w:ascii="Menlo" w:hAnsi="Menlo" w:cs="Menlo"/>
                 <w:sz w:val="20"/>
                 <w:szCs w:val="20"/>
@@ -1937,10 +2005,10 @@
           </w:p>
           <w:p>
             <w:pPr>
-              <w:pStyle w:val="HTML"/>
+              <w:pStyle w:val="HTMLPreformatted"/>
               <w:ind w:firstLineChars="200" w:firstLine="400"/>
               <w:rPr>
-                <w:rStyle w:val="HTML1"/>
+                <w:rStyle w:val="HTMLCode"/>
                 <w:rFonts w:ascii="Menlo" w:hAnsi="Menlo" w:cs="Menlo"/>
                 <w:sz w:val="20"/>
                 <w:szCs w:val="20"/>
@@ -1949,7 +2017,7 @@
             </w:pPr>
             <w:r>
               <w:rPr>
-                <w:rStyle w:val="HTML1"/>
+                <w:rStyle w:val="HTMLCode"/>
                 <w:rFonts w:ascii="Menlo" w:hAnsi="Menlo" w:cs="Menlo"/>
                 <w:sz w:val="20"/>
                 <w:szCs w:val="20"/>
@@ -1960,10 +2028,10 @@
           </w:p>
           <w:p>
             <w:pPr>
-              <w:pStyle w:val="HTML"/>
+              <w:pStyle w:val="HTMLPreformatted"/>
               <w:ind w:firstLineChars="150" w:firstLine="300"/>
               <w:rPr>
-                <w:rStyle w:val="HTML1"/>
+                <w:rStyle w:val="HTMLCode"/>
                 <w:rFonts w:ascii="Menlo" w:hAnsi="Menlo" w:cs="Menlo"/>
                 <w:sz w:val="20"/>
                 <w:szCs w:val="20"/>
@@ -1972,7 +2040,7 @@
             </w:pPr>
             <w:r>
               <w:rPr>
-                <w:rStyle w:val="HTML1"/>
+                <w:rStyle w:val="HTMLCode"/>
                 <w:rFonts w:ascii="Menlo" w:hAnsi="Menlo" w:cs="Menlo"/>
                 <w:sz w:val="20"/>
                 <w:szCs w:val="20"/>
@@ -1983,10 +2051,10 @@
           </w:p>
           <w:p>
             <w:pPr>
-              <w:pStyle w:val="HTML"/>
+              <w:pStyle w:val="HTMLPreformatted"/>
               <w:ind w:firstLineChars="100" w:firstLine="200"/>
               <w:rPr>
-                <w:rStyle w:val="HTML1"/>
+                <w:rStyle w:val="HTMLCode"/>
                 <w:rFonts w:ascii="Menlo" w:hAnsi="Menlo" w:cs="Menlo"/>
                 <w:sz w:val="20"/>
                 <w:szCs w:val="20"/>
@@ -1995,7 +2063,7 @@
             </w:pPr>
             <w:r>
               <w:rPr>
-                <w:rStyle w:val="HTML1"/>
+                <w:rStyle w:val="HTMLCode"/>
                 <w:rFonts w:ascii="Menlo" w:hAnsi="Menlo" w:cs="Menlo"/>
                 <w:sz w:val="20"/>
                 <w:szCs w:val="20"/>
@@ -2005,7 +2073,7 @@
             </w:r>
             <w:r>
               <w:rPr>
-                <w:rStyle w:val="HTML1"/>
+                <w:rStyle w:val="HTMLCode"/>
                 <w:rFonts w:ascii="Menlo" w:hAnsi="Menlo" w:cs="Menlo"/>
                 <w:sz w:val="20"/>
                 <w:szCs w:val="20"/>
@@ -2016,7 +2084,7 @@
           </w:p>
           <w:p>
             <w:pPr>
-              <w:pStyle w:val="HTML"/>
+              <w:pStyle w:val="HTMLPreformatted"/>
               <w:ind w:firstLineChars="50" w:firstLine="100"/>
               <w:rPr>
                 <w:rFonts w:ascii="Menlo" w:hAnsi="Menlo" w:cs="Menlo"/>
@@ -2026,7 +2094,7 @@
             </w:pPr>
             <w:r>
               <w:rPr>
-                <w:rStyle w:val="HTML1"/>
+                <w:rStyle w:val="HTMLCode"/>
                 <w:rFonts w:ascii="Menlo" w:hAnsi="Menlo" w:cs="Menlo"/>
                 <w:sz w:val="20"/>
                 <w:szCs w:val="20"/>
@@ -2036,7 +2104,7 @@
             </w:r>
             <w:r>
               <w:rPr>
-                <w:rStyle w:val="HTML1"/>
+                <w:rStyle w:val="HTMLCode"/>
                 <w:rFonts w:ascii="Menlo" w:hAnsi="Menlo" w:cs="Menlo"/>
                 <w:sz w:val="20"/>
                 <w:szCs w:val="20"/>
@@ -2433,7 +2501,7 @@
                 <w:p>
                   <w:pPr>
                     <w:rPr>
-                      <w:rFonts w:ascii="宋体" w:hAnsi="宋体"/>
+                      <w:rFonts w:ascii="SimSun" w:hAnsi="SimSun"/>
                       <w:b/>
                       <w:bCs/>
                       <w:color w:val="000000"/>
@@ -2442,14 +2510,13 @@
                   </w:pPr>
                   <w:r>
                     <w:rPr>
-                      <w:rFonts w:ascii="宋体" w:hAnsi="宋体" w:hint="eastAsia"/>
+                      <w:rFonts w:ascii="SimSun" w:hAnsi="SimSun" w:hint="eastAsia"/>
                       <w:b/>
                       <w:bCs/>
                       <w:color w:val="000000"/>
                       <w:sz w:val="28"/>
                       <w:szCs w:val="51"/>
                     </w:rPr>
-                    <w:lastRenderedPageBreak/>
                     <w:t>指导教师评语</w:t>
                   </w:r>
                 </w:p>
@@ -5101,7 +5168,7 @@
       </w:pPr>
     </w:p>
     <w:sectPr>
-      <w:footerReference w:type="default" r:id="rId10"/>
+      <w:footerReference w:type="default" r:id="rId11"/>
       <w:type w:val="continuous"/>
       <w:pgSz w:w="11906" w:h="16838"/>
       <w:pgMar w:top="1440" w:right="1134" w:bottom="1440" w:left="1418" w:header="851" w:footer="992" w:gutter="0"/>
@@ -5114,7 +5181,7 @@
 </file>
 
 <file path=word/endnotes.xml><?xml version="1.0" encoding="utf-8"?>
-<w:endnotes xmlns:wpc="http://schemas.microsoft.com/office/word/2010/wordprocessingCanvas" xmlns:cx="http://schemas.microsoft.com/office/drawing/2014/chartex" xmlns:cx1="http://schemas.microsoft.com/office/drawing/2015/9/8/chartex" xmlns:cx2="http://schemas.microsoft.com/office/drawing/2015/10/21/chartex" xmlns:cx3="http://schemas.microsoft.com/office/drawing/2016/5/9/chartex" xmlns:cx4="http://schemas.microsoft.com/office/drawing/2016/5/10/chartex" xmlns:cx5="http://schemas.microsoft.com/office/drawing/2016/5/11/chartex" xmlns:cx6="http://schemas.microsoft.com/office/drawing/2016/5/12/chartex" xmlns:cx7="http://schemas.microsoft.com/office/drawing/2016/5/13/chartex" xmlns:cx8="http://schemas.microsoft.com/office/drawing/2016/5/14/chartex" xmlns:mc="http://schemas.openxmlformats.org/markup-compatibility/2006" xmlns:aink="http://schemas.microsoft.com/office/drawing/2016/ink" xmlns:am3d="http://schemas.microsoft.com/office/drawing/2017/model3d" xmlns:o="urn:schemas-microsoft-com:office:office" xmlns:r="http://schemas.openxmlformats.org/officeDocument/2006/relationships" xmlns:m="http://schemas.openxmlformats.org/officeDocument/2006/math" xmlns:v="urn:schemas-microsoft-com:vml" xmlns:wp14="http://schemas.microsoft.com/office/word/2010/wordprocessingDrawing" xmlns:wp="http://schemas.openxmlformats.org/drawingml/2006/wordprocessingDrawing" xmlns:w10="urn:schemas-microsoft-com:office:word" xmlns:w="http://schemas.openxmlformats.org/wordprocessingml/2006/main" xmlns:w14="http://schemas.microsoft.com/office/word/2010/wordml" xmlns:w15="http://schemas.microsoft.com/office/word/2012/wordml" xmlns:w16cex="http://schemas.microsoft.com/office/word/2018/wordml/cex" xmlns:w16cid="http://schemas.microsoft.com/office/word/2016/wordml/cid" xmlns:w16="http://schemas.microsoft.com/office/word/2018/wordml" xmlns:w16se="http://schemas.microsoft.com/office/word/2015/wordml/symex" xmlns:wpg="http://schemas.microsoft.com/office/word/2010/wordprocessingGroup" xmlns:wpi="http://schemas.microsoft.com/office/word/2010/wordprocessingInk" xmlns:wne="http://schemas.microsoft.com/office/word/2006/wordml" xmlns:wps="http://schemas.microsoft.com/office/word/2010/wordprocessingShape" mc:Ignorable="w14 w15 w16se w16cid w16 w16cex wp14">
+<w:endnotes xmlns:wpc="http://schemas.microsoft.com/office/word/2010/wordprocessingCanvas" xmlns:mc="http://schemas.openxmlformats.org/markup-compatibility/2006" xmlns:o="urn:schemas-microsoft-com:office:office" xmlns:r="http://schemas.openxmlformats.org/officeDocument/2006/relationships" xmlns:m="http://schemas.openxmlformats.org/officeDocument/2006/math" xmlns:v="urn:schemas-microsoft-com:vml" xmlns:wp14="http://schemas.microsoft.com/office/word/2010/wordprocessingDrawing" xmlns:wp="http://schemas.openxmlformats.org/drawingml/2006/wordprocessingDrawing" xmlns:w10="urn:schemas-microsoft-com:office:word" xmlns:w="http://schemas.openxmlformats.org/wordprocessingml/2006/main" xmlns:w14="http://schemas.microsoft.com/office/word/2010/wordml" xmlns:wpg="http://schemas.microsoft.com/office/word/2010/wordprocessingGroup" xmlns:wpi="http://schemas.microsoft.com/office/word/2010/wordprocessingInk" xmlns:wne="http://schemas.microsoft.com/office/word/2006/wordml" xmlns:wps="http://schemas.microsoft.com/office/word/2010/wordprocessingShape" mc:Ignorable="w14 wp14">
   <w:endnote w:type="separator" w:id="-1">
     <w:p>
       <w:r>
@@ -5133,10 +5200,10 @@
 </file>
 
 <file path=word/footer1.xml><?xml version="1.0" encoding="utf-8"?>
-<w:ftr xmlns:wpc="http://schemas.microsoft.com/office/word/2010/wordprocessingCanvas" xmlns:cx="http://schemas.microsoft.com/office/drawing/2014/chartex" xmlns:cx1="http://schemas.microsoft.com/office/drawing/2015/9/8/chartex" xmlns:cx2="http://schemas.microsoft.com/office/drawing/2015/10/21/chartex" xmlns:cx3="http://schemas.microsoft.com/office/drawing/2016/5/9/chartex" xmlns:cx4="http://schemas.microsoft.com/office/drawing/2016/5/10/chartex" xmlns:cx5="http://schemas.microsoft.com/office/drawing/2016/5/11/chartex" xmlns:cx6="http://schemas.microsoft.com/office/drawing/2016/5/12/chartex" xmlns:cx7="http://schemas.microsoft.com/office/drawing/2016/5/13/chartex" xmlns:cx8="http://schemas.microsoft.com/office/drawing/2016/5/14/chartex" xmlns:mc="http://schemas.openxmlformats.org/markup-compatibility/2006" xmlns:aink="http://schemas.microsoft.com/office/drawing/2016/ink" xmlns:am3d="http://schemas.microsoft.com/office/drawing/2017/model3d" xmlns:o="urn:schemas-microsoft-com:office:office" xmlns:r="http://schemas.openxmlformats.org/officeDocument/2006/relationships" xmlns:m="http://schemas.openxmlformats.org/officeDocument/2006/math" xmlns:v="urn:schemas-microsoft-com:vml" xmlns:wp14="http://schemas.microsoft.com/office/word/2010/wordprocessingDrawing" xmlns:wp="http://schemas.openxmlformats.org/drawingml/2006/wordprocessingDrawing" xmlns:w10="urn:schemas-microsoft-com:office:word" xmlns:w="http://schemas.openxmlformats.org/wordprocessingml/2006/main" xmlns:w14="http://schemas.microsoft.com/office/word/2010/wordml" xmlns:w15="http://schemas.microsoft.com/office/word/2012/wordml" xmlns:w16cex="http://schemas.microsoft.com/office/word/2018/wordml/cex" xmlns:w16cid="http://schemas.microsoft.com/office/word/2016/wordml/cid" xmlns:w16="http://schemas.microsoft.com/office/word/2018/wordml" xmlns:w16se="http://schemas.microsoft.com/office/word/2015/wordml/symex" xmlns:wpg="http://schemas.microsoft.com/office/word/2010/wordprocessingGroup" xmlns:wpi="http://schemas.microsoft.com/office/word/2010/wordprocessingInk" xmlns:wne="http://schemas.microsoft.com/office/word/2006/wordml" xmlns:wps="http://schemas.microsoft.com/office/word/2010/wordprocessingShape" mc:Ignorable="w14 w15 w16se w16cid w16 w16cex wp14">
+<w:ftr xmlns:wpc="http://schemas.microsoft.com/office/word/2010/wordprocessingCanvas" xmlns:mc="http://schemas.openxmlformats.org/markup-compatibility/2006" xmlns:o="urn:schemas-microsoft-com:office:office" xmlns:r="http://schemas.openxmlformats.org/officeDocument/2006/relationships" xmlns:m="http://schemas.openxmlformats.org/officeDocument/2006/math" xmlns:v="urn:schemas-microsoft-com:vml" xmlns:wp14="http://schemas.microsoft.com/office/word/2010/wordprocessingDrawing" xmlns:wp="http://schemas.openxmlformats.org/drawingml/2006/wordprocessingDrawing" xmlns:w10="urn:schemas-microsoft-com:office:word" xmlns:w="http://schemas.openxmlformats.org/wordprocessingml/2006/main" xmlns:w14="http://schemas.microsoft.com/office/word/2010/wordml" xmlns:wpg="http://schemas.microsoft.com/office/word/2010/wordprocessingGroup" xmlns:wpi="http://schemas.microsoft.com/office/word/2010/wordprocessingInk" xmlns:wne="http://schemas.microsoft.com/office/word/2006/wordml" xmlns:wps="http://schemas.microsoft.com/office/word/2010/wordprocessingShape" mc:Ignorable="w14 wp14">
   <w:p>
     <w:pPr>
-      <w:pStyle w:val="a6"/>
+      <w:pStyle w:val="Footer"/>
       <w:jc w:val="center"/>
     </w:pPr>
     <w:r>
@@ -5144,7 +5211,7 @@
     </w:r>
     <w:r>
       <w:rPr>
-        <w:rStyle w:val="ab"/>
+        <w:rStyle w:val="PageNumber"/>
       </w:rPr>
       <w:instrText xml:space="preserve"> PAGE </w:instrText>
     </w:r>
@@ -5153,9 +5220,10 @@
     </w:r>
     <w:r>
       <w:rPr>
-        <w:rStyle w:val="ab"/>
+        <w:rStyle w:val="PageNumber"/>
+        <w:noProof/>
       </w:rPr>
-      <w:t>5</w:t>
+      <w:t>2</w:t>
     </w:r>
     <w:r>
       <w:fldChar w:fldCharType="end"/>
@@ -5165,7 +5233,7 @@
 </file>
 
 <file path=word/footnotes.xml><?xml version="1.0" encoding="utf-8"?>
-<w:footnotes xmlns:wpc="http://schemas.microsoft.com/office/word/2010/wordprocessingCanvas" xmlns:cx="http://schemas.microsoft.com/office/drawing/2014/chartex" xmlns:cx1="http://schemas.microsoft.com/office/drawing/2015/9/8/chartex" xmlns:cx2="http://schemas.microsoft.com/office/drawing/2015/10/21/chartex" xmlns:cx3="http://schemas.microsoft.com/office/drawing/2016/5/9/chartex" xmlns:cx4="http://schemas.microsoft.com/office/drawing/2016/5/10/chartex" xmlns:cx5="http://schemas.microsoft.com/office/drawing/2016/5/11/chartex" xmlns:cx6="http://schemas.microsoft.com/office/drawing/2016/5/12/chartex" xmlns:cx7="http://schemas.microsoft.com/office/drawing/2016/5/13/chartex" xmlns:cx8="http://schemas.microsoft.com/office/drawing/2016/5/14/chartex" xmlns:mc="http://schemas.openxmlformats.org/markup-compatibility/2006" xmlns:aink="http://schemas.microsoft.com/office/drawing/2016/ink" xmlns:am3d="http://schemas.microsoft.com/office/drawing/2017/model3d" xmlns:o="urn:schemas-microsoft-com:office:office" xmlns:r="http://schemas.openxmlformats.org/officeDocument/2006/relationships" xmlns:m="http://schemas.openxmlformats.org/officeDocument/2006/math" xmlns:v="urn:schemas-microsoft-com:vml" xmlns:wp14="http://schemas.microsoft.com/office/word/2010/wordprocessingDrawing" xmlns:wp="http://schemas.openxmlformats.org/drawingml/2006/wordprocessingDrawing" xmlns:w10="urn:schemas-microsoft-com:office:word" xmlns:w="http://schemas.openxmlformats.org/wordprocessingml/2006/main" xmlns:w14="http://schemas.microsoft.com/office/word/2010/wordml" xmlns:w15="http://schemas.microsoft.com/office/word/2012/wordml" xmlns:w16cex="http://schemas.microsoft.com/office/word/2018/wordml/cex" xmlns:w16cid="http://schemas.microsoft.com/office/word/2016/wordml/cid" xmlns:w16="http://schemas.microsoft.com/office/word/2018/wordml" xmlns:w16se="http://schemas.microsoft.com/office/word/2015/wordml/symex" xmlns:wpg="http://schemas.microsoft.com/office/word/2010/wordprocessingGroup" xmlns:wpi="http://schemas.microsoft.com/office/word/2010/wordprocessingInk" xmlns:wne="http://schemas.microsoft.com/office/word/2006/wordml" xmlns:wps="http://schemas.microsoft.com/office/word/2010/wordprocessingShape" mc:Ignorable="w14 w15 w16se w16cid w16 w16cex wp14">
+<w:footnotes xmlns:wpc="http://schemas.microsoft.com/office/word/2010/wordprocessingCanvas" xmlns:mc="http://schemas.openxmlformats.org/markup-compatibility/2006" xmlns:o="urn:schemas-microsoft-com:office:office" xmlns:r="http://schemas.openxmlformats.org/officeDocument/2006/relationships" xmlns:m="http://schemas.openxmlformats.org/officeDocument/2006/math" xmlns:v="urn:schemas-microsoft-com:vml" xmlns:wp14="http://schemas.microsoft.com/office/word/2010/wordprocessingDrawing" xmlns:wp="http://schemas.openxmlformats.org/drawingml/2006/wordprocessingDrawing" xmlns:w10="urn:schemas-microsoft-com:office:word" xmlns:w="http://schemas.openxmlformats.org/wordprocessingml/2006/main" xmlns:w14="http://schemas.microsoft.com/office/word/2010/wordml" xmlns:wpg="http://schemas.microsoft.com/office/word/2010/wordprocessingGroup" xmlns:wpi="http://schemas.microsoft.com/office/word/2010/wordprocessingInk" xmlns:wne="http://schemas.microsoft.com/office/word/2006/wordml" xmlns:wps="http://schemas.microsoft.com/office/word/2010/wordprocessingShape" mc:Ignorable="w14 wp14">
   <w:footnote w:type="separator" w:id="-1">
     <w:p>
       <w:r>
@@ -5184,8 +5252,8 @@
 </file>
 
 <file path=word/numbering.xml><?xml version="1.0" encoding="utf-8"?>
-<w:numbering xmlns:wpc="http://schemas.microsoft.com/office/word/2010/wordprocessingCanvas" xmlns:cx="http://schemas.microsoft.com/office/drawing/2014/chartex" xmlns:cx1="http://schemas.microsoft.com/office/drawing/2015/9/8/chartex" xmlns:cx2="http://schemas.microsoft.com/office/drawing/2015/10/21/chartex" xmlns:cx3="http://schemas.microsoft.com/office/drawing/2016/5/9/chartex" xmlns:cx4="http://schemas.microsoft.com/office/drawing/2016/5/10/chartex" xmlns:cx5="http://schemas.microsoft.com/office/drawing/2016/5/11/chartex" xmlns:cx6="http://schemas.microsoft.com/office/drawing/2016/5/12/chartex" xmlns:cx7="http://schemas.microsoft.com/office/drawing/2016/5/13/chartex" xmlns:cx8="http://schemas.microsoft.com/office/drawing/2016/5/14/chartex" xmlns:mc="http://schemas.openxmlformats.org/markup-compatibility/2006" xmlns:aink="http://schemas.microsoft.com/office/drawing/2016/ink" xmlns:am3d="http://schemas.microsoft.com/office/drawing/2017/model3d" xmlns:o="urn:schemas-microsoft-com:office:office" xmlns:r="http://schemas.openxmlformats.org/officeDocument/2006/relationships" xmlns:m="http://schemas.openxmlformats.org/officeDocument/2006/math" xmlns:v="urn:schemas-microsoft-com:vml" xmlns:wp14="http://schemas.microsoft.com/office/word/2010/wordprocessingDrawing" xmlns:wp="http://schemas.openxmlformats.org/drawingml/2006/wordprocessingDrawing" xmlns:w10="urn:schemas-microsoft-com:office:word" xmlns:w="http://schemas.openxmlformats.org/wordprocessingml/2006/main" xmlns:w14="http://schemas.microsoft.com/office/word/2010/wordml" xmlns:w15="http://schemas.microsoft.com/office/word/2012/wordml" xmlns:w16cex="http://schemas.microsoft.com/office/word/2018/wordml/cex" xmlns:w16cid="http://schemas.microsoft.com/office/word/2016/wordml/cid" xmlns:w16="http://schemas.microsoft.com/office/word/2018/wordml" xmlns:w16se="http://schemas.microsoft.com/office/word/2015/wordml/symex" xmlns:wpg="http://schemas.microsoft.com/office/word/2010/wordprocessingGroup" xmlns:wpi="http://schemas.microsoft.com/office/word/2010/wordprocessingInk" xmlns:wne="http://schemas.microsoft.com/office/word/2006/wordml" xmlns:wps="http://schemas.microsoft.com/office/word/2010/wordprocessingShape" mc:Ignorable="w14 w15 w16se w16cid w16 w16cex wp14">
-  <w:abstractNum w:abstractNumId="0" w15:restartNumberingAfterBreak="0">
+<w:numbering xmlns:wpc="http://schemas.microsoft.com/office/word/2010/wordprocessingCanvas" xmlns:mc="http://schemas.openxmlformats.org/markup-compatibility/2006" xmlns:o="urn:schemas-microsoft-com:office:office" xmlns:r="http://schemas.openxmlformats.org/officeDocument/2006/relationships" xmlns:m="http://schemas.openxmlformats.org/officeDocument/2006/math" xmlns:v="urn:schemas-microsoft-com:vml" xmlns:wp14="http://schemas.microsoft.com/office/word/2010/wordprocessingDrawing" xmlns:wp="http://schemas.openxmlformats.org/drawingml/2006/wordprocessingDrawing" xmlns:w10="urn:schemas-microsoft-com:office:word" xmlns:w="http://schemas.openxmlformats.org/wordprocessingml/2006/main" xmlns:w14="http://schemas.microsoft.com/office/word/2010/wordml" xmlns:wpg="http://schemas.microsoft.com/office/word/2010/wordprocessingGroup" xmlns:wpi="http://schemas.microsoft.com/office/word/2010/wordprocessingInk" xmlns:wne="http://schemas.microsoft.com/office/word/2006/wordml" xmlns:wps="http://schemas.microsoft.com/office/word/2010/wordprocessingShape" mc:Ignorable="w14 wp14">
+  <w:abstractNum w:abstractNumId="0">
     <w:nsid w:val="FE1692FF"/>
     <w:multiLevelType w:val="singleLevel"/>
     <w:tmpl w:val="FE1692FF"/>
@@ -5200,7 +5268,7 @@
       </w:rPr>
     </w:lvl>
   </w:abstractNum>
-  <w:abstractNum w:abstractNumId="1" w15:restartNumberingAfterBreak="0">
+  <w:abstractNum w:abstractNumId="1">
     <w:nsid w:val="19660677"/>
     <w:multiLevelType w:val="hybridMultilevel"/>
     <w:tmpl w:val="7428B3F2"/>
@@ -5289,7 +5357,7 @@
       </w:pPr>
     </w:lvl>
   </w:abstractNum>
-  <w:abstractNum w:abstractNumId="2" w15:restartNumberingAfterBreak="0">
+  <w:abstractNum w:abstractNumId="2">
     <w:nsid w:val="19DE7D13"/>
     <w:multiLevelType w:val="multilevel"/>
     <w:tmpl w:val="19DE7D13"/>
@@ -5378,7 +5446,7 @@
       </w:pPr>
     </w:lvl>
   </w:abstractNum>
-  <w:abstractNum w:abstractNumId="3" w15:restartNumberingAfterBreak="0">
+  <w:abstractNum w:abstractNumId="3">
     <w:nsid w:val="29531680"/>
     <w:multiLevelType w:val="multilevel"/>
     <w:tmpl w:val="DFEE6AB0"/>
@@ -5491,7 +5559,7 @@
       </w:pPr>
     </w:lvl>
   </w:abstractNum>
-  <w:abstractNum w:abstractNumId="4" w15:restartNumberingAfterBreak="0">
+  <w:abstractNum w:abstractNumId="4">
     <w:nsid w:val="31375135"/>
     <w:multiLevelType w:val="multilevel"/>
     <w:tmpl w:val="13CE0CD6"/>
@@ -5507,7 +5575,7 @@
         <w:ind w:left="720" w:hanging="720"/>
       </w:pPr>
       <w:rPr>
-        <w:rFonts w:ascii="Times New Roman" w:eastAsia="宋体" w:hAnsi="Times New Roman" w:cs="Times New Roman"/>
+        <w:rFonts w:ascii="Times New Roman" w:eastAsia="SimSun" w:hAnsi="Times New Roman" w:cs="Times New Roman"/>
       </w:rPr>
     </w:lvl>
     <w:lvl w:ilvl="1">
@@ -5607,7 +5675,7 @@
       </w:pPr>
     </w:lvl>
   </w:abstractNum>
-  <w:abstractNum w:abstractNumId="5" w15:restartNumberingAfterBreak="0">
+  <w:abstractNum w:abstractNumId="5">
     <w:nsid w:val="3FC93D47"/>
     <w:multiLevelType w:val="hybridMultilevel"/>
     <w:tmpl w:val="25FA2F6A"/>
@@ -5696,7 +5764,7 @@
       </w:pPr>
     </w:lvl>
   </w:abstractNum>
-  <w:abstractNum w:abstractNumId="6" w15:restartNumberingAfterBreak="0">
+  <w:abstractNum w:abstractNumId="6">
     <w:nsid w:val="457B488F"/>
     <w:multiLevelType w:val="multilevel"/>
     <w:tmpl w:val="9908657A"/>
@@ -5809,7 +5877,7 @@
       </w:pPr>
     </w:lvl>
   </w:abstractNum>
-  <w:abstractNum w:abstractNumId="7" w15:restartNumberingAfterBreak="0">
+  <w:abstractNum w:abstractNumId="7">
     <w:nsid w:val="793078CC"/>
     <w:multiLevelType w:val="hybridMultilevel"/>
     <w:tmpl w:val="0F9C236A"/>
@@ -5926,17 +5994,17 @@
 </file>
 
 <file path=word/styles.xml><?xml version="1.0" encoding="utf-8"?>
-<w:styles xmlns:mc="http://schemas.openxmlformats.org/markup-compatibility/2006" xmlns:r="http://schemas.openxmlformats.org/officeDocument/2006/relationships" xmlns:w="http://schemas.openxmlformats.org/wordprocessingml/2006/main" xmlns:w14="http://schemas.microsoft.com/office/word/2010/wordml" xmlns:w15="http://schemas.microsoft.com/office/word/2012/wordml" xmlns:w16cex="http://schemas.microsoft.com/office/word/2018/wordml/cex" xmlns:w16cid="http://schemas.microsoft.com/office/word/2016/wordml/cid" xmlns:w16="http://schemas.microsoft.com/office/word/2018/wordml" xmlns:w16se="http://schemas.microsoft.com/office/word/2015/wordml/symex" mc:Ignorable="w14 w15 w16se w16cid w16 w16cex">
+<w:styles xmlns:mc="http://schemas.openxmlformats.org/markup-compatibility/2006" xmlns:r="http://schemas.openxmlformats.org/officeDocument/2006/relationships" xmlns:w="http://schemas.openxmlformats.org/wordprocessingml/2006/main" xmlns:w14="http://schemas.microsoft.com/office/word/2010/wordml" mc:Ignorable="w14">
   <w:docDefaults>
     <w:rPrDefault>
       <w:rPr>
-        <w:rFonts w:ascii="Times New Roman" w:eastAsia="宋体" w:hAnsi="Times New Roman" w:cs="Times New Roman"/>
+        <w:rFonts w:ascii="Times New Roman" w:eastAsia="SimSun" w:hAnsi="Times New Roman" w:cs="Times New Roman"/>
         <w:lang w:val="en-US" w:eastAsia="zh-CN" w:bidi="ar-SA"/>
       </w:rPr>
     </w:rPrDefault>
     <w:pPrDefault/>
   </w:docDefaults>
-  <w:latentStyles w:defLockedState="0" w:defUIPriority="0" w:defSemiHidden="0" w:defUnhideWhenUsed="0" w:defQFormat="0" w:count="376">
+  <w:latentStyles w:defLockedState="0" w:defUIPriority="0" w:defSemiHidden="0" w:defUnhideWhenUsed="0" w:defQFormat="0" w:count="267">
     <w:lsdException w:name="heading 3" w:semiHidden="1" w:unhideWhenUsed="1"/>
     <w:lsdException w:name="heading 4" w:unhideWhenUsed="1"/>
     <w:lsdException w:name="heading 5" w:semiHidden="1" w:unhideWhenUsed="1"/>
@@ -6002,114 +6070,11 @@
     <w:lsdException w:name="Balloon Text" w:semiHidden="1"/>
     <w:lsdException w:name="Table Theme" w:semiHidden="1" w:unhideWhenUsed="1"/>
     <w:lsdException w:name="Placeholder Text" w:semiHidden="1"/>
-    <w:lsdException w:name="Light Shading"/>
-    <w:lsdException w:name="Light List"/>
-    <w:lsdException w:name="Light Grid"/>
-    <w:lsdException w:name="Medium Shading 1"/>
-    <w:lsdException w:name="Medium Shading 2"/>
-    <w:lsdException w:name="Medium List 1"/>
-    <w:lsdException w:name="Medium List 2"/>
-    <w:lsdException w:name="Medium Grid 1"/>
-    <w:lsdException w:name="Medium Grid 2"/>
-    <w:lsdException w:name="Medium Grid 3"/>
-    <w:lsdException w:name="Dark List"/>
-    <w:lsdException w:name="Colorful Shading"/>
-    <w:lsdException w:name="Colorful List"/>
-    <w:lsdException w:name="Colorful Grid"/>
-    <w:lsdException w:name="Light Shading Accent 1"/>
-    <w:lsdException w:name="Light List Accent 1"/>
-    <w:lsdException w:name="Light Grid Accent 1"/>
-    <w:lsdException w:name="Medium Shading 1 Accent 1"/>
-    <w:lsdException w:name="Medium Shading 2 Accent 1"/>
-    <w:lsdException w:name="Medium List 1 Accent 1"/>
     <w:lsdException w:name="Revision" w:semiHidden="1"/>
-    <w:lsdException w:name="Medium List 2 Accent 1"/>
-    <w:lsdException w:name="Medium Grid 1 Accent 1"/>
-    <w:lsdException w:name="Medium Grid 2 Accent 1"/>
-    <w:lsdException w:name="Medium Grid 3 Accent 1"/>
-    <w:lsdException w:name="Dark List Accent 1"/>
-    <w:lsdException w:name="Colorful Shading Accent 1"/>
-    <w:lsdException w:name="Colorful List Accent 1"/>
-    <w:lsdException w:name="Colorful Grid Accent 1"/>
-    <w:lsdException w:name="Light Shading Accent 2"/>
-    <w:lsdException w:name="Light List Accent 2"/>
-    <w:lsdException w:name="Light Grid Accent 2"/>
-    <w:lsdException w:name="Medium Shading 1 Accent 2"/>
-    <w:lsdException w:name="Medium Shading 2 Accent 2"/>
-    <w:lsdException w:name="Medium List 1 Accent 2"/>
-    <w:lsdException w:name="Medium List 2 Accent 2"/>
-    <w:lsdException w:name="Medium Grid 1 Accent 2"/>
-    <w:lsdException w:name="Medium Grid 2 Accent 2"/>
-    <w:lsdException w:name="Medium Grid 3 Accent 2"/>
-    <w:lsdException w:name="Dark List Accent 2"/>
-    <w:lsdException w:name="Colorful Shading Accent 2"/>
-    <w:lsdException w:name="Colorful List Accent 2"/>
-    <w:lsdException w:name="Colorful Grid Accent 2"/>
-    <w:lsdException w:name="Light Shading Accent 3"/>
-    <w:lsdException w:name="Light List Accent 3"/>
-    <w:lsdException w:name="Light Grid Accent 3"/>
-    <w:lsdException w:name="Medium Shading 1 Accent 3"/>
-    <w:lsdException w:name="Medium Shading 2 Accent 3"/>
-    <w:lsdException w:name="Medium List 1 Accent 3"/>
-    <w:lsdException w:name="Medium List 2 Accent 3"/>
-    <w:lsdException w:name="Medium Grid 1 Accent 3"/>
-    <w:lsdException w:name="Medium Grid 2 Accent 3"/>
-    <w:lsdException w:name="Medium Grid 3 Accent 3"/>
-    <w:lsdException w:name="Dark List Accent 3"/>
-    <w:lsdException w:name="Colorful Shading Accent 3"/>
-    <w:lsdException w:name="Colorful List Accent 3"/>
-    <w:lsdException w:name="Colorful Grid Accent 3"/>
-    <w:lsdException w:name="Light Shading Accent 4"/>
-    <w:lsdException w:name="Light List Accent 4"/>
-    <w:lsdException w:name="Light Grid Accent 4"/>
-    <w:lsdException w:name="Medium Shading 1 Accent 4"/>
-    <w:lsdException w:name="Medium Shading 2 Accent 4"/>
-    <w:lsdException w:name="Medium List 1 Accent 4"/>
-    <w:lsdException w:name="Medium List 2 Accent 4"/>
-    <w:lsdException w:name="Medium Grid 1 Accent 4"/>
-    <w:lsdException w:name="Medium Grid 2 Accent 4"/>
-    <w:lsdException w:name="Medium Grid 3 Accent 4"/>
-    <w:lsdException w:name="Dark List Accent 4"/>
-    <w:lsdException w:name="Colorful Shading Accent 4"/>
-    <w:lsdException w:name="Colorful List Accent 4"/>
-    <w:lsdException w:name="Colorful Grid Accent 4"/>
-    <w:lsdException w:name="Light Shading Accent 5"/>
-    <w:lsdException w:name="Light List Accent 5"/>
-    <w:lsdException w:name="Light Grid Accent 5"/>
-    <w:lsdException w:name="Medium Shading 1 Accent 5"/>
-    <w:lsdException w:name="Medium Shading 2 Accent 5"/>
-    <w:lsdException w:name="Medium List 1 Accent 5"/>
-    <w:lsdException w:name="Medium List 2 Accent 5"/>
-    <w:lsdException w:name="Medium Grid 1 Accent 5"/>
-    <w:lsdException w:name="Medium Grid 2 Accent 5"/>
-    <w:lsdException w:name="Medium Grid 3 Accent 5"/>
-    <w:lsdException w:name="Dark List Accent 5"/>
-    <w:lsdException w:name="Colorful Shading Accent 5"/>
-    <w:lsdException w:name="Colorful List Accent 5"/>
-    <w:lsdException w:name="Colorful Grid Accent 5"/>
-    <w:lsdException w:name="Light Shading Accent 6"/>
-    <w:lsdException w:name="Light List Accent 6"/>
-    <w:lsdException w:name="Light Grid Accent 6"/>
-    <w:lsdException w:name="Medium Shading 1 Accent 6"/>
-    <w:lsdException w:name="Medium Shading 2 Accent 6"/>
-    <w:lsdException w:name="Medium List 1 Accent 6"/>
-    <w:lsdException w:name="Medium List 2 Accent 6"/>
-    <w:lsdException w:name="Medium Grid 1 Accent 6"/>
-    <w:lsdException w:name="Medium Grid 2 Accent 6"/>
-    <w:lsdException w:name="Medium Grid 3 Accent 6"/>
-    <w:lsdException w:name="Dark List Accent 6"/>
-    <w:lsdException w:name="Colorful Shading Accent 6"/>
-    <w:lsdException w:name="Colorful List Accent 6"/>
-    <w:lsdException w:name="Colorful Grid Accent 6"/>
     <w:lsdException w:name="Bibliography" w:semiHidden="1" w:unhideWhenUsed="1"/>
     <w:lsdException w:name="TOC Heading" w:semiHidden="1" w:unhideWhenUsed="1"/>
-    <w:lsdException w:name="Mention" w:semiHidden="1" w:unhideWhenUsed="1"/>
-    <w:lsdException w:name="Smart Hyperlink" w:semiHidden="1" w:unhideWhenUsed="1"/>
-    <w:lsdException w:name="Hashtag" w:semiHidden="1" w:unhideWhenUsed="1"/>
-    <w:lsdException w:name="Unresolved Mention" w:semiHidden="1" w:unhideWhenUsed="1"/>
-    <w:lsdException w:name="Smart Link" w:semiHidden="1" w:unhideWhenUsed="1"/>
   </w:latentStyles>
-  <w:style w:type="paragraph" w:default="1" w:styleId="a">
+  <w:style w:type="paragraph" w:default="1" w:styleId="Normal">
     <w:name w:val="Normal"/>
     <w:qFormat/>
     <w:pPr>
@@ -6122,9 +6087,9 @@
       <w:szCs w:val="24"/>
     </w:rPr>
   </w:style>
-  <w:style w:type="paragraph" w:styleId="1">
+  <w:style w:type="paragraph" w:styleId="Heading1">
     <w:name w:val="heading 1"/>
-    <w:basedOn w:val="a"/>
+    <w:basedOn w:val="Normal"/>
     <w:qFormat/>
     <w:pPr>
       <w:keepNext/>
@@ -6138,16 +6103,16 @@
       <w:color w:val="FF0000"/>
     </w:rPr>
   </w:style>
-  <w:style w:type="paragraph" w:styleId="2">
+  <w:style w:type="paragraph" w:styleId="Heading2">
     <w:name w:val="heading 2"/>
-    <w:basedOn w:val="a"/>
+    <w:basedOn w:val="Normal"/>
     <w:qFormat/>
     <w:pPr>
       <w:keepNext/>
       <w:outlineLvl w:val="1"/>
     </w:pPr>
     <w:rPr>
-      <w:rFonts w:ascii="宋体" w:hAnsi="宋体"/>
+      <w:rFonts w:ascii="SimSun" w:hAnsi="SimSun"/>
       <w:b/>
       <w:bCs/>
       <w:color w:val="FF0000"/>
@@ -6155,10 +6120,10 @@
       <w:szCs w:val="51"/>
     </w:rPr>
   </w:style>
-  <w:style w:type="paragraph" w:styleId="4">
+  <w:style w:type="paragraph" w:styleId="Heading4">
     <w:name w:val="heading 4"/>
-    <w:basedOn w:val="a"/>
-    <w:link w:val="40"/>
+    <w:basedOn w:val="Normal"/>
+    <w:link w:val="Heading4Char"/>
     <w:unhideWhenUsed/>
     <w:qFormat/>
     <w:pPr>
@@ -6169,17 +6134,17 @@
       <w:outlineLvl w:val="3"/>
     </w:pPr>
     <w:rPr>
-      <w:rFonts w:ascii="宋体" w:hAnsi="宋体" w:cs="Segoe UI"/>
+      <w:rFonts w:ascii="SimSun" w:hAnsi="SimSun" w:cs="Segoe UI"/>
       <w:szCs w:val="21"/>
     </w:rPr>
   </w:style>
-  <w:style w:type="character" w:default="1" w:styleId="a0">
+  <w:style w:type="character" w:default="1" w:styleId="DefaultParagraphFont">
     <w:name w:val="Default Paragraph Font"/>
     <w:uiPriority w:val="1"/>
     <w:semiHidden/>
     <w:unhideWhenUsed/>
   </w:style>
-  <w:style w:type="table" w:default="1" w:styleId="a1">
+  <w:style w:type="table" w:default="1" w:styleId="TableNormal">
     <w:name w:val="Normal Table"/>
     <w:uiPriority w:val="99"/>
     <w:semiHidden/>
@@ -6194,38 +6159,38 @@
       </w:tblCellMar>
     </w:tblPr>
   </w:style>
-  <w:style w:type="numbering" w:default="1" w:styleId="a2">
+  <w:style w:type="numbering" w:default="1" w:styleId="NoList">
     <w:name w:val="No List"/>
     <w:uiPriority w:val="99"/>
     <w:semiHidden/>
     <w:unhideWhenUsed/>
   </w:style>
-  <w:style w:type="paragraph" w:styleId="a3">
+  <w:style w:type="paragraph" w:styleId="CommentText">
     <w:name w:val="annotation text"/>
-    <w:basedOn w:val="a"/>
+    <w:basedOn w:val="Normal"/>
     <w:pPr>
       <w:jc w:val="left"/>
     </w:pPr>
   </w:style>
-  <w:style w:type="paragraph" w:styleId="a4">
+  <w:style w:type="paragraph" w:styleId="BodyText">
     <w:name w:val="Body Text"/>
-    <w:basedOn w:val="a"/>
+    <w:basedOn w:val="Normal"/>
     <w:rPr>
       <w:sz w:val="24"/>
     </w:rPr>
   </w:style>
-  <w:style w:type="paragraph" w:styleId="a5">
+  <w:style w:type="paragraph" w:styleId="BalloonText">
     <w:name w:val="Balloon Text"/>
-    <w:basedOn w:val="a"/>
+    <w:basedOn w:val="Normal"/>
     <w:semiHidden/>
     <w:rPr>
       <w:sz w:val="18"/>
       <w:szCs w:val="18"/>
     </w:rPr>
   </w:style>
-  <w:style w:type="paragraph" w:styleId="a6">
+  <w:style w:type="paragraph" w:styleId="Footer">
     <w:name w:val="footer"/>
-    <w:basedOn w:val="a"/>
+    <w:basedOn w:val="Normal"/>
     <w:pPr>
       <w:tabs>
         <w:tab w:val="center" w:pos="4153"/>
@@ -6239,9 +6204,9 @@
       <w:szCs w:val="18"/>
     </w:rPr>
   </w:style>
-  <w:style w:type="paragraph" w:styleId="a7">
+  <w:style w:type="paragraph" w:styleId="Header">
     <w:name w:val="header"/>
-    <w:basedOn w:val="a"/>
+    <w:basedOn w:val="Normal"/>
     <w:pPr>
       <w:pBdr>
         <w:bottom w:val="single" w:sz="6" w:space="1" w:color="auto"/>
@@ -6258,10 +6223,10 @@
       <w:szCs w:val="18"/>
     </w:rPr>
   </w:style>
-  <w:style w:type="paragraph" w:styleId="HTML">
+  <w:style w:type="paragraph" w:styleId="HTMLPreformatted">
     <w:name w:val="HTML Preformatted"/>
-    <w:basedOn w:val="a"/>
-    <w:link w:val="HTML0"/>
+    <w:basedOn w:val="Normal"/>
+    <w:link w:val="HTMLPreformattedChar"/>
     <w:uiPriority w:val="99"/>
     <w:unhideWhenUsed/>
     <w:pPr>
@@ -6287,14 +6252,14 @@
       <w:jc w:val="left"/>
     </w:pPr>
     <w:rPr>
-      <w:rFonts w:ascii="宋体" w:hAnsi="宋体" w:cs="宋体"/>
+      <w:rFonts w:ascii="SimSun" w:hAnsi="SimSun" w:cs="SimSun"/>
       <w:kern w:val="0"/>
       <w:sz w:val="24"/>
     </w:rPr>
   </w:style>
-  <w:style w:type="paragraph" w:styleId="a8">
+  <w:style w:type="paragraph" w:styleId="NormalWeb">
     <w:name w:val="Normal (Web)"/>
-    <w:basedOn w:val="a"/>
+    <w:basedOn w:val="Normal"/>
     <w:uiPriority w:val="99"/>
     <w:unhideWhenUsed/>
     <w:pPr>
@@ -6303,15 +6268,15 @@
       <w:jc w:val="left"/>
     </w:pPr>
     <w:rPr>
-      <w:rFonts w:ascii="宋体" w:hAnsi="宋体" w:cs="宋体"/>
+      <w:rFonts w:ascii="SimSun" w:hAnsi="SimSun" w:cs="SimSun"/>
       <w:kern w:val="0"/>
       <w:sz w:val="24"/>
     </w:rPr>
   </w:style>
-  <w:style w:type="paragraph" w:styleId="a9">
+  <w:style w:type="paragraph" w:styleId="Title">
     <w:name w:val="Title"/>
-    <w:basedOn w:val="a"/>
-    <w:link w:val="aa"/>
+    <w:basedOn w:val="Normal"/>
+    <w:link w:val="TitleChar"/>
     <w:qFormat/>
     <w:pPr>
       <w:spacing w:before="240" w:after="60"/>
@@ -6325,20 +6290,20 @@
       <w:szCs w:val="32"/>
     </w:rPr>
   </w:style>
-  <w:style w:type="character" w:styleId="ab">
+  <w:style w:type="character" w:styleId="PageNumber">
     <w:name w:val="page number"/>
   </w:style>
-  <w:style w:type="character" w:styleId="HTML1">
+  <w:style w:type="character" w:styleId="HTMLCode">
     <w:name w:val="HTML Code"/>
     <w:uiPriority w:val="99"/>
     <w:unhideWhenUsed/>
     <w:rPr>
-      <w:rFonts w:ascii="宋体" w:eastAsia="宋体" w:hAnsi="宋体" w:cs="宋体"/>
+      <w:rFonts w:ascii="SimSun" w:eastAsia="SimSun" w:hAnsi="SimSun" w:cs="SimSun"/>
       <w:sz w:val="24"/>
       <w:szCs w:val="24"/>
     </w:rPr>
   </w:style>
-  <w:style w:type="character" w:styleId="ac">
+  <w:style w:type="character" w:styleId="CommentReference">
     <w:name w:val="annotation reference"/>
     <w:semiHidden/>
     <w:rPr>
@@ -6346,11 +6311,11 @@
       <w:szCs w:val="21"/>
     </w:rPr>
   </w:style>
-  <w:style w:type="character" w:customStyle="1" w:styleId="40">
-    <w:name w:val="标题 4 字符"/>
-    <w:link w:val="4"/>
+  <w:style w:type="character" w:customStyle="1" w:styleId="Heading4Char">
+    <w:name w:val="Heading 4 Char"/>
+    <w:link w:val="Heading4"/>
     <w:rPr>
-      <w:rFonts w:ascii="宋体" w:hAnsi="宋体" w:cs="Segoe UI"/>
+      <w:rFonts w:ascii="SimSun" w:hAnsi="SimSun" w:cs="Segoe UI"/>
       <w:kern w:val="2"/>
       <w:sz w:val="21"/>
       <w:szCs w:val="21"/>
@@ -6359,59 +6324,59 @@
   </w:style>
   <w:style w:type="character" w:customStyle="1" w:styleId="hljs-keyword">
     <w:name w:val="hljs-keyword"/>
-    <w:basedOn w:val="a0"/>
+    <w:basedOn w:val="DefaultParagraphFont"/>
   </w:style>
   <w:style w:type="character" w:customStyle="1" w:styleId="hljs-title">
     <w:name w:val="hljs-title"/>
-    <w:basedOn w:val="a0"/>
+    <w:basedOn w:val="DefaultParagraphFont"/>
   </w:style>
   <w:style w:type="character" w:customStyle="1" w:styleId="hljs-comment">
     <w:name w:val="hljs-comment"/>
-    <w:basedOn w:val="a0"/>
+    <w:basedOn w:val="DefaultParagraphFont"/>
     <w:qFormat/>
   </w:style>
   <w:style w:type="character" w:customStyle="1" w:styleId="hljs-type">
     <w:name w:val="hljs-type"/>
-    <w:basedOn w:val="a0"/>
+    <w:basedOn w:val="DefaultParagraphFont"/>
   </w:style>
   <w:style w:type="character" w:customStyle="1" w:styleId="hljs-variable">
     <w:name w:val="hljs-variable"/>
-    <w:basedOn w:val="a0"/>
+    <w:basedOn w:val="DefaultParagraphFont"/>
   </w:style>
   <w:style w:type="character" w:customStyle="1" w:styleId="hljs-operator">
     <w:name w:val="hljs-operator"/>
-    <w:basedOn w:val="a0"/>
+    <w:basedOn w:val="DefaultParagraphFont"/>
   </w:style>
   <w:style w:type="character" w:customStyle="1" w:styleId="hljs-params">
     <w:name w:val="hljs-params"/>
-    <w:basedOn w:val="a0"/>
+    <w:basedOn w:val="DefaultParagraphFont"/>
     <w:qFormat/>
   </w:style>
   <w:style w:type="character" w:customStyle="1" w:styleId="hljs-number">
     <w:name w:val="hljs-number"/>
-    <w:basedOn w:val="a0"/>
+    <w:basedOn w:val="DefaultParagraphFont"/>
   </w:style>
   <w:style w:type="character" w:customStyle="1" w:styleId="hljs-string">
     <w:name w:val="hljs-string"/>
-    <w:basedOn w:val="a0"/>
+    <w:basedOn w:val="DefaultParagraphFont"/>
     <w:qFormat/>
   </w:style>
   <w:style w:type="character" w:customStyle="1" w:styleId="hljs-builtin">
     <w:name w:val="hljs-built_in"/>
-    <w:basedOn w:val="a0"/>
+    <w:basedOn w:val="DefaultParagraphFont"/>
     <w:qFormat/>
   </w:style>
   <w:style w:type="character" w:customStyle="1" w:styleId="hljs-meta">
     <w:name w:val="hljs-meta"/>
-    <w:basedOn w:val="a0"/>
+    <w:basedOn w:val="DefaultParagraphFont"/>
   </w:style>
   <w:style w:type="character" w:customStyle="1" w:styleId="hljs-literal">
     <w:name w:val="hljs-literal"/>
-    <w:basedOn w:val="a0"/>
+    <w:basedOn w:val="DefaultParagraphFont"/>
   </w:style>
-  <w:style w:type="paragraph" w:styleId="ad">
+  <w:style w:type="paragraph" w:styleId="ListParagraph">
     <w:name w:val="List Paragraph"/>
-    <w:basedOn w:val="a"/>
+    <w:basedOn w:val="Normal"/>
     <w:uiPriority w:val="99"/>
     <w:qFormat/>
     <w:pPr>
@@ -6420,21 +6385,441 @@
   </w:style>
   <w:style w:type="character" w:customStyle="1" w:styleId="language-bash">
     <w:name w:val="language-bash"/>
-    <w:basedOn w:val="a0"/>
+    <w:basedOn w:val="DefaultParagraphFont"/>
   </w:style>
-  <w:style w:type="character" w:customStyle="1" w:styleId="HTML0">
-    <w:name w:val="HTML 预设格式 字符"/>
-    <w:link w:val="HTML"/>
+  <w:style w:type="character" w:customStyle="1" w:styleId="HTMLPreformattedChar">
+    <w:name w:val="HTML Preformatted Char"/>
+    <w:link w:val="HTMLPreformatted"/>
     <w:uiPriority w:val="99"/>
     <w:rPr>
-      <w:rFonts w:ascii="宋体" w:hAnsi="宋体" w:cs="宋体"/>
+      <w:rFonts w:ascii="SimSun" w:hAnsi="SimSun" w:cs="SimSun"/>
       <w:sz w:val="24"/>
       <w:szCs w:val="24"/>
     </w:rPr>
   </w:style>
-  <w:style w:type="character" w:customStyle="1" w:styleId="aa">
-    <w:name w:val="标题 字符"/>
-    <w:link w:val="a9"/>
+  <w:style w:type="character" w:customStyle="1" w:styleId="TitleChar">
+    <w:name w:val="Title Char"/>
+    <w:link w:val="Title"/>
+    <w:qFormat/>
+    <w:rPr>
+      <w:rFonts w:cs="Times New Roman"/>
+      <w:b/>
+      <w:bCs/>
+      <w:kern w:val="2"/>
+      <w:sz w:val="32"/>
+      <w:szCs w:val="32"/>
+    </w:rPr>
+  </w:style>
+</w:styles>
+</file>
+
+<file path=word/stylesWithEffects.xml><?xml version="1.0" encoding="utf-8"?>
+<w:styles xmlns:wpc="http://schemas.microsoft.com/office/word/2010/wordprocessingCanvas" xmlns:mc="http://schemas.openxmlformats.org/markup-compatibility/2006" xmlns:o="urn:schemas-microsoft-com:office:office" xmlns:r="http://schemas.openxmlformats.org/officeDocument/2006/relationships" xmlns:m="http://schemas.openxmlformats.org/officeDocument/2006/math" xmlns:v="urn:schemas-microsoft-com:vml" xmlns:wp14="http://schemas.microsoft.com/office/word/2010/wordprocessingDrawing" xmlns:wp="http://schemas.openxmlformats.org/drawingml/2006/wordprocessingDrawing" xmlns:w10="urn:schemas-microsoft-com:office:word" xmlns:w="http://schemas.openxmlformats.org/wordprocessingml/2006/main" xmlns:w14="http://schemas.microsoft.com/office/word/2010/wordml" xmlns:wpg="http://schemas.microsoft.com/office/word/2010/wordprocessingGroup" xmlns:wpi="http://schemas.microsoft.com/office/word/2010/wordprocessingInk" xmlns:wne="http://schemas.microsoft.com/office/word/2006/wordml" xmlns:wps="http://schemas.microsoft.com/office/word/2010/wordprocessingShape" mc:Ignorable="w14 wp14">
+  <w:docDefaults>
+    <w:rPrDefault>
+      <w:rPr>
+        <w:rFonts w:ascii="Times New Roman" w:eastAsia="SimSun" w:hAnsi="Times New Roman" w:cs="Times New Roman"/>
+        <w:lang w:val="en-US" w:eastAsia="zh-CN" w:bidi="ar-SA"/>
+      </w:rPr>
+    </w:rPrDefault>
+    <w:pPrDefault/>
+  </w:docDefaults>
+  <w:latentStyles w:defLockedState="0" w:defUIPriority="0" w:defSemiHidden="0" w:defUnhideWhenUsed="0" w:defQFormat="0" w:count="267">
+    <w:lsdException w:name="heading 3" w:semiHidden="1" w:unhideWhenUsed="1"/>
+    <w:lsdException w:name="heading 4" w:unhideWhenUsed="1"/>
+    <w:lsdException w:name="heading 5" w:semiHidden="1" w:unhideWhenUsed="1"/>
+    <w:lsdException w:name="heading 6" w:semiHidden="1" w:unhideWhenUsed="1"/>
+    <w:lsdException w:name="heading 7" w:semiHidden="1" w:unhideWhenUsed="1"/>
+    <w:lsdException w:name="heading 8" w:semiHidden="1" w:unhideWhenUsed="1"/>
+    <w:lsdException w:name="heading 9" w:semiHidden="1" w:unhideWhenUsed="1"/>
+    <w:lsdException w:name="caption" w:semiHidden="1" w:unhideWhenUsed="1"/>
+    <w:lsdException w:name="annotation reference" w:semiHidden="1"/>
+    <w:lsdException w:name="Default Paragraph Font" w:semiHidden="1" w:unhideWhenUsed="1"/>
+    <w:lsdException w:name="HTML Top of Form" w:semiHidden="1" w:unhideWhenUsed="1"/>
+    <w:lsdException w:name="HTML Bottom of Form" w:semiHidden="1" w:unhideWhenUsed="1"/>
+    <w:lsdException w:name="Normal (Web)" w:unhideWhenUsed="1"/>
+    <w:lsdException w:name="HTML Code" w:unhideWhenUsed="1"/>
+    <w:lsdException w:name="HTML Preformatted" w:unhideWhenUsed="1"/>
+    <w:lsdException w:name="Normal Table" w:semiHidden="1" w:unhideWhenUsed="1"/>
+    <w:lsdException w:name="No List" w:semiHidden="1" w:unhideWhenUsed="1"/>
+    <w:lsdException w:name="Outline List 1" w:semiHidden="1" w:unhideWhenUsed="1"/>
+    <w:lsdException w:name="Outline List 2" w:semiHidden="1" w:unhideWhenUsed="1"/>
+    <w:lsdException w:name="Outline List 3" w:semiHidden="1" w:unhideWhenUsed="1"/>
+    <w:lsdException w:name="Table Simple 1" w:semiHidden="1" w:unhideWhenUsed="1"/>
+    <w:lsdException w:name="Table Simple 2" w:semiHidden="1" w:unhideWhenUsed="1"/>
+    <w:lsdException w:name="Table Simple 3" w:semiHidden="1" w:unhideWhenUsed="1"/>
+    <w:lsdException w:name="Table Classic 1" w:semiHidden="1" w:unhideWhenUsed="1"/>
+    <w:lsdException w:name="Table Classic 2" w:semiHidden="1" w:unhideWhenUsed="1"/>
+    <w:lsdException w:name="Table Classic 3" w:semiHidden="1" w:unhideWhenUsed="1"/>
+    <w:lsdException w:name="Table Classic 4" w:semiHidden="1" w:unhideWhenUsed="1"/>
+    <w:lsdException w:name="Table Colorful 1" w:semiHidden="1" w:unhideWhenUsed="1"/>
+    <w:lsdException w:name="Table Colorful 2" w:semiHidden="1" w:unhideWhenUsed="1"/>
+    <w:lsdException w:name="Table Colorful 3" w:semiHidden="1" w:unhideWhenUsed="1"/>
+    <w:lsdException w:name="Table Columns 1" w:semiHidden="1" w:unhideWhenUsed="1"/>
+    <w:lsdException w:name="Table Columns 2" w:semiHidden="1" w:unhideWhenUsed="1"/>
+    <w:lsdException w:name="Table Columns 3" w:semiHidden="1" w:unhideWhenUsed="1"/>
+    <w:lsdException w:name="Table Columns 4" w:semiHidden="1" w:unhideWhenUsed="1"/>
+    <w:lsdException w:name="Table Columns 5" w:semiHidden="1" w:unhideWhenUsed="1"/>
+    <w:lsdException w:name="Table Grid 1" w:semiHidden="1" w:unhideWhenUsed="1"/>
+    <w:lsdException w:name="Table Grid 2" w:semiHidden="1" w:unhideWhenUsed="1"/>
+    <w:lsdException w:name="Table Grid 3" w:semiHidden="1" w:unhideWhenUsed="1"/>
+    <w:lsdException w:name="Table Grid 4" w:semiHidden="1" w:unhideWhenUsed="1"/>
+    <w:lsdException w:name="Table Grid 5" w:semiHidden="1" w:unhideWhenUsed="1"/>
+    <w:lsdException w:name="Table Grid 6" w:semiHidden="1" w:unhideWhenUsed="1"/>
+    <w:lsdException w:name="Table Grid 7" w:semiHidden="1" w:unhideWhenUsed="1"/>
+    <w:lsdException w:name="Table Grid 8" w:semiHidden="1" w:unhideWhenUsed="1"/>
+    <w:lsdException w:name="Table List 1" w:semiHidden="1" w:unhideWhenUsed="1"/>
+    <w:lsdException w:name="Table List 2" w:semiHidden="1" w:unhideWhenUsed="1"/>
+    <w:lsdException w:name="Table List 3" w:semiHidden="1" w:unhideWhenUsed="1"/>
+    <w:lsdException w:name="Table List 4" w:semiHidden="1" w:unhideWhenUsed="1"/>
+    <w:lsdException w:name="Table List 5" w:semiHidden="1" w:unhideWhenUsed="1"/>
+    <w:lsdException w:name="Table List 6" w:semiHidden="1" w:unhideWhenUsed="1"/>
+    <w:lsdException w:name="Table List 7" w:semiHidden="1" w:unhideWhenUsed="1"/>
+    <w:lsdException w:name="Table List 8" w:semiHidden="1" w:unhideWhenUsed="1"/>
+    <w:lsdException w:name="Table 3D effects 1" w:semiHidden="1" w:unhideWhenUsed="1"/>
+    <w:lsdException w:name="Table 3D effects 2" w:semiHidden="1" w:unhideWhenUsed="1"/>
+    <w:lsdException w:name="Table 3D effects 3" w:semiHidden="1" w:unhideWhenUsed="1"/>
+    <w:lsdException w:name="Table Contemporary" w:semiHidden="1" w:unhideWhenUsed="1"/>
+    <w:lsdException w:name="Table Elegant" w:semiHidden="1" w:unhideWhenUsed="1"/>
+    <w:lsdException w:name="Table Professional" w:semiHidden="1" w:unhideWhenUsed="1"/>
+    <w:lsdException w:name="Table Subtle 1" w:semiHidden="1" w:unhideWhenUsed="1"/>
+    <w:lsdException w:name="Table Subtle 2" w:semiHidden="1" w:unhideWhenUsed="1"/>
+    <w:lsdException w:name="Table Web 1" w:semiHidden="1" w:unhideWhenUsed="1"/>
+    <w:lsdException w:name="Table Web 2" w:semiHidden="1" w:unhideWhenUsed="1"/>
+    <w:lsdException w:name="Table Web 3" w:semiHidden="1" w:unhideWhenUsed="1"/>
+    <w:lsdException w:name="Balloon Text" w:semiHidden="1"/>
+    <w:lsdException w:name="Table Theme" w:semiHidden="1" w:unhideWhenUsed="1"/>
+    <w:lsdException w:name="Placeholder Text" w:semiHidden="1"/>
+    <w:lsdException w:name="Revision" w:semiHidden="1"/>
+    <w:lsdException w:name="Bibliography" w:semiHidden="1" w:unhideWhenUsed="1"/>
+    <w:lsdException w:name="TOC Heading" w:semiHidden="1" w:unhideWhenUsed="1"/>
+  </w:latentStyles>
+  <w:style w:type="paragraph" w:default="1" w:styleId="Normal">
+    <w:name w:val="Normal"/>
+    <w:qFormat/>
+    <w:pPr>
+      <w:widowControl w:val="0"/>
+      <w:jc w:val="both"/>
+    </w:pPr>
+    <w:rPr>
+      <w:kern w:val="2"/>
+      <w:sz w:val="21"/>
+      <w:szCs w:val="24"/>
+    </w:rPr>
+  </w:style>
+  <w:style w:type="paragraph" w:styleId="Heading1">
+    <w:name w:val="heading 1"/>
+    <w:basedOn w:val="Normal"/>
+    <w:qFormat/>
+    <w:pPr>
+      <w:keepNext/>
+      <w:tabs>
+        <w:tab w:val="left" w:pos="6870"/>
+      </w:tabs>
+      <w:jc w:val="center"/>
+      <w:outlineLvl w:val="0"/>
+    </w:pPr>
+    <w:rPr>
+      <w:color w:val="FF0000"/>
+    </w:rPr>
+  </w:style>
+  <w:style w:type="paragraph" w:styleId="Heading2">
+    <w:name w:val="heading 2"/>
+    <w:basedOn w:val="Normal"/>
+    <w:qFormat/>
+    <w:pPr>
+      <w:keepNext/>
+      <w:outlineLvl w:val="1"/>
+    </w:pPr>
+    <w:rPr>
+      <w:rFonts w:ascii="SimSun" w:hAnsi="SimSun"/>
+      <w:b/>
+      <w:bCs/>
+      <w:color w:val="FF0000"/>
+      <w:sz w:val="28"/>
+      <w:szCs w:val="51"/>
+    </w:rPr>
+  </w:style>
+  <w:style w:type="paragraph" w:styleId="Heading4">
+    <w:name w:val="heading 4"/>
+    <w:basedOn w:val="Normal"/>
+    <w:link w:val="Heading4Char"/>
+    <w:unhideWhenUsed/>
+    <w:qFormat/>
+    <w:pPr>
+      <w:keepNext/>
+      <w:keepLines/>
+      <w:shd w:val="clear" w:color="auto" w:fill="FFFFFF"/>
+      <w:spacing w:before="360" w:after="240" w:line="300" w:lineRule="auto"/>
+      <w:outlineLvl w:val="3"/>
+    </w:pPr>
+    <w:rPr>
+      <w:rFonts w:ascii="SimSun" w:hAnsi="SimSun" w:cs="Segoe UI"/>
+      <w:szCs w:val="21"/>
+    </w:rPr>
+  </w:style>
+  <w:style w:type="character" w:default="1" w:styleId="DefaultParagraphFont">
+    <w:name w:val="Default Paragraph Font"/>
+    <w:uiPriority w:val="1"/>
+    <w:semiHidden/>
+    <w:unhideWhenUsed/>
+  </w:style>
+  <w:style w:type="table" w:default="1" w:styleId="TableNormal">
+    <w:name w:val="Normal Table"/>
+    <w:uiPriority w:val="99"/>
+    <w:semiHidden/>
+    <w:unhideWhenUsed/>
+    <w:tblPr>
+      <w:tblInd w:w="0" w:type="dxa"/>
+      <w:tblCellMar>
+        <w:top w:w="0" w:type="dxa"/>
+        <w:left w:w="108" w:type="dxa"/>
+        <w:bottom w:w="0" w:type="dxa"/>
+        <w:right w:w="108" w:type="dxa"/>
+      </w:tblCellMar>
+    </w:tblPr>
+  </w:style>
+  <w:style w:type="numbering" w:default="1" w:styleId="NoList">
+    <w:name w:val="No List"/>
+    <w:uiPriority w:val="99"/>
+    <w:semiHidden/>
+    <w:unhideWhenUsed/>
+  </w:style>
+  <w:style w:type="paragraph" w:styleId="CommentText">
+    <w:name w:val="annotation text"/>
+    <w:basedOn w:val="Normal"/>
+    <w:pPr>
+      <w:jc w:val="left"/>
+    </w:pPr>
+  </w:style>
+  <w:style w:type="paragraph" w:styleId="BodyText">
+    <w:name w:val="Body Text"/>
+    <w:basedOn w:val="Normal"/>
+    <w:rPr>
+      <w:sz w:val="24"/>
+    </w:rPr>
+  </w:style>
+  <w:style w:type="paragraph" w:styleId="BalloonText">
+    <w:name w:val="Balloon Text"/>
+    <w:basedOn w:val="Normal"/>
+    <w:semiHidden/>
+    <w:rPr>
+      <w:sz w:val="18"/>
+      <w:szCs w:val="18"/>
+    </w:rPr>
+  </w:style>
+  <w:style w:type="paragraph" w:styleId="Footer">
+    <w:name w:val="footer"/>
+    <w:basedOn w:val="Normal"/>
+    <w:pPr>
+      <w:tabs>
+        <w:tab w:val="center" w:pos="4153"/>
+        <w:tab w:val="right" w:pos="8306"/>
+      </w:tabs>
+      <w:snapToGrid w:val="0"/>
+      <w:jc w:val="left"/>
+    </w:pPr>
+    <w:rPr>
+      <w:sz w:val="18"/>
+      <w:szCs w:val="18"/>
+    </w:rPr>
+  </w:style>
+  <w:style w:type="paragraph" w:styleId="Header">
+    <w:name w:val="header"/>
+    <w:basedOn w:val="Normal"/>
+    <w:pPr>
+      <w:pBdr>
+        <w:bottom w:val="single" w:sz="6" w:space="1" w:color="auto"/>
+      </w:pBdr>
+      <w:tabs>
+        <w:tab w:val="center" w:pos="4153"/>
+        <w:tab w:val="right" w:pos="8306"/>
+      </w:tabs>
+      <w:snapToGrid w:val="0"/>
+      <w:jc w:val="center"/>
+    </w:pPr>
+    <w:rPr>
+      <w:sz w:val="18"/>
+      <w:szCs w:val="18"/>
+    </w:rPr>
+  </w:style>
+  <w:style w:type="paragraph" w:styleId="HTMLPreformatted">
+    <w:name w:val="HTML Preformatted"/>
+    <w:basedOn w:val="Normal"/>
+    <w:link w:val="HTMLPreformattedChar"/>
+    <w:uiPriority w:val="99"/>
+    <w:unhideWhenUsed/>
+    <w:pPr>
+      <w:widowControl/>
+      <w:tabs>
+        <w:tab w:val="left" w:pos="916"/>
+        <w:tab w:val="left" w:pos="1832"/>
+        <w:tab w:val="left" w:pos="2748"/>
+        <w:tab w:val="left" w:pos="3664"/>
+        <w:tab w:val="left" w:pos="4580"/>
+        <w:tab w:val="left" w:pos="5496"/>
+        <w:tab w:val="left" w:pos="6412"/>
+        <w:tab w:val="left" w:pos="7328"/>
+        <w:tab w:val="left" w:pos="8244"/>
+        <w:tab w:val="left" w:pos="9160"/>
+        <w:tab w:val="left" w:pos="10076"/>
+        <w:tab w:val="left" w:pos="10992"/>
+        <w:tab w:val="left" w:pos="11908"/>
+        <w:tab w:val="left" w:pos="12824"/>
+        <w:tab w:val="left" w:pos="13740"/>
+        <w:tab w:val="left" w:pos="14656"/>
+      </w:tabs>
+      <w:jc w:val="left"/>
+    </w:pPr>
+    <w:rPr>
+      <w:rFonts w:ascii="SimSun" w:hAnsi="SimSun" w:cs="SimSun"/>
+      <w:kern w:val="0"/>
+      <w:sz w:val="24"/>
+    </w:rPr>
+  </w:style>
+  <w:style w:type="paragraph" w:styleId="NormalWeb">
+    <w:name w:val="Normal (Web)"/>
+    <w:basedOn w:val="Normal"/>
+    <w:uiPriority w:val="99"/>
+    <w:unhideWhenUsed/>
+    <w:pPr>
+      <w:widowControl/>
+      <w:spacing w:before="100" w:beforeAutospacing="1" w:after="100" w:afterAutospacing="1"/>
+      <w:jc w:val="left"/>
+    </w:pPr>
+    <w:rPr>
+      <w:rFonts w:ascii="SimSun" w:hAnsi="SimSun" w:cs="SimSun"/>
+      <w:kern w:val="0"/>
+      <w:sz w:val="24"/>
+    </w:rPr>
+  </w:style>
+  <w:style w:type="paragraph" w:styleId="Title">
+    <w:name w:val="Title"/>
+    <w:basedOn w:val="Normal"/>
+    <w:link w:val="TitleChar"/>
+    <w:qFormat/>
+    <w:pPr>
+      <w:spacing w:before="240" w:after="60"/>
+      <w:jc w:val="center"/>
+      <w:outlineLvl w:val="0"/>
+    </w:pPr>
+    <w:rPr>
+      <w:b/>
+      <w:bCs/>
+      <w:sz w:val="32"/>
+      <w:szCs w:val="32"/>
+    </w:rPr>
+  </w:style>
+  <w:style w:type="character" w:styleId="PageNumber">
+    <w:name w:val="page number"/>
+  </w:style>
+  <w:style w:type="character" w:styleId="HTMLCode">
+    <w:name w:val="HTML Code"/>
+    <w:uiPriority w:val="99"/>
+    <w:unhideWhenUsed/>
+    <w:rPr>
+      <w:rFonts w:ascii="SimSun" w:eastAsia="SimSun" w:hAnsi="SimSun" w:cs="SimSun"/>
+      <w:sz w:val="24"/>
+      <w:szCs w:val="24"/>
+    </w:rPr>
+  </w:style>
+  <w:style w:type="character" w:styleId="CommentReference">
+    <w:name w:val="annotation reference"/>
+    <w:semiHidden/>
+    <w:rPr>
+      <w:sz w:val="21"/>
+      <w:szCs w:val="21"/>
+    </w:rPr>
+  </w:style>
+  <w:style w:type="character" w:customStyle="1" w:styleId="Heading4Char">
+    <w:name w:val="Heading 4 Char"/>
+    <w:link w:val="Heading4"/>
+    <w:rPr>
+      <w:rFonts w:ascii="SimSun" w:hAnsi="SimSun" w:cs="Segoe UI"/>
+      <w:kern w:val="2"/>
+      <w:sz w:val="21"/>
+      <w:szCs w:val="21"/>
+      <w:shd w:val="clear" w:color="auto" w:fill="FFFFFF"/>
+    </w:rPr>
+  </w:style>
+  <w:style w:type="character" w:customStyle="1" w:styleId="hljs-keyword">
+    <w:name w:val="hljs-keyword"/>
+    <w:basedOn w:val="DefaultParagraphFont"/>
+  </w:style>
+  <w:style w:type="character" w:customStyle="1" w:styleId="hljs-title">
+    <w:name w:val="hljs-title"/>
+    <w:basedOn w:val="DefaultParagraphFont"/>
+  </w:style>
+  <w:style w:type="character" w:customStyle="1" w:styleId="hljs-comment">
+    <w:name w:val="hljs-comment"/>
+    <w:basedOn w:val="DefaultParagraphFont"/>
+    <w:qFormat/>
+  </w:style>
+  <w:style w:type="character" w:customStyle="1" w:styleId="hljs-type">
+    <w:name w:val="hljs-type"/>
+    <w:basedOn w:val="DefaultParagraphFont"/>
+  </w:style>
+  <w:style w:type="character" w:customStyle="1" w:styleId="hljs-variable">
+    <w:name w:val="hljs-variable"/>
+    <w:basedOn w:val="DefaultParagraphFont"/>
+  </w:style>
+  <w:style w:type="character" w:customStyle="1" w:styleId="hljs-operator">
+    <w:name w:val="hljs-operator"/>
+    <w:basedOn w:val="DefaultParagraphFont"/>
+  </w:style>
+  <w:style w:type="character" w:customStyle="1" w:styleId="hljs-params">
+    <w:name w:val="hljs-params"/>
+    <w:basedOn w:val="DefaultParagraphFont"/>
+    <w:qFormat/>
+  </w:style>
+  <w:style w:type="character" w:customStyle="1" w:styleId="hljs-number">
+    <w:name w:val="hljs-number"/>
+    <w:basedOn w:val="DefaultParagraphFont"/>
+  </w:style>
+  <w:style w:type="character" w:customStyle="1" w:styleId="hljs-string">
+    <w:name w:val="hljs-string"/>
+    <w:basedOn w:val="DefaultParagraphFont"/>
+    <w:qFormat/>
+  </w:style>
+  <w:style w:type="character" w:customStyle="1" w:styleId="hljs-builtin">
+    <w:name w:val="hljs-built_in"/>
+    <w:basedOn w:val="DefaultParagraphFont"/>
+    <w:qFormat/>
+  </w:style>
+  <w:style w:type="character" w:customStyle="1" w:styleId="hljs-meta">
+    <w:name w:val="hljs-meta"/>
+    <w:basedOn w:val="DefaultParagraphFont"/>
+  </w:style>
+  <w:style w:type="character" w:customStyle="1" w:styleId="hljs-literal">
+    <w:name w:val="hljs-literal"/>
+    <w:basedOn w:val="DefaultParagraphFont"/>
+  </w:style>
+  <w:style w:type="paragraph" w:styleId="ListParagraph">
+    <w:name w:val="List Paragraph"/>
+    <w:basedOn w:val="Normal"/>
+    <w:uiPriority w:val="99"/>
+    <w:qFormat/>
+    <w:pPr>
+      <w:ind w:firstLineChars="200" w:firstLine="420"/>
+    </w:pPr>
+  </w:style>
+  <w:style w:type="character" w:customStyle="1" w:styleId="language-bash">
+    <w:name w:val="language-bash"/>
+    <w:basedOn w:val="DefaultParagraphFont"/>
+  </w:style>
+  <w:style w:type="character" w:customStyle="1" w:styleId="HTMLPreformattedChar">
+    <w:name w:val="HTML Preformatted Char"/>
+    <w:link w:val="HTMLPreformatted"/>
+    <w:uiPriority w:val="99"/>
+    <w:rPr>
+      <w:rFonts w:ascii="SimSun" w:hAnsi="SimSun" w:cs="SimSun"/>
+      <w:sz w:val="24"/>
+      <w:szCs w:val="24"/>
+    </w:rPr>
+  </w:style>
+  <w:style w:type="character" w:customStyle="1" w:styleId="TitleChar">
+    <w:name w:val="Title Char"/>
+    <w:link w:val="Title"/>
     <w:qFormat/>
     <w:rPr>
       <w:rFonts w:cs="Times New Roman"/>
@@ -6491,7 +6876,7 @@
     </a:clrScheme>
     <a:fontScheme name="Office">
       <a:majorFont>
-        <a:latin typeface="等线 Light" panose="00000000000000000000"/>
+        <a:latin typeface="等线 Light"/>
         <a:ea typeface=""/>
         <a:cs typeface=""/>
         <a:font script="Viet" typeface="Times New Roman"/>
@@ -6526,7 +6911,7 @@
         <a:font script="Hant" typeface="新細明體"/>
       </a:majorFont>
       <a:minorFont>
-        <a:latin typeface="等线" panose="00000000000000000000"/>
+        <a:latin typeface="等线"/>
         <a:ea typeface=""/>
         <a:cs typeface=""/>
         <a:font script="Viet" typeface="Arial"/>

--- a/aSoal/REPORT 2-CONTROL OF FLOW.docx
+++ b/aSoal/REPORT 2-CONTROL OF FLOW.docx
@@ -1,10 +1,9 @@
 
 <file path=word/document.xml><?xml version="1.0" encoding="utf-8"?>
-<w:document xmlns:o="urn:schemas-microsoft-com:office:office" xmlns:r="http://schemas.openxmlformats.org/officeDocument/2006/relationships" xmlns:v="urn:schemas-microsoft-com:vml" xmlns:w="http://schemas.openxmlformats.org/wordprocessingml/2006/main" xmlns:w10="urn:schemas-microsoft-com:office:word" xmlns:wp="http://schemas.openxmlformats.org/drawingml/2006/wordprocessingDrawing" xmlns:wps="http://schemas.microsoft.com/office/word/2010/wordprocessingShape" xmlns:wpg="http://schemas.microsoft.com/office/word/2010/wordprocessingGroup" xmlns:mc="http://schemas.openxmlformats.org/markup-compatibility/2006" xmlns:wp14="http://schemas.microsoft.com/office/word/2010/wordprocessingDrawing" xmlns:w14="http://schemas.microsoft.com/office/word/2010/wordml" xmlns:w15="http://schemas.microsoft.com/office/word/2012/wordml" mc:Ignorable="w14 wp14 w15">
+<w:document xmlns:wpc="http://schemas.microsoft.com/office/word/2010/wordprocessingCanvas" xmlns:mc="http://schemas.openxmlformats.org/markup-compatibility/2006" xmlns:o="urn:schemas-microsoft-com:office:office" xmlns:r="http://schemas.openxmlformats.org/officeDocument/2006/relationships" xmlns:m="http://schemas.openxmlformats.org/officeDocument/2006/math" xmlns:v="urn:schemas-microsoft-com:vml" xmlns:wp14="http://schemas.microsoft.com/office/word/2010/wordprocessingDrawing" xmlns:wp="http://schemas.openxmlformats.org/drawingml/2006/wordprocessingDrawing" xmlns:w10="urn:schemas-microsoft-com:office:word" xmlns:w="http://schemas.openxmlformats.org/wordprocessingml/2006/main" xmlns:w14="http://schemas.microsoft.com/office/word/2010/wordml" xmlns:wpg="http://schemas.microsoft.com/office/word/2010/wordprocessingGroup" xmlns:wpi="http://schemas.microsoft.com/office/word/2010/wordprocessingInk" xmlns:wne="http://schemas.microsoft.com/office/word/2006/wordml" xmlns:wps="http://schemas.microsoft.com/office/word/2010/wordprocessingShape" mc:Ignorable="w14 wp14">
   <w:body>
     <w:p>
       <w:pPr>
-        <w:pStyle w:val="Normal"/>
         <w:widowControl/>
         <w:jc w:val="center"/>
         <w:rPr>
@@ -15,19 +14,9 @@
           <w:szCs w:val="51"/>
         </w:rPr>
       </w:pPr>
-      <w:r>
-        <w:rPr>
-          <w:b/>
-          <w:bCs/>
-          <w:color w:val="000000"/>
-          <w:sz w:val="28"/>
-          <w:szCs w:val="51"/>
-        </w:rPr>
-      </w:r>
     </w:p>
     <w:p>
       <w:pPr>
-        <w:pStyle w:val="Normal"/>
         <w:widowControl/>
         <w:rPr>
           <w:b/>
@@ -37,19 +26,9 @@
           <w:szCs w:val="51"/>
         </w:rPr>
       </w:pPr>
-      <w:r>
-        <w:rPr>
-          <w:b/>
-          <w:bCs/>
-          <w:color w:val="000000"/>
-          <w:sz w:val="28"/>
-          <w:szCs w:val="51"/>
-        </w:rPr>
-      </w:r>
     </w:p>
     <w:p>
       <w:pPr>
-        <w:pStyle w:val="Normal"/>
         <w:widowControl/>
         <w:jc w:val="center"/>
         <w:rPr>
@@ -60,12 +39,14 @@
         </w:rPr>
       </w:pPr>
       <w:r>
-        <w:rPr/>
+        <w:rPr>
+          <w:noProof/>
+        </w:rPr>
         <w:drawing>
           <wp:inline distT="0" distB="0" distL="0" distR="0">
             <wp:extent cx="3003550" cy="730250"/>
             <wp:effectExtent l="0" t="0" r="0" b="0"/>
-            <wp:docPr id="1" name="图片 1" descr=""/>
+            <wp:docPr id="1" name="图片 1"/>
             <wp:cNvGraphicFramePr>
               <a:graphicFrameLocks xmlns:a="http://schemas.openxmlformats.org/drawingml/2006/main" noChangeAspect="1"/>
             </wp:cNvGraphicFramePr>
@@ -73,13 +54,13 @@
               <a:graphicData uri="http://schemas.openxmlformats.org/drawingml/2006/picture">
                 <pic:pic xmlns:pic="http://schemas.openxmlformats.org/drawingml/2006/picture">
                   <pic:nvPicPr>
-                    <pic:cNvPr id="1" name="图片 1" descr=""/>
+                    <pic:cNvPr id="1" name="图片 1"/>
                     <pic:cNvPicPr>
                       <a:picLocks noChangeAspect="1" noChangeArrowheads="1"/>
                     </pic:cNvPicPr>
                   </pic:nvPicPr>
                   <pic:blipFill>
-                    <a:blip r:embed="rId2"/>
+                    <a:blip r:embed="rId5"/>
                     <a:stretch>
                       <a:fillRect/>
                     </a:stretch>
@@ -102,7 +83,6 @@
     </w:p>
     <w:p>
       <w:pPr>
-        <w:pStyle w:val="Normal"/>
         <w:widowControl/>
         <w:jc w:val="center"/>
         <w:rPr>
@@ -113,19 +93,9 @@
           <w:szCs w:val="21"/>
         </w:rPr>
       </w:pPr>
-      <w:r>
-        <w:rPr>
-          <w:b/>
-          <w:bCs/>
-          <w:color w:val="000000"/>
-          <w:sz w:val="28"/>
-          <w:szCs w:val="21"/>
-        </w:rPr>
-      </w:r>
     </w:p>
     <w:p>
       <w:pPr>
-        <w:pStyle w:val="Normal"/>
         <w:widowControl/>
         <w:jc w:val="center"/>
         <w:rPr>
@@ -144,12 +114,71 @@
           <w:sz w:val="84"/>
           <w:szCs w:val="84"/>
         </w:rPr>
-        <w:t>实 验 报 告</w:t>
+        <w:t>实</w:t>
+      </w:r>
+      <w:r>
+        <w:rPr>
+          <w:b/>
+          <w:bCs/>
+          <w:color w:val="000000"/>
+          <w:sz w:val="84"/>
+          <w:szCs w:val="84"/>
+        </w:rPr>
+        <w:t xml:space="preserve"> </w:t>
+      </w:r>
+      <w:r>
+        <w:rPr>
+          <w:b/>
+          <w:bCs/>
+          <w:color w:val="000000"/>
+          <w:sz w:val="84"/>
+          <w:szCs w:val="84"/>
+        </w:rPr>
+        <w:t>验</w:t>
+      </w:r>
+      <w:r>
+        <w:rPr>
+          <w:b/>
+          <w:bCs/>
+          <w:color w:val="000000"/>
+          <w:sz w:val="84"/>
+          <w:szCs w:val="84"/>
+        </w:rPr>
+        <w:t xml:space="preserve"> </w:t>
+      </w:r>
+      <w:r>
+        <w:rPr>
+          <w:b/>
+          <w:bCs/>
+          <w:color w:val="000000"/>
+          <w:sz w:val="84"/>
+          <w:szCs w:val="84"/>
+        </w:rPr>
+        <w:t>报</w:t>
+      </w:r>
+      <w:r>
+        <w:rPr>
+          <w:b/>
+          <w:bCs/>
+          <w:color w:val="000000"/>
+          <w:sz w:val="84"/>
+          <w:szCs w:val="84"/>
+        </w:rPr>
+        <w:t xml:space="preserve"> </w:t>
+      </w:r>
+      <w:r>
+        <w:rPr>
+          <w:b/>
+          <w:bCs/>
+          <w:color w:val="000000"/>
+          <w:sz w:val="84"/>
+          <w:szCs w:val="84"/>
+        </w:rPr>
+        <w:t>告</w:t>
       </w:r>
     </w:p>
     <w:p>
       <w:pPr>
-        <w:pStyle w:val="Normal"/>
         <w:widowControl/>
         <w:jc w:val="center"/>
         <w:rPr>
@@ -187,12 +216,71 @@
           <w:sz w:val="32"/>
           <w:szCs w:val="52"/>
         </w:rPr>
-        <w:t>学年 第 二 学期）</w:t>
+        <w:t>学年</w:t>
+      </w:r>
+      <w:r>
+        <w:rPr>
+          <w:rFonts w:eastAsia="KaiTi_GB2312"/>
+          <w:b/>
+          <w:bCs/>
+          <w:sz w:val="32"/>
+          <w:szCs w:val="52"/>
+        </w:rPr>
+        <w:t xml:space="preserve"> </w:t>
+      </w:r>
+      <w:r>
+        <w:rPr>
+          <w:rFonts w:eastAsia="KaiTi_GB2312"/>
+          <w:b/>
+          <w:bCs/>
+          <w:sz w:val="32"/>
+          <w:szCs w:val="52"/>
+        </w:rPr>
+        <w:t>第</w:t>
+      </w:r>
+      <w:r>
+        <w:rPr>
+          <w:rFonts w:eastAsia="KaiTi_GB2312"/>
+          <w:b/>
+          <w:bCs/>
+          <w:sz w:val="32"/>
+          <w:szCs w:val="52"/>
+        </w:rPr>
+        <w:t xml:space="preserve"> </w:t>
+      </w:r>
+      <w:r>
+        <w:rPr>
+          <w:rFonts w:eastAsia="KaiTi_GB2312"/>
+          <w:b/>
+          <w:bCs/>
+          <w:sz w:val="32"/>
+          <w:szCs w:val="52"/>
+        </w:rPr>
+        <w:t>二</w:t>
+      </w:r>
+      <w:r>
+        <w:rPr>
+          <w:rFonts w:eastAsia="KaiTi_GB2312"/>
+          <w:b/>
+          <w:bCs/>
+          <w:sz w:val="32"/>
+          <w:szCs w:val="52"/>
+        </w:rPr>
+        <w:t xml:space="preserve"> </w:t>
+      </w:r>
+      <w:r>
+        <w:rPr>
+          <w:rFonts w:eastAsia="KaiTi_GB2312"/>
+          <w:b/>
+          <w:bCs/>
+          <w:sz w:val="32"/>
+          <w:szCs w:val="52"/>
+        </w:rPr>
+        <w:t>学期）</w:t>
       </w:r>
     </w:p>
     <w:p>
       <w:pPr>
-        <w:pStyle w:val="Normal"/>
         <w:widowControl/>
         <w:jc w:val="center"/>
         <w:rPr>
@@ -203,19 +291,9 @@
           <w:szCs w:val="51"/>
         </w:rPr>
       </w:pPr>
-      <w:r>
-        <w:rPr>
-          <w:b/>
-          <w:bCs/>
-          <w:color w:val="000000"/>
-          <w:sz w:val="44"/>
-          <w:szCs w:val="51"/>
-        </w:rPr>
-      </w:r>
     </w:p>
     <w:p>
       <w:pPr>
-        <w:pStyle w:val="Normal"/>
         <w:widowControl/>
         <w:jc w:val="center"/>
         <w:rPr>
@@ -226,19 +304,9 @@
           <w:szCs w:val="51"/>
         </w:rPr>
       </w:pPr>
-      <w:r>
-        <w:rPr>
-          <w:b/>
-          <w:bCs/>
-          <w:color w:val="000000"/>
-          <w:sz w:val="44"/>
-          <w:szCs w:val="51"/>
-        </w:rPr>
-      </w:r>
     </w:p>
     <w:p>
       <w:pPr>
-        <w:pStyle w:val="Normal"/>
         <w:widowControl/>
         <w:jc w:val="center"/>
         <w:rPr>
@@ -249,32 +317,16 @@
           <w:szCs w:val="51"/>
         </w:rPr>
       </w:pPr>
-      <w:r>
-        <w:rPr>
-          <w:b/>
-          <w:bCs/>
-          <w:color w:val="000000"/>
-          <w:sz w:val="44"/>
-          <w:szCs w:val="51"/>
-        </w:rPr>
-      </w:r>
     </w:p>
     <w:tbl>
       <w:tblPr>
         <w:tblW w:w="7062" w:type="dxa"/>
         <w:jc w:val="center"/>
-        <w:tblInd w:w="0" w:type="dxa"/>
         <w:tblLayout w:type="fixed"/>
-        <w:tblCellMar>
-          <w:top w:w="0" w:type="dxa"/>
-          <w:left w:w="108" w:type="dxa"/>
-          <w:bottom w:w="0" w:type="dxa"/>
-          <w:right w:w="108" w:type="dxa"/>
-        </w:tblCellMar>
-        <w:tblLook w:val="04a0" w:noHBand="0" w:noVBand="1" w:firstColumn="1" w:lastRow="0" w:lastColumn="0" w:firstRow="1"/>
+        <w:tblLook w:val="04A0" w:firstRow="1" w:lastRow="0" w:firstColumn="1" w:lastColumn="0" w:noHBand="0" w:noVBand="1"/>
       </w:tblPr>
       <w:tblGrid>
-        <w:gridCol w:w="1447"/>
+        <w:gridCol w:w="1448"/>
         <w:gridCol w:w="2259"/>
         <w:gridCol w:w="550"/>
         <w:gridCol w:w="799"/>
@@ -284,19 +336,17 @@
       </w:tblGrid>
       <w:tr>
         <w:trPr>
-          <w:cantSplit w:val="true"/>
+          <w:cantSplit/>
+          <w:jc w:val="center"/>
         </w:trPr>
         <w:tc>
           <w:tcPr>
             <w:tcW w:w="1447" w:type="dxa"/>
-            <w:tcBorders/>
           </w:tcPr>
           <w:p>
             <w:pPr>
-              <w:pStyle w:val="Normal"/>
               <w:tabs>
-                <w:tab w:val="clear" w:pos="420"/>
-                <w:tab w:val="left" w:pos="6870" w:leader="none"/>
+                <w:tab w:val="left" w:pos="6870"/>
               </w:tabs>
               <w:rPr>
                 <w:sz w:val="28"/>
@@ -321,10 +371,8 @@
           </w:tcPr>
           <w:p>
             <w:pPr>
-              <w:pStyle w:val="Normal"/>
               <w:tabs>
-                <w:tab w:val="clear" w:pos="420"/>
-                <w:tab w:val="left" w:pos="6870" w:leader="none"/>
+                <w:tab w:val="left" w:pos="6870"/>
               </w:tabs>
               <w:jc w:val="center"/>
               <w:rPr>
@@ -351,19 +399,17 @@
       </w:tr>
       <w:tr>
         <w:trPr>
-          <w:cantSplit w:val="true"/>
+          <w:cantSplit/>
+          <w:jc w:val="center"/>
         </w:trPr>
         <w:tc>
           <w:tcPr>
             <w:tcW w:w="1447" w:type="dxa"/>
-            <w:tcBorders/>
           </w:tcPr>
           <w:p>
             <w:pPr>
-              <w:pStyle w:val="Normal"/>
               <w:tabs>
-                <w:tab w:val="clear" w:pos="420"/>
-                <w:tab w:val="left" w:pos="6870" w:leader="none"/>
+                <w:tab w:val="left" w:pos="6870"/>
               </w:tabs>
               <w:jc w:val="center"/>
               <w:rPr>
@@ -390,10 +436,8 @@
           </w:tcPr>
           <w:p>
             <w:pPr>
-              <w:pStyle w:val="Normal"/>
               <w:tabs>
-                <w:tab w:val="clear" w:pos="420"/>
-                <w:tab w:val="left" w:pos="6870" w:leader="none"/>
+                <w:tab w:val="left" w:pos="6870"/>
               </w:tabs>
               <w:jc w:val="center"/>
               <w:rPr>
@@ -413,19 +457,17 @@
       </w:tr>
       <w:tr>
         <w:trPr>
-          <w:cantSplit w:val="true"/>
+          <w:cantSplit/>
+          <w:jc w:val="center"/>
         </w:trPr>
         <w:tc>
           <w:tcPr>
             <w:tcW w:w="1447" w:type="dxa"/>
-            <w:tcBorders/>
           </w:tcPr>
           <w:p>
             <w:pPr>
-              <w:pStyle w:val="Normal"/>
               <w:tabs>
-                <w:tab w:val="clear" w:pos="420"/>
-                <w:tab w:val="left" w:pos="6870" w:leader="none"/>
+                <w:tab w:val="left" w:pos="6870"/>
               </w:tabs>
               <w:jc w:val="center"/>
               <w:rPr>
@@ -450,10 +492,8 @@
           </w:tcPr>
           <w:p>
             <w:pPr>
-              <w:pStyle w:val="Normal"/>
               <w:tabs>
-                <w:tab w:val="clear" w:pos="420"/>
-                <w:tab w:val="left" w:pos="6870" w:leader="none"/>
+                <w:tab w:val="left" w:pos="6870"/>
               </w:tabs>
               <w:jc w:val="center"/>
               <w:rPr>
@@ -477,10 +517,8 @@
           </w:tcPr>
           <w:p>
             <w:pPr>
-              <w:pStyle w:val="Normal"/>
               <w:tabs>
-                <w:tab w:val="clear" w:pos="420"/>
-                <w:tab w:val="left" w:pos="6870" w:leader="none"/>
+                <w:tab w:val="left" w:pos="6870"/>
               </w:tabs>
               <w:rPr>
                 <w:sz w:val="28"/>
@@ -504,10 +542,8 @@
           </w:tcPr>
           <w:p>
             <w:pPr>
-              <w:pStyle w:val="Normal"/>
               <w:tabs>
-                <w:tab w:val="clear" w:pos="420"/>
-                <w:tab w:val="left" w:pos="6870" w:leader="none"/>
+                <w:tab w:val="left" w:pos="6870"/>
               </w:tabs>
               <w:jc w:val="center"/>
               <w:rPr>
@@ -531,10 +567,8 @@
           </w:tcPr>
           <w:p>
             <w:pPr>
-              <w:pStyle w:val="Normal"/>
               <w:tabs>
-                <w:tab w:val="clear" w:pos="420"/>
-                <w:tab w:val="left" w:pos="6870" w:leader="none"/>
+                <w:tab w:val="left" w:pos="6870"/>
               </w:tabs>
               <w:rPr>
                 <w:sz w:val="28"/>
@@ -558,10 +592,8 @@
           </w:tcPr>
           <w:p>
             <w:pPr>
-              <w:pStyle w:val="Normal"/>
               <w:tabs>
-                <w:tab w:val="clear" w:pos="420"/>
-                <w:tab w:val="left" w:pos="6870" w:leader="none"/>
+                <w:tab w:val="left" w:pos="6870"/>
               </w:tabs>
               <w:jc w:val="center"/>
               <w:rPr>
@@ -585,10 +617,8 @@
           </w:tcPr>
           <w:p>
             <w:pPr>
-              <w:pStyle w:val="Normal"/>
               <w:tabs>
-                <w:tab w:val="clear" w:pos="420"/>
-                <w:tab w:val="left" w:pos="6870" w:leader="none"/>
+                <w:tab w:val="left" w:pos="6870"/>
               </w:tabs>
               <w:rPr>
                 <w:sz w:val="28"/>
@@ -606,19 +636,17 @@
       </w:tr>
       <w:tr>
         <w:trPr>
-          <w:cantSplit w:val="true"/>
+          <w:cantSplit/>
+          <w:jc w:val="center"/>
         </w:trPr>
         <w:tc>
           <w:tcPr>
             <w:tcW w:w="1447" w:type="dxa"/>
-            <w:tcBorders/>
           </w:tcPr>
           <w:p>
             <w:pPr>
-              <w:pStyle w:val="Normal"/>
               <w:tabs>
-                <w:tab w:val="clear" w:pos="420"/>
-                <w:tab w:val="left" w:pos="6870" w:leader="none"/>
+                <w:tab w:val="left" w:pos="6870"/>
               </w:tabs>
               <w:jc w:val="center"/>
               <w:rPr>
@@ -643,10 +671,8 @@
           </w:tcPr>
           <w:p>
             <w:pPr>
-              <w:pStyle w:val="Normal"/>
               <w:tabs>
-                <w:tab w:val="clear" w:pos="420"/>
-                <w:tab w:val="left" w:pos="6870" w:leader="none"/>
+                <w:tab w:val="left" w:pos="6870"/>
               </w:tabs>
               <w:jc w:val="center"/>
               <w:rPr>
@@ -672,10 +698,8 @@
           </w:p>
           <w:p>
             <w:pPr>
-              <w:pStyle w:val="Normal"/>
               <w:tabs>
-                <w:tab w:val="clear" w:pos="420"/>
-                <w:tab w:val="left" w:pos="6870" w:leader="none"/>
+                <w:tab w:val="left" w:pos="6870"/>
               </w:tabs>
               <w:jc w:val="center"/>
               <w:rPr>
@@ -695,19 +719,17 @@
       </w:tr>
       <w:tr>
         <w:trPr>
-          <w:cantSplit w:val="true"/>
+          <w:cantSplit/>
+          <w:jc w:val="center"/>
         </w:trPr>
         <w:tc>
           <w:tcPr>
             <w:tcW w:w="1447" w:type="dxa"/>
-            <w:tcBorders/>
           </w:tcPr>
           <w:p>
             <w:pPr>
-              <w:pStyle w:val="Normal"/>
               <w:tabs>
-                <w:tab w:val="clear" w:pos="420"/>
-                <w:tab w:val="left" w:pos="6870" w:leader="none"/>
+                <w:tab w:val="left" w:pos="6870"/>
               </w:tabs>
               <w:jc w:val="center"/>
               <w:rPr>
@@ -733,10 +755,8 @@
           </w:tcPr>
           <w:p>
             <w:pPr>
-              <w:pStyle w:val="Normal"/>
               <w:tabs>
-                <w:tab w:val="clear" w:pos="420"/>
-                <w:tab w:val="left" w:pos="6870" w:leader="none"/>
+                <w:tab w:val="left" w:pos="6870"/>
               </w:tabs>
               <w:jc w:val="center"/>
               <w:rPr>
@@ -757,73 +777,51 @@
     </w:tbl>
     <w:p>
       <w:pPr>
-        <w:pStyle w:val="Normal"/>
         <w:tabs>
-          <w:tab w:val="clear" w:pos="420"/>
-          <w:tab w:val="left" w:pos="6870" w:leader="none"/>
+          <w:tab w:val="left" w:pos="6870"/>
         </w:tabs>
         <w:jc w:val="center"/>
         <w:rPr>
           <w:sz w:val="30"/>
         </w:rPr>
       </w:pPr>
-      <w:r>
-        <w:rPr>
-          <w:sz w:val="30"/>
-        </w:rPr>
-      </w:r>
     </w:p>
     <w:p>
       <w:pPr>
-        <w:pStyle w:val="Normal"/>
         <w:tabs>
-          <w:tab w:val="clear" w:pos="420"/>
-          <w:tab w:val="left" w:pos="6870" w:leader="none"/>
+          <w:tab w:val="left" w:pos="6870"/>
         </w:tabs>
         <w:jc w:val="center"/>
         <w:rPr>
           <w:sz w:val="30"/>
         </w:rPr>
       </w:pPr>
-      <w:r>
-        <w:rPr>
-          <w:sz w:val="30"/>
-        </w:rPr>
-      </w:r>
     </w:p>
     <w:tbl>
       <w:tblPr>
         <w:tblW w:w="7714" w:type="dxa"/>
         <w:jc w:val="center"/>
-        <w:tblInd w:w="0" w:type="dxa"/>
         <w:tblLayout w:type="fixed"/>
-        <w:tblCellMar>
-          <w:top w:w="0" w:type="dxa"/>
-          <w:left w:w="108" w:type="dxa"/>
-          <w:bottom w:w="0" w:type="dxa"/>
-          <w:right w:w="108" w:type="dxa"/>
-        </w:tblCellMar>
-        <w:tblLook w:val="0000" w:noHBand="0" w:noVBand="0" w:firstColumn="0" w:lastRow="0" w:lastColumn="0" w:firstRow="0"/>
+        <w:tblLook w:val="0000" w:firstRow="0" w:lastRow="0" w:firstColumn="0" w:lastColumn="0" w:noHBand="0" w:noVBand="0"/>
       </w:tblPr>
       <w:tblGrid>
-        <w:gridCol w:w="1791"/>
+        <w:gridCol w:w="1792"/>
         <w:gridCol w:w="2039"/>
         <w:gridCol w:w="1454"/>
         <w:gridCol w:w="2429"/>
       </w:tblGrid>
       <w:tr>
-        <w:trPr/>
+        <w:trPr>
+          <w:jc w:val="center"/>
+        </w:trPr>
         <w:tc>
           <w:tcPr>
             <w:tcW w:w="1791" w:type="dxa"/>
-            <w:tcBorders/>
           </w:tcPr>
           <w:p>
             <w:pPr>
-              <w:pStyle w:val="Normal"/>
               <w:tabs>
-                <w:tab w:val="clear" w:pos="420"/>
-                <w:tab w:val="left" w:pos="6870" w:leader="none"/>
+                <w:tab w:val="left" w:pos="6870"/>
               </w:tabs>
               <w:jc w:val="center"/>
               <w:rPr>
@@ -850,38 +848,51 @@
           </w:tcPr>
           <w:p>
             <w:pPr>
-              <w:pStyle w:val="Normal"/>
               <w:tabs>
-                <w:tab w:val="clear" w:pos="420"/>
-                <w:tab w:val="left" w:pos="6870" w:leader="none"/>
+                <w:tab w:val="left" w:pos="6870"/>
               </w:tabs>
               <w:rPr>
                 <w:rFonts w:ascii="SimSun" w:hAnsi="SimSun"/>
                 <w:sz w:val="24"/>
               </w:rPr>
             </w:pPr>
-            <w:permStart w:id="1359546543" w:edGrp="everyone"/>
+            <w:permStart w:id="577127972" w:edGrp="everyone"/>
+            <w:proofErr w:type="spellStart"/>
             <w:r>
               <w:rPr>
                 <w:rFonts w:ascii="SimSun" w:hAnsi="SimSun"/>
                 <w:sz w:val="22"/>
               </w:rPr>
-              <w:t>Alfath Rafiuddin</w:t>
-            </w:r>
-            <w:permEnd w:id="1359546543"/>
+              <w:t>Alfath</w:t>
+            </w:r>
+            <w:proofErr w:type="spellEnd"/>
+            <w:r>
+              <w:rPr>
+                <w:rFonts w:ascii="SimSun" w:hAnsi="SimSun"/>
+                <w:sz w:val="22"/>
+              </w:rPr>
+              <w:t xml:space="preserve"> </w:t>
+            </w:r>
+            <w:proofErr w:type="spellStart"/>
+            <w:r>
+              <w:rPr>
+                <w:rFonts w:ascii="SimSun" w:hAnsi="SimSun"/>
+                <w:sz w:val="22"/>
+              </w:rPr>
+              <w:t>Rafiuddin</w:t>
+            </w:r>
+            <w:permEnd w:id="577127972"/>
+            <w:proofErr w:type="spellEnd"/>
           </w:p>
         </w:tc>
         <w:tc>
           <w:tcPr>
             <w:tcW w:w="1454" w:type="dxa"/>
-            <w:tcBorders/>
           </w:tcPr>
           <w:p>
             <w:pPr>
-              <w:pStyle w:val="Normal"/>
               <w:tabs>
-                <w:tab w:val="clear" w:pos="420"/>
-                <w:tab w:val="left" w:pos="6870" w:leader="none"/>
+                <w:tab w:val="left" w:pos="6870"/>
               </w:tabs>
               <w:rPr>
                 <w:rFonts w:ascii="SimSun" w:hAnsi="SimSun"/>
@@ -907,17 +918,15 @@
           </w:tcPr>
           <w:p>
             <w:pPr>
-              <w:pStyle w:val="Normal"/>
               <w:tabs>
-                <w:tab w:val="clear" w:pos="420"/>
-                <w:tab w:val="left" w:pos="6870" w:leader="none"/>
+                <w:tab w:val="left" w:pos="6870"/>
               </w:tabs>
               <w:rPr>
                 <w:rFonts w:ascii="SimSun" w:hAnsi="SimSun"/>
                 <w:sz w:val="28"/>
               </w:rPr>
             </w:pPr>
-            <w:permStart w:id="1081153001" w:edGrp="everyone"/>
+            <w:permStart w:id="1608142418" w:edGrp="everyone"/>
             <w:r>
               <w:rPr>
                 <w:rFonts w:ascii="SimSun" w:hAnsi="SimSun"/>
@@ -925,23 +934,22 @@
               </w:rPr>
               <w:t>F25040128</w:t>
             </w:r>
-            <w:permEnd w:id="1081153001"/>
+            <w:permEnd w:id="1608142418"/>
           </w:p>
         </w:tc>
       </w:tr>
       <w:tr>
-        <w:trPr/>
+        <w:trPr>
+          <w:jc w:val="center"/>
+        </w:trPr>
         <w:tc>
           <w:tcPr>
             <w:tcW w:w="1791" w:type="dxa"/>
-            <w:tcBorders/>
           </w:tcPr>
           <w:p>
             <w:pPr>
-              <w:pStyle w:val="Normal"/>
               <w:tabs>
-                <w:tab w:val="clear" w:pos="420"/>
-                <w:tab w:val="left" w:pos="6870" w:leader="none"/>
+                <w:tab w:val="left" w:pos="6870"/>
               </w:tabs>
               <w:jc w:val="center"/>
               <w:rPr>
@@ -990,17 +998,15 @@
           </w:tcPr>
           <w:p>
             <w:pPr>
-              <w:pStyle w:val="Normal"/>
               <w:tabs>
-                <w:tab w:val="clear" w:pos="420"/>
-                <w:tab w:val="left" w:pos="6870" w:leader="none"/>
+                <w:tab w:val="left" w:pos="6870"/>
               </w:tabs>
               <w:rPr>
                 <w:rFonts w:ascii="SimSun" w:hAnsi="SimSun"/>
                 <w:sz w:val="28"/>
               </w:rPr>
             </w:pPr>
-            <w:permStart w:id="1238066954" w:edGrp="everyone"/>
+            <w:permStart w:id="748450584" w:edGrp="everyone"/>
             <w:r>
               <w:rPr>
                 <w:rFonts w:ascii="SimSun" w:hAnsi="SimSun"/>
@@ -1008,20 +1014,17 @@
               </w:rPr>
               <w:t>Technology</w:t>
             </w:r>
-            <w:permEnd w:id="1238066954"/>
+            <w:permEnd w:id="748450584"/>
           </w:p>
         </w:tc>
         <w:tc>
           <w:tcPr>
             <w:tcW w:w="1454" w:type="dxa"/>
-            <w:tcBorders/>
           </w:tcPr>
           <w:p>
             <w:pPr>
-              <w:pStyle w:val="Normal"/>
               <w:tabs>
-                <w:tab w:val="clear" w:pos="420"/>
-                <w:tab w:val="left" w:pos="6870" w:leader="none"/>
+                <w:tab w:val="left" w:pos="6870"/>
               </w:tabs>
               <w:rPr>
                 <w:rFonts w:ascii="SimSun" w:hAnsi="SimSun"/>
@@ -1034,7 +1037,21 @@
                 <w:rFonts w:ascii="SimSun" w:hAnsi="SimSun"/>
                 <w:sz w:val="30"/>
               </w:rPr>
-              <w:t>专    业</w:t>
+              <w:t>专</w:t>
+            </w:r>
+            <w:r>
+              <w:rPr>
+                <w:rFonts w:ascii="SimSun" w:hAnsi="SimSun"/>
+                <w:sz w:val="30"/>
+              </w:rPr>
+              <w:t xml:space="preserve">    </w:t>
+            </w:r>
+            <w:r>
+              <w:rPr>
+                <w:rFonts w:ascii="SimSun" w:hAnsi="SimSun"/>
+                <w:sz w:val="30"/>
+              </w:rPr>
+              <w:t>业</w:t>
             </w:r>
           </w:p>
         </w:tc>
@@ -1048,17 +1065,15 @@
           </w:tcPr>
           <w:p>
             <w:pPr>
-              <w:pStyle w:val="Normal"/>
               <w:tabs>
-                <w:tab w:val="clear" w:pos="420"/>
-                <w:tab w:val="left" w:pos="6870" w:leader="none"/>
+                <w:tab w:val="left" w:pos="6870"/>
               </w:tabs>
               <w:rPr>
                 <w:rFonts w:ascii="SimSun" w:hAnsi="SimSun"/>
                 <w:sz w:val="28"/>
               </w:rPr>
             </w:pPr>
-            <w:permStart w:id="1427588439" w:edGrp="everyone"/>
+            <w:permStart w:id="367536364" w:edGrp="everyone"/>
             <w:r>
               <w:rPr>
                 <w:rFonts w:ascii="SimSun" w:hAnsi="SimSun"/>
@@ -1066,15 +1081,26 @@
               </w:rPr>
               <w:t>Computer Science 1</w:t>
             </w:r>
-            <w:permEnd w:id="1427588439"/>
+            <w:permEnd w:id="367536364"/>
           </w:p>
         </w:tc>
       </w:tr>
     </w:tbl>
     <w:p>
       <w:pPr>
-        <w:pStyle w:val="Normal"/>
+        <w:rPr>
+          <w:b/>
+          <w:bCs/>
+          <w:color w:val="000000"/>
+          <w:sz w:val="32"/>
+          <w:szCs w:val="51"/>
+        </w:rPr>
+      </w:pPr>
+    </w:p>
+    <w:p>
+      <w:pPr>
         <w:widowControl/>
+        <w:jc w:val="left"/>
         <w:rPr>
           <w:b/>
           <w:bCs/>
@@ -1091,46 +1117,22 @@
           <w:sz w:val="32"/>
           <w:szCs w:val="51"/>
         </w:rPr>
-      </w:r>
-    </w:p>
-    <w:p>
-      <w:pPr>
-        <w:pStyle w:val="Normal"/>
-        <w:widowControl/>
-        <w:rPr>
-          <w:b/>
-          <w:bCs/>
-          <w:color w:val="000000"/>
-          <w:sz w:val="32"/>
-          <w:szCs w:val="51"/>
-        </w:rPr>
-      </w:pPr>
-      <w:r>
-        <w:rPr>
-          <w:b/>
-          <w:bCs/>
-          <w:color w:val="000000"/>
-          <w:sz w:val="32"/>
-          <w:szCs w:val="51"/>
-        </w:rPr>
+        <w:br w:type="page"/>
       </w:r>
     </w:p>
     <w:p>
       <w:pPr>
         <w:sectPr>
-          <w:type w:val="nextPage"/>
           <w:pgSz w:w="11906" w:h="16838"/>
-          <w:pgMar w:left="1418" w:right="1134" w:gutter="0" w:header="0" w:top="1440" w:footer="0" w:bottom="1440"/>
-          <w:pgNumType w:fmt="decimal"/>
-          <w:formProt w:val="false"/>
-          <w:textDirection w:val="lrTb"/>
-          <w:docGrid w:type="lines" w:linePitch="312" w:charSpace="0"/>
+          <w:pgMar w:top="1440" w:right="1134" w:bottom="1440" w:left="1418" w:header="0" w:footer="0" w:gutter="0"/>
+          <w:cols w:space="720"/>
+          <w:formProt w:val="0"/>
+          <w:docGrid w:type="lines" w:linePitch="312"/>
         </w:sectPr>
       </w:pPr>
     </w:p>
     <w:p>
       <w:pPr>
-        <w:pStyle w:val="Normal"/>
         <w:jc w:val="center"/>
         <w:rPr>
           <w:b/>
@@ -1148,25 +1150,89 @@
           <w:sz w:val="30"/>
           <w:szCs w:val="51"/>
         </w:rPr>
-        <w:t xml:space="preserve">实 验 报 告 </w:t>
+        <w:lastRenderedPageBreak/>
+        <w:t>实</w:t>
+      </w:r>
+      <w:r>
+        <w:rPr>
+          <w:b/>
+          <w:bCs/>
+          <w:color w:val="000000"/>
+          <w:sz w:val="30"/>
+          <w:szCs w:val="51"/>
+        </w:rPr>
+        <w:t xml:space="preserve"> </w:t>
+      </w:r>
+      <w:r>
+        <w:rPr>
+          <w:b/>
+          <w:bCs/>
+          <w:color w:val="000000"/>
+          <w:sz w:val="30"/>
+          <w:szCs w:val="51"/>
+        </w:rPr>
+        <w:t>验</w:t>
+      </w:r>
+      <w:r>
+        <w:rPr>
+          <w:b/>
+          <w:bCs/>
+          <w:color w:val="000000"/>
+          <w:sz w:val="30"/>
+          <w:szCs w:val="51"/>
+        </w:rPr>
+        <w:t xml:space="preserve"> </w:t>
+      </w:r>
+      <w:r>
+        <w:rPr>
+          <w:b/>
+          <w:bCs/>
+          <w:color w:val="000000"/>
+          <w:sz w:val="30"/>
+          <w:szCs w:val="51"/>
+        </w:rPr>
+        <w:t>报</w:t>
+      </w:r>
+      <w:r>
+        <w:rPr>
+          <w:b/>
+          <w:bCs/>
+          <w:color w:val="000000"/>
+          <w:sz w:val="30"/>
+          <w:szCs w:val="51"/>
+        </w:rPr>
+        <w:t xml:space="preserve"> </w:t>
+      </w:r>
+      <w:r>
+        <w:rPr>
+          <w:b/>
+          <w:bCs/>
+          <w:color w:val="000000"/>
+          <w:sz w:val="30"/>
+          <w:szCs w:val="51"/>
+        </w:rPr>
+        <w:t>告</w:t>
+      </w:r>
+      <w:r>
+        <w:rPr>
+          <w:b/>
+          <w:bCs/>
+          <w:color w:val="000000"/>
+          <w:sz w:val="30"/>
+          <w:szCs w:val="51"/>
+        </w:rPr>
+        <w:t xml:space="preserve"> </w:t>
       </w:r>
     </w:p>
     <w:tbl>
       <w:tblPr>
         <w:tblW w:w="9288" w:type="dxa"/>
-        <w:jc w:val="left"/>
         <w:tblInd w:w="109" w:type="dxa"/>
         <w:tblLayout w:type="fixed"/>
-        <w:tblCellMar>
-          <w:top w:w="0" w:type="dxa"/>
-          <w:left w:w="108" w:type="dxa"/>
-          <w:bottom w:w="0" w:type="dxa"/>
-          <w:right w:w="108" w:type="dxa"/>
-        </w:tblCellMar>
-        <w:tblLook w:val="04a0" w:noHBand="0" w:noVBand="1" w:firstColumn="1" w:lastRow="0" w:lastColumn="0" w:firstRow="1"/>
+        <w:tblLook w:val="04A0" w:firstRow="1" w:lastRow="0" w:firstColumn="1" w:lastColumn="0" w:noHBand="0" w:noVBand="1"/>
       </w:tblPr>
       <w:tblGrid>
-        <w:gridCol w:w="1420"/>
+        <w:gridCol w:w="1421"/>
         <w:gridCol w:w="1841"/>
         <w:gridCol w:w="1558"/>
         <w:gridCol w:w="688"/>
@@ -1174,7 +1240,6 @@
         <w:gridCol w:w="2339"/>
       </w:tblGrid>
       <w:tr>
-        <w:trPr/>
         <w:tc>
           <w:tcPr>
             <w:tcW w:w="1420" w:type="dxa"/>
@@ -1187,7 +1252,6 @@
           </w:tcPr>
           <w:p>
             <w:pPr>
-              <w:pStyle w:val="Normal"/>
               <w:rPr>
                 <w:b/>
                 <w:bCs/>
@@ -1220,7 +1284,6 @@
           </w:tcPr>
           <w:p>
             <w:pPr>
-              <w:pStyle w:val="Normal"/>
               <w:jc w:val="center"/>
               <w:rPr>
                 <w:sz w:val="24"/>
@@ -1247,7 +1310,6 @@
           </w:tcPr>
           <w:p>
             <w:pPr>
-              <w:pStyle w:val="Normal"/>
               <w:rPr>
                 <w:b/>
                 <w:bCs/>
@@ -1278,7 +1340,6 @@
           </w:tcPr>
           <w:p>
             <w:pPr>
-              <w:pStyle w:val="Normal"/>
               <w:jc w:val="center"/>
               <w:rPr>
                 <w:sz w:val="28"/>
@@ -1296,7 +1357,6 @@
         </w:tc>
       </w:tr>
       <w:tr>
-        <w:trPr/>
         <w:tc>
           <w:tcPr>
             <w:tcW w:w="1420" w:type="dxa"/>
@@ -1309,7 +1369,6 @@
           </w:tcPr>
           <w:p>
             <w:pPr>
-              <w:pStyle w:val="Normal"/>
               <w:rPr>
                 <w:b/>
                 <w:bCs/>
@@ -1342,7 +1401,6 @@
           </w:tcPr>
           <w:p>
             <w:pPr>
-              <w:pStyle w:val="Normal"/>
               <w:jc w:val="center"/>
               <w:rPr>
                 <w:bCs/>
@@ -1376,7 +1434,6 @@
           </w:tcPr>
           <w:p>
             <w:pPr>
-              <w:pStyle w:val="Normal"/>
               <w:rPr>
                 <w:b/>
                 <w:bCs/>
@@ -1409,7 +1466,6 @@
           </w:tcPr>
           <w:p>
             <w:pPr>
-              <w:pStyle w:val="Normal"/>
               <w:jc w:val="center"/>
               <w:rPr>
                 <w:bCs/>
@@ -1441,7 +1497,6 @@
           </w:tcPr>
           <w:p>
             <w:pPr>
-              <w:pStyle w:val="Normal"/>
               <w:rPr>
                 <w:b/>
                 <w:bCs/>
@@ -1472,25 +1527,18 @@
           </w:tcPr>
           <w:p>
             <w:pPr>
-              <w:pStyle w:val="Normal"/>
               <w:jc w:val="center"/>
               <w:rPr>
                 <w:sz w:val="28"/>
                 <w:szCs w:val="28"/>
               </w:rPr>
             </w:pPr>
-            <w:r>
-              <w:rPr>
-                <w:sz w:val="28"/>
-                <w:szCs w:val="28"/>
-              </w:rPr>
-            </w:r>
           </w:p>
         </w:tc>
       </w:tr>
       <w:tr>
         <w:trPr>
-          <w:trHeight w:val="3553" w:hRule="atLeast"/>
+          <w:trHeight w:val="3553"/>
         </w:trPr>
         <w:tc>
           <w:tcPr>
@@ -1505,12 +1553,10 @@
           </w:tcPr>
           <w:p>
             <w:pPr>
-              <w:pStyle w:val="Normal"/>
               <w:tabs>
-                <w:tab w:val="clear" w:pos="420"/>
-                <w:tab w:val="left" w:pos="720" w:leader="none"/>
+                <w:tab w:val="left" w:pos="720"/>
               </w:tabs>
-              <w:spacing w:before="240" w:after="0"/>
+              <w:spacing w:before="240"/>
               <w:rPr>
                 <w:b/>
                 <w:bCs/>
@@ -1530,9 +1576,8 @@
           </w:p>
           <w:p>
             <w:pPr>
-              <w:pStyle w:val="Normal"/>
-              <w:rPr>
-                <w:rFonts w:ascii="AGaramond" w:hAnsi="AGaramond"/>
+              <w:rPr>
+                <w:rFonts w:ascii="AGaramond" w:hAnsi="AGaramond" w:hint="eastAsia"/>
                 <w:szCs w:val="21"/>
               </w:rPr>
             </w:pPr>
@@ -1546,81 +1591,751 @@
           </w:p>
           <w:p>
             <w:pPr>
-              <w:pStyle w:val="Normal"/>
-              <w:rPr>
-                <w:rFonts w:ascii="AGaramond" w:hAnsi="AGaramond"/>
-                <w:szCs w:val="21"/>
-              </w:rPr>
-            </w:pPr>
-            <w:r>
-              <w:rPr>
-                <w:rFonts w:ascii="AGaramond" w:hAnsi="AGaramond"/>
-                <w:szCs w:val="21"/>
-              </w:rPr>
-            </w:r>
-          </w:p>
-          <w:p>
-            <w:pPr>
-              <w:pStyle w:val="Normal"/>
-              <w:rPr>
-                <w:rFonts w:ascii="AGaramond" w:hAnsi="AGaramond"/>
-                <w:szCs w:val="21"/>
-              </w:rPr>
-            </w:pPr>
-            <w:r>
-              <w:rPr>
-                <w:rFonts w:ascii="AGaramond" w:hAnsi="AGaramond"/>
-                <w:szCs w:val="21"/>
-              </w:rPr>
-            </w:r>
-            <w:bookmarkStart w:id="0" w:name="_GoBack"/>
-            <w:bookmarkStart w:id="1" w:name="_GoBack"/>
-            <w:bookmarkEnd w:id="1"/>
-          </w:p>
-          <w:p>
-            <w:pPr>
-              <w:pStyle w:val="Normal"/>
-              <w:rPr>
-                <w:rFonts w:ascii="AGaramond" w:hAnsi="AGaramond"/>
-                <w:szCs w:val="21"/>
-              </w:rPr>
-            </w:pPr>
-            <w:r>
-              <w:rPr>
-                <w:rFonts w:ascii="AGaramond" w:hAnsi="AGaramond"/>
-                <w:szCs w:val="21"/>
-              </w:rPr>
-            </w:r>
-          </w:p>
-          <w:p>
-            <w:pPr>
-              <w:pStyle w:val="Normal"/>
-              <w:rPr>
-                <w:rFonts w:ascii="AGaramond" w:hAnsi="AGaramond"/>
-                <w:szCs w:val="21"/>
-              </w:rPr>
-            </w:pPr>
-            <w:r>
-              <w:rPr>
-                <w:rFonts w:ascii="AGaramond" w:hAnsi="AGaramond"/>
-                <w:szCs w:val="21"/>
-              </w:rPr>
-              <w:t>2. Write a C++ program to calculate the sum of the first 1000 terms using loop statements:</w:t>
-            </w:r>
-          </w:p>
-          <w:p>
-            <w:pPr>
-              <w:pStyle w:val="Normal"/>
+              <w:rPr>
+                <w:rFonts w:ascii="AGaramond" w:hAnsi="AGaramond" w:hint="eastAsia"/>
+                <w:szCs w:val="21"/>
+              </w:rPr>
+            </w:pPr>
+          </w:p>
+          <w:p>
+            <w:pPr>
+              <w:rPr>
+                <w:rFonts w:ascii="AGaramond" w:hAnsi="AGaramond"/>
+                <w:szCs w:val="21"/>
+              </w:rPr>
+            </w:pPr>
+            <w:r>
+              <w:rPr>
+                <w:rFonts w:ascii="AGaramond" w:hAnsi="AGaramond"/>
+                <w:szCs w:val="21"/>
+              </w:rPr>
+              <w:t>#include &lt;</w:t>
+            </w:r>
+            <w:proofErr w:type="spellStart"/>
+            <w:r>
+              <w:rPr>
+                <w:rFonts w:ascii="AGaramond" w:hAnsi="AGaramond"/>
+                <w:szCs w:val="21"/>
+              </w:rPr>
+              <w:t>iostream</w:t>
+            </w:r>
+            <w:proofErr w:type="spellEnd"/>
+            <w:r>
+              <w:rPr>
+                <w:rFonts w:ascii="AGaramond" w:hAnsi="AGaramond"/>
+                <w:szCs w:val="21"/>
+              </w:rPr>
+              <w:t>&gt;</w:t>
+            </w:r>
+          </w:p>
+          <w:p>
+            <w:pPr>
+              <w:rPr>
+                <w:rFonts w:ascii="AGaramond" w:hAnsi="AGaramond"/>
+                <w:szCs w:val="21"/>
+              </w:rPr>
+            </w:pPr>
+            <w:r>
+              <w:rPr>
+                <w:rFonts w:ascii="AGaramond" w:hAnsi="AGaramond"/>
+                <w:szCs w:val="21"/>
+              </w:rPr>
+              <w:t>#include &lt;</w:t>
+            </w:r>
+            <w:proofErr w:type="spellStart"/>
+            <w:r>
+              <w:rPr>
+                <w:rFonts w:ascii="AGaramond" w:hAnsi="AGaramond"/>
+                <w:szCs w:val="21"/>
+              </w:rPr>
+              <w:t>cmath</w:t>
+            </w:r>
+            <w:proofErr w:type="spellEnd"/>
+            <w:r>
+              <w:rPr>
+                <w:rFonts w:ascii="AGaramond" w:hAnsi="AGaramond"/>
+                <w:szCs w:val="21"/>
+              </w:rPr>
+              <w:t>&gt;</w:t>
+            </w:r>
+          </w:p>
+          <w:p>
+            <w:pPr>
+              <w:rPr>
+                <w:rFonts w:ascii="AGaramond" w:hAnsi="AGaramond"/>
+                <w:szCs w:val="21"/>
+              </w:rPr>
+            </w:pPr>
+            <w:r>
+              <w:rPr>
+                <w:rFonts w:ascii="AGaramond" w:hAnsi="AGaramond"/>
+                <w:szCs w:val="21"/>
+              </w:rPr>
+              <w:t xml:space="preserve">using namespace </w:t>
+            </w:r>
+            <w:proofErr w:type="spellStart"/>
+            <w:r>
+              <w:rPr>
+                <w:rFonts w:ascii="AGaramond" w:hAnsi="AGaramond"/>
+                <w:szCs w:val="21"/>
+              </w:rPr>
+              <w:t>std</w:t>
+            </w:r>
+            <w:proofErr w:type="spellEnd"/>
+            <w:r>
+              <w:rPr>
+                <w:rFonts w:ascii="AGaramond" w:hAnsi="AGaramond"/>
+                <w:szCs w:val="21"/>
+              </w:rPr>
+              <w:t>;</w:t>
+            </w:r>
+          </w:p>
+          <w:p>
+            <w:pPr>
+              <w:rPr>
+                <w:rFonts w:ascii="AGaramond" w:hAnsi="AGaramond"/>
+                <w:szCs w:val="21"/>
+              </w:rPr>
+            </w:pPr>
+          </w:p>
+          <w:p>
+            <w:pPr>
+              <w:rPr>
+                <w:rFonts w:ascii="AGaramond" w:hAnsi="AGaramond"/>
+                <w:szCs w:val="21"/>
+              </w:rPr>
+            </w:pPr>
+            <w:proofErr w:type="spellStart"/>
+            <w:r>
+              <w:rPr>
+                <w:rFonts w:ascii="AGaramond" w:hAnsi="AGaramond"/>
+                <w:szCs w:val="21"/>
+              </w:rPr>
+              <w:t>int</w:t>
+            </w:r>
+            <w:proofErr w:type="spellEnd"/>
+            <w:r>
+              <w:rPr>
+                <w:rFonts w:ascii="AGaramond" w:hAnsi="AGaramond"/>
+                <w:szCs w:val="21"/>
+              </w:rPr>
+              <w:t xml:space="preserve"> main()</w:t>
+            </w:r>
+          </w:p>
+          <w:p>
+            <w:pPr>
+              <w:rPr>
+                <w:rFonts w:ascii="AGaramond" w:hAnsi="AGaramond"/>
+                <w:szCs w:val="21"/>
+              </w:rPr>
+            </w:pPr>
+            <w:r>
+              <w:rPr>
+                <w:rFonts w:ascii="AGaramond" w:hAnsi="AGaramond"/>
+                <w:szCs w:val="21"/>
+              </w:rPr>
+              <w:t>{</w:t>
+            </w:r>
+          </w:p>
+          <w:p>
+            <w:pPr>
+              <w:rPr>
+                <w:rFonts w:ascii="AGaramond" w:hAnsi="AGaramond"/>
+                <w:szCs w:val="21"/>
+              </w:rPr>
+            </w:pPr>
+            <w:r>
+              <w:rPr>
+                <w:rFonts w:ascii="AGaramond" w:hAnsi="AGaramond"/>
+                <w:szCs w:val="21"/>
+              </w:rPr>
+              <w:t xml:space="preserve">    // Declaration</w:t>
+            </w:r>
+          </w:p>
+          <w:p>
+            <w:pPr>
+              <w:rPr>
+                <w:rFonts w:ascii="AGaramond" w:hAnsi="AGaramond"/>
+                <w:szCs w:val="21"/>
+              </w:rPr>
+            </w:pPr>
+            <w:r>
+              <w:rPr>
+                <w:rFonts w:ascii="AGaramond" w:hAnsi="AGaramond"/>
+                <w:szCs w:val="21"/>
+              </w:rPr>
+              <w:t xml:space="preserve">    </w:t>
+            </w:r>
+            <w:proofErr w:type="spellStart"/>
+            <w:r>
+              <w:rPr>
+                <w:rFonts w:ascii="AGaramond" w:hAnsi="AGaramond"/>
+                <w:szCs w:val="21"/>
+              </w:rPr>
+              <w:t>int</w:t>
+            </w:r>
+            <w:proofErr w:type="spellEnd"/>
+            <w:r>
+              <w:rPr>
+                <w:rFonts w:ascii="AGaramond" w:hAnsi="AGaramond"/>
+                <w:szCs w:val="21"/>
+              </w:rPr>
+              <w:t xml:space="preserve"> prime, i;</w:t>
+            </w:r>
+          </w:p>
+          <w:p>
+            <w:pPr>
+              <w:rPr>
+                <w:rFonts w:ascii="AGaramond" w:hAnsi="AGaramond"/>
+                <w:szCs w:val="21"/>
+              </w:rPr>
+            </w:pPr>
+          </w:p>
+          <w:p>
+            <w:pPr>
+              <w:rPr>
+                <w:rFonts w:ascii="AGaramond" w:hAnsi="AGaramond"/>
+                <w:szCs w:val="21"/>
+              </w:rPr>
+            </w:pPr>
+            <w:r>
+              <w:rPr>
+                <w:rFonts w:ascii="AGaramond" w:hAnsi="AGaramond"/>
+                <w:szCs w:val="21"/>
+              </w:rPr>
+              <w:t xml:space="preserve">    </w:t>
+            </w:r>
+            <w:proofErr w:type="spellStart"/>
+            <w:proofErr w:type="gramStart"/>
+            <w:r>
+              <w:rPr>
+                <w:rFonts w:ascii="AGaramond" w:hAnsi="AGaramond"/>
+                <w:szCs w:val="21"/>
+              </w:rPr>
+              <w:t>cout</w:t>
+            </w:r>
+            <w:proofErr w:type="spellEnd"/>
+            <w:proofErr w:type="gramEnd"/>
+            <w:r>
+              <w:rPr>
+                <w:rFonts w:ascii="AGaramond" w:hAnsi="AGaramond"/>
+                <w:szCs w:val="21"/>
+              </w:rPr>
+              <w:t xml:space="preserve"> &lt;&lt; "Welcome to program!!" &lt;&lt; </w:t>
+            </w:r>
+            <w:proofErr w:type="spellStart"/>
+            <w:r>
+              <w:rPr>
+                <w:rFonts w:ascii="AGaramond" w:hAnsi="AGaramond"/>
+                <w:szCs w:val="21"/>
+              </w:rPr>
+              <w:t>endl</w:t>
+            </w:r>
+            <w:proofErr w:type="spellEnd"/>
+            <w:r>
+              <w:rPr>
+                <w:rFonts w:ascii="AGaramond" w:hAnsi="AGaramond"/>
+                <w:szCs w:val="21"/>
+              </w:rPr>
+              <w:t>;</w:t>
+            </w:r>
+          </w:p>
+          <w:p>
+            <w:pPr>
+              <w:rPr>
+                <w:rFonts w:ascii="AGaramond" w:hAnsi="AGaramond"/>
+                <w:szCs w:val="21"/>
+              </w:rPr>
+            </w:pPr>
+            <w:r>
+              <w:rPr>
+                <w:rFonts w:ascii="AGaramond" w:hAnsi="AGaramond"/>
+                <w:szCs w:val="21"/>
+              </w:rPr>
+              <w:t xml:space="preserve">    </w:t>
+            </w:r>
+            <w:proofErr w:type="spellStart"/>
+            <w:r>
+              <w:rPr>
+                <w:rFonts w:ascii="AGaramond" w:hAnsi="AGaramond"/>
+                <w:szCs w:val="21"/>
+              </w:rPr>
+              <w:t>cout</w:t>
+            </w:r>
+            <w:proofErr w:type="spellEnd"/>
+            <w:r>
+              <w:rPr>
+                <w:rFonts w:ascii="AGaramond" w:hAnsi="AGaramond"/>
+                <w:szCs w:val="21"/>
+              </w:rPr>
+              <w:t xml:space="preserve"> &lt;&lt; "Input your prime number: ";</w:t>
+            </w:r>
+          </w:p>
+          <w:p>
+            <w:pPr>
+              <w:rPr>
+                <w:rFonts w:ascii="AGaramond" w:hAnsi="AGaramond"/>
+                <w:szCs w:val="21"/>
+              </w:rPr>
+            </w:pPr>
+            <w:r>
+              <w:rPr>
+                <w:rFonts w:ascii="AGaramond" w:hAnsi="AGaramond"/>
+                <w:szCs w:val="21"/>
+              </w:rPr>
+              <w:t xml:space="preserve">    </w:t>
+            </w:r>
+            <w:proofErr w:type="spellStart"/>
+            <w:r>
+              <w:rPr>
+                <w:rFonts w:ascii="AGaramond" w:hAnsi="AGaramond"/>
+                <w:szCs w:val="21"/>
+              </w:rPr>
+              <w:t>cin</w:t>
+            </w:r>
+            <w:proofErr w:type="spellEnd"/>
+            <w:r>
+              <w:rPr>
+                <w:rFonts w:ascii="AGaramond" w:hAnsi="AGaramond"/>
+                <w:szCs w:val="21"/>
+              </w:rPr>
+              <w:t xml:space="preserve"> &gt;&gt; prime;</w:t>
+            </w:r>
+          </w:p>
+          <w:p>
+            <w:pPr>
+              <w:rPr>
+                <w:rFonts w:ascii="AGaramond" w:hAnsi="AGaramond"/>
+                <w:szCs w:val="21"/>
+              </w:rPr>
+            </w:pPr>
+          </w:p>
+          <w:p>
+            <w:pPr>
+              <w:rPr>
+                <w:rFonts w:ascii="AGaramond" w:hAnsi="AGaramond"/>
+                <w:szCs w:val="21"/>
+              </w:rPr>
+            </w:pPr>
+            <w:r>
+              <w:rPr>
+                <w:rFonts w:ascii="AGaramond" w:hAnsi="AGaramond"/>
+                <w:szCs w:val="21"/>
+              </w:rPr>
+              <w:t xml:space="preserve">    // process</w:t>
+            </w:r>
+          </w:p>
+          <w:p>
+            <w:pPr>
+              <w:rPr>
+                <w:rFonts w:ascii="AGaramond" w:hAnsi="AGaramond"/>
+                <w:szCs w:val="21"/>
+              </w:rPr>
+            </w:pPr>
+            <w:r>
+              <w:rPr>
+                <w:rFonts w:ascii="AGaramond" w:hAnsi="AGaramond"/>
+                <w:szCs w:val="21"/>
+              </w:rPr>
+              <w:t xml:space="preserve">    if (prime &lt;= 1)</w:t>
+            </w:r>
+          </w:p>
+          <w:p>
+            <w:pPr>
+              <w:rPr>
+                <w:rFonts w:ascii="AGaramond" w:hAnsi="AGaramond"/>
+                <w:szCs w:val="21"/>
+              </w:rPr>
+            </w:pPr>
+            <w:r>
+              <w:rPr>
+                <w:rFonts w:ascii="AGaramond" w:hAnsi="AGaramond"/>
+                <w:szCs w:val="21"/>
+              </w:rPr>
+              <w:t xml:space="preserve">    {</w:t>
+            </w:r>
+          </w:p>
+          <w:p>
+            <w:pPr>
+              <w:rPr>
+                <w:rFonts w:ascii="AGaramond" w:hAnsi="AGaramond"/>
+                <w:szCs w:val="21"/>
+              </w:rPr>
+            </w:pPr>
+            <w:r>
+              <w:rPr>
+                <w:rFonts w:ascii="AGaramond" w:hAnsi="AGaramond"/>
+                <w:szCs w:val="21"/>
+              </w:rPr>
+              <w:t xml:space="preserve">        </w:t>
+            </w:r>
+            <w:proofErr w:type="spellStart"/>
+            <w:r>
+              <w:rPr>
+                <w:rFonts w:ascii="AGaramond" w:hAnsi="AGaramond"/>
+                <w:szCs w:val="21"/>
+              </w:rPr>
+              <w:t>cout</w:t>
+            </w:r>
+            <w:proofErr w:type="spellEnd"/>
+            <w:r>
+              <w:rPr>
+                <w:rFonts w:ascii="AGaramond" w:hAnsi="AGaramond"/>
+                <w:szCs w:val="21"/>
+              </w:rPr>
+              <w:t xml:space="preserve"> &lt;&lt; prime &lt;&lt; " is not a prime number";</w:t>
+            </w:r>
+          </w:p>
+          <w:p>
+            <w:pPr>
+              <w:rPr>
+                <w:rFonts w:ascii="AGaramond" w:hAnsi="AGaramond"/>
+                <w:szCs w:val="21"/>
+              </w:rPr>
+            </w:pPr>
+            <w:r>
+              <w:rPr>
+                <w:rFonts w:ascii="AGaramond" w:hAnsi="AGaramond"/>
+                <w:szCs w:val="21"/>
+              </w:rPr>
+              <w:t xml:space="preserve">    }</w:t>
+            </w:r>
+          </w:p>
+          <w:p>
+            <w:pPr>
+              <w:rPr>
+                <w:rFonts w:ascii="AGaramond" w:hAnsi="AGaramond"/>
+                <w:szCs w:val="21"/>
+              </w:rPr>
+            </w:pPr>
+          </w:p>
+          <w:p>
+            <w:pPr>
+              <w:rPr>
+                <w:rFonts w:ascii="AGaramond" w:hAnsi="AGaramond"/>
+                <w:szCs w:val="21"/>
+              </w:rPr>
+            </w:pPr>
+            <w:r>
+              <w:rPr>
+                <w:rFonts w:ascii="AGaramond" w:hAnsi="AGaramond"/>
+                <w:szCs w:val="21"/>
+              </w:rPr>
+              <w:t xml:space="preserve">    else</w:t>
+            </w:r>
+          </w:p>
+          <w:p>
+            <w:pPr>
+              <w:rPr>
+                <w:rFonts w:ascii="AGaramond" w:hAnsi="AGaramond"/>
+                <w:szCs w:val="21"/>
+              </w:rPr>
+            </w:pPr>
+            <w:r>
+              <w:rPr>
+                <w:rFonts w:ascii="AGaramond" w:hAnsi="AGaramond"/>
+                <w:szCs w:val="21"/>
+              </w:rPr>
+              <w:t xml:space="preserve">    {</w:t>
+            </w:r>
+          </w:p>
+          <w:p>
+            <w:pPr>
+              <w:rPr>
+                <w:rFonts w:ascii="AGaramond" w:hAnsi="AGaramond"/>
+                <w:szCs w:val="21"/>
+              </w:rPr>
+            </w:pPr>
+            <w:r>
+              <w:rPr>
+                <w:rFonts w:ascii="AGaramond" w:hAnsi="AGaramond"/>
+                <w:szCs w:val="21"/>
+              </w:rPr>
+              <w:t xml:space="preserve">        for (i = 2; i &lt;= </w:t>
+            </w:r>
+            <w:proofErr w:type="spellStart"/>
+            <w:r>
+              <w:rPr>
+                <w:rFonts w:ascii="AGaramond" w:hAnsi="AGaramond"/>
+                <w:szCs w:val="21"/>
+              </w:rPr>
+              <w:t>sqrt</w:t>
+            </w:r>
+            <w:proofErr w:type="spellEnd"/>
+            <w:r>
+              <w:rPr>
+                <w:rFonts w:ascii="AGaramond" w:hAnsi="AGaramond"/>
+                <w:szCs w:val="21"/>
+              </w:rPr>
+              <w:t>(prime); i++)</w:t>
+            </w:r>
+          </w:p>
+          <w:p>
+            <w:pPr>
+              <w:rPr>
+                <w:rFonts w:ascii="AGaramond" w:hAnsi="AGaramond"/>
+                <w:szCs w:val="21"/>
+              </w:rPr>
+            </w:pPr>
+            <w:r>
+              <w:rPr>
+                <w:rFonts w:ascii="AGaramond" w:hAnsi="AGaramond"/>
+                <w:szCs w:val="21"/>
+              </w:rPr>
+              <w:t xml:space="preserve">        {</w:t>
+            </w:r>
+          </w:p>
+          <w:p>
+            <w:pPr>
+              <w:rPr>
+                <w:rFonts w:ascii="AGaramond" w:hAnsi="AGaramond"/>
+                <w:szCs w:val="21"/>
+              </w:rPr>
+            </w:pPr>
+            <w:r>
+              <w:rPr>
+                <w:rFonts w:ascii="AGaramond" w:hAnsi="AGaramond"/>
+                <w:szCs w:val="21"/>
+              </w:rPr>
+              <w:t xml:space="preserve">            if (prime % i == 0)</w:t>
+            </w:r>
+          </w:p>
+          <w:p>
+            <w:pPr>
+              <w:rPr>
+                <w:rFonts w:ascii="AGaramond" w:hAnsi="AGaramond"/>
+                <w:szCs w:val="21"/>
+              </w:rPr>
+            </w:pPr>
+            <w:r>
+              <w:rPr>
+                <w:rFonts w:ascii="AGaramond" w:hAnsi="AGaramond"/>
+                <w:szCs w:val="21"/>
+              </w:rPr>
+              <w:t xml:space="preserve">            {</w:t>
+            </w:r>
+          </w:p>
+          <w:p>
+            <w:pPr>
+              <w:rPr>
+                <w:rFonts w:ascii="AGaramond" w:hAnsi="AGaramond"/>
+                <w:szCs w:val="21"/>
+              </w:rPr>
+            </w:pPr>
+            <w:r>
+              <w:rPr>
+                <w:rFonts w:ascii="AGaramond" w:hAnsi="AGaramond"/>
+                <w:szCs w:val="21"/>
+              </w:rPr>
+              <w:t xml:space="preserve">                </w:t>
+            </w:r>
+            <w:proofErr w:type="spellStart"/>
+            <w:r>
+              <w:rPr>
+                <w:rFonts w:ascii="AGaramond" w:hAnsi="AGaramond"/>
+                <w:szCs w:val="21"/>
+              </w:rPr>
+              <w:t>cout</w:t>
+            </w:r>
+            <w:proofErr w:type="spellEnd"/>
+            <w:r>
+              <w:rPr>
+                <w:rFonts w:ascii="AGaramond" w:hAnsi="AGaramond"/>
+                <w:szCs w:val="21"/>
+              </w:rPr>
+              <w:t xml:space="preserve"> &lt;&lt; prime &lt;&lt; " is not a prime number";</w:t>
+            </w:r>
+          </w:p>
+          <w:p>
+            <w:pPr>
+              <w:rPr>
+                <w:rFonts w:ascii="AGaramond" w:hAnsi="AGaramond"/>
+                <w:szCs w:val="21"/>
+              </w:rPr>
+            </w:pPr>
+            <w:r>
+              <w:rPr>
+                <w:rFonts w:ascii="AGaramond" w:hAnsi="AGaramond"/>
+                <w:szCs w:val="21"/>
+              </w:rPr>
+              <w:t xml:space="preserve">            }</w:t>
+            </w:r>
+          </w:p>
+          <w:p>
+            <w:pPr>
+              <w:rPr>
+                <w:rFonts w:ascii="AGaramond" w:hAnsi="AGaramond"/>
+                <w:szCs w:val="21"/>
+              </w:rPr>
+            </w:pPr>
+            <w:r>
+              <w:rPr>
+                <w:rFonts w:ascii="AGaramond" w:hAnsi="AGaramond"/>
+                <w:szCs w:val="21"/>
+              </w:rPr>
+              <w:t xml:space="preserve">            else</w:t>
+            </w:r>
+          </w:p>
+          <w:p>
+            <w:pPr>
+              <w:rPr>
+                <w:rFonts w:ascii="AGaramond" w:hAnsi="AGaramond"/>
+                <w:szCs w:val="21"/>
+              </w:rPr>
+            </w:pPr>
+            <w:r>
+              <w:rPr>
+                <w:rFonts w:ascii="AGaramond" w:hAnsi="AGaramond"/>
+                <w:szCs w:val="21"/>
+              </w:rPr>
+              <w:t xml:space="preserve">            {</w:t>
+            </w:r>
+          </w:p>
+          <w:p>
+            <w:pPr>
+              <w:rPr>
+                <w:rFonts w:ascii="AGaramond" w:hAnsi="AGaramond"/>
+                <w:szCs w:val="21"/>
+              </w:rPr>
+            </w:pPr>
+            <w:r>
+              <w:rPr>
+                <w:rFonts w:ascii="AGaramond" w:hAnsi="AGaramond"/>
+                <w:szCs w:val="21"/>
+              </w:rPr>
+              <w:t xml:space="preserve">                </w:t>
+            </w:r>
+            <w:proofErr w:type="spellStart"/>
+            <w:r>
+              <w:rPr>
+                <w:rFonts w:ascii="AGaramond" w:hAnsi="AGaramond"/>
+                <w:szCs w:val="21"/>
+              </w:rPr>
+              <w:t>cout</w:t>
+            </w:r>
+            <w:proofErr w:type="spellEnd"/>
+            <w:r>
+              <w:rPr>
+                <w:rFonts w:ascii="AGaramond" w:hAnsi="AGaramond"/>
+                <w:szCs w:val="21"/>
+              </w:rPr>
+              <w:t xml:space="preserve"> &lt;&lt; prime &lt;&lt; " is a prime number";</w:t>
+            </w:r>
+          </w:p>
+          <w:p>
+            <w:pPr>
+              <w:rPr>
+                <w:rFonts w:ascii="AGaramond" w:hAnsi="AGaramond"/>
+                <w:szCs w:val="21"/>
+              </w:rPr>
+            </w:pPr>
+            <w:r>
+              <w:rPr>
+                <w:rFonts w:ascii="AGaramond" w:hAnsi="AGaramond"/>
+                <w:szCs w:val="21"/>
+              </w:rPr>
+              <w:t xml:space="preserve">            }</w:t>
+            </w:r>
+          </w:p>
+          <w:p>
+            <w:pPr>
+              <w:rPr>
+                <w:rFonts w:ascii="AGaramond" w:hAnsi="AGaramond"/>
+                <w:szCs w:val="21"/>
+              </w:rPr>
+            </w:pPr>
+            <w:r>
+              <w:rPr>
+                <w:rFonts w:ascii="AGaramond" w:hAnsi="AGaramond"/>
+                <w:szCs w:val="21"/>
+              </w:rPr>
+              <w:t xml:space="preserve">        }</w:t>
+            </w:r>
+          </w:p>
+          <w:p>
+            <w:pPr>
+              <w:rPr>
+                <w:rFonts w:ascii="AGaramond" w:hAnsi="AGaramond"/>
+                <w:szCs w:val="21"/>
+              </w:rPr>
+            </w:pPr>
+            <w:r>
+              <w:rPr>
+                <w:rFonts w:ascii="AGaramond" w:hAnsi="AGaramond"/>
+                <w:szCs w:val="21"/>
+              </w:rPr>
+              <w:t xml:space="preserve">    }</w:t>
+            </w:r>
+          </w:p>
+          <w:p>
+            <w:pPr>
+              <w:rPr>
+                <w:rFonts w:ascii="AGaramond" w:hAnsi="AGaramond"/>
+                <w:szCs w:val="21"/>
+              </w:rPr>
+            </w:pPr>
+            <w:r>
+              <w:rPr>
+                <w:rFonts w:ascii="AGaramond" w:hAnsi="AGaramond"/>
+                <w:szCs w:val="21"/>
+              </w:rPr>
+              <w:t xml:space="preserve">    return 0;</w:t>
+            </w:r>
+          </w:p>
+          <w:p>
+            <w:pPr>
+              <w:rPr>
+                <w:rFonts w:ascii="AGaramond" w:hAnsi="AGaramond" w:hint="eastAsia"/>
+                <w:szCs w:val="21"/>
+              </w:rPr>
+            </w:pPr>
+            <w:r>
+              <w:rPr>
+                <w:rFonts w:ascii="AGaramond" w:hAnsi="AGaramond"/>
+                <w:szCs w:val="21"/>
+              </w:rPr>
+              <w:t>}</w:t>
+            </w:r>
+          </w:p>
+          <w:p>
+            <w:pPr>
+              <w:rPr>
+                <w:rFonts w:ascii="AGaramond" w:hAnsi="AGaramond" w:hint="eastAsia"/>
+                <w:szCs w:val="21"/>
+              </w:rPr>
+            </w:pPr>
+          </w:p>
+          <w:p>
+            <w:pPr>
+              <w:rPr>
+                <w:rFonts w:ascii="AGaramond" w:hAnsi="AGaramond" w:hint="eastAsia"/>
+                <w:szCs w:val="21"/>
+              </w:rPr>
+            </w:pPr>
+            <w:r>
+              <w:rPr>
+                <w:rFonts w:ascii="AGaramond" w:hAnsi="AGaramond"/>
+                <w:szCs w:val="21"/>
+              </w:rPr>
+              <w:t xml:space="preserve">2. Write a C++ program to calculate the sum of the first 1000 terms using loop </w:t>
+            </w:r>
+            <w:r>
+              <w:rPr>
+                <w:rFonts w:ascii="AGaramond" w:hAnsi="AGaramond"/>
+                <w:szCs w:val="21"/>
+              </w:rPr>
+              <w:t>statements:</w:t>
+            </w:r>
+          </w:p>
+          <w:p>
+            <w:pPr>
               <w:jc w:val="left"/>
               <w:rPr>
-                <w:rFonts w:ascii="AGaramond" w:hAnsi="AGaramond"/>
-                <w:szCs w:val="21"/>
-              </w:rPr>
-            </w:pPr>
-            <w:r>
-              <w:rPr/>
-            </w:r>
-            <m:oMathPara xmlns:m="http://schemas.openxmlformats.org/officeDocument/2006/math">
+                <w:rFonts w:ascii="AGaramond" w:hAnsi="AGaramond" w:hint="eastAsia"/>
+                <w:szCs w:val="21"/>
+              </w:rPr>
+            </w:pPr>
+            <m:oMathPara>
               <m:oMathParaPr>
                 <m:jc m:val="left"/>
               </m:oMathParaPr>
@@ -1629,21 +2344,28 @@
                   <w:rPr>
                     <w:rFonts w:ascii="Cambria Math" w:hAnsi="Cambria Math"/>
                   </w:rPr>
-                  <m:t xml:space="preserve">S</m:t>
+                  <m:t>S</m:t>
                 </m:r>
                 <m:r>
                   <w:rPr>
                     <w:rFonts w:ascii="Cambria Math" w:hAnsi="Cambria Math"/>
                   </w:rPr>
-                  <m:t xml:space="preserve">=</m:t>
+                  <m:t>=</m:t>
                 </m:r>
                 <m:f>
+                  <m:fPr>
+                    <m:ctrlPr>
+                      <w:rPr>
+                        <w:rFonts w:ascii="Cambria Math" w:hAnsi="Cambria Math"/>
+                      </w:rPr>
+                    </m:ctrlPr>
+                  </m:fPr>
                   <m:num>
                     <m:r>
                       <w:rPr>
                         <w:rFonts w:ascii="Cambria Math" w:hAnsi="Cambria Math"/>
                       </w:rPr>
-                      <m:t xml:space="preserve">2</m:t>
+                      <m:t>2</m:t>
                     </m:r>
                   </m:num>
                   <m:den>
@@ -1651,7 +2373,7 @@
                       <w:rPr>
                         <w:rFonts w:ascii="Cambria Math" w:hAnsi="Cambria Math"/>
                       </w:rPr>
-                      <m:t xml:space="preserve">1</m:t>
+                      <m:t>1</m:t>
                     </m:r>
                   </m:den>
                 </m:f>
@@ -1659,15 +2381,22 @@
                   <w:rPr>
                     <w:rFonts w:ascii="Cambria Math" w:hAnsi="Cambria Math"/>
                   </w:rPr>
-                  <m:t xml:space="preserve">−</m:t>
+                  <m:t>-</m:t>
                 </m:r>
                 <m:f>
+                  <m:fPr>
+                    <m:ctrlPr>
+                      <w:rPr>
+                        <w:rFonts w:ascii="Cambria Math" w:hAnsi="Cambria Math"/>
+                      </w:rPr>
+                    </m:ctrlPr>
+                  </m:fPr>
                   <m:num>
                     <m:r>
                       <w:rPr>
                         <w:rFonts w:ascii="Cambria Math" w:hAnsi="Cambria Math"/>
                       </w:rPr>
-                      <m:t xml:space="preserve">3</m:t>
+                      <m:t>3</m:t>
                     </m:r>
                   </m:num>
                   <m:den>
@@ -1675,7 +2404,7 @@
                       <w:rPr>
                         <w:rFonts w:ascii="Cambria Math" w:hAnsi="Cambria Math"/>
                       </w:rPr>
-                      <m:t xml:space="preserve">2</m:t>
+                      <m:t>2</m:t>
                     </m:r>
                   </m:den>
                 </m:f>
@@ -1683,15 +2412,22 @@
                   <w:rPr>
                     <w:rFonts w:ascii="Cambria Math" w:hAnsi="Cambria Math"/>
                   </w:rPr>
-                  <m:t xml:space="preserve">+</m:t>
+                  <m:t>+</m:t>
                 </m:r>
                 <m:f>
+                  <m:fPr>
+                    <m:ctrlPr>
+                      <w:rPr>
+                        <w:rFonts w:ascii="Cambria Math" w:hAnsi="Cambria Math"/>
+                      </w:rPr>
+                    </m:ctrlPr>
+                  </m:fPr>
                   <m:num>
                     <m:r>
                       <w:rPr>
                         <w:rFonts w:ascii="Cambria Math" w:hAnsi="Cambria Math"/>
                       </w:rPr>
-                      <m:t xml:space="preserve">5</m:t>
+                      <m:t>5</m:t>
                     </m:r>
                   </m:num>
                   <m:den>
@@ -1699,7 +2435,7 @@
                       <w:rPr>
                         <w:rFonts w:ascii="Cambria Math" w:hAnsi="Cambria Math"/>
                       </w:rPr>
-                      <m:t xml:space="preserve">3</m:t>
+                      <m:t>3</m:t>
                     </m:r>
                   </m:den>
                 </m:f>
@@ -1707,15 +2443,22 @@
                   <w:rPr>
                     <w:rFonts w:ascii="Cambria Math" w:hAnsi="Cambria Math"/>
                   </w:rPr>
-                  <m:t xml:space="preserve">−</m:t>
+                  <m:t>-</m:t>
                 </m:r>
                 <m:f>
+                  <m:fPr>
+                    <m:ctrlPr>
+                      <w:rPr>
+                        <w:rFonts w:ascii="Cambria Math" w:hAnsi="Cambria Math"/>
+                      </w:rPr>
+                    </m:ctrlPr>
+                  </m:fPr>
                   <m:num>
                     <m:r>
                       <w:rPr>
                         <w:rFonts w:ascii="Cambria Math" w:hAnsi="Cambria Math"/>
                       </w:rPr>
-                      <m:t xml:space="preserve">8</m:t>
+                      <m:t>8</m:t>
                     </m:r>
                   </m:num>
                   <m:den>
@@ -1723,7 +2466,7 @@
                       <w:rPr>
                         <w:rFonts w:ascii="Cambria Math" w:hAnsi="Cambria Math"/>
                       </w:rPr>
-                      <m:t xml:space="preserve">5</m:t>
+                      <m:t>5</m:t>
                     </m:r>
                   </m:den>
                 </m:f>
@@ -1731,7 +2474,7 @@
                   <w:rPr>
                     <w:rFonts w:ascii="Cambria Math" w:hAnsi="Cambria Math"/>
                   </w:rPr>
-                  <m:t xml:space="preserve">+</m:t>
+                  <m:t>+</m:t>
                 </m:r>
                 <m:r>
                   <m:rPr>
@@ -1741,7 +2484,13 @@
                   <w:rPr>
                     <w:rFonts w:ascii="Cambria Math" w:hAnsi="Cambria Math"/>
                   </w:rPr>
-                  <m:t xml:space="preserve">.</m:t>
+                  <m:t>......</m:t>
+                </m:r>
+                <m:r>
+                  <w:rPr>
+                    <w:rFonts w:ascii="Cambria Math" w:hAnsi="Cambria Math"/>
+                  </w:rPr>
+                  <m:t>－</m:t>
                 </m:r>
                 <m:r>
                   <m:rPr>
@@ -1751,167 +2500,1422 @@
                   <w:rPr>
                     <w:rFonts w:ascii="Cambria Math" w:hAnsi="Cambria Math"/>
                   </w:rPr>
-                  <m:t xml:space="preserve">.</m:t>
-                </m:r>
-                <m:r>
-                  <m:rPr>
-                    <m:lit/>
-                    <m:nor/>
-                  </m:rPr>
-                  <w:rPr>
-                    <w:rFonts w:ascii="Cambria Math" w:hAnsi="Cambria Math"/>
-                  </w:rPr>
-                  <m:t xml:space="preserve">.</m:t>
-                </m:r>
-                <m:r>
-                  <m:rPr>
-                    <m:lit/>
-                    <m:nor/>
-                  </m:rPr>
-                  <w:rPr>
-                    <w:rFonts w:ascii="Cambria Math" w:hAnsi="Cambria Math"/>
-                  </w:rPr>
-                  <m:t xml:space="preserve">.</m:t>
-                </m:r>
-                <m:r>
-                  <m:rPr>
-                    <m:lit/>
-                    <m:nor/>
-                  </m:rPr>
-                  <w:rPr>
-                    <w:rFonts w:ascii="Cambria Math" w:hAnsi="Cambria Math"/>
-                  </w:rPr>
-                  <m:t xml:space="preserve">.</m:t>
-                </m:r>
-                <m:r>
-                  <m:rPr>
-                    <m:lit/>
-                    <m:nor/>
-                  </m:rPr>
-                  <w:rPr>
-                    <w:rFonts w:ascii="Cambria Math" w:hAnsi="Cambria Math"/>
-                  </w:rPr>
-                  <m:t xml:space="preserve">.</m:t>
-                </m:r>
-                <m:r>
-                  <w:rPr>
-                    <w:rFonts w:ascii="Cambria Math" w:hAnsi="Cambria Math"/>
-                  </w:rPr>
-                  <m:t xml:space="preserve">－</m:t>
-                </m:r>
-                <m:r>
-                  <m:rPr>
-                    <m:lit/>
-                    <m:nor/>
-                  </m:rPr>
-                  <w:rPr>
-                    <w:rFonts w:ascii="Cambria Math" w:hAnsi="Cambria Math"/>
-                  </w:rPr>
-                  <m:t xml:space="preserve">.</m:t>
-                </m:r>
-                <m:r>
-                  <m:rPr>
-                    <m:lit/>
-                    <m:nor/>
-                  </m:rPr>
-                  <w:rPr>
-                    <w:rFonts w:ascii="Cambria Math" w:hAnsi="Cambria Math"/>
-                  </w:rPr>
-                  <m:t xml:space="preserve">.</m:t>
-                </m:r>
-                <m:r>
-                  <m:rPr>
-                    <m:lit/>
-                    <m:nor/>
-                  </m:rPr>
-                  <w:rPr>
-                    <w:rFonts w:ascii="Cambria Math" w:hAnsi="Cambria Math"/>
-                  </w:rPr>
-                  <m:t xml:space="preserve">.</m:t>
-                </m:r>
-                <m:r>
-                  <m:rPr>
-                    <m:lit/>
-                    <m:nor/>
-                  </m:rPr>
-                  <w:rPr>
-                    <w:rFonts w:ascii="Cambria Math" w:hAnsi="Cambria Math"/>
-                  </w:rPr>
-                  <m:t xml:space="preserve">.</m:t>
-                </m:r>
-                <m:r>
-                  <m:rPr>
-                    <m:lit/>
-                    <m:nor/>
-                  </m:rPr>
-                  <w:rPr>
-                    <w:rFonts w:ascii="Cambria Math" w:hAnsi="Cambria Math"/>
-                  </w:rPr>
-                  <m:t xml:space="preserve">.</m:t>
-                </m:r>
-                <m:r>
-                  <m:rPr>
-                    <m:lit/>
-                    <m:nor/>
-                  </m:rPr>
-                  <w:rPr>
-                    <w:rFonts w:ascii="Cambria Math" w:hAnsi="Cambria Math"/>
-                  </w:rPr>
-                  <m:t xml:space="preserve">.</m:t>
+                  <m:t>......</m:t>
                 </m:r>
               </m:oMath>
             </m:oMathPara>
           </w:p>
           <w:p>
             <w:pPr>
-              <w:pStyle w:val="Normal"/>
-              <w:rPr>
-                <w:rFonts w:ascii="AGaramond" w:hAnsi="AGaramond"/>
-                <w:szCs w:val="21"/>
-              </w:rPr>
-            </w:pPr>
-            <w:r>
-              <w:rPr>
-                <w:rFonts w:ascii="AGaramond" w:hAnsi="AGaramond"/>
-                <w:szCs w:val="21"/>
-              </w:rPr>
-            </w:r>
-          </w:p>
-          <w:p>
-            <w:pPr>
-              <w:pStyle w:val="Normal"/>
-              <w:rPr>
-                <w:rFonts w:ascii="AGaramond" w:hAnsi="AGaramond"/>
-                <w:szCs w:val="21"/>
-              </w:rPr>
-            </w:pPr>
-            <w:r>
-              <w:rPr>
-                <w:rFonts w:ascii="AGaramond" w:hAnsi="AGaramond"/>
-                <w:szCs w:val="21"/>
-              </w:rPr>
-            </w:r>
-          </w:p>
-          <w:p>
-            <w:pPr>
-              <w:pStyle w:val="Normal"/>
-              <w:rPr>
-                <w:rFonts w:ascii="AGaramond" w:hAnsi="AGaramond"/>
-                <w:szCs w:val="21"/>
-              </w:rPr>
-            </w:pPr>
-            <w:r>
-              <w:rPr>
-                <w:rFonts w:ascii="AGaramond" w:hAnsi="AGaramond"/>
-                <w:szCs w:val="21"/>
-              </w:rPr>
-            </w:r>
-          </w:p>
-          <w:p>
-            <w:pPr>
-              <w:pStyle w:val="Normal"/>
-              <w:rPr>
-                <w:rFonts w:ascii="AGaramond" w:hAnsi="AGaramond"/>
+              <w:rPr>
+                <w:rFonts w:ascii="AGaramond" w:hAnsi="AGaramond" w:hint="eastAsia"/>
+                <w:szCs w:val="21"/>
+              </w:rPr>
+            </w:pPr>
+          </w:p>
+          <w:p>
+            <w:pPr>
+              <w:rPr>
+                <w:rFonts w:ascii="AGaramond" w:hAnsi="AGaramond"/>
+                <w:szCs w:val="21"/>
+              </w:rPr>
+            </w:pPr>
+            <w:r>
+              <w:rPr>
+                <w:rFonts w:ascii="AGaramond" w:hAnsi="AGaramond"/>
+                <w:szCs w:val="21"/>
+              </w:rPr>
+              <w:t>#include &lt;</w:t>
+            </w:r>
+            <w:proofErr w:type="spellStart"/>
+            <w:r>
+              <w:rPr>
+                <w:rFonts w:ascii="AGaramond" w:hAnsi="AGaramond"/>
+                <w:szCs w:val="21"/>
+              </w:rPr>
+              <w:t>iostream</w:t>
+            </w:r>
+            <w:proofErr w:type="spellEnd"/>
+            <w:r>
+              <w:rPr>
+                <w:rFonts w:ascii="AGaramond" w:hAnsi="AGaramond"/>
+                <w:szCs w:val="21"/>
+              </w:rPr>
+              <w:t>&gt;</w:t>
+            </w:r>
+          </w:p>
+          <w:p>
+            <w:pPr>
+              <w:rPr>
+                <w:rFonts w:ascii="AGaramond" w:hAnsi="AGaramond"/>
+                <w:szCs w:val="21"/>
+              </w:rPr>
+            </w:pPr>
+            <w:r>
+              <w:rPr>
+                <w:rFonts w:ascii="AGaramond" w:hAnsi="AGaramond"/>
+                <w:szCs w:val="21"/>
+              </w:rPr>
+              <w:t xml:space="preserve">using namespace </w:t>
+            </w:r>
+            <w:proofErr w:type="spellStart"/>
+            <w:r>
+              <w:rPr>
+                <w:rFonts w:ascii="AGaramond" w:hAnsi="AGaramond"/>
+                <w:szCs w:val="21"/>
+              </w:rPr>
+              <w:t>std</w:t>
+            </w:r>
+            <w:proofErr w:type="spellEnd"/>
+            <w:r>
+              <w:rPr>
+                <w:rFonts w:ascii="AGaramond" w:hAnsi="AGaramond"/>
+                <w:szCs w:val="21"/>
+              </w:rPr>
+              <w:t>;</w:t>
+            </w:r>
+          </w:p>
+          <w:p>
+            <w:pPr>
+              <w:rPr>
+                <w:rFonts w:ascii="AGaramond" w:hAnsi="AGaramond"/>
+                <w:szCs w:val="21"/>
+              </w:rPr>
+            </w:pPr>
+          </w:p>
+          <w:p>
+            <w:pPr>
+              <w:rPr>
+                <w:rFonts w:ascii="AGaramond" w:hAnsi="AGaramond"/>
+                <w:szCs w:val="21"/>
+              </w:rPr>
+            </w:pPr>
+            <w:proofErr w:type="spellStart"/>
+            <w:r>
+              <w:rPr>
+                <w:rFonts w:ascii="AGaramond" w:hAnsi="AGaramond"/>
+                <w:szCs w:val="21"/>
+              </w:rPr>
+              <w:t>int</w:t>
+            </w:r>
+            <w:proofErr w:type="spellEnd"/>
+            <w:r>
+              <w:rPr>
+                <w:rFonts w:ascii="AGaramond" w:hAnsi="AGaramond"/>
+                <w:szCs w:val="21"/>
+              </w:rPr>
+              <w:t xml:space="preserve"> main() {</w:t>
+            </w:r>
+          </w:p>
+          <w:p>
+            <w:pPr>
+              <w:rPr>
+                <w:rFonts w:ascii="AGaramond" w:hAnsi="AGaramond"/>
+                <w:szCs w:val="21"/>
+              </w:rPr>
+            </w:pPr>
+            <w:r>
+              <w:rPr>
+                <w:rFonts w:ascii="AGaramond" w:hAnsi="AGaramond"/>
+                <w:szCs w:val="21"/>
+              </w:rPr>
+              <w:t xml:space="preserve">    </w:t>
+            </w:r>
+          </w:p>
+          <w:p>
+            <w:pPr>
+              <w:rPr>
+                <w:rFonts w:ascii="AGaramond" w:hAnsi="AGaramond"/>
+                <w:szCs w:val="21"/>
+              </w:rPr>
+            </w:pPr>
+            <w:r>
+              <w:rPr>
+                <w:rFonts w:ascii="AGaramond" w:hAnsi="AGaramond"/>
+                <w:szCs w:val="21"/>
+              </w:rPr>
+              <w:t xml:space="preserve">    //Declaration</w:t>
+            </w:r>
+          </w:p>
+          <w:p>
+            <w:pPr>
+              <w:rPr>
+                <w:rFonts w:ascii="AGaramond" w:hAnsi="AGaramond"/>
+                <w:szCs w:val="21"/>
+              </w:rPr>
+            </w:pPr>
+            <w:r>
+              <w:rPr>
+                <w:rFonts w:ascii="AGaramond" w:hAnsi="AGaramond"/>
+                <w:szCs w:val="21"/>
+              </w:rPr>
+              <w:t xml:space="preserve">    </w:t>
+            </w:r>
+            <w:proofErr w:type="spellStart"/>
+            <w:r>
+              <w:rPr>
+                <w:rFonts w:ascii="AGaramond" w:hAnsi="AGaramond"/>
+                <w:szCs w:val="21"/>
+              </w:rPr>
+              <w:t>int</w:t>
+            </w:r>
+            <w:proofErr w:type="spellEnd"/>
+            <w:r>
+              <w:rPr>
+                <w:rFonts w:ascii="AGaramond" w:hAnsi="AGaramond"/>
+                <w:szCs w:val="21"/>
+              </w:rPr>
+              <w:t xml:space="preserve"> </w:t>
+            </w:r>
+            <w:proofErr w:type="spellStart"/>
+            <w:r>
+              <w:rPr>
+                <w:rFonts w:ascii="AGaramond" w:hAnsi="AGaramond"/>
+                <w:szCs w:val="21"/>
+              </w:rPr>
+              <w:t>numberPrevious</w:t>
+            </w:r>
+            <w:proofErr w:type="spellEnd"/>
+            <w:r>
+              <w:rPr>
+                <w:rFonts w:ascii="AGaramond" w:hAnsi="AGaramond"/>
+                <w:szCs w:val="21"/>
+              </w:rPr>
+              <w:t xml:space="preserve"> = 2, </w:t>
+            </w:r>
+            <w:proofErr w:type="spellStart"/>
+            <w:r>
+              <w:rPr>
+                <w:rFonts w:ascii="AGaramond" w:hAnsi="AGaramond"/>
+                <w:szCs w:val="21"/>
+              </w:rPr>
+              <w:t>numberCurrent</w:t>
+            </w:r>
+            <w:proofErr w:type="spellEnd"/>
+            <w:r>
+              <w:rPr>
+                <w:rFonts w:ascii="AGaramond" w:hAnsi="AGaramond"/>
+                <w:szCs w:val="21"/>
+              </w:rPr>
+              <w:t xml:space="preserve"> = 3;</w:t>
+            </w:r>
+          </w:p>
+          <w:p>
+            <w:pPr>
+              <w:rPr>
+                <w:rFonts w:ascii="AGaramond" w:hAnsi="AGaramond"/>
+                <w:szCs w:val="21"/>
+              </w:rPr>
+            </w:pPr>
+            <w:r>
+              <w:rPr>
+                <w:rFonts w:ascii="AGaramond" w:hAnsi="AGaramond"/>
+                <w:szCs w:val="21"/>
+              </w:rPr>
+              <w:t xml:space="preserve">    </w:t>
+            </w:r>
+            <w:proofErr w:type="spellStart"/>
+            <w:r>
+              <w:rPr>
+                <w:rFonts w:ascii="AGaramond" w:hAnsi="AGaramond"/>
+                <w:szCs w:val="21"/>
+              </w:rPr>
+              <w:t>int</w:t>
+            </w:r>
+            <w:proofErr w:type="spellEnd"/>
+            <w:r>
+              <w:rPr>
+                <w:rFonts w:ascii="AGaramond" w:hAnsi="AGaramond"/>
+                <w:szCs w:val="21"/>
+              </w:rPr>
+              <w:t xml:space="preserve"> </w:t>
+            </w:r>
+            <w:proofErr w:type="spellStart"/>
+            <w:r>
+              <w:rPr>
+                <w:rFonts w:ascii="AGaramond" w:hAnsi="AGaramond"/>
+                <w:szCs w:val="21"/>
+              </w:rPr>
+              <w:t>denominatorPrevious</w:t>
+            </w:r>
+            <w:proofErr w:type="spellEnd"/>
+            <w:r>
+              <w:rPr>
+                <w:rFonts w:ascii="AGaramond" w:hAnsi="AGaramond"/>
+                <w:szCs w:val="21"/>
+              </w:rPr>
+              <w:t xml:space="preserve"> = 1, </w:t>
+            </w:r>
+            <w:proofErr w:type="spellStart"/>
+            <w:r>
+              <w:rPr>
+                <w:rFonts w:ascii="AGaramond" w:hAnsi="AGaramond"/>
+                <w:szCs w:val="21"/>
+              </w:rPr>
+              <w:t>denominatorCurrent</w:t>
+            </w:r>
+            <w:proofErr w:type="spellEnd"/>
+            <w:r>
+              <w:rPr>
+                <w:rFonts w:ascii="AGaramond" w:hAnsi="AGaramond"/>
+                <w:szCs w:val="21"/>
+              </w:rPr>
+              <w:t xml:space="preserve"> = 2;</w:t>
+            </w:r>
+          </w:p>
+          <w:p>
+            <w:pPr>
+              <w:rPr>
+                <w:rFonts w:ascii="AGaramond" w:hAnsi="AGaramond"/>
+                <w:szCs w:val="21"/>
+              </w:rPr>
+            </w:pPr>
+            <w:r>
+              <w:rPr>
+                <w:rFonts w:ascii="AGaramond" w:hAnsi="AGaramond"/>
+                <w:szCs w:val="21"/>
+              </w:rPr>
+              <w:t xml:space="preserve">    </w:t>
+            </w:r>
+            <w:proofErr w:type="spellStart"/>
+            <w:r>
+              <w:rPr>
+                <w:rFonts w:ascii="AGaramond" w:hAnsi="AGaramond"/>
+                <w:szCs w:val="21"/>
+              </w:rPr>
+              <w:t>int</w:t>
+            </w:r>
+            <w:proofErr w:type="spellEnd"/>
+            <w:r>
+              <w:rPr>
+                <w:rFonts w:ascii="AGaramond" w:hAnsi="AGaramond"/>
+                <w:szCs w:val="21"/>
+              </w:rPr>
+              <w:t xml:space="preserve"> i, </w:t>
+            </w:r>
+            <w:proofErr w:type="spellStart"/>
+            <w:r>
+              <w:rPr>
+                <w:rFonts w:ascii="AGaramond" w:hAnsi="AGaramond"/>
+                <w:szCs w:val="21"/>
+              </w:rPr>
+              <w:t>userInput</w:t>
+            </w:r>
+            <w:proofErr w:type="spellEnd"/>
+            <w:r>
+              <w:rPr>
+                <w:rFonts w:ascii="AGaramond" w:hAnsi="AGaramond"/>
+                <w:szCs w:val="21"/>
+              </w:rPr>
+              <w:t xml:space="preserve">, </w:t>
+            </w:r>
+            <w:proofErr w:type="spellStart"/>
+            <w:r>
+              <w:rPr>
+                <w:rFonts w:ascii="AGaramond" w:hAnsi="AGaramond"/>
+                <w:szCs w:val="21"/>
+              </w:rPr>
+              <w:t>nextNumber</w:t>
+            </w:r>
+            <w:proofErr w:type="spellEnd"/>
+            <w:r>
+              <w:rPr>
+                <w:rFonts w:ascii="AGaramond" w:hAnsi="AGaramond"/>
+                <w:szCs w:val="21"/>
+              </w:rPr>
+              <w:t xml:space="preserve">, </w:t>
+            </w:r>
+            <w:proofErr w:type="spellStart"/>
+            <w:r>
+              <w:rPr>
+                <w:rFonts w:ascii="AGaramond" w:hAnsi="AGaramond"/>
+                <w:szCs w:val="21"/>
+              </w:rPr>
+              <w:t>nextDenominator</w:t>
+            </w:r>
+            <w:proofErr w:type="spellEnd"/>
+            <w:r>
+              <w:rPr>
+                <w:rFonts w:ascii="AGaramond" w:hAnsi="AGaramond"/>
+                <w:szCs w:val="21"/>
+              </w:rPr>
+              <w:t>;</w:t>
+            </w:r>
+          </w:p>
+          <w:p>
+            <w:pPr>
+              <w:rPr>
+                <w:rFonts w:ascii="AGaramond" w:hAnsi="AGaramond"/>
+                <w:szCs w:val="21"/>
+              </w:rPr>
+            </w:pPr>
+            <w:r>
+              <w:rPr>
+                <w:rFonts w:ascii="AGaramond" w:hAnsi="AGaramond"/>
+                <w:szCs w:val="21"/>
+              </w:rPr>
+              <w:t xml:space="preserve">    double sum = 0;</w:t>
+            </w:r>
+          </w:p>
+          <w:p>
+            <w:pPr>
+              <w:rPr>
+                <w:rFonts w:ascii="AGaramond" w:hAnsi="AGaramond"/>
+                <w:szCs w:val="21"/>
+              </w:rPr>
+            </w:pPr>
+            <w:r>
+              <w:rPr>
+                <w:rFonts w:ascii="AGaramond" w:hAnsi="AGaramond"/>
+                <w:szCs w:val="21"/>
+              </w:rPr>
+              <w:t xml:space="preserve">    </w:t>
+            </w:r>
+            <w:proofErr w:type="spellStart"/>
+            <w:r>
+              <w:rPr>
+                <w:rFonts w:ascii="AGaramond" w:hAnsi="AGaramond"/>
+                <w:szCs w:val="21"/>
+              </w:rPr>
+              <w:t>int</w:t>
+            </w:r>
+            <w:proofErr w:type="spellEnd"/>
+            <w:r>
+              <w:rPr>
+                <w:rFonts w:ascii="AGaramond" w:hAnsi="AGaramond"/>
+                <w:szCs w:val="21"/>
+              </w:rPr>
+              <w:t xml:space="preserve"> sign = 1;</w:t>
+            </w:r>
+          </w:p>
+          <w:p>
+            <w:pPr>
+              <w:rPr>
+                <w:rFonts w:ascii="AGaramond" w:hAnsi="AGaramond"/>
+                <w:szCs w:val="21"/>
+              </w:rPr>
+            </w:pPr>
+            <w:r>
+              <w:rPr>
+                <w:rFonts w:ascii="AGaramond" w:hAnsi="AGaramond"/>
+                <w:szCs w:val="21"/>
+              </w:rPr>
+              <w:t xml:space="preserve">    </w:t>
+            </w:r>
+          </w:p>
+          <w:p>
+            <w:pPr>
+              <w:rPr>
+                <w:rFonts w:ascii="AGaramond" w:hAnsi="AGaramond"/>
+                <w:szCs w:val="21"/>
+              </w:rPr>
+            </w:pPr>
+            <w:r>
+              <w:rPr>
+                <w:rFonts w:ascii="AGaramond" w:hAnsi="AGaramond"/>
+                <w:szCs w:val="21"/>
+              </w:rPr>
+              <w:t xml:space="preserve">    //Input</w:t>
+            </w:r>
+          </w:p>
+          <w:p>
+            <w:pPr>
+              <w:rPr>
+                <w:rFonts w:ascii="AGaramond" w:hAnsi="AGaramond"/>
+                <w:szCs w:val="21"/>
+              </w:rPr>
+            </w:pPr>
+            <w:r>
+              <w:rPr>
+                <w:rFonts w:ascii="AGaramond" w:hAnsi="AGaramond"/>
+                <w:szCs w:val="21"/>
+              </w:rPr>
+              <w:t xml:space="preserve">    </w:t>
+            </w:r>
+            <w:proofErr w:type="spellStart"/>
+            <w:r>
+              <w:rPr>
+                <w:rFonts w:ascii="AGaramond" w:hAnsi="AGaramond"/>
+                <w:szCs w:val="21"/>
+              </w:rPr>
+              <w:t>cout</w:t>
+            </w:r>
+            <w:proofErr w:type="spellEnd"/>
+            <w:r>
+              <w:rPr>
+                <w:rFonts w:ascii="AGaramond" w:hAnsi="AGaramond"/>
+                <w:szCs w:val="21"/>
+              </w:rPr>
+              <w:t xml:space="preserve"> &lt;&lt; "Input n term: ";</w:t>
+            </w:r>
+          </w:p>
+          <w:p>
+            <w:pPr>
+              <w:rPr>
+                <w:rFonts w:ascii="AGaramond" w:hAnsi="AGaramond"/>
+                <w:szCs w:val="21"/>
+              </w:rPr>
+            </w:pPr>
+            <w:r>
+              <w:rPr>
+                <w:rFonts w:ascii="AGaramond" w:hAnsi="AGaramond"/>
+                <w:szCs w:val="21"/>
+              </w:rPr>
+              <w:t xml:space="preserve">    </w:t>
+            </w:r>
+            <w:proofErr w:type="spellStart"/>
+            <w:r>
+              <w:rPr>
+                <w:rFonts w:ascii="AGaramond" w:hAnsi="AGaramond"/>
+                <w:szCs w:val="21"/>
+              </w:rPr>
+              <w:t>cin</w:t>
+            </w:r>
+            <w:proofErr w:type="spellEnd"/>
+            <w:r>
+              <w:rPr>
+                <w:rFonts w:ascii="AGaramond" w:hAnsi="AGaramond"/>
+                <w:szCs w:val="21"/>
+              </w:rPr>
+              <w:t xml:space="preserve"> &gt;&gt; </w:t>
+            </w:r>
+            <w:proofErr w:type="spellStart"/>
+            <w:r>
+              <w:rPr>
+                <w:rFonts w:ascii="AGaramond" w:hAnsi="AGaramond"/>
+                <w:szCs w:val="21"/>
+              </w:rPr>
+              <w:t>userInput</w:t>
+            </w:r>
+            <w:proofErr w:type="spellEnd"/>
+            <w:r>
+              <w:rPr>
+                <w:rFonts w:ascii="AGaramond" w:hAnsi="AGaramond"/>
+                <w:szCs w:val="21"/>
+              </w:rPr>
+              <w:t>;</w:t>
+            </w:r>
+          </w:p>
+          <w:p>
+            <w:pPr>
+              <w:rPr>
+                <w:rFonts w:ascii="AGaramond" w:hAnsi="AGaramond"/>
+                <w:szCs w:val="21"/>
+              </w:rPr>
+            </w:pPr>
+            <w:r>
+              <w:rPr>
+                <w:rFonts w:ascii="AGaramond" w:hAnsi="AGaramond"/>
+                <w:szCs w:val="21"/>
+              </w:rPr>
+              <w:t xml:space="preserve">    </w:t>
+            </w:r>
+          </w:p>
+          <w:p>
+            <w:pPr>
+              <w:rPr>
+                <w:rFonts w:ascii="AGaramond" w:hAnsi="AGaramond"/>
+                <w:szCs w:val="21"/>
+              </w:rPr>
+            </w:pPr>
+            <w:r>
+              <w:rPr>
+                <w:rFonts w:ascii="AGaramond" w:hAnsi="AGaramond"/>
+                <w:szCs w:val="21"/>
+              </w:rPr>
+              <w:t xml:space="preserve">    //Process</w:t>
+            </w:r>
+          </w:p>
+          <w:p>
+            <w:pPr>
+              <w:rPr>
+                <w:rFonts w:ascii="AGaramond" w:hAnsi="AGaramond"/>
+                <w:szCs w:val="21"/>
+              </w:rPr>
+            </w:pPr>
+            <w:r>
+              <w:rPr>
+                <w:rFonts w:ascii="AGaramond" w:hAnsi="AGaramond"/>
+                <w:szCs w:val="21"/>
+              </w:rPr>
+              <w:t xml:space="preserve">    for (i = 1; i &lt;= </w:t>
+            </w:r>
+            <w:proofErr w:type="spellStart"/>
+            <w:r>
+              <w:rPr>
+                <w:rFonts w:ascii="AGaramond" w:hAnsi="AGaramond"/>
+                <w:szCs w:val="21"/>
+              </w:rPr>
+              <w:t>userInput</w:t>
+            </w:r>
+            <w:proofErr w:type="spellEnd"/>
+            <w:r>
+              <w:rPr>
+                <w:rFonts w:ascii="AGaramond" w:hAnsi="AGaramond"/>
+                <w:szCs w:val="21"/>
+              </w:rPr>
+              <w:t>; i++) {</w:t>
+            </w:r>
+          </w:p>
+          <w:p>
+            <w:pPr>
+              <w:rPr>
+                <w:rFonts w:ascii="AGaramond" w:hAnsi="AGaramond"/>
+                <w:szCs w:val="21"/>
+              </w:rPr>
+            </w:pPr>
+            <w:r>
+              <w:rPr>
+                <w:rFonts w:ascii="AGaramond" w:hAnsi="AGaramond"/>
+                <w:szCs w:val="21"/>
+              </w:rPr>
+              <w:t xml:space="preserve">        switch (i % 2) {</w:t>
+            </w:r>
+          </w:p>
+          <w:p>
+            <w:pPr>
+              <w:rPr>
+                <w:rFonts w:ascii="AGaramond" w:hAnsi="AGaramond"/>
+                <w:szCs w:val="21"/>
+              </w:rPr>
+            </w:pPr>
+            <w:r>
+              <w:rPr>
+                <w:rFonts w:ascii="AGaramond" w:hAnsi="AGaramond"/>
+                <w:szCs w:val="21"/>
+              </w:rPr>
+              <w:t xml:space="preserve">            case 1:</w:t>
+            </w:r>
+          </w:p>
+          <w:p>
+            <w:pPr>
+              <w:rPr>
+                <w:rFonts w:ascii="AGaramond" w:hAnsi="AGaramond"/>
+                <w:szCs w:val="21"/>
+              </w:rPr>
+            </w:pPr>
+            <w:r>
+              <w:rPr>
+                <w:rFonts w:ascii="AGaramond" w:hAnsi="AGaramond"/>
+                <w:szCs w:val="21"/>
+              </w:rPr>
+              <w:t xml:space="preserve">                sign = 1;</w:t>
+            </w:r>
+          </w:p>
+          <w:p>
+            <w:pPr>
+              <w:rPr>
+                <w:rFonts w:ascii="AGaramond" w:hAnsi="AGaramond"/>
+                <w:szCs w:val="21"/>
+              </w:rPr>
+            </w:pPr>
+            <w:r>
+              <w:rPr>
+                <w:rFonts w:ascii="AGaramond" w:hAnsi="AGaramond"/>
+                <w:szCs w:val="21"/>
+              </w:rPr>
+              <w:t xml:space="preserve">                break;</w:t>
+            </w:r>
+          </w:p>
+          <w:p>
+            <w:pPr>
+              <w:rPr>
+                <w:rFonts w:ascii="AGaramond" w:hAnsi="AGaramond"/>
+                <w:szCs w:val="21"/>
+              </w:rPr>
+            </w:pPr>
+            <w:r>
+              <w:rPr>
+                <w:rFonts w:ascii="AGaramond" w:hAnsi="AGaramond"/>
+                <w:szCs w:val="21"/>
+              </w:rPr>
+              <w:t xml:space="preserve">            case 0:</w:t>
+            </w:r>
+          </w:p>
+          <w:p>
+            <w:pPr>
+              <w:rPr>
+                <w:rFonts w:ascii="AGaramond" w:hAnsi="AGaramond"/>
+                <w:szCs w:val="21"/>
+              </w:rPr>
+            </w:pPr>
+            <w:r>
+              <w:rPr>
+                <w:rFonts w:ascii="AGaramond" w:hAnsi="AGaramond"/>
+                <w:szCs w:val="21"/>
+              </w:rPr>
+              <w:t xml:space="preserve">                sign = -1;</w:t>
+            </w:r>
+          </w:p>
+          <w:p>
+            <w:pPr>
+              <w:rPr>
+                <w:rFonts w:ascii="AGaramond" w:hAnsi="AGaramond"/>
+                <w:szCs w:val="21"/>
+              </w:rPr>
+            </w:pPr>
+            <w:r>
+              <w:rPr>
+                <w:rFonts w:ascii="AGaramond" w:hAnsi="AGaramond"/>
+                <w:szCs w:val="21"/>
+              </w:rPr>
+              <w:t xml:space="preserve">                break;</w:t>
+            </w:r>
+          </w:p>
+          <w:p>
+            <w:pPr>
+              <w:rPr>
+                <w:rFonts w:ascii="AGaramond" w:hAnsi="AGaramond"/>
+                <w:szCs w:val="21"/>
+              </w:rPr>
+            </w:pPr>
+            <w:r>
+              <w:rPr>
+                <w:rFonts w:ascii="AGaramond" w:hAnsi="AGaramond"/>
+                <w:szCs w:val="21"/>
+              </w:rPr>
+              <w:t xml:space="preserve">        }</w:t>
+            </w:r>
+          </w:p>
+          <w:p>
+            <w:pPr>
+              <w:rPr>
+                <w:rFonts w:ascii="AGaramond" w:hAnsi="AGaramond"/>
+                <w:szCs w:val="21"/>
+              </w:rPr>
+            </w:pPr>
+            <w:r>
+              <w:rPr>
+                <w:rFonts w:ascii="AGaramond" w:hAnsi="AGaramond"/>
+                <w:szCs w:val="21"/>
+              </w:rPr>
+              <w:t xml:space="preserve">        </w:t>
+            </w:r>
+          </w:p>
+          <w:p>
+            <w:pPr>
+              <w:rPr>
+                <w:rFonts w:ascii="AGaramond" w:hAnsi="AGaramond"/>
+                <w:szCs w:val="21"/>
+              </w:rPr>
+            </w:pPr>
+            <w:r>
+              <w:rPr>
+                <w:rFonts w:ascii="AGaramond" w:hAnsi="AGaramond"/>
+                <w:szCs w:val="21"/>
+              </w:rPr>
+              <w:t xml:space="preserve">        if (i == 1) {</w:t>
+            </w:r>
+          </w:p>
+          <w:p>
+            <w:pPr>
+              <w:rPr>
+                <w:rFonts w:ascii="AGaramond" w:hAnsi="AGaramond"/>
+                <w:szCs w:val="21"/>
+              </w:rPr>
+            </w:pPr>
+            <w:r>
+              <w:rPr>
+                <w:rFonts w:ascii="AGaramond" w:hAnsi="AGaramond"/>
+                <w:szCs w:val="21"/>
+              </w:rPr>
+              <w:t xml:space="preserve">            sum += sign * (double)</w:t>
+            </w:r>
+            <w:proofErr w:type="spellStart"/>
+            <w:r>
+              <w:rPr>
+                <w:rFonts w:ascii="AGaramond" w:hAnsi="AGaramond"/>
+                <w:szCs w:val="21"/>
+              </w:rPr>
+              <w:t>numberPrevious</w:t>
+            </w:r>
+            <w:proofErr w:type="spellEnd"/>
+            <w:r>
+              <w:rPr>
+                <w:rFonts w:ascii="AGaramond" w:hAnsi="AGaramond"/>
+                <w:szCs w:val="21"/>
+              </w:rPr>
+              <w:t xml:space="preserve"> / </w:t>
+            </w:r>
+            <w:proofErr w:type="spellStart"/>
+            <w:r>
+              <w:rPr>
+                <w:rFonts w:ascii="AGaramond" w:hAnsi="AGaramond"/>
+                <w:szCs w:val="21"/>
+              </w:rPr>
+              <w:t>denominatorPrevious</w:t>
+            </w:r>
+            <w:proofErr w:type="spellEnd"/>
+            <w:r>
+              <w:rPr>
+                <w:rFonts w:ascii="AGaramond" w:hAnsi="AGaramond"/>
+                <w:szCs w:val="21"/>
+              </w:rPr>
+              <w:t>;</w:t>
+            </w:r>
+          </w:p>
+          <w:p>
+            <w:pPr>
+              <w:rPr>
+                <w:rFonts w:ascii="AGaramond" w:hAnsi="AGaramond"/>
+                <w:szCs w:val="21"/>
+              </w:rPr>
+            </w:pPr>
+            <w:r>
+              <w:rPr>
+                <w:rFonts w:ascii="AGaramond" w:hAnsi="AGaramond"/>
+                <w:szCs w:val="21"/>
+              </w:rPr>
+              <w:t xml:space="preserve">        } </w:t>
+            </w:r>
+          </w:p>
+          <w:p>
+            <w:pPr>
+              <w:rPr>
+                <w:rFonts w:ascii="AGaramond" w:hAnsi="AGaramond"/>
+                <w:szCs w:val="21"/>
+              </w:rPr>
+            </w:pPr>
+            <w:r>
+              <w:rPr>
+                <w:rFonts w:ascii="AGaramond" w:hAnsi="AGaramond"/>
+                <w:szCs w:val="21"/>
+              </w:rPr>
+              <w:t xml:space="preserve">        else if (i == 2) {</w:t>
+            </w:r>
+          </w:p>
+          <w:p>
+            <w:pPr>
+              <w:rPr>
+                <w:rFonts w:ascii="AGaramond" w:hAnsi="AGaramond"/>
+                <w:szCs w:val="21"/>
+              </w:rPr>
+            </w:pPr>
+            <w:r>
+              <w:rPr>
+                <w:rFonts w:ascii="AGaramond" w:hAnsi="AGaramond"/>
+                <w:szCs w:val="21"/>
+              </w:rPr>
+              <w:t xml:space="preserve">            sum += sign * (double)</w:t>
+            </w:r>
+            <w:proofErr w:type="spellStart"/>
+            <w:r>
+              <w:rPr>
+                <w:rFonts w:ascii="AGaramond" w:hAnsi="AGaramond"/>
+                <w:szCs w:val="21"/>
+              </w:rPr>
+              <w:t>numberCurrent</w:t>
+            </w:r>
+            <w:proofErr w:type="spellEnd"/>
+            <w:r>
+              <w:rPr>
+                <w:rFonts w:ascii="AGaramond" w:hAnsi="AGaramond"/>
+                <w:szCs w:val="21"/>
+              </w:rPr>
+              <w:t xml:space="preserve"> / </w:t>
+            </w:r>
+            <w:proofErr w:type="spellStart"/>
+            <w:r>
+              <w:rPr>
+                <w:rFonts w:ascii="AGaramond" w:hAnsi="AGaramond"/>
+                <w:szCs w:val="21"/>
+              </w:rPr>
+              <w:t>denominatorCurrent</w:t>
+            </w:r>
+            <w:proofErr w:type="spellEnd"/>
+            <w:r>
+              <w:rPr>
+                <w:rFonts w:ascii="AGaramond" w:hAnsi="AGaramond"/>
+                <w:szCs w:val="21"/>
+              </w:rPr>
+              <w:t>;</w:t>
+            </w:r>
+          </w:p>
+          <w:p>
+            <w:pPr>
+              <w:rPr>
+                <w:rFonts w:ascii="AGaramond" w:hAnsi="AGaramond"/>
+                <w:szCs w:val="21"/>
+              </w:rPr>
+            </w:pPr>
+            <w:r>
+              <w:rPr>
+                <w:rFonts w:ascii="AGaramond" w:hAnsi="AGaramond"/>
+                <w:szCs w:val="21"/>
+              </w:rPr>
+              <w:t xml:space="preserve">        }</w:t>
+            </w:r>
+          </w:p>
+          <w:p>
+            <w:pPr>
+              <w:rPr>
+                <w:rFonts w:ascii="AGaramond" w:hAnsi="AGaramond"/>
+                <w:szCs w:val="21"/>
+              </w:rPr>
+            </w:pPr>
+            <w:r>
+              <w:rPr>
+                <w:rFonts w:ascii="AGaramond" w:hAnsi="AGaramond"/>
+                <w:szCs w:val="21"/>
+              </w:rPr>
+              <w:t xml:space="preserve">        else {</w:t>
+            </w:r>
+          </w:p>
+          <w:p>
+            <w:pPr>
+              <w:rPr>
+                <w:rFonts w:ascii="AGaramond" w:hAnsi="AGaramond"/>
+                <w:szCs w:val="21"/>
+              </w:rPr>
+            </w:pPr>
+            <w:r>
+              <w:rPr>
+                <w:rFonts w:ascii="AGaramond" w:hAnsi="AGaramond"/>
+                <w:szCs w:val="21"/>
+              </w:rPr>
+              <w:t xml:space="preserve">            </w:t>
+            </w:r>
+            <w:proofErr w:type="spellStart"/>
+            <w:r>
+              <w:rPr>
+                <w:rFonts w:ascii="AGaramond" w:hAnsi="AGaramond"/>
+                <w:szCs w:val="21"/>
+              </w:rPr>
+              <w:t>nextNumber</w:t>
+            </w:r>
+            <w:proofErr w:type="spellEnd"/>
+            <w:r>
+              <w:rPr>
+                <w:rFonts w:ascii="AGaramond" w:hAnsi="AGaramond"/>
+                <w:szCs w:val="21"/>
+              </w:rPr>
+              <w:t xml:space="preserve"> = </w:t>
+            </w:r>
+            <w:proofErr w:type="spellStart"/>
+            <w:r>
+              <w:rPr>
+                <w:rFonts w:ascii="AGaramond" w:hAnsi="AGaramond"/>
+                <w:szCs w:val="21"/>
+              </w:rPr>
+              <w:t>numberPrevious</w:t>
+            </w:r>
+            <w:proofErr w:type="spellEnd"/>
+            <w:r>
+              <w:rPr>
+                <w:rFonts w:ascii="AGaramond" w:hAnsi="AGaramond"/>
+                <w:szCs w:val="21"/>
+              </w:rPr>
+              <w:t xml:space="preserve"> + </w:t>
+            </w:r>
+            <w:proofErr w:type="spellStart"/>
+            <w:r>
+              <w:rPr>
+                <w:rFonts w:ascii="AGaramond" w:hAnsi="AGaramond"/>
+                <w:szCs w:val="21"/>
+              </w:rPr>
+              <w:t>numberCurrent</w:t>
+            </w:r>
+            <w:proofErr w:type="spellEnd"/>
+            <w:r>
+              <w:rPr>
+                <w:rFonts w:ascii="AGaramond" w:hAnsi="AGaramond"/>
+                <w:szCs w:val="21"/>
+              </w:rPr>
+              <w:t>;</w:t>
+            </w:r>
+          </w:p>
+          <w:p>
+            <w:pPr>
+              <w:rPr>
+                <w:rFonts w:ascii="AGaramond" w:hAnsi="AGaramond"/>
+                <w:szCs w:val="21"/>
+              </w:rPr>
+            </w:pPr>
+            <w:r>
+              <w:rPr>
+                <w:rFonts w:ascii="AGaramond" w:hAnsi="AGaramond"/>
+                <w:szCs w:val="21"/>
+              </w:rPr>
+              <w:t xml:space="preserve">            </w:t>
+            </w:r>
+            <w:proofErr w:type="spellStart"/>
+            <w:r>
+              <w:rPr>
+                <w:rFonts w:ascii="AGaramond" w:hAnsi="AGaramond"/>
+                <w:szCs w:val="21"/>
+              </w:rPr>
+              <w:t>nextDenominator</w:t>
+            </w:r>
+            <w:proofErr w:type="spellEnd"/>
+            <w:r>
+              <w:rPr>
+                <w:rFonts w:ascii="AGaramond" w:hAnsi="AGaramond"/>
+                <w:szCs w:val="21"/>
+              </w:rPr>
+              <w:t xml:space="preserve"> = </w:t>
+            </w:r>
+            <w:proofErr w:type="spellStart"/>
+            <w:r>
+              <w:rPr>
+                <w:rFonts w:ascii="AGaramond" w:hAnsi="AGaramond"/>
+                <w:szCs w:val="21"/>
+              </w:rPr>
+              <w:t>denominatorPrevious</w:t>
+            </w:r>
+            <w:proofErr w:type="spellEnd"/>
+            <w:r>
+              <w:rPr>
+                <w:rFonts w:ascii="AGaramond" w:hAnsi="AGaramond"/>
+                <w:szCs w:val="21"/>
+              </w:rPr>
+              <w:t xml:space="preserve"> + </w:t>
+            </w:r>
+            <w:proofErr w:type="spellStart"/>
+            <w:r>
+              <w:rPr>
+                <w:rFonts w:ascii="AGaramond" w:hAnsi="AGaramond"/>
+                <w:szCs w:val="21"/>
+              </w:rPr>
+              <w:t>denominatorCurrent</w:t>
+            </w:r>
+            <w:proofErr w:type="spellEnd"/>
+            <w:r>
+              <w:rPr>
+                <w:rFonts w:ascii="AGaramond" w:hAnsi="AGaramond"/>
+                <w:szCs w:val="21"/>
+              </w:rPr>
+              <w:t>;</w:t>
+            </w:r>
+          </w:p>
+          <w:p>
+            <w:pPr>
+              <w:rPr>
+                <w:rFonts w:ascii="AGaramond" w:hAnsi="AGaramond"/>
+                <w:szCs w:val="21"/>
+              </w:rPr>
+            </w:pPr>
+            <w:r>
+              <w:rPr>
+                <w:rFonts w:ascii="AGaramond" w:hAnsi="AGaramond"/>
+                <w:szCs w:val="21"/>
+              </w:rPr>
+              <w:t xml:space="preserve">            </w:t>
+            </w:r>
+          </w:p>
+          <w:p>
+            <w:pPr>
+              <w:rPr>
+                <w:rFonts w:ascii="AGaramond" w:hAnsi="AGaramond"/>
+                <w:szCs w:val="21"/>
+              </w:rPr>
+            </w:pPr>
+            <w:r>
+              <w:rPr>
+                <w:rFonts w:ascii="AGaramond" w:hAnsi="AGaramond"/>
+                <w:szCs w:val="21"/>
+              </w:rPr>
+              <w:t xml:space="preserve">            sum += sign * (double)</w:t>
+            </w:r>
+            <w:proofErr w:type="spellStart"/>
+            <w:r>
+              <w:rPr>
+                <w:rFonts w:ascii="AGaramond" w:hAnsi="AGaramond"/>
+                <w:szCs w:val="21"/>
+              </w:rPr>
+              <w:t>nextNumber</w:t>
+            </w:r>
+            <w:proofErr w:type="spellEnd"/>
+            <w:r>
+              <w:rPr>
+                <w:rFonts w:ascii="AGaramond" w:hAnsi="AGaramond"/>
+                <w:szCs w:val="21"/>
+              </w:rPr>
+              <w:t xml:space="preserve"> / </w:t>
+            </w:r>
+            <w:proofErr w:type="spellStart"/>
+            <w:r>
+              <w:rPr>
+                <w:rFonts w:ascii="AGaramond" w:hAnsi="AGaramond"/>
+                <w:szCs w:val="21"/>
+              </w:rPr>
+              <w:t>nextDenominator</w:t>
+            </w:r>
+            <w:proofErr w:type="spellEnd"/>
+            <w:r>
+              <w:rPr>
+                <w:rFonts w:ascii="AGaramond" w:hAnsi="AGaramond"/>
+                <w:szCs w:val="21"/>
+              </w:rPr>
+              <w:t>;</w:t>
+            </w:r>
+          </w:p>
+          <w:p>
+            <w:pPr>
+              <w:rPr>
+                <w:rFonts w:ascii="AGaramond" w:hAnsi="AGaramond"/>
+                <w:szCs w:val="21"/>
+              </w:rPr>
+            </w:pPr>
+            <w:r>
+              <w:rPr>
+                <w:rFonts w:ascii="AGaramond" w:hAnsi="AGaramond"/>
+                <w:szCs w:val="21"/>
+              </w:rPr>
+              <w:t xml:space="preserve">            </w:t>
+            </w:r>
+          </w:p>
+          <w:p>
+            <w:pPr>
+              <w:rPr>
+                <w:rFonts w:ascii="AGaramond" w:hAnsi="AGaramond"/>
+                <w:szCs w:val="21"/>
+              </w:rPr>
+            </w:pPr>
+            <w:r>
+              <w:rPr>
+                <w:rFonts w:ascii="AGaramond" w:hAnsi="AGaramond"/>
+                <w:szCs w:val="21"/>
+              </w:rPr>
+              <w:t xml:space="preserve">            </w:t>
+            </w:r>
+            <w:proofErr w:type="spellStart"/>
+            <w:r>
+              <w:rPr>
+                <w:rFonts w:ascii="AGaramond" w:hAnsi="AGaramond"/>
+                <w:szCs w:val="21"/>
+              </w:rPr>
+              <w:t>numberPrevious</w:t>
+            </w:r>
+            <w:proofErr w:type="spellEnd"/>
+            <w:r>
+              <w:rPr>
+                <w:rFonts w:ascii="AGaramond" w:hAnsi="AGaramond"/>
+                <w:szCs w:val="21"/>
+              </w:rPr>
+              <w:t xml:space="preserve"> = </w:t>
+            </w:r>
+            <w:proofErr w:type="spellStart"/>
+            <w:r>
+              <w:rPr>
+                <w:rFonts w:ascii="AGaramond" w:hAnsi="AGaramond"/>
+                <w:szCs w:val="21"/>
+              </w:rPr>
+              <w:t>numberCurrent</w:t>
+            </w:r>
+            <w:proofErr w:type="spellEnd"/>
+            <w:r>
+              <w:rPr>
+                <w:rFonts w:ascii="AGaramond" w:hAnsi="AGaramond"/>
+                <w:szCs w:val="21"/>
+              </w:rPr>
+              <w:t>;</w:t>
+            </w:r>
+          </w:p>
+          <w:p>
+            <w:pPr>
+              <w:rPr>
+                <w:rFonts w:ascii="AGaramond" w:hAnsi="AGaramond"/>
+                <w:szCs w:val="21"/>
+              </w:rPr>
+            </w:pPr>
+            <w:r>
+              <w:rPr>
+                <w:rFonts w:ascii="AGaramond" w:hAnsi="AGaramond"/>
+                <w:szCs w:val="21"/>
+              </w:rPr>
+              <w:t xml:space="preserve">            </w:t>
+            </w:r>
+            <w:proofErr w:type="spellStart"/>
+            <w:r>
+              <w:rPr>
+                <w:rFonts w:ascii="AGaramond" w:hAnsi="AGaramond"/>
+                <w:szCs w:val="21"/>
+              </w:rPr>
+              <w:t>numberCurrent</w:t>
+            </w:r>
+            <w:proofErr w:type="spellEnd"/>
+            <w:r>
+              <w:rPr>
+                <w:rFonts w:ascii="AGaramond" w:hAnsi="AGaramond"/>
+                <w:szCs w:val="21"/>
+              </w:rPr>
+              <w:t xml:space="preserve"> = </w:t>
+            </w:r>
+            <w:proofErr w:type="spellStart"/>
+            <w:r>
+              <w:rPr>
+                <w:rFonts w:ascii="AGaramond" w:hAnsi="AGaramond"/>
+                <w:szCs w:val="21"/>
+              </w:rPr>
+              <w:t>nextNumber</w:t>
+            </w:r>
+            <w:proofErr w:type="spellEnd"/>
+            <w:r>
+              <w:rPr>
+                <w:rFonts w:ascii="AGaramond" w:hAnsi="AGaramond"/>
+                <w:szCs w:val="21"/>
+              </w:rPr>
+              <w:t>;</w:t>
+            </w:r>
+          </w:p>
+          <w:p>
+            <w:pPr>
+              <w:rPr>
+                <w:rFonts w:ascii="AGaramond" w:hAnsi="AGaramond"/>
+                <w:szCs w:val="21"/>
+              </w:rPr>
+            </w:pPr>
+            <w:r>
+              <w:rPr>
+                <w:rFonts w:ascii="AGaramond" w:hAnsi="AGaramond"/>
+                <w:szCs w:val="21"/>
+              </w:rPr>
+              <w:t xml:space="preserve">            </w:t>
+            </w:r>
+            <w:proofErr w:type="spellStart"/>
+            <w:r>
+              <w:rPr>
+                <w:rFonts w:ascii="AGaramond" w:hAnsi="AGaramond"/>
+                <w:szCs w:val="21"/>
+              </w:rPr>
+              <w:t>denominatorPrevious</w:t>
+            </w:r>
+            <w:proofErr w:type="spellEnd"/>
+            <w:r>
+              <w:rPr>
+                <w:rFonts w:ascii="AGaramond" w:hAnsi="AGaramond"/>
+                <w:szCs w:val="21"/>
+              </w:rPr>
+              <w:t xml:space="preserve"> = </w:t>
+            </w:r>
+            <w:proofErr w:type="spellStart"/>
+            <w:r>
+              <w:rPr>
+                <w:rFonts w:ascii="AGaramond" w:hAnsi="AGaramond"/>
+                <w:szCs w:val="21"/>
+              </w:rPr>
+              <w:t>denominatorCurrent</w:t>
+            </w:r>
+            <w:proofErr w:type="spellEnd"/>
+            <w:r>
+              <w:rPr>
+                <w:rFonts w:ascii="AGaramond" w:hAnsi="AGaramond"/>
+                <w:szCs w:val="21"/>
+              </w:rPr>
+              <w:t>;</w:t>
+            </w:r>
+          </w:p>
+          <w:p>
+            <w:pPr>
+              <w:rPr>
+                <w:rFonts w:ascii="AGaramond" w:hAnsi="AGaramond"/>
+                <w:szCs w:val="21"/>
+              </w:rPr>
+            </w:pPr>
+            <w:r>
+              <w:rPr>
+                <w:rFonts w:ascii="AGaramond" w:hAnsi="AGaramond"/>
+                <w:szCs w:val="21"/>
+              </w:rPr>
+              <w:t xml:space="preserve">            </w:t>
+            </w:r>
+            <w:proofErr w:type="spellStart"/>
+            <w:r>
+              <w:rPr>
+                <w:rFonts w:ascii="AGaramond" w:hAnsi="AGaramond"/>
+                <w:szCs w:val="21"/>
+              </w:rPr>
+              <w:t>denominatorCurrent</w:t>
+            </w:r>
+            <w:proofErr w:type="spellEnd"/>
+            <w:r>
+              <w:rPr>
+                <w:rFonts w:ascii="AGaramond" w:hAnsi="AGaramond"/>
+                <w:szCs w:val="21"/>
+              </w:rPr>
+              <w:t xml:space="preserve"> = </w:t>
+            </w:r>
+            <w:proofErr w:type="spellStart"/>
+            <w:r>
+              <w:rPr>
+                <w:rFonts w:ascii="AGaramond" w:hAnsi="AGaramond"/>
+                <w:szCs w:val="21"/>
+              </w:rPr>
+              <w:t>nextDenominator</w:t>
+            </w:r>
+            <w:proofErr w:type="spellEnd"/>
+            <w:r>
+              <w:rPr>
+                <w:rFonts w:ascii="AGaramond" w:hAnsi="AGaramond"/>
+                <w:szCs w:val="21"/>
+              </w:rPr>
+              <w:t>;</w:t>
+            </w:r>
+          </w:p>
+          <w:p>
+            <w:pPr>
+              <w:rPr>
+                <w:rFonts w:ascii="AGaramond" w:hAnsi="AGaramond"/>
+                <w:szCs w:val="21"/>
+              </w:rPr>
+            </w:pPr>
+            <w:r>
+              <w:rPr>
+                <w:rFonts w:ascii="AGaramond" w:hAnsi="AGaramond"/>
+                <w:szCs w:val="21"/>
+              </w:rPr>
+              <w:t xml:space="preserve">        }</w:t>
+            </w:r>
+          </w:p>
+          <w:p>
+            <w:pPr>
+              <w:rPr>
+                <w:rFonts w:ascii="AGaramond" w:hAnsi="AGaramond"/>
+                <w:szCs w:val="21"/>
+              </w:rPr>
+            </w:pPr>
+            <w:r>
+              <w:rPr>
+                <w:rFonts w:ascii="AGaramond" w:hAnsi="AGaramond"/>
+                <w:szCs w:val="21"/>
+              </w:rPr>
+              <w:t xml:space="preserve">    }</w:t>
+            </w:r>
+          </w:p>
+          <w:p>
+            <w:pPr>
+              <w:rPr>
+                <w:rFonts w:ascii="AGaramond" w:hAnsi="AGaramond"/>
+                <w:szCs w:val="21"/>
+              </w:rPr>
+            </w:pPr>
+            <w:r>
+              <w:rPr>
+                <w:rFonts w:ascii="AGaramond" w:hAnsi="AGaramond"/>
+                <w:szCs w:val="21"/>
+              </w:rPr>
+              <w:t xml:space="preserve">    </w:t>
+            </w:r>
+          </w:p>
+          <w:p>
+            <w:pPr>
+              <w:rPr>
+                <w:rFonts w:ascii="AGaramond" w:hAnsi="AGaramond"/>
+                <w:szCs w:val="21"/>
+              </w:rPr>
+            </w:pPr>
+            <w:r>
+              <w:rPr>
+                <w:rFonts w:ascii="AGaramond" w:hAnsi="AGaramond"/>
+                <w:szCs w:val="21"/>
+              </w:rPr>
+              <w:t xml:space="preserve">    //Output</w:t>
+            </w:r>
+          </w:p>
+          <w:p>
+            <w:pPr>
+              <w:rPr>
+                <w:rFonts w:ascii="AGaramond" w:hAnsi="AGaramond"/>
+                <w:szCs w:val="21"/>
+              </w:rPr>
+            </w:pPr>
+            <w:r>
+              <w:rPr>
+                <w:rFonts w:ascii="AGaramond" w:hAnsi="AGaramond"/>
+                <w:szCs w:val="21"/>
+              </w:rPr>
+              <w:t xml:space="preserve">    </w:t>
+            </w:r>
+            <w:proofErr w:type="spellStart"/>
+            <w:r>
+              <w:rPr>
+                <w:rFonts w:ascii="AGaramond" w:hAnsi="AGaramond"/>
+                <w:szCs w:val="21"/>
+              </w:rPr>
+              <w:t>cout</w:t>
+            </w:r>
+            <w:proofErr w:type="spellEnd"/>
+            <w:r>
+              <w:rPr>
+                <w:rFonts w:ascii="AGaramond" w:hAnsi="AGaramond"/>
+                <w:szCs w:val="21"/>
+              </w:rPr>
+              <w:t xml:space="preserve"> &lt;&lt; "Total sum: " &lt;&lt; sum &lt;&lt; </w:t>
+            </w:r>
+            <w:proofErr w:type="spellStart"/>
+            <w:r>
+              <w:rPr>
+                <w:rFonts w:ascii="AGaramond" w:hAnsi="AGaramond"/>
+                <w:szCs w:val="21"/>
+              </w:rPr>
+              <w:t>endl</w:t>
+            </w:r>
+            <w:proofErr w:type="spellEnd"/>
+            <w:r>
+              <w:rPr>
+                <w:rFonts w:ascii="AGaramond" w:hAnsi="AGaramond"/>
+                <w:szCs w:val="21"/>
+              </w:rPr>
+              <w:t>;</w:t>
+            </w:r>
+          </w:p>
+          <w:p>
+            <w:pPr>
+              <w:rPr>
+                <w:rFonts w:ascii="AGaramond" w:hAnsi="AGaramond"/>
+                <w:szCs w:val="21"/>
+              </w:rPr>
+            </w:pPr>
+            <w:r>
+              <w:rPr>
+                <w:rFonts w:ascii="AGaramond" w:hAnsi="AGaramond"/>
+                <w:szCs w:val="21"/>
+              </w:rPr>
+              <w:t xml:space="preserve">    </w:t>
+            </w:r>
+          </w:p>
+          <w:p>
+            <w:pPr>
+              <w:rPr>
+                <w:rFonts w:ascii="AGaramond" w:hAnsi="AGaramond"/>
+                <w:szCs w:val="21"/>
+              </w:rPr>
+            </w:pPr>
+            <w:r>
+              <w:rPr>
+                <w:rFonts w:ascii="AGaramond" w:hAnsi="AGaramond"/>
+                <w:szCs w:val="21"/>
+              </w:rPr>
+              <w:t xml:space="preserve">    return 0;</w:t>
+            </w:r>
+          </w:p>
+          <w:p>
+            <w:pPr>
+              <w:rPr>
+                <w:rFonts w:ascii="AGaramond" w:hAnsi="AGaramond" w:hint="eastAsia"/>
+                <w:szCs w:val="21"/>
+              </w:rPr>
+            </w:pPr>
+            <w:r>
+              <w:rPr>
+                <w:rFonts w:ascii="AGaramond" w:hAnsi="AGaramond"/>
+                <w:szCs w:val="21"/>
+              </w:rPr>
+              <w:t>}</w:t>
+            </w:r>
+          </w:p>
+          <w:p>
+            <w:pPr>
+              <w:rPr>
+                <w:rFonts w:ascii="AGaramond" w:hAnsi="AGaramond" w:hint="eastAsia"/>
+                <w:szCs w:val="21"/>
+              </w:rPr>
+            </w:pPr>
+          </w:p>
+          <w:p>
+            <w:pPr>
+              <w:rPr>
+                <w:rFonts w:ascii="AGaramond" w:hAnsi="AGaramond" w:hint="eastAsia"/>
                 <w:szCs w:val="21"/>
               </w:rPr>
             </w:pPr>
@@ -1927,139 +3931,546 @@
             <w:pPr>
               <w:pStyle w:val="HTMLPreformatted"/>
               <w:ind w:firstLine="500"/>
+              <w:rPr>
+                <w:rStyle w:val="HTMLCode"/>
+                <w:rFonts w:ascii="Menlo" w:hAnsi="Menlo" w:cs="Menlo" w:hint="eastAsia"/>
+                <w:sz w:val="20"/>
+                <w:szCs w:val="20"/>
+              </w:rPr>
+            </w:pPr>
+            <w:r>
               <w:rPr>
                 <w:rStyle w:val="HTMLCode"/>
                 <w:rFonts w:ascii="Menlo" w:hAnsi="Menlo" w:cs="Menlo"/>
                 <w:sz w:val="20"/>
                 <w:szCs w:val="20"/>
               </w:rPr>
-            </w:pPr>
-            <w:r>
+              <w:t>*</w:t>
+            </w:r>
+          </w:p>
+          <w:p>
+            <w:pPr>
+              <w:pStyle w:val="HTMLPreformatted"/>
+              <w:ind w:firstLine="400"/>
               <w:rPr>
                 <w:rStyle w:val="HTMLCode"/>
-                <w:rFonts w:cs="Menlo" w:ascii="Menlo" w:hAnsi="Menlo"/>
+                <w:rFonts w:ascii="Menlo" w:hAnsi="Menlo" w:cs="Menlo" w:hint="eastAsia"/>
                 <w:sz w:val="20"/>
                 <w:szCs w:val="20"/>
               </w:rPr>
-              <w:t>*</w:t>
-            </w:r>
-          </w:p>
-          <w:p>
-            <w:pPr>
-              <w:pStyle w:val="HTMLPreformatted"/>
-              <w:ind w:firstLine="400"/>
+            </w:pPr>
+            <w:r>
               <w:rPr>
                 <w:rStyle w:val="HTMLCode"/>
                 <w:rFonts w:ascii="Menlo" w:hAnsi="Menlo" w:cs="Menlo"/>
                 <w:sz w:val="20"/>
                 <w:szCs w:val="20"/>
               </w:rPr>
-            </w:pPr>
-            <w:r>
+              <w:t>***</w:t>
+            </w:r>
+          </w:p>
+          <w:p>
+            <w:pPr>
+              <w:pStyle w:val="HTMLPreformatted"/>
+              <w:ind w:firstLine="300"/>
               <w:rPr>
                 <w:rStyle w:val="HTMLCode"/>
-                <w:rFonts w:cs="Menlo" w:ascii="Menlo" w:hAnsi="Menlo"/>
+                <w:rFonts w:ascii="Menlo" w:hAnsi="Menlo" w:cs="Menlo" w:hint="eastAsia"/>
                 <w:sz w:val="20"/>
                 <w:szCs w:val="20"/>
               </w:rPr>
-              <w:t>***</w:t>
-            </w:r>
-          </w:p>
-          <w:p>
-            <w:pPr>
-              <w:pStyle w:val="HTMLPreformatted"/>
-              <w:ind w:firstLine="300"/>
+            </w:pPr>
+            <w:r>
               <w:rPr>
                 <w:rStyle w:val="HTMLCode"/>
                 <w:rFonts w:ascii="Menlo" w:hAnsi="Menlo" w:cs="Menlo"/>
                 <w:sz w:val="20"/>
                 <w:szCs w:val="20"/>
               </w:rPr>
-            </w:pPr>
-            <w:r>
+              <w:t>*****</w:t>
+            </w:r>
+          </w:p>
+          <w:p>
+            <w:pPr>
+              <w:pStyle w:val="HTMLPreformatted"/>
+              <w:ind w:firstLine="200"/>
               <w:rPr>
                 <w:rStyle w:val="HTMLCode"/>
-                <w:rFonts w:cs="Menlo" w:ascii="Menlo" w:hAnsi="Menlo"/>
+                <w:rFonts w:ascii="Menlo" w:hAnsi="Menlo" w:cs="Menlo" w:hint="eastAsia"/>
                 <w:sz w:val="20"/>
                 <w:szCs w:val="20"/>
               </w:rPr>
-              <w:t>*****</w:t>
-            </w:r>
-          </w:p>
-          <w:p>
-            <w:pPr>
-              <w:pStyle w:val="HTMLPreformatted"/>
-              <w:ind w:firstLine="200"/>
+            </w:pPr>
+            <w:r>
               <w:rPr>
                 <w:rStyle w:val="HTMLCode"/>
                 <w:rFonts w:ascii="Menlo" w:hAnsi="Menlo" w:cs="Menlo"/>
                 <w:sz w:val="20"/>
                 <w:szCs w:val="20"/>
               </w:rPr>
-            </w:pPr>
-            <w:r>
-              <w:rPr>
-                <w:rStyle w:val="HTMLCode"/>
-                <w:rFonts w:cs="Menlo" w:ascii="Menlo" w:hAnsi="Menlo"/>
+              <w:t>*******</w:t>
+            </w:r>
+          </w:p>
+          <w:p>
+            <w:pPr>
+              <w:pStyle w:val="HTMLPreformatted"/>
+              <w:ind w:firstLine="100"/>
+              <w:rPr>
+                <w:rFonts w:ascii="Menlo" w:hAnsi="Menlo" w:cs="Menlo" w:hint="eastAsia"/>
                 <w:sz w:val="20"/>
                 <w:szCs w:val="20"/>
               </w:rPr>
-              <w:t>*******</w:t>
-            </w:r>
-          </w:p>
-          <w:p>
-            <w:pPr>
-              <w:pStyle w:val="HTMLPreformatted"/>
-              <w:ind w:firstLine="100"/>
-              <w:rPr>
+            </w:pPr>
+            <w:r>
+              <w:rPr>
+                <w:rStyle w:val="HTMLCode"/>
                 <w:rFonts w:ascii="Menlo" w:hAnsi="Menlo" w:cs="Menlo"/>
                 <w:sz w:val="20"/>
                 <w:szCs w:val="20"/>
               </w:rPr>
-            </w:pPr>
-            <w:r>
-              <w:rPr>
-                <w:rStyle w:val="HTMLCode"/>
-                <w:rFonts w:cs="Menlo" w:ascii="Menlo" w:hAnsi="Menlo"/>
-                <w:sz w:val="20"/>
-                <w:szCs w:val="20"/>
-              </w:rPr>
               <w:t>*********</w:t>
             </w:r>
           </w:p>
           <w:p>
             <w:pPr>
-              <w:pStyle w:val="Normal"/>
-              <w:rPr>
-                <w:color w:val="000000"/>
-                <w:szCs w:val="21"/>
-              </w:rPr>
-            </w:pPr>
-            <w:r>
-              <w:rPr>
-                <w:color w:val="000000"/>
-                <w:szCs w:val="21"/>
-              </w:rPr>
-            </w:r>
-          </w:p>
-          <w:p>
-            <w:pPr>
-              <w:pStyle w:val="Normal"/>
-              <w:rPr>
-                <w:color w:val="000000"/>
-                <w:szCs w:val="21"/>
-              </w:rPr>
-            </w:pPr>
-            <w:r>
-              <w:rPr>
-                <w:color w:val="000000"/>
-                <w:szCs w:val="21"/>
-              </w:rPr>
-            </w:r>
-          </w:p>
-          <w:p>
-            <w:pPr>
-              <w:pStyle w:val="Normal"/>
+              <w:rPr>
+                <w:color w:val="000000"/>
+                <w:szCs w:val="21"/>
+              </w:rPr>
+            </w:pPr>
+          </w:p>
+          <w:p>
+            <w:pPr>
+              <w:rPr>
+                <w:color w:val="000000"/>
+                <w:szCs w:val="21"/>
+              </w:rPr>
+            </w:pPr>
+            <w:r>
+              <w:rPr>
+                <w:color w:val="000000"/>
+                <w:szCs w:val="21"/>
+              </w:rPr>
+              <w:t>#include &lt;</w:t>
+            </w:r>
+            <w:proofErr w:type="spellStart"/>
+            <w:r>
+              <w:rPr>
+                <w:color w:val="000000"/>
+                <w:szCs w:val="21"/>
+              </w:rPr>
+              <w:t>iostream</w:t>
+            </w:r>
+            <w:proofErr w:type="spellEnd"/>
+            <w:r>
+              <w:rPr>
+                <w:color w:val="000000"/>
+                <w:szCs w:val="21"/>
+              </w:rPr>
+              <w:t>&gt;</w:t>
+            </w:r>
+          </w:p>
+          <w:p>
+            <w:pPr>
+              <w:rPr>
+                <w:color w:val="000000"/>
+                <w:szCs w:val="21"/>
+              </w:rPr>
+            </w:pPr>
+            <w:r>
+              <w:rPr>
+                <w:color w:val="000000"/>
+                <w:szCs w:val="21"/>
+              </w:rPr>
+              <w:t xml:space="preserve">using namespace </w:t>
+            </w:r>
+            <w:proofErr w:type="spellStart"/>
+            <w:r>
+              <w:rPr>
+                <w:color w:val="000000"/>
+                <w:szCs w:val="21"/>
+              </w:rPr>
+              <w:t>std</w:t>
+            </w:r>
+            <w:proofErr w:type="spellEnd"/>
+            <w:r>
+              <w:rPr>
+                <w:color w:val="000000"/>
+                <w:szCs w:val="21"/>
+              </w:rPr>
+              <w:t>;</w:t>
+            </w:r>
+          </w:p>
+          <w:p>
+            <w:pPr>
+              <w:rPr>
+                <w:color w:val="000000"/>
+                <w:szCs w:val="21"/>
+              </w:rPr>
+            </w:pPr>
+          </w:p>
+          <w:p>
+            <w:pPr>
+              <w:rPr>
+                <w:color w:val="000000"/>
+                <w:szCs w:val="21"/>
+              </w:rPr>
+            </w:pPr>
+            <w:proofErr w:type="spellStart"/>
+            <w:r>
+              <w:rPr>
+                <w:color w:val="000000"/>
+                <w:szCs w:val="21"/>
+              </w:rPr>
+              <w:t>int</w:t>
+            </w:r>
+            <w:proofErr w:type="spellEnd"/>
+            <w:r>
+              <w:rPr>
+                <w:color w:val="000000"/>
+                <w:szCs w:val="21"/>
+              </w:rPr>
+              <w:t xml:space="preserve"> main() {</w:t>
+            </w:r>
+          </w:p>
+          <w:p>
+            <w:pPr>
+              <w:rPr>
+                <w:color w:val="000000"/>
+                <w:szCs w:val="21"/>
+              </w:rPr>
+            </w:pPr>
+            <w:r>
+              <w:rPr>
+                <w:color w:val="000000"/>
+                <w:szCs w:val="21"/>
+              </w:rPr>
+              <w:t xml:space="preserve">    </w:t>
+            </w:r>
+          </w:p>
+          <w:p>
+            <w:pPr>
+              <w:rPr>
+                <w:color w:val="000000"/>
+                <w:szCs w:val="21"/>
+              </w:rPr>
+            </w:pPr>
+            <w:r>
+              <w:rPr>
+                <w:color w:val="000000"/>
+                <w:szCs w:val="21"/>
+              </w:rPr>
+              <w:t xml:space="preserve">    </w:t>
+            </w:r>
+            <w:proofErr w:type="spellStart"/>
+            <w:r>
+              <w:rPr>
+                <w:color w:val="000000"/>
+                <w:szCs w:val="21"/>
+              </w:rPr>
+              <w:t>int</w:t>
+            </w:r>
+            <w:proofErr w:type="spellEnd"/>
+            <w:r>
+              <w:rPr>
+                <w:color w:val="000000"/>
+                <w:szCs w:val="21"/>
+              </w:rPr>
+              <w:t xml:space="preserve"> rows = 5, i, j;</w:t>
+            </w:r>
+          </w:p>
+          <w:p>
+            <w:pPr>
+              <w:rPr>
+                <w:color w:val="000000"/>
+                <w:szCs w:val="21"/>
+              </w:rPr>
+            </w:pPr>
+            <w:r>
+              <w:rPr>
+                <w:color w:val="000000"/>
+                <w:szCs w:val="21"/>
+              </w:rPr>
+              <w:t xml:space="preserve">    </w:t>
+            </w:r>
+          </w:p>
+          <w:p>
+            <w:pPr>
+              <w:rPr>
+                <w:color w:val="000000"/>
+                <w:szCs w:val="21"/>
+              </w:rPr>
+            </w:pPr>
+            <w:r>
+              <w:rPr>
+                <w:color w:val="000000"/>
+                <w:szCs w:val="21"/>
+              </w:rPr>
+              <w:t xml:space="preserve">    //Loop for each row</w:t>
+            </w:r>
+          </w:p>
+          <w:p>
+            <w:pPr>
+              <w:rPr>
+                <w:color w:val="000000"/>
+                <w:szCs w:val="21"/>
+              </w:rPr>
+            </w:pPr>
+            <w:r>
+              <w:rPr>
+                <w:color w:val="000000"/>
+                <w:szCs w:val="21"/>
+              </w:rPr>
+              <w:t xml:space="preserve">    for (i = 1; i &lt;= rows; i++) {</w:t>
+            </w:r>
+          </w:p>
+          <w:p>
+            <w:pPr>
+              <w:rPr>
+                <w:color w:val="000000"/>
+                <w:szCs w:val="21"/>
+              </w:rPr>
+            </w:pPr>
+            <w:r>
+              <w:rPr>
+                <w:color w:val="000000"/>
+                <w:szCs w:val="21"/>
+              </w:rPr>
+              <w:t xml:space="preserve">        for (j = 1; j &lt;= rows - i; j++) {</w:t>
+            </w:r>
+          </w:p>
+          <w:p>
+            <w:pPr>
+              <w:rPr>
+                <w:color w:val="000000"/>
+                <w:szCs w:val="21"/>
+              </w:rPr>
+            </w:pPr>
+            <w:r>
+              <w:rPr>
+                <w:color w:val="000000"/>
+                <w:szCs w:val="21"/>
+              </w:rPr>
+              <w:t xml:space="preserve">            </w:t>
+            </w:r>
+            <w:proofErr w:type="spellStart"/>
+            <w:r>
+              <w:rPr>
+                <w:color w:val="000000"/>
+                <w:szCs w:val="21"/>
+              </w:rPr>
+              <w:t>cout</w:t>
+            </w:r>
+            <w:proofErr w:type="spellEnd"/>
+            <w:r>
+              <w:rPr>
+                <w:color w:val="000000"/>
+                <w:szCs w:val="21"/>
+              </w:rPr>
+              <w:t xml:space="preserve"> &lt;&lt; " ";</w:t>
+            </w:r>
+          </w:p>
+          <w:p>
+            <w:pPr>
+              <w:rPr>
+                <w:color w:val="000000"/>
+                <w:szCs w:val="21"/>
+              </w:rPr>
+            </w:pPr>
+            <w:r>
+              <w:rPr>
+                <w:color w:val="000000"/>
+                <w:szCs w:val="21"/>
+              </w:rPr>
+              <w:t xml:space="preserve">        }</w:t>
+            </w:r>
+          </w:p>
+          <w:p>
+            <w:pPr>
+              <w:rPr>
+                <w:color w:val="000000"/>
+                <w:szCs w:val="21"/>
+              </w:rPr>
+            </w:pPr>
+            <w:r>
+              <w:rPr>
+                <w:color w:val="000000"/>
+                <w:szCs w:val="21"/>
+              </w:rPr>
+              <w:t xml:space="preserve">        for (j = 1; j &lt;= 2 * i - 1; j++) {</w:t>
+            </w:r>
+          </w:p>
+          <w:p>
+            <w:pPr>
+              <w:rPr>
+                <w:color w:val="000000"/>
+                <w:szCs w:val="21"/>
+              </w:rPr>
+            </w:pPr>
+            <w:r>
+              <w:rPr>
+                <w:color w:val="000000"/>
+                <w:szCs w:val="21"/>
+              </w:rPr>
+              <w:t xml:space="preserve">            </w:t>
+            </w:r>
+            <w:proofErr w:type="spellStart"/>
+            <w:r>
+              <w:rPr>
+                <w:color w:val="000000"/>
+                <w:szCs w:val="21"/>
+              </w:rPr>
+              <w:t>cout</w:t>
+            </w:r>
+            <w:proofErr w:type="spellEnd"/>
+            <w:r>
+              <w:rPr>
+                <w:color w:val="000000"/>
+                <w:szCs w:val="21"/>
+              </w:rPr>
+              <w:t xml:space="preserve"> &lt;&lt; "*";</w:t>
+            </w:r>
+          </w:p>
+          <w:p>
+            <w:pPr>
+              <w:rPr>
+                <w:color w:val="000000"/>
+                <w:szCs w:val="21"/>
+              </w:rPr>
+            </w:pPr>
+            <w:r>
+              <w:rPr>
+                <w:color w:val="000000"/>
+                <w:szCs w:val="21"/>
+              </w:rPr>
+              <w:t xml:space="preserve">        }</w:t>
+            </w:r>
+          </w:p>
+          <w:p>
+            <w:pPr>
+              <w:rPr>
+                <w:color w:val="000000"/>
+                <w:szCs w:val="21"/>
+              </w:rPr>
+            </w:pPr>
+          </w:p>
+          <w:p>
+            <w:pPr>
+              <w:rPr>
+                <w:color w:val="000000"/>
+                <w:szCs w:val="21"/>
+              </w:rPr>
+            </w:pPr>
+            <w:r>
+              <w:rPr>
+                <w:color w:val="000000"/>
+                <w:szCs w:val="21"/>
+              </w:rPr>
+              <w:t xml:space="preserve">        </w:t>
+            </w:r>
+            <w:proofErr w:type="spellStart"/>
+            <w:r>
+              <w:rPr>
+                <w:color w:val="000000"/>
+                <w:szCs w:val="21"/>
+              </w:rPr>
+              <w:t>cout</w:t>
+            </w:r>
+            <w:proofErr w:type="spellEnd"/>
+            <w:r>
+              <w:rPr>
+                <w:color w:val="000000"/>
+                <w:szCs w:val="21"/>
+              </w:rPr>
+              <w:t xml:space="preserve"> &lt;&lt; </w:t>
+            </w:r>
+            <w:proofErr w:type="spellStart"/>
+            <w:r>
+              <w:rPr>
+                <w:color w:val="000000"/>
+                <w:szCs w:val="21"/>
+              </w:rPr>
+              <w:t>endl</w:t>
+            </w:r>
+            <w:proofErr w:type="spellEnd"/>
+            <w:r>
+              <w:rPr>
+                <w:color w:val="000000"/>
+                <w:szCs w:val="21"/>
+              </w:rPr>
+              <w:t>;</w:t>
+            </w:r>
+          </w:p>
+          <w:p>
+            <w:pPr>
+              <w:rPr>
+                <w:color w:val="000000"/>
+                <w:szCs w:val="21"/>
+              </w:rPr>
+            </w:pPr>
+            <w:r>
+              <w:rPr>
+                <w:color w:val="000000"/>
+                <w:szCs w:val="21"/>
+              </w:rPr>
+              <w:t xml:space="preserve">    }</w:t>
+            </w:r>
+          </w:p>
+          <w:p>
+            <w:pPr>
+              <w:rPr>
+                <w:color w:val="000000"/>
+                <w:szCs w:val="21"/>
+              </w:rPr>
+            </w:pPr>
+            <w:r>
+              <w:rPr>
+                <w:color w:val="000000"/>
+                <w:szCs w:val="21"/>
+              </w:rPr>
+              <w:t xml:space="preserve">    </w:t>
+            </w:r>
+          </w:p>
+          <w:p>
+            <w:pPr>
+              <w:rPr>
+                <w:color w:val="000000"/>
+                <w:szCs w:val="21"/>
+              </w:rPr>
+            </w:pPr>
+            <w:r>
+              <w:rPr>
+                <w:color w:val="000000"/>
+                <w:szCs w:val="21"/>
+              </w:rPr>
+              <w:t xml:space="preserve">    return 0;</w:t>
+            </w:r>
+          </w:p>
+          <w:p>
+            <w:pPr>
+              <w:rPr>
+                <w:color w:val="000000"/>
+                <w:szCs w:val="21"/>
+              </w:rPr>
+            </w:pPr>
+            <w:r>
+              <w:rPr>
+                <w:color w:val="000000"/>
+                <w:szCs w:val="21"/>
+              </w:rPr>
+              <w:t>}</w:t>
+            </w:r>
+          </w:p>
+          <w:p>
+            <w:pPr>
+              <w:rPr>
+                <w:color w:val="000000"/>
+                <w:szCs w:val="21"/>
+              </w:rPr>
+            </w:pPr>
+          </w:p>
+          <w:p>
+            <w:pPr>
               <w:rPr>
                 <w:color w:val="000000"/>
                 <w:szCs w:val="21"/>
@@ -2077,320 +4488,869 @@
                 <w:rFonts w:ascii="AGaramond" w:hAnsi="AGaramond"/>
                 <w:szCs w:val="21"/>
               </w:rPr>
-              <w:t>Write a C++ program to output all prime numbers in the range of [2,1000] using loop statements.</w:t>
-            </w:r>
-          </w:p>
-          <w:p>
-            <w:pPr>
-              <w:pStyle w:val="Normal"/>
-              <w:rPr>
-                <w:color w:val="000000"/>
-                <w:szCs w:val="21"/>
-              </w:rPr>
-            </w:pPr>
-            <w:r>
-              <w:rPr>
-                <w:color w:val="000000"/>
-                <w:szCs w:val="21"/>
-              </w:rPr>
-            </w:r>
-          </w:p>
-          <w:p>
-            <w:pPr>
-              <w:pStyle w:val="Normal"/>
-              <w:rPr>
-                <w:color w:val="000000"/>
-                <w:szCs w:val="21"/>
-              </w:rPr>
-            </w:pPr>
-            <w:r>
-              <w:rPr>
-                <w:color w:val="000000"/>
-                <w:szCs w:val="21"/>
-              </w:rPr>
-            </w:r>
-          </w:p>
-          <w:p>
-            <w:pPr>
-              <w:pStyle w:val="Normal"/>
-              <w:tabs>
-                <w:tab w:val="clear" w:pos="420"/>
-                <w:tab w:val="left" w:pos="720" w:leader="none"/>
-              </w:tabs>
-              <w:rPr>
-                <w:rFonts w:ascii="AGaramond" w:hAnsi="AGaramond"/>
-                <w:szCs w:val="21"/>
-              </w:rPr>
-            </w:pPr>
-            <w:r>
-              <w:rPr>
-                <w:rFonts w:ascii="AGaramond" w:hAnsi="AGaramond"/>
-                <w:szCs w:val="21"/>
-              </w:rPr>
-            </w:r>
-          </w:p>
-          <w:p>
-            <w:pPr>
-              <w:pStyle w:val="Normal"/>
-              <w:tabs>
-                <w:tab w:val="clear" w:pos="420"/>
-                <w:tab w:val="left" w:pos="720" w:leader="none"/>
-              </w:tabs>
-              <w:rPr>
-                <w:rFonts w:ascii="AGaramond" w:hAnsi="AGaramond"/>
-                <w:szCs w:val="21"/>
-              </w:rPr>
-            </w:pPr>
-            <w:r>
-              <w:rPr>
-                <w:rFonts w:ascii="AGaramond" w:hAnsi="AGaramond"/>
-                <w:szCs w:val="21"/>
-              </w:rPr>
-            </w:r>
-          </w:p>
-          <w:p>
-            <w:pPr>
-              <w:pStyle w:val="Normal"/>
-              <w:tabs>
-                <w:tab w:val="clear" w:pos="420"/>
-                <w:tab w:val="left" w:pos="720" w:leader="none"/>
-              </w:tabs>
-              <w:rPr>
-                <w:rFonts w:ascii="AGaramond" w:hAnsi="AGaramond"/>
-                <w:szCs w:val="21"/>
-              </w:rPr>
-            </w:pPr>
-            <w:r>
-              <w:rPr>
-                <w:rFonts w:ascii="AGaramond" w:hAnsi="AGaramond"/>
-                <w:szCs w:val="21"/>
-              </w:rPr>
-            </w:r>
-          </w:p>
-          <w:p>
-            <w:pPr>
-              <w:pStyle w:val="Normal"/>
-              <w:tabs>
-                <w:tab w:val="clear" w:pos="420"/>
-                <w:tab w:val="left" w:pos="720" w:leader="none"/>
-              </w:tabs>
-              <w:rPr>
-                <w:rFonts w:ascii="AGaramond" w:hAnsi="AGaramond"/>
-                <w:szCs w:val="21"/>
-              </w:rPr>
-            </w:pPr>
-            <w:r>
-              <w:rPr>
-                <w:rFonts w:ascii="AGaramond" w:hAnsi="AGaramond"/>
-                <w:szCs w:val="21"/>
-              </w:rPr>
-            </w:r>
-          </w:p>
-          <w:p>
-            <w:pPr>
-              <w:pStyle w:val="Normal"/>
-              <w:tabs>
-                <w:tab w:val="clear" w:pos="420"/>
-                <w:tab w:val="left" w:pos="720" w:leader="none"/>
-              </w:tabs>
-              <w:rPr>
-                <w:rFonts w:ascii="AGaramond" w:hAnsi="AGaramond"/>
-                <w:szCs w:val="21"/>
-              </w:rPr>
-            </w:pPr>
-            <w:r>
-              <w:rPr>
-                <w:rFonts w:ascii="AGaramond" w:hAnsi="AGaramond"/>
-                <w:szCs w:val="21"/>
-              </w:rPr>
-            </w:r>
-          </w:p>
-          <w:p>
-            <w:pPr>
-              <w:pStyle w:val="Normal"/>
-              <w:tabs>
-                <w:tab w:val="clear" w:pos="420"/>
-                <w:tab w:val="left" w:pos="720" w:leader="none"/>
-              </w:tabs>
-              <w:rPr>
-                <w:rFonts w:ascii="AGaramond" w:hAnsi="AGaramond"/>
-                <w:szCs w:val="21"/>
-              </w:rPr>
-            </w:pPr>
-            <w:r>
-              <w:rPr>
-                <w:rFonts w:ascii="AGaramond" w:hAnsi="AGaramond"/>
-                <w:szCs w:val="21"/>
-              </w:rPr>
-            </w:r>
-          </w:p>
-          <w:p>
-            <w:pPr>
-              <w:pStyle w:val="Normal"/>
-              <w:tabs>
-                <w:tab w:val="clear" w:pos="420"/>
-                <w:tab w:val="left" w:pos="720" w:leader="none"/>
-              </w:tabs>
-              <w:rPr>
-                <w:rFonts w:ascii="AGaramond" w:hAnsi="AGaramond"/>
-                <w:szCs w:val="21"/>
-              </w:rPr>
-            </w:pPr>
-            <w:r>
-              <w:rPr>
-                <w:rFonts w:ascii="AGaramond" w:hAnsi="AGaramond"/>
-                <w:szCs w:val="21"/>
-              </w:rPr>
-            </w:r>
-          </w:p>
-          <w:p>
-            <w:pPr>
-              <w:pStyle w:val="Normal"/>
-              <w:tabs>
-                <w:tab w:val="clear" w:pos="420"/>
-                <w:tab w:val="left" w:pos="720" w:leader="none"/>
-              </w:tabs>
-              <w:rPr>
-                <w:color w:val="000000"/>
-                <w:szCs w:val="21"/>
-              </w:rPr>
-            </w:pPr>
-            <w:r>
-              <w:rPr>
-                <w:color w:val="000000"/>
-                <w:szCs w:val="21"/>
-              </w:rPr>
-            </w:r>
-          </w:p>
-          <w:p>
-            <w:pPr>
-              <w:pStyle w:val="Normal"/>
-              <w:tabs>
-                <w:tab w:val="clear" w:pos="420"/>
-                <w:tab w:val="left" w:pos="720" w:leader="none"/>
-              </w:tabs>
-              <w:rPr>
-                <w:color w:val="000000"/>
-                <w:szCs w:val="21"/>
-              </w:rPr>
-            </w:pPr>
-            <w:r>
-              <w:rPr>
-                <w:color w:val="000000"/>
-                <w:szCs w:val="21"/>
-              </w:rPr>
-            </w:r>
-          </w:p>
-          <w:p>
-            <w:pPr>
-              <w:pStyle w:val="Normal"/>
-              <w:tabs>
-                <w:tab w:val="clear" w:pos="420"/>
-                <w:tab w:val="left" w:pos="720" w:leader="none"/>
-              </w:tabs>
-              <w:rPr>
-                <w:color w:val="000000"/>
-                <w:szCs w:val="21"/>
-              </w:rPr>
-            </w:pPr>
-            <w:r>
-              <w:rPr>
-                <w:color w:val="000000"/>
-                <w:szCs w:val="21"/>
-              </w:rPr>
-            </w:r>
-          </w:p>
-          <w:p>
-            <w:pPr>
-              <w:pStyle w:val="Normal"/>
-              <w:rPr>
-                <w:color w:val="000000"/>
-                <w:szCs w:val="21"/>
-              </w:rPr>
-            </w:pPr>
-            <w:r>
-              <w:rPr>
-                <w:color w:val="000000"/>
-                <w:szCs w:val="21"/>
-              </w:rPr>
-            </w:r>
-          </w:p>
-          <w:p>
-            <w:pPr>
-              <w:pStyle w:val="Normal"/>
-              <w:rPr>
-                <w:color w:val="000000"/>
-                <w:szCs w:val="21"/>
-              </w:rPr>
-            </w:pPr>
-            <w:r>
-              <w:rPr>
-                <w:color w:val="000000"/>
-                <w:szCs w:val="21"/>
-              </w:rPr>
-            </w:r>
-          </w:p>
-          <w:p>
-            <w:pPr>
-              <w:pStyle w:val="Normal"/>
-              <w:rPr>
-                <w:color w:val="000000"/>
-                <w:szCs w:val="21"/>
-              </w:rPr>
-            </w:pPr>
-            <w:r>
-              <w:rPr>
-                <w:color w:val="000000"/>
-                <w:szCs w:val="21"/>
-              </w:rPr>
-            </w:r>
-          </w:p>
-          <w:p>
-            <w:pPr>
-              <w:pStyle w:val="Normal"/>
-              <w:rPr>
-                <w:color w:val="000000"/>
-                <w:szCs w:val="21"/>
-              </w:rPr>
-            </w:pPr>
-            <w:r>
-              <w:rPr>
-                <w:color w:val="000000"/>
-                <w:szCs w:val="21"/>
-              </w:rPr>
-            </w:r>
-          </w:p>
-          <w:p>
-            <w:pPr>
-              <w:pStyle w:val="Normal"/>
-              <w:rPr>
-                <w:color w:val="000000"/>
-                <w:szCs w:val="21"/>
-              </w:rPr>
-            </w:pPr>
-            <w:r>
-              <w:rPr>
-                <w:color w:val="000000"/>
-                <w:szCs w:val="21"/>
-              </w:rPr>
-            </w:r>
+              <w:t>Write a C++ program to output all prime numbers in the range of [2</w:t>
+            </w:r>
+            <w:proofErr w:type="gramStart"/>
+            <w:r>
+              <w:rPr>
+                <w:rFonts w:ascii="AGaramond" w:hAnsi="AGaramond"/>
+                <w:szCs w:val="21"/>
+              </w:rPr>
+              <w:t>,1000</w:t>
+            </w:r>
+            <w:proofErr w:type="gramEnd"/>
+            <w:r>
+              <w:rPr>
+                <w:rFonts w:ascii="AGaramond" w:hAnsi="AGaramond"/>
+                <w:szCs w:val="21"/>
+              </w:rPr>
+              <w:t xml:space="preserve">] using loop </w:t>
+            </w:r>
+            <w:r>
+              <w:rPr>
+                <w:rFonts w:ascii="AGaramond" w:hAnsi="AGaramond"/>
+                <w:szCs w:val="21"/>
+              </w:rPr>
+              <w:t>statements.</w:t>
+            </w:r>
+          </w:p>
+          <w:p>
+            <w:pPr>
+              <w:rPr>
+                <w:color w:val="000000"/>
+                <w:szCs w:val="21"/>
+              </w:rPr>
+            </w:pPr>
+          </w:p>
+          <w:p>
+            <w:pPr>
+              <w:rPr>
+                <w:color w:val="000000"/>
+                <w:szCs w:val="21"/>
+              </w:rPr>
+            </w:pPr>
+            <w:r>
+              <w:rPr>
+                <w:color w:val="000000"/>
+                <w:szCs w:val="21"/>
+              </w:rPr>
+              <w:t>#include &lt;</w:t>
+            </w:r>
+            <w:proofErr w:type="spellStart"/>
+            <w:r>
+              <w:rPr>
+                <w:color w:val="000000"/>
+                <w:szCs w:val="21"/>
+              </w:rPr>
+              <w:t>iostream</w:t>
+            </w:r>
+            <w:proofErr w:type="spellEnd"/>
+            <w:r>
+              <w:rPr>
+                <w:color w:val="000000"/>
+                <w:szCs w:val="21"/>
+              </w:rPr>
+              <w:t>&gt;</w:t>
+            </w:r>
+          </w:p>
+          <w:p>
+            <w:pPr>
+              <w:rPr>
+                <w:color w:val="000000"/>
+                <w:szCs w:val="21"/>
+              </w:rPr>
+            </w:pPr>
+            <w:r>
+              <w:rPr>
+                <w:color w:val="000000"/>
+                <w:szCs w:val="21"/>
+              </w:rPr>
+              <w:t>#include &lt;</w:t>
+            </w:r>
+            <w:proofErr w:type="spellStart"/>
+            <w:r>
+              <w:rPr>
+                <w:color w:val="000000"/>
+                <w:szCs w:val="21"/>
+              </w:rPr>
+              <w:t>cmath</w:t>
+            </w:r>
+            <w:proofErr w:type="spellEnd"/>
+            <w:r>
+              <w:rPr>
+                <w:color w:val="000000"/>
+                <w:szCs w:val="21"/>
+              </w:rPr>
+              <w:t>&gt;</w:t>
+            </w:r>
+          </w:p>
+          <w:p>
+            <w:pPr>
+              <w:rPr>
+                <w:color w:val="000000"/>
+                <w:szCs w:val="21"/>
+              </w:rPr>
+            </w:pPr>
+            <w:r>
+              <w:rPr>
+                <w:color w:val="000000"/>
+                <w:szCs w:val="21"/>
+              </w:rPr>
+              <w:t xml:space="preserve">using namespace </w:t>
+            </w:r>
+            <w:proofErr w:type="spellStart"/>
+            <w:r>
+              <w:rPr>
+                <w:color w:val="000000"/>
+                <w:szCs w:val="21"/>
+              </w:rPr>
+              <w:t>std</w:t>
+            </w:r>
+            <w:proofErr w:type="spellEnd"/>
+            <w:r>
+              <w:rPr>
+                <w:color w:val="000000"/>
+                <w:szCs w:val="21"/>
+              </w:rPr>
+              <w:t>;</w:t>
+            </w:r>
+          </w:p>
+          <w:p>
+            <w:pPr>
+              <w:rPr>
+                <w:color w:val="000000"/>
+                <w:szCs w:val="21"/>
+              </w:rPr>
+            </w:pPr>
+          </w:p>
+          <w:p>
+            <w:pPr>
+              <w:rPr>
+                <w:color w:val="000000"/>
+                <w:szCs w:val="21"/>
+              </w:rPr>
+            </w:pPr>
+            <w:proofErr w:type="spellStart"/>
+            <w:r>
+              <w:rPr>
+                <w:color w:val="000000"/>
+                <w:szCs w:val="21"/>
+              </w:rPr>
+              <w:t>int</w:t>
+            </w:r>
+            <w:proofErr w:type="spellEnd"/>
+            <w:r>
+              <w:rPr>
+                <w:color w:val="000000"/>
+                <w:szCs w:val="21"/>
+              </w:rPr>
+              <w:t xml:space="preserve"> main() {</w:t>
+            </w:r>
+          </w:p>
+          <w:p>
+            <w:pPr>
+              <w:rPr>
+                <w:color w:val="000000"/>
+                <w:szCs w:val="21"/>
+              </w:rPr>
+            </w:pPr>
+            <w:r>
+              <w:rPr>
+                <w:color w:val="000000"/>
+                <w:szCs w:val="21"/>
+              </w:rPr>
+              <w:t xml:space="preserve">    </w:t>
+            </w:r>
+            <w:proofErr w:type="spellStart"/>
+            <w:r>
+              <w:rPr>
+                <w:color w:val="000000"/>
+                <w:szCs w:val="21"/>
+              </w:rPr>
+              <w:t>cout</w:t>
+            </w:r>
+            <w:proofErr w:type="spellEnd"/>
+            <w:r>
+              <w:rPr>
+                <w:color w:val="000000"/>
+                <w:szCs w:val="21"/>
+              </w:rPr>
+              <w:t xml:space="preserve"> &lt;&lt; "Prime numbers between 2 and 1000:" &lt;&lt; </w:t>
+            </w:r>
+            <w:proofErr w:type="spellStart"/>
+            <w:r>
+              <w:rPr>
+                <w:color w:val="000000"/>
+                <w:szCs w:val="21"/>
+              </w:rPr>
+              <w:t>endl</w:t>
+            </w:r>
+            <w:proofErr w:type="spellEnd"/>
+            <w:r>
+              <w:rPr>
+                <w:color w:val="000000"/>
+                <w:szCs w:val="21"/>
+              </w:rPr>
+              <w:t>;</w:t>
+            </w:r>
+          </w:p>
+          <w:p>
+            <w:pPr>
+              <w:rPr>
+                <w:color w:val="000000"/>
+                <w:szCs w:val="21"/>
+              </w:rPr>
+            </w:pPr>
+            <w:r>
+              <w:rPr>
+                <w:color w:val="000000"/>
+                <w:szCs w:val="21"/>
+              </w:rPr>
+              <w:t xml:space="preserve">    </w:t>
+            </w:r>
+            <w:proofErr w:type="spellStart"/>
+            <w:r>
+              <w:rPr>
+                <w:color w:val="000000"/>
+                <w:szCs w:val="21"/>
+              </w:rPr>
+              <w:t>cout</w:t>
+            </w:r>
+            <w:proofErr w:type="spellEnd"/>
+            <w:r>
+              <w:rPr>
+                <w:color w:val="000000"/>
+                <w:szCs w:val="21"/>
+              </w:rPr>
+              <w:t xml:space="preserve"> &lt;&lt; "--------------------------------" &lt;&lt; </w:t>
+            </w:r>
+            <w:proofErr w:type="spellStart"/>
+            <w:r>
+              <w:rPr>
+                <w:color w:val="000000"/>
+                <w:szCs w:val="21"/>
+              </w:rPr>
+              <w:t>endl</w:t>
+            </w:r>
+            <w:proofErr w:type="spellEnd"/>
+            <w:r>
+              <w:rPr>
+                <w:color w:val="000000"/>
+                <w:szCs w:val="21"/>
+              </w:rPr>
+              <w:t>;</w:t>
+            </w:r>
+          </w:p>
+          <w:p>
+            <w:pPr>
+              <w:rPr>
+                <w:color w:val="000000"/>
+                <w:szCs w:val="21"/>
+              </w:rPr>
+            </w:pPr>
+            <w:r>
+              <w:rPr>
+                <w:color w:val="000000"/>
+                <w:szCs w:val="21"/>
+              </w:rPr>
+              <w:t xml:space="preserve">    </w:t>
+            </w:r>
+          </w:p>
+          <w:p>
+            <w:pPr>
+              <w:rPr>
+                <w:color w:val="000000"/>
+                <w:szCs w:val="21"/>
+              </w:rPr>
+            </w:pPr>
+            <w:r>
+              <w:rPr>
+                <w:color w:val="000000"/>
+                <w:szCs w:val="21"/>
+              </w:rPr>
+              <w:t xml:space="preserve">    </w:t>
+            </w:r>
+            <w:proofErr w:type="spellStart"/>
+            <w:r>
+              <w:rPr>
+                <w:color w:val="000000"/>
+                <w:szCs w:val="21"/>
+              </w:rPr>
+              <w:t>int</w:t>
+            </w:r>
+            <w:proofErr w:type="spellEnd"/>
+            <w:r>
+              <w:rPr>
+                <w:color w:val="000000"/>
+                <w:szCs w:val="21"/>
+              </w:rPr>
+              <w:t xml:space="preserve"> count = 0;</w:t>
+            </w:r>
+          </w:p>
+          <w:p>
+            <w:pPr>
+              <w:rPr>
+                <w:color w:val="000000"/>
+                <w:szCs w:val="21"/>
+              </w:rPr>
+            </w:pPr>
+          </w:p>
+          <w:p>
+            <w:pPr>
+              <w:rPr>
+                <w:color w:val="000000"/>
+                <w:szCs w:val="21"/>
+              </w:rPr>
+            </w:pPr>
+            <w:r>
+              <w:rPr>
+                <w:color w:val="000000"/>
+                <w:szCs w:val="21"/>
+              </w:rPr>
+              <w:t xml:space="preserve">    for (</w:t>
+            </w:r>
+            <w:proofErr w:type="spellStart"/>
+            <w:r>
+              <w:rPr>
+                <w:color w:val="000000"/>
+                <w:szCs w:val="21"/>
+              </w:rPr>
+              <w:t>int</w:t>
+            </w:r>
+            <w:proofErr w:type="spellEnd"/>
+            <w:r>
+              <w:rPr>
+                <w:color w:val="000000"/>
+                <w:szCs w:val="21"/>
+              </w:rPr>
+              <w:t xml:space="preserve"> number = 2; number &lt;= 1000; number++) {</w:t>
+            </w:r>
+          </w:p>
+          <w:p>
+            <w:pPr>
+              <w:rPr>
+                <w:color w:val="000000"/>
+                <w:szCs w:val="21"/>
+              </w:rPr>
+            </w:pPr>
+            <w:r>
+              <w:rPr>
+                <w:color w:val="000000"/>
+                <w:szCs w:val="21"/>
+              </w:rPr>
+              <w:t xml:space="preserve">        </w:t>
+            </w:r>
+            <w:proofErr w:type="spellStart"/>
+            <w:r>
+              <w:rPr>
+                <w:color w:val="000000"/>
+                <w:szCs w:val="21"/>
+              </w:rPr>
+              <w:t>bool</w:t>
+            </w:r>
+            <w:proofErr w:type="spellEnd"/>
+            <w:r>
+              <w:rPr>
+                <w:color w:val="000000"/>
+                <w:szCs w:val="21"/>
+              </w:rPr>
+              <w:t xml:space="preserve"> prime = true;</w:t>
+            </w:r>
+          </w:p>
+          <w:p>
+            <w:pPr>
+              <w:rPr>
+                <w:color w:val="000000"/>
+                <w:szCs w:val="21"/>
+              </w:rPr>
+            </w:pPr>
+            <w:r>
+              <w:rPr>
+                <w:color w:val="000000"/>
+                <w:szCs w:val="21"/>
+              </w:rPr>
+              <w:t xml:space="preserve">        </w:t>
+            </w:r>
+          </w:p>
+          <w:p>
+            <w:pPr>
+              <w:rPr>
+                <w:color w:val="000000"/>
+                <w:szCs w:val="21"/>
+              </w:rPr>
+            </w:pPr>
+            <w:r>
+              <w:rPr>
+                <w:color w:val="000000"/>
+                <w:szCs w:val="21"/>
+              </w:rPr>
+              <w:t xml:space="preserve">        for (</w:t>
+            </w:r>
+            <w:proofErr w:type="spellStart"/>
+            <w:r>
+              <w:rPr>
+                <w:color w:val="000000"/>
+                <w:szCs w:val="21"/>
+              </w:rPr>
+              <w:t>int</w:t>
+            </w:r>
+            <w:proofErr w:type="spellEnd"/>
+            <w:r>
+              <w:rPr>
+                <w:color w:val="000000"/>
+                <w:szCs w:val="21"/>
+              </w:rPr>
+              <w:t xml:space="preserve"> i = 2; i &lt;= </w:t>
+            </w:r>
+            <w:proofErr w:type="spellStart"/>
+            <w:r>
+              <w:rPr>
+                <w:color w:val="000000"/>
+                <w:szCs w:val="21"/>
+              </w:rPr>
+              <w:t>sqrt</w:t>
+            </w:r>
+            <w:proofErr w:type="spellEnd"/>
+            <w:r>
+              <w:rPr>
+                <w:color w:val="000000"/>
+                <w:szCs w:val="21"/>
+              </w:rPr>
+              <w:t>(number); i++) {</w:t>
+            </w:r>
+          </w:p>
+          <w:p>
+            <w:pPr>
+              <w:rPr>
+                <w:color w:val="000000"/>
+                <w:szCs w:val="21"/>
+              </w:rPr>
+            </w:pPr>
+            <w:r>
+              <w:rPr>
+                <w:color w:val="000000"/>
+                <w:szCs w:val="21"/>
+              </w:rPr>
+              <w:t xml:space="preserve">            if (number % i == 0) {</w:t>
+            </w:r>
+          </w:p>
+          <w:p>
+            <w:pPr>
+              <w:rPr>
+                <w:color w:val="000000"/>
+                <w:szCs w:val="21"/>
+              </w:rPr>
+            </w:pPr>
+            <w:r>
+              <w:rPr>
+                <w:color w:val="000000"/>
+                <w:szCs w:val="21"/>
+              </w:rPr>
+              <w:t xml:space="preserve">                prime = false;</w:t>
+            </w:r>
+          </w:p>
+          <w:p>
+            <w:pPr>
+              <w:rPr>
+                <w:color w:val="000000"/>
+                <w:szCs w:val="21"/>
+              </w:rPr>
+            </w:pPr>
+            <w:r>
+              <w:rPr>
+                <w:color w:val="000000"/>
+                <w:szCs w:val="21"/>
+              </w:rPr>
+              <w:t xml:space="preserve">            }</w:t>
+            </w:r>
+          </w:p>
+          <w:p>
+            <w:pPr>
+              <w:rPr>
+                <w:color w:val="000000"/>
+                <w:szCs w:val="21"/>
+              </w:rPr>
+            </w:pPr>
+            <w:r>
+              <w:rPr>
+                <w:color w:val="000000"/>
+                <w:szCs w:val="21"/>
+              </w:rPr>
+              <w:t xml:space="preserve">        }</w:t>
+            </w:r>
+          </w:p>
+          <w:p>
+            <w:pPr>
+              <w:rPr>
+                <w:color w:val="000000"/>
+                <w:szCs w:val="21"/>
+              </w:rPr>
+            </w:pPr>
+            <w:r>
+              <w:rPr>
+                <w:color w:val="000000"/>
+                <w:szCs w:val="21"/>
+              </w:rPr>
+              <w:t xml:space="preserve">        </w:t>
+            </w:r>
+          </w:p>
+          <w:p>
+            <w:pPr>
+              <w:rPr>
+                <w:color w:val="000000"/>
+                <w:szCs w:val="21"/>
+              </w:rPr>
+            </w:pPr>
+            <w:r>
+              <w:rPr>
+                <w:color w:val="000000"/>
+                <w:szCs w:val="21"/>
+              </w:rPr>
+              <w:t xml:space="preserve">        if (prime) {</w:t>
+            </w:r>
+          </w:p>
+          <w:p>
+            <w:pPr>
+              <w:rPr>
+                <w:color w:val="000000"/>
+                <w:szCs w:val="21"/>
+              </w:rPr>
+            </w:pPr>
+            <w:r>
+              <w:rPr>
+                <w:color w:val="000000"/>
+                <w:szCs w:val="21"/>
+              </w:rPr>
+              <w:t xml:space="preserve">            </w:t>
+            </w:r>
+            <w:proofErr w:type="spellStart"/>
+            <w:r>
+              <w:rPr>
+                <w:color w:val="000000"/>
+                <w:szCs w:val="21"/>
+              </w:rPr>
+              <w:t>cout</w:t>
+            </w:r>
+            <w:proofErr w:type="spellEnd"/>
+            <w:r>
+              <w:rPr>
+                <w:color w:val="000000"/>
+                <w:szCs w:val="21"/>
+              </w:rPr>
+              <w:t xml:space="preserve"> &lt;&lt; number &lt;&lt; "\t";</w:t>
+            </w:r>
+          </w:p>
+          <w:p>
+            <w:pPr>
+              <w:rPr>
+                <w:color w:val="000000"/>
+                <w:szCs w:val="21"/>
+              </w:rPr>
+            </w:pPr>
+            <w:r>
+              <w:rPr>
+                <w:color w:val="000000"/>
+                <w:szCs w:val="21"/>
+              </w:rPr>
+              <w:t xml:space="preserve">            count++;</w:t>
+            </w:r>
+          </w:p>
+          <w:p>
+            <w:pPr>
+              <w:rPr>
+                <w:color w:val="000000"/>
+                <w:szCs w:val="21"/>
+              </w:rPr>
+            </w:pPr>
+            <w:r>
+              <w:rPr>
+                <w:color w:val="000000"/>
+                <w:szCs w:val="21"/>
+              </w:rPr>
+              <w:t xml:space="preserve">            </w:t>
+            </w:r>
+          </w:p>
+          <w:p>
+            <w:pPr>
+              <w:rPr>
+                <w:color w:val="000000"/>
+                <w:szCs w:val="21"/>
+              </w:rPr>
+            </w:pPr>
+            <w:r>
+              <w:rPr>
+                <w:color w:val="000000"/>
+                <w:szCs w:val="21"/>
+              </w:rPr>
+              <w:t xml:space="preserve">            if (count % 10 == 0) {</w:t>
+            </w:r>
+          </w:p>
+          <w:p>
+            <w:pPr>
+              <w:rPr>
+                <w:color w:val="000000"/>
+                <w:szCs w:val="21"/>
+              </w:rPr>
+            </w:pPr>
+            <w:r>
+              <w:rPr>
+                <w:color w:val="000000"/>
+                <w:szCs w:val="21"/>
+              </w:rPr>
+              <w:t xml:space="preserve">                </w:t>
+            </w:r>
+            <w:proofErr w:type="spellStart"/>
+            <w:r>
+              <w:rPr>
+                <w:color w:val="000000"/>
+                <w:szCs w:val="21"/>
+              </w:rPr>
+              <w:t>cout</w:t>
+            </w:r>
+            <w:proofErr w:type="spellEnd"/>
+            <w:r>
+              <w:rPr>
+                <w:color w:val="000000"/>
+                <w:szCs w:val="21"/>
+              </w:rPr>
+              <w:t xml:space="preserve"> &lt;&lt; </w:t>
+            </w:r>
+            <w:proofErr w:type="spellStart"/>
+            <w:r>
+              <w:rPr>
+                <w:color w:val="000000"/>
+                <w:szCs w:val="21"/>
+              </w:rPr>
+              <w:t>endl</w:t>
+            </w:r>
+            <w:proofErr w:type="spellEnd"/>
+            <w:r>
+              <w:rPr>
+                <w:color w:val="000000"/>
+                <w:szCs w:val="21"/>
+              </w:rPr>
+              <w:t>;</w:t>
+            </w:r>
+          </w:p>
+          <w:p>
+            <w:pPr>
+              <w:rPr>
+                <w:color w:val="000000"/>
+                <w:szCs w:val="21"/>
+              </w:rPr>
+            </w:pPr>
+            <w:r>
+              <w:rPr>
+                <w:color w:val="000000"/>
+                <w:szCs w:val="21"/>
+              </w:rPr>
+              <w:t xml:space="preserve">            }</w:t>
+            </w:r>
+          </w:p>
+          <w:p>
+            <w:pPr>
+              <w:rPr>
+                <w:color w:val="000000"/>
+                <w:szCs w:val="21"/>
+              </w:rPr>
+            </w:pPr>
+            <w:r>
+              <w:rPr>
+                <w:color w:val="000000"/>
+                <w:szCs w:val="21"/>
+              </w:rPr>
+              <w:t xml:space="preserve">        }</w:t>
+            </w:r>
+          </w:p>
+          <w:p>
+            <w:pPr>
+              <w:rPr>
+                <w:color w:val="000000"/>
+                <w:szCs w:val="21"/>
+              </w:rPr>
+            </w:pPr>
+            <w:r>
+              <w:rPr>
+                <w:color w:val="000000"/>
+                <w:szCs w:val="21"/>
+              </w:rPr>
+              <w:t xml:space="preserve">    }</w:t>
+            </w:r>
+          </w:p>
+          <w:p>
+            <w:pPr>
+              <w:rPr>
+                <w:color w:val="000000"/>
+                <w:szCs w:val="21"/>
+              </w:rPr>
+            </w:pPr>
+            <w:r>
+              <w:rPr>
+                <w:color w:val="000000"/>
+                <w:szCs w:val="21"/>
+              </w:rPr>
+              <w:t xml:space="preserve">    </w:t>
+            </w:r>
+          </w:p>
+          <w:p>
+            <w:pPr>
+              <w:rPr>
+                <w:color w:val="000000"/>
+                <w:szCs w:val="21"/>
+              </w:rPr>
+            </w:pPr>
+            <w:r>
+              <w:rPr>
+                <w:color w:val="000000"/>
+                <w:szCs w:val="21"/>
+              </w:rPr>
+              <w:t xml:space="preserve">    </w:t>
+            </w:r>
+            <w:proofErr w:type="spellStart"/>
+            <w:r>
+              <w:rPr>
+                <w:color w:val="000000"/>
+                <w:szCs w:val="21"/>
+              </w:rPr>
+              <w:t>cout</w:t>
+            </w:r>
+            <w:proofErr w:type="spellEnd"/>
+            <w:r>
+              <w:rPr>
+                <w:color w:val="000000"/>
+                <w:szCs w:val="21"/>
+              </w:rPr>
+              <w:t xml:space="preserve"> &lt;&lt; "\n\</w:t>
+            </w:r>
+            <w:proofErr w:type="spellStart"/>
+            <w:r>
+              <w:rPr>
+                <w:color w:val="000000"/>
+                <w:szCs w:val="21"/>
+              </w:rPr>
+              <w:t>nTotal</w:t>
+            </w:r>
+            <w:proofErr w:type="spellEnd"/>
+            <w:r>
+              <w:rPr>
+                <w:color w:val="000000"/>
+                <w:szCs w:val="21"/>
+              </w:rPr>
+              <w:t xml:space="preserve"> prime numbers found: " &lt;&lt; count &lt;&lt; </w:t>
+            </w:r>
+            <w:proofErr w:type="spellStart"/>
+            <w:r>
+              <w:rPr>
+                <w:color w:val="000000"/>
+                <w:szCs w:val="21"/>
+              </w:rPr>
+              <w:t>endl</w:t>
+            </w:r>
+            <w:proofErr w:type="spellEnd"/>
+            <w:r>
+              <w:rPr>
+                <w:color w:val="000000"/>
+                <w:szCs w:val="21"/>
+              </w:rPr>
+              <w:t>;</w:t>
+            </w:r>
+          </w:p>
+          <w:p>
+            <w:pPr>
+              <w:rPr>
+                <w:color w:val="000000"/>
+                <w:szCs w:val="21"/>
+              </w:rPr>
+            </w:pPr>
+            <w:r>
+              <w:rPr>
+                <w:color w:val="000000"/>
+                <w:szCs w:val="21"/>
+              </w:rPr>
+              <w:t xml:space="preserve">    </w:t>
+            </w:r>
+          </w:p>
+          <w:p>
+            <w:pPr>
+              <w:rPr>
+                <w:color w:val="000000"/>
+                <w:szCs w:val="21"/>
+              </w:rPr>
+            </w:pPr>
+            <w:r>
+              <w:rPr>
+                <w:color w:val="000000"/>
+                <w:szCs w:val="21"/>
+              </w:rPr>
+              <w:t xml:space="preserve">    return 0;</w:t>
+            </w:r>
+          </w:p>
+          <w:p>
+            <w:pPr>
+              <w:rPr>
+                <w:color w:val="000000"/>
+                <w:szCs w:val="21"/>
+              </w:rPr>
+            </w:pPr>
+            <w:r>
+              <w:rPr>
+                <w:color w:val="000000"/>
+                <w:szCs w:val="21"/>
+              </w:rPr>
+              <w:t>}</w:t>
+            </w:r>
+          </w:p>
+          <w:p>
+            <w:pPr>
+              <w:rPr>
+                <w:color w:val="000000"/>
+                <w:szCs w:val="21"/>
+              </w:rPr>
+            </w:pPr>
+          </w:p>
+          <w:p>
+            <w:pPr>
+              <w:rPr>
+                <w:color w:val="000000"/>
+                <w:szCs w:val="21"/>
+              </w:rPr>
+            </w:pPr>
+          </w:p>
+          <w:p>
+            <w:pPr>
+              <w:rPr>
+                <w:color w:val="000000"/>
+                <w:szCs w:val="21"/>
+              </w:rPr>
+            </w:pPr>
+          </w:p>
+          <w:p>
+            <w:pPr>
+              <w:rPr>
+                <w:color w:val="000000"/>
+                <w:szCs w:val="21"/>
+              </w:rPr>
+            </w:pPr>
+          </w:p>
+          <w:p>
+            <w:pPr>
+              <w:rPr>
+                <w:color w:val="000000"/>
+                <w:szCs w:val="21"/>
+              </w:rPr>
+            </w:pPr>
+            <w:bookmarkStart w:id="0" w:name="_GoBack"/>
+            <w:bookmarkEnd w:id="0"/>
           </w:p>
           <w:tbl>
             <w:tblPr>
               <w:tblW w:w="8981" w:type="dxa"/>
               <w:jc w:val="center"/>
-              <w:tblInd w:w="0" w:type="dxa"/>
               <w:tblLayout w:type="fixed"/>
-              <w:tblCellMar>
-                <w:top w:w="0" w:type="dxa"/>
-                <w:left w:w="108" w:type="dxa"/>
-                <w:bottom w:w="0" w:type="dxa"/>
-                <w:right w:w="108" w:type="dxa"/>
-              </w:tblCellMar>
-              <w:tblLook w:val="04a0" w:noHBand="0" w:noVBand="1" w:firstColumn="1" w:lastRow="0" w:lastColumn="0" w:firstRow="1"/>
+              <w:tblLook w:val="04A0" w:firstRow="1" w:lastRow="0" w:firstColumn="1" w:lastColumn="0" w:noHBand="0" w:noVBand="1"/>
             </w:tblPr>
             <w:tblGrid>
-              <w:gridCol w:w="521"/>
+              <w:gridCol w:w="522"/>
               <w:gridCol w:w="2336"/>
               <w:gridCol w:w="1238"/>
               <w:gridCol w:w="1231"/>
@@ -2400,7 +5360,8 @@
             </w:tblGrid>
             <w:tr>
               <w:trPr>
-                <w:trHeight w:val="558" w:hRule="atLeast"/>
+                <w:trHeight w:val="558"/>
+                <w:jc w:val="center"/>
               </w:trPr>
               <w:tc>
                 <w:tcPr>
@@ -2415,7 +5376,6 @@
                 </w:tcPr>
                 <w:p>
                   <w:pPr>
-                    <w:pStyle w:val="Normal"/>
                     <w:rPr>
                       <w:rFonts w:ascii="SimSun" w:hAnsi="SimSun"/>
                       <w:b/>
@@ -2440,8 +5400,9 @@
             </w:tr>
             <w:tr>
               <w:trPr>
-                <w:trHeight w:val="567" w:hRule="exact"/>
-                <w:cantSplit w:val="true"/>
+                <w:cantSplit/>
+                <w:trHeight w:hRule="exact" w:val="567"/>
+                <w:jc w:val="center"/>
               </w:trPr>
               <w:tc>
                 <w:tcPr>
@@ -2457,7 +5418,6 @@
                 </w:tcPr>
                 <w:p>
                   <w:pPr>
-                    <w:pStyle w:val="Normal"/>
                     <w:ind w:left="113" w:right="113"/>
                     <w:jc w:val="center"/>
                     <w:rPr>
@@ -2472,8 +5432,56 @@
                       <w:bCs/>
                       <w:szCs w:val="21"/>
                     </w:rPr>
-                    <w:t>评            分             细            则</w:t>
+                    <w:t>评</w:t>
                   </w:r>
+                  <w:r>
+                    <w:rPr>
+                      <w:b/>
+                      <w:bCs/>
+                      <w:szCs w:val="21"/>
+                    </w:rPr>
+                    <w:t xml:space="preserve">            </w:t>
+                  </w:r>
+                  <w:r>
+                    <w:rPr>
+                      <w:b/>
+                      <w:bCs/>
+                      <w:szCs w:val="21"/>
+                    </w:rPr>
+                    <w:t>分</w:t>
+                  </w:r>
+                  <w:r>
+                    <w:rPr>
+                      <w:b/>
+                      <w:bCs/>
+                      <w:szCs w:val="21"/>
+                    </w:rPr>
+                    <w:t xml:space="preserve">             </w:t>
+                  </w:r>
+                  <w:r>
+                    <w:rPr>
+                      <w:b/>
+                      <w:bCs/>
+                      <w:szCs w:val="21"/>
+                    </w:rPr>
+                    <w:t>细</w:t>
+                  </w:r>
+                  <w:r>
+                    <w:rPr>
+                      <w:b/>
+                      <w:bCs/>
+                      <w:szCs w:val="21"/>
+                    </w:rPr>
+                    <w:t xml:space="preserve">            </w:t>
+                  </w:r>
+                  <w:r>
+                    <w:rPr>
+                      <w:b/>
+                      <w:bCs/>
+                      <w:szCs w:val="21"/>
+                    </w:rPr>
+                    <w:t>则</w:t>
+                  </w:r>
                 </w:p>
               </w:tc>
               <w:tc>
@@ -2489,7 +5497,6 @@
                 </w:tcPr>
                 <w:p>
                   <w:pPr>
-                    <w:pStyle w:val="Normal"/>
                     <w:jc w:val="center"/>
                     <w:rPr>
                       <w:b/>
@@ -2520,7 +5527,6 @@
                 </w:tcPr>
                 <w:p>
                   <w:pPr>
-                    <w:pStyle w:val="Normal"/>
                     <w:jc w:val="center"/>
                     <w:rPr>
                       <w:b/>
@@ -2551,7 +5557,6 @@
                 </w:tcPr>
                 <w:p>
                   <w:pPr>
-                    <w:pStyle w:val="Normal"/>
                     <w:jc w:val="center"/>
                     <w:rPr>
                       <w:b/>
@@ -2582,7 +5587,6 @@
                 </w:tcPr>
                 <w:p>
                   <w:pPr>
-                    <w:pStyle w:val="Normal"/>
                     <w:jc w:val="center"/>
                     <w:rPr>
                       <w:b/>
@@ -2613,7 +5617,6 @@
                 </w:tcPr>
                 <w:p>
                   <w:pPr>
-                    <w:pStyle w:val="Normal"/>
                     <w:jc w:val="center"/>
                     <w:rPr>
                       <w:b/>
@@ -2644,7 +5647,6 @@
                 </w:tcPr>
                 <w:p>
                   <w:pPr>
-                    <w:pStyle w:val="Normal"/>
                     <w:jc w:val="center"/>
                     <w:rPr>
                       <w:b/>
@@ -2665,37 +5667,30 @@
             </w:tr>
             <w:tr>
               <w:trPr>
-                <w:trHeight w:val="567" w:hRule="exact"/>
-                <w:cantSplit w:val="true"/>
+                <w:cantSplit/>
+                <w:trHeight w:hRule="exact" w:val="567"/>
+                <w:jc w:val="center"/>
               </w:trPr>
               <w:tc>
                 <w:tcPr>
                   <w:tcW w:w="521" w:type="dxa"/>
-                  <w:vMerge w:val="continue"/>
-                  <w:tcBorders>
-                    <w:top w:val="single" w:sz="4" w:space="0" w:color="000000"/>
-                    <w:left w:val="single" w:sz="4" w:space="0" w:color="000000"/>
-                    <w:bottom w:val="single" w:sz="4" w:space="0" w:color="000000"/>
-                    <w:right w:val="single" w:sz="4" w:space="0" w:color="000000"/>
-                  </w:tcBorders>
-                  <w:vAlign w:val="center"/>
-                </w:tcPr>
-                <w:p>
-                  <w:pPr>
-                    <w:pStyle w:val="Normal"/>
-                    <w:rPr>
-                      <w:b/>
-                      <w:bCs/>
-                      <w:szCs w:val="21"/>
-                    </w:rPr>
-                  </w:pPr>
-                  <w:r>
-                    <w:rPr>
-                      <w:b/>
-                      <w:bCs/>
-                      <w:szCs w:val="21"/>
-                    </w:rPr>
-                  </w:r>
+                  <w:vMerge/>
+                  <w:tcBorders>
+                    <w:top w:val="single" w:sz="4" w:space="0" w:color="000000"/>
+                    <w:left w:val="single" w:sz="4" w:space="0" w:color="000000"/>
+                    <w:bottom w:val="single" w:sz="4" w:space="0" w:color="000000"/>
+                    <w:right w:val="single" w:sz="4" w:space="0" w:color="000000"/>
+                  </w:tcBorders>
+                  <w:vAlign w:val="center"/>
+                </w:tcPr>
+                <w:p>
+                  <w:pPr>
+                    <w:rPr>
+                      <w:b/>
+                      <w:bCs/>
+                      <w:szCs w:val="21"/>
+                    </w:rPr>
+                  </w:pPr>
                 </w:p>
               </w:tc>
               <w:tc>
@@ -2711,7 +5706,6 @@
                 </w:tcPr>
                 <w:p>
                   <w:pPr>
-                    <w:pStyle w:val="Normal"/>
                     <w:jc w:val="center"/>
                     <w:rPr>
                       <w:b/>
@@ -2742,7 +5736,6 @@
                 </w:tcPr>
                 <w:p>
                   <w:pPr>
-                    <w:pStyle w:val="Normal"/>
                     <w:jc w:val="center"/>
                     <w:rPr>
                       <w:b/>
@@ -2750,13 +5743,6 @@
                       <w:szCs w:val="21"/>
                     </w:rPr>
                   </w:pPr>
-                  <w:r>
-                    <w:rPr>
-                      <w:b/>
-                      <w:bCs/>
-                      <w:szCs w:val="21"/>
-                    </w:rPr>
-                  </w:r>
                 </w:p>
               </w:tc>
               <w:tc>
@@ -2772,7 +5758,6 @@
                 </w:tcPr>
                 <w:p>
                   <w:pPr>
-                    <w:pStyle w:val="Normal"/>
                     <w:jc w:val="center"/>
                     <w:rPr>
                       <w:b/>
@@ -2780,13 +5765,6 @@
                       <w:szCs w:val="21"/>
                     </w:rPr>
                   </w:pPr>
-                  <w:r>
-                    <w:rPr>
-                      <w:b/>
-                      <w:bCs/>
-                      <w:szCs w:val="21"/>
-                    </w:rPr>
-                  </w:r>
                 </w:p>
               </w:tc>
               <w:tc>
@@ -2802,7 +5780,6 @@
                 </w:tcPr>
                 <w:p>
                   <w:pPr>
-                    <w:pStyle w:val="Normal"/>
                     <w:jc w:val="center"/>
                     <w:rPr>
                       <w:b/>
@@ -2810,13 +5787,6 @@
                       <w:szCs w:val="21"/>
                     </w:rPr>
                   </w:pPr>
-                  <w:r>
-                    <w:rPr>
-                      <w:b/>
-                      <w:bCs/>
-                      <w:szCs w:val="21"/>
-                    </w:rPr>
-                  </w:r>
                 </w:p>
               </w:tc>
               <w:tc>
@@ -2832,7 +5802,6 @@
                 </w:tcPr>
                 <w:p>
                   <w:pPr>
-                    <w:pStyle w:val="Normal"/>
                     <w:jc w:val="center"/>
                     <w:rPr>
                       <w:b/>
@@ -2840,13 +5809,6 @@
                       <w:szCs w:val="21"/>
                     </w:rPr>
                   </w:pPr>
-                  <w:r>
-                    <w:rPr>
-                      <w:b/>
-                      <w:bCs/>
-                      <w:szCs w:val="21"/>
-                    </w:rPr>
-                  </w:r>
                 </w:p>
               </w:tc>
               <w:tc>
@@ -2862,7 +5824,6 @@
                 </w:tcPr>
                 <w:p>
                   <w:pPr>
-                    <w:pStyle w:val="Normal"/>
                     <w:jc w:val="center"/>
                     <w:rPr>
                       <w:b/>
@@ -2870,49 +5831,35 @@
                       <w:szCs w:val="21"/>
                     </w:rPr>
                   </w:pPr>
-                  <w:r>
-                    <w:rPr>
-                      <w:b/>
-                      <w:bCs/>
-                      <w:szCs w:val="21"/>
-                    </w:rPr>
-                  </w:r>
                 </w:p>
               </w:tc>
             </w:tr>
             <w:tr>
               <w:trPr>
-                <w:trHeight w:val="567" w:hRule="exact"/>
-                <w:cantSplit w:val="true"/>
+                <w:cantSplit/>
+                <w:trHeight w:hRule="exact" w:val="567"/>
+                <w:jc w:val="center"/>
               </w:trPr>
               <w:tc>
                 <w:tcPr>
                   <w:tcW w:w="521" w:type="dxa"/>
-                  <w:vMerge w:val="continue"/>
-                  <w:tcBorders>
-                    <w:top w:val="single" w:sz="4" w:space="0" w:color="000000"/>
-                    <w:left w:val="single" w:sz="4" w:space="0" w:color="000000"/>
-                    <w:bottom w:val="single" w:sz="4" w:space="0" w:color="000000"/>
-                    <w:right w:val="single" w:sz="4" w:space="0" w:color="000000"/>
-                  </w:tcBorders>
-                  <w:vAlign w:val="center"/>
-                </w:tcPr>
-                <w:p>
-                  <w:pPr>
-                    <w:pStyle w:val="Normal"/>
-                    <w:rPr>
-                      <w:b/>
-                      <w:bCs/>
-                      <w:szCs w:val="21"/>
-                    </w:rPr>
-                  </w:pPr>
-                  <w:r>
-                    <w:rPr>
-                      <w:b/>
-                      <w:bCs/>
-                      <w:szCs w:val="21"/>
-                    </w:rPr>
-                  </w:r>
+                  <w:vMerge/>
+                  <w:tcBorders>
+                    <w:top w:val="single" w:sz="4" w:space="0" w:color="000000"/>
+                    <w:left w:val="single" w:sz="4" w:space="0" w:color="000000"/>
+                    <w:bottom w:val="single" w:sz="4" w:space="0" w:color="000000"/>
+                    <w:right w:val="single" w:sz="4" w:space="0" w:color="000000"/>
+                  </w:tcBorders>
+                  <w:vAlign w:val="center"/>
+                </w:tcPr>
+                <w:p>
+                  <w:pPr>
+                    <w:rPr>
+                      <w:b/>
+                      <w:bCs/>
+                      <w:szCs w:val="21"/>
+                    </w:rPr>
+                  </w:pPr>
                 </w:p>
               </w:tc>
               <w:tc>
@@ -2928,7 +5875,6 @@
                 </w:tcPr>
                 <w:p>
                   <w:pPr>
-                    <w:pStyle w:val="Normal"/>
                     <w:jc w:val="center"/>
                     <w:rPr>
                       <w:b/>
@@ -2959,7 +5905,6 @@
                 </w:tcPr>
                 <w:p>
                   <w:pPr>
-                    <w:pStyle w:val="Normal"/>
                     <w:jc w:val="center"/>
                     <w:rPr>
                       <w:b/>
@@ -2967,13 +5912,6 @@
                       <w:szCs w:val="21"/>
                     </w:rPr>
                   </w:pPr>
-                  <w:r>
-                    <w:rPr>
-                      <w:b/>
-                      <w:bCs/>
-                      <w:szCs w:val="21"/>
-                    </w:rPr>
-                  </w:r>
                 </w:p>
               </w:tc>
               <w:tc>
@@ -2989,7 +5927,6 @@
                 </w:tcPr>
                 <w:p>
                   <w:pPr>
-                    <w:pStyle w:val="Normal"/>
                     <w:jc w:val="center"/>
                     <w:rPr>
                       <w:b/>
@@ -2997,13 +5934,6 @@
                       <w:szCs w:val="21"/>
                     </w:rPr>
                   </w:pPr>
-                  <w:r>
-                    <w:rPr>
-                      <w:b/>
-                      <w:bCs/>
-                      <w:szCs w:val="21"/>
-                    </w:rPr>
-                  </w:r>
                 </w:p>
               </w:tc>
               <w:tc>
@@ -3019,7 +5949,6 @@
                 </w:tcPr>
                 <w:p>
                   <w:pPr>
-                    <w:pStyle w:val="Normal"/>
                     <w:jc w:val="center"/>
                     <w:rPr>
                       <w:b/>
@@ -3027,13 +5956,6 @@
                       <w:szCs w:val="21"/>
                     </w:rPr>
                   </w:pPr>
-                  <w:r>
-                    <w:rPr>
-                      <w:b/>
-                      <w:bCs/>
-                      <w:szCs w:val="21"/>
-                    </w:rPr>
-                  </w:r>
                 </w:p>
               </w:tc>
               <w:tc>
@@ -3049,7 +5971,6 @@
                 </w:tcPr>
                 <w:p>
                   <w:pPr>
-                    <w:pStyle w:val="Normal"/>
                     <w:jc w:val="center"/>
                     <w:rPr>
                       <w:b/>
@@ -3057,13 +5978,6 @@
                       <w:szCs w:val="21"/>
                     </w:rPr>
                   </w:pPr>
-                  <w:r>
-                    <w:rPr>
-                      <w:b/>
-                      <w:bCs/>
-                      <w:szCs w:val="21"/>
-                    </w:rPr>
-                  </w:r>
                 </w:p>
               </w:tc>
               <w:tc>
@@ -3079,7 +5993,6 @@
                 </w:tcPr>
                 <w:p>
                   <w:pPr>
-                    <w:pStyle w:val="Normal"/>
                     <w:jc w:val="center"/>
                     <w:rPr>
                       <w:b/>
@@ -3087,49 +6000,35 @@
                       <w:szCs w:val="21"/>
                     </w:rPr>
                   </w:pPr>
-                  <w:r>
-                    <w:rPr>
-                      <w:b/>
-                      <w:bCs/>
-                      <w:szCs w:val="21"/>
-                    </w:rPr>
-                  </w:r>
                 </w:p>
               </w:tc>
             </w:tr>
             <w:tr>
               <w:trPr>
-                <w:trHeight w:val="567" w:hRule="exact"/>
-                <w:cantSplit w:val="true"/>
+                <w:cantSplit/>
+                <w:trHeight w:hRule="exact" w:val="567"/>
+                <w:jc w:val="center"/>
               </w:trPr>
               <w:tc>
                 <w:tcPr>
                   <w:tcW w:w="521" w:type="dxa"/>
-                  <w:vMerge w:val="continue"/>
-                  <w:tcBorders>
-                    <w:top w:val="single" w:sz="4" w:space="0" w:color="000000"/>
-                    <w:left w:val="single" w:sz="4" w:space="0" w:color="000000"/>
-                    <w:bottom w:val="single" w:sz="4" w:space="0" w:color="000000"/>
-                    <w:right w:val="single" w:sz="4" w:space="0" w:color="000000"/>
-                  </w:tcBorders>
-                  <w:vAlign w:val="center"/>
-                </w:tcPr>
-                <w:p>
-                  <w:pPr>
-                    <w:pStyle w:val="Normal"/>
-                    <w:rPr>
-                      <w:b/>
-                      <w:bCs/>
-                      <w:szCs w:val="21"/>
-                    </w:rPr>
-                  </w:pPr>
-                  <w:r>
-                    <w:rPr>
-                      <w:b/>
-                      <w:bCs/>
-                      <w:szCs w:val="21"/>
-                    </w:rPr>
-                  </w:r>
+                  <w:vMerge/>
+                  <w:tcBorders>
+                    <w:top w:val="single" w:sz="4" w:space="0" w:color="000000"/>
+                    <w:left w:val="single" w:sz="4" w:space="0" w:color="000000"/>
+                    <w:bottom w:val="single" w:sz="4" w:space="0" w:color="000000"/>
+                    <w:right w:val="single" w:sz="4" w:space="0" w:color="000000"/>
+                  </w:tcBorders>
+                  <w:vAlign w:val="center"/>
+                </w:tcPr>
+                <w:p>
+                  <w:pPr>
+                    <w:rPr>
+                      <w:b/>
+                      <w:bCs/>
+                      <w:szCs w:val="21"/>
+                    </w:rPr>
+                  </w:pPr>
                 </w:p>
               </w:tc>
               <w:tc>
@@ -3145,7 +6044,6 @@
                 </w:tcPr>
                 <w:p>
                   <w:pPr>
-                    <w:pStyle w:val="Normal"/>
                     <w:jc w:val="center"/>
                     <w:rPr>
                       <w:b/>
@@ -3176,7 +6074,6 @@
                 </w:tcPr>
                 <w:p>
                   <w:pPr>
-                    <w:pStyle w:val="Normal"/>
                     <w:jc w:val="center"/>
                     <w:rPr>
                       <w:b/>
@@ -3184,13 +6081,6 @@
                       <w:szCs w:val="21"/>
                     </w:rPr>
                   </w:pPr>
-                  <w:r>
-                    <w:rPr>
-                      <w:b/>
-                      <w:bCs/>
-                      <w:szCs w:val="21"/>
-                    </w:rPr>
-                  </w:r>
                 </w:p>
               </w:tc>
               <w:tc>
@@ -3206,7 +6096,6 @@
                 </w:tcPr>
                 <w:p>
                   <w:pPr>
-                    <w:pStyle w:val="Normal"/>
                     <w:jc w:val="center"/>
                     <w:rPr>
                       <w:b/>
@@ -3214,13 +6103,6 @@
                       <w:szCs w:val="21"/>
                     </w:rPr>
                   </w:pPr>
-                  <w:r>
-                    <w:rPr>
-                      <w:b/>
-                      <w:bCs/>
-                      <w:szCs w:val="21"/>
-                    </w:rPr>
-                  </w:r>
                 </w:p>
               </w:tc>
               <w:tc>
@@ -3236,7 +6118,6 @@
                 </w:tcPr>
                 <w:p>
                   <w:pPr>
-                    <w:pStyle w:val="Normal"/>
                     <w:jc w:val="center"/>
                     <w:rPr>
                       <w:b/>
@@ -3244,13 +6125,6 @@
                       <w:szCs w:val="21"/>
                     </w:rPr>
                   </w:pPr>
-                  <w:r>
-                    <w:rPr>
-                      <w:b/>
-                      <w:bCs/>
-                      <w:szCs w:val="21"/>
-                    </w:rPr>
-                  </w:r>
                 </w:p>
               </w:tc>
               <w:tc>
@@ -3266,7 +6140,6 @@
                 </w:tcPr>
                 <w:p>
                   <w:pPr>
-                    <w:pStyle w:val="Normal"/>
                     <w:jc w:val="center"/>
                     <w:rPr>
                       <w:b/>
@@ -3274,13 +6147,6 @@
                       <w:szCs w:val="21"/>
                     </w:rPr>
                   </w:pPr>
-                  <w:r>
-                    <w:rPr>
-                      <w:b/>
-                      <w:bCs/>
-                      <w:szCs w:val="21"/>
-                    </w:rPr>
-                  </w:r>
                 </w:p>
               </w:tc>
               <w:tc>
@@ -3296,7 +6162,6 @@
                 </w:tcPr>
                 <w:p>
                   <w:pPr>
-                    <w:pStyle w:val="Normal"/>
                     <w:jc w:val="center"/>
                     <w:rPr>
                       <w:b/>
@@ -3304,49 +6169,35 @@
                       <w:szCs w:val="21"/>
                     </w:rPr>
                   </w:pPr>
-                  <w:r>
-                    <w:rPr>
-                      <w:b/>
-                      <w:bCs/>
-                      <w:szCs w:val="21"/>
-                    </w:rPr>
-                  </w:r>
                 </w:p>
               </w:tc>
             </w:tr>
             <w:tr>
               <w:trPr>
-                <w:trHeight w:val="567" w:hRule="exact"/>
-                <w:cantSplit w:val="true"/>
+                <w:cantSplit/>
+                <w:trHeight w:hRule="exact" w:val="567"/>
+                <w:jc w:val="center"/>
               </w:trPr>
               <w:tc>
                 <w:tcPr>
                   <w:tcW w:w="521" w:type="dxa"/>
-                  <w:vMerge w:val="continue"/>
-                  <w:tcBorders>
-                    <w:top w:val="single" w:sz="4" w:space="0" w:color="000000"/>
-                    <w:left w:val="single" w:sz="4" w:space="0" w:color="000000"/>
-                    <w:bottom w:val="single" w:sz="4" w:space="0" w:color="000000"/>
-                    <w:right w:val="single" w:sz="4" w:space="0" w:color="000000"/>
-                  </w:tcBorders>
-                  <w:vAlign w:val="center"/>
-                </w:tcPr>
-                <w:p>
-                  <w:pPr>
-                    <w:pStyle w:val="Normal"/>
-                    <w:rPr>
-                      <w:b/>
-                      <w:bCs/>
-                      <w:szCs w:val="21"/>
-                    </w:rPr>
-                  </w:pPr>
-                  <w:r>
-                    <w:rPr>
-                      <w:b/>
-                      <w:bCs/>
-                      <w:szCs w:val="21"/>
-                    </w:rPr>
-                  </w:r>
+                  <w:vMerge/>
+                  <w:tcBorders>
+                    <w:top w:val="single" w:sz="4" w:space="0" w:color="000000"/>
+                    <w:left w:val="single" w:sz="4" w:space="0" w:color="000000"/>
+                    <w:bottom w:val="single" w:sz="4" w:space="0" w:color="000000"/>
+                    <w:right w:val="single" w:sz="4" w:space="0" w:color="000000"/>
+                  </w:tcBorders>
+                  <w:vAlign w:val="center"/>
+                </w:tcPr>
+                <w:p>
+                  <w:pPr>
+                    <w:rPr>
+                      <w:b/>
+                      <w:bCs/>
+                      <w:szCs w:val="21"/>
+                    </w:rPr>
+                  </w:pPr>
                 </w:p>
               </w:tc>
               <w:tc>
@@ -3362,7 +6213,6 @@
                 </w:tcPr>
                 <w:p>
                   <w:pPr>
-                    <w:pStyle w:val="Normal"/>
                     <w:jc w:val="center"/>
                     <w:rPr>
                       <w:b/>
@@ -3393,7 +6243,6 @@
                 </w:tcPr>
                 <w:p>
                   <w:pPr>
-                    <w:pStyle w:val="Normal"/>
                     <w:jc w:val="center"/>
                     <w:rPr>
                       <w:b/>
@@ -3401,13 +6250,6 @@
                       <w:szCs w:val="21"/>
                     </w:rPr>
                   </w:pPr>
-                  <w:r>
-                    <w:rPr>
-                      <w:b/>
-                      <w:bCs/>
-                      <w:szCs w:val="21"/>
-                    </w:rPr>
-                  </w:r>
                 </w:p>
               </w:tc>
               <w:tc>
@@ -3423,7 +6265,6 @@
                 </w:tcPr>
                 <w:p>
                   <w:pPr>
-                    <w:pStyle w:val="Normal"/>
                     <w:jc w:val="center"/>
                     <w:rPr>
                       <w:b/>
@@ -3431,13 +6272,6 @@
                       <w:szCs w:val="21"/>
                     </w:rPr>
                   </w:pPr>
-                  <w:r>
-                    <w:rPr>
-                      <w:b/>
-                      <w:bCs/>
-                      <w:szCs w:val="21"/>
-                    </w:rPr>
-                  </w:r>
                 </w:p>
               </w:tc>
               <w:tc>
@@ -3453,7 +6287,6 @@
                 </w:tcPr>
                 <w:p>
                   <w:pPr>
-                    <w:pStyle w:val="Normal"/>
                     <w:jc w:val="center"/>
                     <w:rPr>
                       <w:b/>
@@ -3461,13 +6294,6 @@
                       <w:szCs w:val="21"/>
                     </w:rPr>
                   </w:pPr>
-                  <w:r>
-                    <w:rPr>
-                      <w:b/>
-                      <w:bCs/>
-                      <w:szCs w:val="21"/>
-                    </w:rPr>
-                  </w:r>
                 </w:p>
               </w:tc>
               <w:tc>
@@ -3483,7 +6309,6 @@
                 </w:tcPr>
                 <w:p>
                   <w:pPr>
-                    <w:pStyle w:val="Normal"/>
                     <w:jc w:val="center"/>
                     <w:rPr>
                       <w:b/>
@@ -3491,13 +6316,6 @@
                       <w:szCs w:val="21"/>
                     </w:rPr>
                   </w:pPr>
-                  <w:r>
-                    <w:rPr>
-                      <w:b/>
-                      <w:bCs/>
-                      <w:szCs w:val="21"/>
-                    </w:rPr>
-                  </w:r>
                 </w:p>
               </w:tc>
               <w:tc>
@@ -3513,7 +6331,6 @@
                 </w:tcPr>
                 <w:p>
                   <w:pPr>
-                    <w:pStyle w:val="Normal"/>
                     <w:jc w:val="center"/>
                     <w:rPr>
                       <w:b/>
@@ -3521,49 +6338,35 @@
                       <w:szCs w:val="21"/>
                     </w:rPr>
                   </w:pPr>
-                  <w:r>
-                    <w:rPr>
-                      <w:b/>
-                      <w:bCs/>
-                      <w:szCs w:val="21"/>
-                    </w:rPr>
-                  </w:r>
                 </w:p>
               </w:tc>
             </w:tr>
             <w:tr>
               <w:trPr>
-                <w:trHeight w:val="567" w:hRule="exact"/>
-                <w:cantSplit w:val="true"/>
+                <w:cantSplit/>
+                <w:trHeight w:hRule="exact" w:val="567"/>
+                <w:jc w:val="center"/>
               </w:trPr>
               <w:tc>
                 <w:tcPr>
                   <w:tcW w:w="521" w:type="dxa"/>
-                  <w:vMerge w:val="continue"/>
-                  <w:tcBorders>
-                    <w:top w:val="single" w:sz="4" w:space="0" w:color="000000"/>
-                    <w:left w:val="single" w:sz="4" w:space="0" w:color="000000"/>
-                    <w:bottom w:val="single" w:sz="4" w:space="0" w:color="000000"/>
-                    <w:right w:val="single" w:sz="4" w:space="0" w:color="000000"/>
-                  </w:tcBorders>
-                  <w:vAlign w:val="center"/>
-                </w:tcPr>
-                <w:p>
-                  <w:pPr>
-                    <w:pStyle w:val="Normal"/>
-                    <w:rPr>
-                      <w:b/>
-                      <w:bCs/>
-                      <w:szCs w:val="21"/>
-                    </w:rPr>
-                  </w:pPr>
-                  <w:r>
-                    <w:rPr>
-                      <w:b/>
-                      <w:bCs/>
-                      <w:szCs w:val="21"/>
-                    </w:rPr>
-                  </w:r>
+                  <w:vMerge/>
+                  <w:tcBorders>
+                    <w:top w:val="single" w:sz="4" w:space="0" w:color="000000"/>
+                    <w:left w:val="single" w:sz="4" w:space="0" w:color="000000"/>
+                    <w:bottom w:val="single" w:sz="4" w:space="0" w:color="000000"/>
+                    <w:right w:val="single" w:sz="4" w:space="0" w:color="000000"/>
+                  </w:tcBorders>
+                  <w:vAlign w:val="center"/>
+                </w:tcPr>
+                <w:p>
+                  <w:pPr>
+                    <w:rPr>
+                      <w:b/>
+                      <w:bCs/>
+                      <w:szCs w:val="21"/>
+                    </w:rPr>
+                  </w:pPr>
                 </w:p>
               </w:tc>
               <w:tc>
@@ -3579,7 +6382,6 @@
                 </w:tcPr>
                 <w:p>
                   <w:pPr>
-                    <w:pStyle w:val="Normal"/>
                     <w:jc w:val="center"/>
                     <w:rPr>
                       <w:b/>
@@ -3610,7 +6412,6 @@
                 </w:tcPr>
                 <w:p>
                   <w:pPr>
-                    <w:pStyle w:val="Normal"/>
                     <w:jc w:val="center"/>
                     <w:rPr>
                       <w:b/>
@@ -3618,13 +6419,6 @@
                       <w:szCs w:val="21"/>
                     </w:rPr>
                   </w:pPr>
-                  <w:r>
-                    <w:rPr>
-                      <w:b/>
-                      <w:bCs/>
-                      <w:szCs w:val="21"/>
-                    </w:rPr>
-                  </w:r>
                 </w:p>
               </w:tc>
               <w:tc>
@@ -3640,7 +6434,6 @@
                 </w:tcPr>
                 <w:p>
                   <w:pPr>
-                    <w:pStyle w:val="Normal"/>
                     <w:jc w:val="center"/>
                     <w:rPr>
                       <w:b/>
@@ -3648,13 +6441,6 @@
                       <w:szCs w:val="21"/>
                     </w:rPr>
                   </w:pPr>
-                  <w:r>
-                    <w:rPr>
-                      <w:b/>
-                      <w:bCs/>
-                      <w:szCs w:val="21"/>
-                    </w:rPr>
-                  </w:r>
                 </w:p>
               </w:tc>
               <w:tc>
@@ -3670,7 +6456,6 @@
                 </w:tcPr>
                 <w:p>
                   <w:pPr>
-                    <w:pStyle w:val="Normal"/>
                     <w:jc w:val="center"/>
                     <w:rPr>
                       <w:b/>
@@ -3678,13 +6463,6 @@
                       <w:szCs w:val="21"/>
                     </w:rPr>
                   </w:pPr>
-                  <w:r>
-                    <w:rPr>
-                      <w:b/>
-                      <w:bCs/>
-                      <w:szCs w:val="21"/>
-                    </w:rPr>
-                  </w:r>
                 </w:p>
               </w:tc>
               <w:tc>
@@ -3700,7 +6478,6 @@
                 </w:tcPr>
                 <w:p>
                   <w:pPr>
-                    <w:pStyle w:val="Normal"/>
                     <w:jc w:val="center"/>
                     <w:rPr>
                       <w:b/>
@@ -3708,13 +6485,6 @@
                       <w:szCs w:val="21"/>
                     </w:rPr>
                   </w:pPr>
-                  <w:r>
-                    <w:rPr>
-                      <w:b/>
-                      <w:bCs/>
-                      <w:szCs w:val="21"/>
-                    </w:rPr>
-                  </w:r>
                 </w:p>
               </w:tc>
               <w:tc>
@@ -3730,7 +6500,6 @@
                 </w:tcPr>
                 <w:p>
                   <w:pPr>
-                    <w:pStyle w:val="Normal"/>
                     <w:jc w:val="center"/>
                     <w:rPr>
                       <w:b/>
@@ -3738,49 +6507,35 @@
                       <w:szCs w:val="21"/>
                     </w:rPr>
                   </w:pPr>
-                  <w:r>
-                    <w:rPr>
-                      <w:b/>
-                      <w:bCs/>
-                      <w:szCs w:val="21"/>
-                    </w:rPr>
-                  </w:r>
                 </w:p>
               </w:tc>
             </w:tr>
             <w:tr>
               <w:trPr>
-                <w:trHeight w:val="567" w:hRule="exact"/>
-                <w:cantSplit w:val="true"/>
+                <w:cantSplit/>
+                <w:trHeight w:hRule="exact" w:val="567"/>
+                <w:jc w:val="center"/>
               </w:trPr>
               <w:tc>
                 <w:tcPr>
                   <w:tcW w:w="521" w:type="dxa"/>
-                  <w:vMerge w:val="continue"/>
-                  <w:tcBorders>
-                    <w:top w:val="single" w:sz="4" w:space="0" w:color="000000"/>
-                    <w:left w:val="single" w:sz="4" w:space="0" w:color="000000"/>
-                    <w:bottom w:val="single" w:sz="4" w:space="0" w:color="000000"/>
-                    <w:right w:val="single" w:sz="4" w:space="0" w:color="000000"/>
-                  </w:tcBorders>
-                  <w:vAlign w:val="center"/>
-                </w:tcPr>
-                <w:p>
-                  <w:pPr>
-                    <w:pStyle w:val="Normal"/>
-                    <w:rPr>
-                      <w:b/>
-                      <w:bCs/>
-                      <w:szCs w:val="21"/>
-                    </w:rPr>
-                  </w:pPr>
-                  <w:r>
-                    <w:rPr>
-                      <w:b/>
-                      <w:bCs/>
-                      <w:szCs w:val="21"/>
-                    </w:rPr>
-                  </w:r>
+                  <w:vMerge/>
+                  <w:tcBorders>
+                    <w:top w:val="single" w:sz="4" w:space="0" w:color="000000"/>
+                    <w:left w:val="single" w:sz="4" w:space="0" w:color="000000"/>
+                    <w:bottom w:val="single" w:sz="4" w:space="0" w:color="000000"/>
+                    <w:right w:val="single" w:sz="4" w:space="0" w:color="000000"/>
+                  </w:tcBorders>
+                  <w:vAlign w:val="center"/>
+                </w:tcPr>
+                <w:p>
+                  <w:pPr>
+                    <w:rPr>
+                      <w:b/>
+                      <w:bCs/>
+                      <w:szCs w:val="21"/>
+                    </w:rPr>
+                  </w:pPr>
                 </w:p>
               </w:tc>
               <w:tc>
@@ -3796,7 +6551,6 @@
                 </w:tcPr>
                 <w:p>
                   <w:pPr>
-                    <w:pStyle w:val="Normal"/>
                     <w:jc w:val="center"/>
                     <w:rPr>
                       <w:b/>
@@ -3827,7 +6581,6 @@
                 </w:tcPr>
                 <w:p>
                   <w:pPr>
-                    <w:pStyle w:val="Normal"/>
                     <w:jc w:val="center"/>
                     <w:rPr>
                       <w:b/>
@@ -3835,13 +6588,6 @@
                       <w:szCs w:val="21"/>
                     </w:rPr>
                   </w:pPr>
-                  <w:r>
-                    <w:rPr>
-                      <w:b/>
-                      <w:bCs/>
-                      <w:szCs w:val="21"/>
-                    </w:rPr>
-                  </w:r>
                 </w:p>
               </w:tc>
               <w:tc>
@@ -3857,7 +6603,6 @@
                 </w:tcPr>
                 <w:p>
                   <w:pPr>
-                    <w:pStyle w:val="Normal"/>
                     <w:jc w:val="center"/>
                     <w:rPr>
                       <w:b/>
@@ -3865,13 +6610,6 @@
                       <w:szCs w:val="21"/>
                     </w:rPr>
                   </w:pPr>
-                  <w:r>
-                    <w:rPr>
-                      <w:b/>
-                      <w:bCs/>
-                      <w:szCs w:val="21"/>
-                    </w:rPr>
-                  </w:r>
                 </w:p>
               </w:tc>
               <w:tc>
@@ -3887,7 +6625,6 @@
                 </w:tcPr>
                 <w:p>
                   <w:pPr>
-                    <w:pStyle w:val="Normal"/>
                     <w:jc w:val="center"/>
                     <w:rPr>
                       <w:b/>
@@ -3895,13 +6632,6 @@
                       <w:szCs w:val="21"/>
                     </w:rPr>
                   </w:pPr>
-                  <w:r>
-                    <w:rPr>
-                      <w:b/>
-                      <w:bCs/>
-                      <w:szCs w:val="21"/>
-                    </w:rPr>
-                  </w:r>
                 </w:p>
               </w:tc>
               <w:tc>
@@ -3917,7 +6647,6 @@
                 </w:tcPr>
                 <w:p>
                   <w:pPr>
-                    <w:pStyle w:val="Normal"/>
                     <w:jc w:val="center"/>
                     <w:rPr>
                       <w:b/>
@@ -3925,13 +6654,6 @@
                       <w:szCs w:val="21"/>
                     </w:rPr>
                   </w:pPr>
-                  <w:r>
-                    <w:rPr>
-                      <w:b/>
-                      <w:bCs/>
-                      <w:szCs w:val="21"/>
-                    </w:rPr>
-                  </w:r>
                 </w:p>
               </w:tc>
               <w:tc>
@@ -3947,7 +6669,6 @@
                 </w:tcPr>
                 <w:p>
                   <w:pPr>
-                    <w:pStyle w:val="Normal"/>
                     <w:jc w:val="center"/>
                     <w:rPr>
                       <w:b/>
@@ -3955,49 +6676,35 @@
                       <w:szCs w:val="21"/>
                     </w:rPr>
                   </w:pPr>
-                  <w:r>
-                    <w:rPr>
-                      <w:b/>
-                      <w:bCs/>
-                      <w:szCs w:val="21"/>
-                    </w:rPr>
-                  </w:r>
                 </w:p>
               </w:tc>
             </w:tr>
             <w:tr>
               <w:trPr>
-                <w:trHeight w:val="567" w:hRule="exact"/>
-                <w:cantSplit w:val="true"/>
+                <w:cantSplit/>
+                <w:trHeight w:hRule="exact" w:val="567"/>
+                <w:jc w:val="center"/>
               </w:trPr>
               <w:tc>
                 <w:tcPr>
                   <w:tcW w:w="521" w:type="dxa"/>
-                  <w:vMerge w:val="continue"/>
-                  <w:tcBorders>
-                    <w:top w:val="single" w:sz="4" w:space="0" w:color="000000"/>
-                    <w:left w:val="single" w:sz="4" w:space="0" w:color="000000"/>
-                    <w:bottom w:val="single" w:sz="4" w:space="0" w:color="000000"/>
-                    <w:right w:val="single" w:sz="4" w:space="0" w:color="000000"/>
-                  </w:tcBorders>
-                  <w:vAlign w:val="center"/>
-                </w:tcPr>
-                <w:p>
-                  <w:pPr>
-                    <w:pStyle w:val="Normal"/>
-                    <w:rPr>
-                      <w:b/>
-                      <w:bCs/>
-                      <w:szCs w:val="21"/>
-                    </w:rPr>
-                  </w:pPr>
-                  <w:r>
-                    <w:rPr>
-                      <w:b/>
-                      <w:bCs/>
-                      <w:szCs w:val="21"/>
-                    </w:rPr>
-                  </w:r>
+                  <w:vMerge/>
+                  <w:tcBorders>
+                    <w:top w:val="single" w:sz="4" w:space="0" w:color="000000"/>
+                    <w:left w:val="single" w:sz="4" w:space="0" w:color="000000"/>
+                    <w:bottom w:val="single" w:sz="4" w:space="0" w:color="000000"/>
+                    <w:right w:val="single" w:sz="4" w:space="0" w:color="000000"/>
+                  </w:tcBorders>
+                  <w:vAlign w:val="center"/>
+                </w:tcPr>
+                <w:p>
+                  <w:pPr>
+                    <w:rPr>
+                      <w:b/>
+                      <w:bCs/>
+                      <w:szCs w:val="21"/>
+                    </w:rPr>
+                  </w:pPr>
                 </w:p>
               </w:tc>
               <w:tc>
@@ -4013,7 +6720,6 @@
                 </w:tcPr>
                 <w:p>
                   <w:pPr>
-                    <w:pStyle w:val="Normal"/>
                     <w:jc w:val="center"/>
                     <w:rPr>
                       <w:b/>
@@ -4044,7 +6750,6 @@
                 </w:tcPr>
                 <w:p>
                   <w:pPr>
-                    <w:pStyle w:val="Normal"/>
                     <w:jc w:val="center"/>
                     <w:rPr>
                       <w:b/>
@@ -4052,13 +6757,6 @@
                       <w:szCs w:val="21"/>
                     </w:rPr>
                   </w:pPr>
-                  <w:r>
-                    <w:rPr>
-                      <w:b/>
-                      <w:bCs/>
-                      <w:szCs w:val="21"/>
-                    </w:rPr>
-                  </w:r>
                 </w:p>
               </w:tc>
               <w:tc>
@@ -4074,7 +6772,6 @@
                 </w:tcPr>
                 <w:p>
                   <w:pPr>
-                    <w:pStyle w:val="Normal"/>
                     <w:jc w:val="center"/>
                     <w:rPr>
                       <w:b/>
@@ -4082,13 +6779,6 @@
                       <w:szCs w:val="21"/>
                     </w:rPr>
                   </w:pPr>
-                  <w:r>
-                    <w:rPr>
-                      <w:b/>
-                      <w:bCs/>
-                      <w:szCs w:val="21"/>
-                    </w:rPr>
-                  </w:r>
                 </w:p>
               </w:tc>
               <w:tc>
@@ -4104,7 +6794,6 @@
                 </w:tcPr>
                 <w:p>
                   <w:pPr>
-                    <w:pStyle w:val="Normal"/>
                     <w:jc w:val="center"/>
                     <w:rPr>
                       <w:b/>
@@ -4112,13 +6801,6 @@
                       <w:szCs w:val="21"/>
                     </w:rPr>
                   </w:pPr>
-                  <w:r>
-                    <w:rPr>
-                      <w:b/>
-                      <w:bCs/>
-                      <w:szCs w:val="21"/>
-                    </w:rPr>
-                  </w:r>
                 </w:p>
               </w:tc>
               <w:tc>
@@ -4134,7 +6816,6 @@
                 </w:tcPr>
                 <w:p>
                   <w:pPr>
-                    <w:pStyle w:val="Normal"/>
                     <w:jc w:val="center"/>
                     <w:rPr>
                       <w:b/>
@@ -4142,13 +6823,6 @@
                       <w:szCs w:val="21"/>
                     </w:rPr>
                   </w:pPr>
-                  <w:r>
-                    <w:rPr>
-                      <w:b/>
-                      <w:bCs/>
-                      <w:szCs w:val="21"/>
-                    </w:rPr>
-                  </w:r>
                 </w:p>
               </w:tc>
               <w:tc>
@@ -4164,7 +6838,6 @@
                 </w:tcPr>
                 <w:p>
                   <w:pPr>
-                    <w:pStyle w:val="Normal"/>
                     <w:jc w:val="center"/>
                     <w:rPr>
                       <w:b/>
@@ -4172,49 +6845,35 @@
                       <w:szCs w:val="21"/>
                     </w:rPr>
                   </w:pPr>
-                  <w:r>
-                    <w:rPr>
-                      <w:b/>
-                      <w:bCs/>
-                      <w:szCs w:val="21"/>
-                    </w:rPr>
-                  </w:r>
                 </w:p>
               </w:tc>
             </w:tr>
             <w:tr>
               <w:trPr>
-                <w:trHeight w:val="567" w:hRule="exact"/>
-                <w:cantSplit w:val="true"/>
+                <w:cantSplit/>
+                <w:trHeight w:hRule="exact" w:val="567"/>
+                <w:jc w:val="center"/>
               </w:trPr>
               <w:tc>
                 <w:tcPr>
                   <w:tcW w:w="521" w:type="dxa"/>
-                  <w:vMerge w:val="continue"/>
-                  <w:tcBorders>
-                    <w:top w:val="single" w:sz="4" w:space="0" w:color="000000"/>
-                    <w:left w:val="single" w:sz="4" w:space="0" w:color="000000"/>
-                    <w:bottom w:val="single" w:sz="4" w:space="0" w:color="000000"/>
-                    <w:right w:val="single" w:sz="4" w:space="0" w:color="000000"/>
-                  </w:tcBorders>
-                  <w:vAlign w:val="center"/>
-                </w:tcPr>
-                <w:p>
-                  <w:pPr>
-                    <w:pStyle w:val="Normal"/>
-                    <w:rPr>
-                      <w:b/>
-                      <w:bCs/>
-                      <w:szCs w:val="21"/>
-                    </w:rPr>
-                  </w:pPr>
-                  <w:r>
-                    <w:rPr>
-                      <w:b/>
-                      <w:bCs/>
-                      <w:szCs w:val="21"/>
-                    </w:rPr>
-                  </w:r>
+                  <w:vMerge/>
+                  <w:tcBorders>
+                    <w:top w:val="single" w:sz="4" w:space="0" w:color="000000"/>
+                    <w:left w:val="single" w:sz="4" w:space="0" w:color="000000"/>
+                    <w:bottom w:val="single" w:sz="4" w:space="0" w:color="000000"/>
+                    <w:right w:val="single" w:sz="4" w:space="0" w:color="000000"/>
+                  </w:tcBorders>
+                  <w:vAlign w:val="center"/>
+                </w:tcPr>
+                <w:p>
+                  <w:pPr>
+                    <w:rPr>
+                      <w:b/>
+                      <w:bCs/>
+                      <w:szCs w:val="21"/>
+                    </w:rPr>
+                  </w:pPr>
                 </w:p>
               </w:tc>
               <w:tc>
@@ -4230,7 +6889,6 @@
                 </w:tcPr>
                 <w:p>
                   <w:pPr>
-                    <w:pStyle w:val="Normal"/>
                     <w:jc w:val="center"/>
                     <w:rPr>
                       <w:b/>
@@ -4261,7 +6919,6 @@
                 </w:tcPr>
                 <w:p>
                   <w:pPr>
-                    <w:pStyle w:val="Normal"/>
                     <w:jc w:val="center"/>
                     <w:rPr>
                       <w:b/>
@@ -4269,13 +6926,6 @@
                       <w:szCs w:val="21"/>
                     </w:rPr>
                   </w:pPr>
-                  <w:r>
-                    <w:rPr>
-                      <w:b/>
-                      <w:bCs/>
-                      <w:szCs w:val="21"/>
-                    </w:rPr>
-                  </w:r>
                 </w:p>
               </w:tc>
               <w:tc>
@@ -4291,7 +6941,6 @@
                 </w:tcPr>
                 <w:p>
                   <w:pPr>
-                    <w:pStyle w:val="Normal"/>
                     <w:jc w:val="center"/>
                     <w:rPr>
                       <w:b/>
@@ -4299,13 +6948,6 @@
                       <w:szCs w:val="21"/>
                     </w:rPr>
                   </w:pPr>
-                  <w:r>
-                    <w:rPr>
-                      <w:b/>
-                      <w:bCs/>
-                      <w:szCs w:val="21"/>
-                    </w:rPr>
-                  </w:r>
                 </w:p>
               </w:tc>
               <w:tc>
@@ -4321,7 +6963,6 @@
                 </w:tcPr>
                 <w:p>
                   <w:pPr>
-                    <w:pStyle w:val="Normal"/>
                     <w:jc w:val="center"/>
                     <w:rPr>
                       <w:b/>
@@ -4329,13 +6970,6 @@
                       <w:szCs w:val="21"/>
                     </w:rPr>
                   </w:pPr>
-                  <w:r>
-                    <w:rPr>
-                      <w:b/>
-                      <w:bCs/>
-                      <w:szCs w:val="21"/>
-                    </w:rPr>
-                  </w:r>
                 </w:p>
               </w:tc>
               <w:tc>
@@ -4351,7 +6985,6 @@
                 </w:tcPr>
                 <w:p>
                   <w:pPr>
-                    <w:pStyle w:val="Normal"/>
                     <w:jc w:val="center"/>
                     <w:rPr>
                       <w:b/>
@@ -4359,13 +6992,6 @@
                       <w:szCs w:val="21"/>
                     </w:rPr>
                   </w:pPr>
-                  <w:r>
-                    <w:rPr>
-                      <w:b/>
-                      <w:bCs/>
-                      <w:szCs w:val="21"/>
-                    </w:rPr>
-                  </w:r>
                 </w:p>
               </w:tc>
               <w:tc>
@@ -4381,7 +7007,6 @@
                 </w:tcPr>
                 <w:p>
                   <w:pPr>
-                    <w:pStyle w:val="Normal"/>
                     <w:jc w:val="center"/>
                     <w:rPr>
                       <w:b/>
@@ -4389,49 +7014,35 @@
                       <w:szCs w:val="21"/>
                     </w:rPr>
                   </w:pPr>
-                  <w:r>
-                    <w:rPr>
-                      <w:b/>
-                      <w:bCs/>
-                      <w:szCs w:val="21"/>
-                    </w:rPr>
-                  </w:r>
                 </w:p>
               </w:tc>
             </w:tr>
             <w:tr>
               <w:trPr>
-                <w:trHeight w:val="567" w:hRule="exact"/>
-                <w:cantSplit w:val="true"/>
+                <w:cantSplit/>
+                <w:trHeight w:hRule="exact" w:val="567"/>
+                <w:jc w:val="center"/>
               </w:trPr>
               <w:tc>
                 <w:tcPr>
                   <w:tcW w:w="521" w:type="dxa"/>
-                  <w:vMerge w:val="continue"/>
-                  <w:tcBorders>
-                    <w:top w:val="single" w:sz="4" w:space="0" w:color="000000"/>
-                    <w:left w:val="single" w:sz="4" w:space="0" w:color="000000"/>
-                    <w:bottom w:val="single" w:sz="4" w:space="0" w:color="000000"/>
-                    <w:right w:val="single" w:sz="4" w:space="0" w:color="000000"/>
-                  </w:tcBorders>
-                  <w:vAlign w:val="center"/>
-                </w:tcPr>
-                <w:p>
-                  <w:pPr>
-                    <w:pStyle w:val="Normal"/>
-                    <w:rPr>
-                      <w:b/>
-                      <w:bCs/>
-                      <w:szCs w:val="21"/>
-                    </w:rPr>
-                  </w:pPr>
-                  <w:r>
-                    <w:rPr>
-                      <w:b/>
-                      <w:bCs/>
-                      <w:szCs w:val="21"/>
-                    </w:rPr>
-                  </w:r>
+                  <w:vMerge/>
+                  <w:tcBorders>
+                    <w:top w:val="single" w:sz="4" w:space="0" w:color="000000"/>
+                    <w:left w:val="single" w:sz="4" w:space="0" w:color="000000"/>
+                    <w:bottom w:val="single" w:sz="4" w:space="0" w:color="000000"/>
+                    <w:right w:val="single" w:sz="4" w:space="0" w:color="000000"/>
+                  </w:tcBorders>
+                  <w:vAlign w:val="center"/>
+                </w:tcPr>
+                <w:p>
+                  <w:pPr>
+                    <w:rPr>
+                      <w:b/>
+                      <w:bCs/>
+                      <w:szCs w:val="21"/>
+                    </w:rPr>
+                  </w:pPr>
                 </w:p>
               </w:tc>
               <w:tc>
@@ -4447,7 +7058,6 @@
                 </w:tcPr>
                 <w:p>
                   <w:pPr>
-                    <w:pStyle w:val="Normal"/>
                     <w:jc w:val="center"/>
                     <w:rPr>
                       <w:b/>
@@ -4478,7 +7088,6 @@
                 </w:tcPr>
                 <w:p>
                   <w:pPr>
-                    <w:pStyle w:val="Normal"/>
                     <w:jc w:val="center"/>
                     <w:rPr>
                       <w:b/>
@@ -4486,13 +7095,6 @@
                       <w:szCs w:val="21"/>
                     </w:rPr>
                   </w:pPr>
-                  <w:r>
-                    <w:rPr>
-                      <w:b/>
-                      <w:bCs/>
-                      <w:szCs w:val="21"/>
-                    </w:rPr>
-                  </w:r>
                 </w:p>
               </w:tc>
               <w:tc>
@@ -4508,7 +7110,6 @@
                 </w:tcPr>
                 <w:p>
                   <w:pPr>
-                    <w:pStyle w:val="Normal"/>
                     <w:jc w:val="center"/>
                     <w:rPr>
                       <w:b/>
@@ -4516,13 +7117,6 @@
                       <w:szCs w:val="21"/>
                     </w:rPr>
                   </w:pPr>
-                  <w:r>
-                    <w:rPr>
-                      <w:b/>
-                      <w:bCs/>
-                      <w:szCs w:val="21"/>
-                    </w:rPr>
-                  </w:r>
                 </w:p>
               </w:tc>
               <w:tc>
@@ -4538,7 +7132,6 @@
                 </w:tcPr>
                 <w:p>
                   <w:pPr>
-                    <w:pStyle w:val="Normal"/>
                     <w:jc w:val="center"/>
                     <w:rPr>
                       <w:b/>
@@ -4546,13 +7139,6 @@
                       <w:szCs w:val="21"/>
                     </w:rPr>
                   </w:pPr>
-                  <w:r>
-                    <w:rPr>
-                      <w:b/>
-                      <w:bCs/>
-                      <w:szCs w:val="21"/>
-                    </w:rPr>
-                  </w:r>
                 </w:p>
               </w:tc>
               <w:tc>
@@ -4568,7 +7154,6 @@
                 </w:tcPr>
                 <w:p>
                   <w:pPr>
-                    <w:pStyle w:val="Normal"/>
                     <w:jc w:val="center"/>
                     <w:rPr>
                       <w:b/>
@@ -4576,13 +7161,6 @@
                       <w:szCs w:val="21"/>
                     </w:rPr>
                   </w:pPr>
-                  <w:r>
-                    <w:rPr>
-                      <w:b/>
-                      <w:bCs/>
-                      <w:szCs w:val="21"/>
-                    </w:rPr>
-                  </w:r>
                 </w:p>
               </w:tc>
               <w:tc>
@@ -4598,7 +7176,6 @@
                 </w:tcPr>
                 <w:p>
                   <w:pPr>
-                    <w:pStyle w:val="Normal"/>
                     <w:jc w:val="center"/>
                     <w:rPr>
                       <w:b/>
@@ -4606,49 +7183,35 @@
                       <w:szCs w:val="21"/>
                     </w:rPr>
                   </w:pPr>
-                  <w:r>
-                    <w:rPr>
-                      <w:b/>
-                      <w:bCs/>
-                      <w:szCs w:val="21"/>
-                    </w:rPr>
-                  </w:r>
                 </w:p>
               </w:tc>
             </w:tr>
             <w:tr>
               <w:trPr>
-                <w:trHeight w:val="567" w:hRule="exact"/>
-                <w:cantSplit w:val="true"/>
+                <w:cantSplit/>
+                <w:trHeight w:hRule="exact" w:val="567"/>
+                <w:jc w:val="center"/>
               </w:trPr>
               <w:tc>
                 <w:tcPr>
                   <w:tcW w:w="521" w:type="dxa"/>
-                  <w:vMerge w:val="continue"/>
-                  <w:tcBorders>
-                    <w:top w:val="single" w:sz="4" w:space="0" w:color="000000"/>
-                    <w:left w:val="single" w:sz="4" w:space="0" w:color="000000"/>
-                    <w:bottom w:val="single" w:sz="4" w:space="0" w:color="000000"/>
-                    <w:right w:val="single" w:sz="4" w:space="0" w:color="000000"/>
-                  </w:tcBorders>
-                  <w:vAlign w:val="center"/>
-                </w:tcPr>
-                <w:p>
-                  <w:pPr>
-                    <w:pStyle w:val="Normal"/>
-                    <w:rPr>
-                      <w:b/>
-                      <w:bCs/>
-                      <w:szCs w:val="21"/>
-                    </w:rPr>
-                  </w:pPr>
-                  <w:r>
-                    <w:rPr>
-                      <w:b/>
-                      <w:bCs/>
-                      <w:szCs w:val="21"/>
-                    </w:rPr>
-                  </w:r>
+                  <w:vMerge/>
+                  <w:tcBorders>
+                    <w:top w:val="single" w:sz="4" w:space="0" w:color="000000"/>
+                    <w:left w:val="single" w:sz="4" w:space="0" w:color="000000"/>
+                    <w:bottom w:val="single" w:sz="4" w:space="0" w:color="000000"/>
+                    <w:right w:val="single" w:sz="4" w:space="0" w:color="000000"/>
+                  </w:tcBorders>
+                  <w:vAlign w:val="center"/>
+                </w:tcPr>
+                <w:p>
+                  <w:pPr>
+                    <w:rPr>
+                      <w:b/>
+                      <w:bCs/>
+                      <w:szCs w:val="21"/>
+                    </w:rPr>
+                  </w:pPr>
                 </w:p>
               </w:tc>
               <w:tc>
@@ -4664,7 +7227,6 @@
                 </w:tcPr>
                 <w:p>
                   <w:pPr>
-                    <w:pStyle w:val="Normal"/>
                     <w:jc w:val="center"/>
                     <w:rPr>
                       <w:b/>
@@ -4695,7 +7257,6 @@
                 </w:tcPr>
                 <w:p>
                   <w:pPr>
-                    <w:pStyle w:val="Normal"/>
                     <w:jc w:val="center"/>
                     <w:rPr>
                       <w:b/>
@@ -4703,13 +7264,6 @@
                       <w:szCs w:val="21"/>
                     </w:rPr>
                   </w:pPr>
-                  <w:r>
-                    <w:rPr>
-                      <w:b/>
-                      <w:bCs/>
-                      <w:szCs w:val="21"/>
-                    </w:rPr>
-                  </w:r>
                 </w:p>
               </w:tc>
               <w:tc>
@@ -4725,7 +7279,6 @@
                 </w:tcPr>
                 <w:p>
                   <w:pPr>
-                    <w:pStyle w:val="Normal"/>
                     <w:jc w:val="center"/>
                     <w:rPr>
                       <w:b/>
@@ -4733,13 +7286,6 @@
                       <w:szCs w:val="21"/>
                     </w:rPr>
                   </w:pPr>
-                  <w:r>
-                    <w:rPr>
-                      <w:b/>
-                      <w:bCs/>
-                      <w:szCs w:val="21"/>
-                    </w:rPr>
-                  </w:r>
                 </w:p>
               </w:tc>
               <w:tc>
@@ -4755,7 +7301,6 @@
                 </w:tcPr>
                 <w:p>
                   <w:pPr>
-                    <w:pStyle w:val="Normal"/>
                     <w:jc w:val="center"/>
                     <w:rPr>
                       <w:b/>
@@ -4763,13 +7308,6 @@
                       <w:szCs w:val="21"/>
                     </w:rPr>
                   </w:pPr>
-                  <w:r>
-                    <w:rPr>
-                      <w:b/>
-                      <w:bCs/>
-                      <w:szCs w:val="21"/>
-                    </w:rPr>
-                  </w:r>
                 </w:p>
               </w:tc>
               <w:tc>
@@ -4785,7 +7323,6 @@
                 </w:tcPr>
                 <w:p>
                   <w:pPr>
-                    <w:pStyle w:val="Normal"/>
                     <w:jc w:val="center"/>
                     <w:rPr>
                       <w:b/>
@@ -4793,13 +7330,6 @@
                       <w:szCs w:val="21"/>
                     </w:rPr>
                   </w:pPr>
-                  <w:r>
-                    <w:rPr>
-                      <w:b/>
-                      <w:bCs/>
-                      <w:szCs w:val="21"/>
-                    </w:rPr>
-                  </w:r>
                 </w:p>
               </w:tc>
               <w:tc>
@@ -4815,7 +7345,6 @@
                 </w:tcPr>
                 <w:p>
                   <w:pPr>
-                    <w:pStyle w:val="Normal"/>
                     <w:jc w:val="center"/>
                     <w:rPr>
                       <w:b/>
@@ -4823,49 +7352,35 @@
                       <w:szCs w:val="21"/>
                     </w:rPr>
                   </w:pPr>
-                  <w:r>
-                    <w:rPr>
-                      <w:b/>
-                      <w:bCs/>
-                      <w:szCs w:val="21"/>
-                    </w:rPr>
-                  </w:r>
                 </w:p>
               </w:tc>
             </w:tr>
             <w:tr>
               <w:trPr>
-                <w:trHeight w:val="567" w:hRule="exact"/>
-                <w:cantSplit w:val="true"/>
+                <w:cantSplit/>
+                <w:trHeight w:hRule="exact" w:val="567"/>
+                <w:jc w:val="center"/>
               </w:trPr>
               <w:tc>
                 <w:tcPr>
                   <w:tcW w:w="521" w:type="dxa"/>
-                  <w:vMerge w:val="continue"/>
-                  <w:tcBorders>
-                    <w:top w:val="single" w:sz="4" w:space="0" w:color="000000"/>
-                    <w:left w:val="single" w:sz="4" w:space="0" w:color="000000"/>
-                    <w:bottom w:val="single" w:sz="4" w:space="0" w:color="000000"/>
-                    <w:right w:val="single" w:sz="4" w:space="0" w:color="000000"/>
-                  </w:tcBorders>
-                  <w:vAlign w:val="center"/>
-                </w:tcPr>
-                <w:p>
-                  <w:pPr>
-                    <w:pStyle w:val="Normal"/>
-                    <w:rPr>
-                      <w:b/>
-                      <w:bCs/>
-                      <w:szCs w:val="21"/>
-                    </w:rPr>
-                  </w:pPr>
-                  <w:r>
-                    <w:rPr>
-                      <w:b/>
-                      <w:bCs/>
-                      <w:szCs w:val="21"/>
-                    </w:rPr>
-                  </w:r>
+                  <w:vMerge/>
+                  <w:tcBorders>
+                    <w:top w:val="single" w:sz="4" w:space="0" w:color="000000"/>
+                    <w:left w:val="single" w:sz="4" w:space="0" w:color="000000"/>
+                    <w:bottom w:val="single" w:sz="4" w:space="0" w:color="000000"/>
+                    <w:right w:val="single" w:sz="4" w:space="0" w:color="000000"/>
+                  </w:tcBorders>
+                  <w:vAlign w:val="center"/>
+                </w:tcPr>
+                <w:p>
+                  <w:pPr>
+                    <w:rPr>
+                      <w:b/>
+                      <w:bCs/>
+                      <w:szCs w:val="21"/>
+                    </w:rPr>
+                  </w:pPr>
                 </w:p>
               </w:tc>
               <w:tc>
@@ -4881,7 +7396,6 @@
                 </w:tcPr>
                 <w:p>
                   <w:pPr>
-                    <w:pStyle w:val="Normal"/>
                     <w:jc w:val="center"/>
                     <w:rPr>
                       <w:b/>
@@ -4912,7 +7426,6 @@
                 </w:tcPr>
                 <w:p>
                   <w:pPr>
-                    <w:pStyle w:val="Normal"/>
                     <w:jc w:val="center"/>
                     <w:rPr>
                       <w:b/>
@@ -4920,13 +7433,6 @@
                       <w:szCs w:val="21"/>
                     </w:rPr>
                   </w:pPr>
-                  <w:r>
-                    <w:rPr>
-                      <w:b/>
-                      <w:bCs/>
-                      <w:szCs w:val="21"/>
-                    </w:rPr>
-                  </w:r>
                 </w:p>
               </w:tc>
               <w:tc>
@@ -4942,7 +7448,6 @@
                 </w:tcPr>
                 <w:p>
                   <w:pPr>
-                    <w:pStyle w:val="Normal"/>
                     <w:jc w:val="center"/>
                     <w:rPr>
                       <w:b/>
@@ -4950,13 +7455,6 @@
                       <w:szCs w:val="21"/>
                     </w:rPr>
                   </w:pPr>
-                  <w:r>
-                    <w:rPr>
-                      <w:b/>
-                      <w:bCs/>
-                      <w:szCs w:val="21"/>
-                    </w:rPr>
-                  </w:r>
                 </w:p>
               </w:tc>
               <w:tc>
@@ -4972,7 +7470,6 @@
                 </w:tcPr>
                 <w:p>
                   <w:pPr>
-                    <w:pStyle w:val="Normal"/>
                     <w:jc w:val="center"/>
                     <w:rPr>
                       <w:b/>
@@ -4980,13 +7477,6 @@
                       <w:szCs w:val="21"/>
                     </w:rPr>
                   </w:pPr>
-                  <w:r>
-                    <w:rPr>
-                      <w:b/>
-                      <w:bCs/>
-                      <w:szCs w:val="21"/>
-                    </w:rPr>
-                  </w:r>
                 </w:p>
               </w:tc>
               <w:tc>
@@ -5002,7 +7492,6 @@
                 </w:tcPr>
                 <w:p>
                   <w:pPr>
-                    <w:pStyle w:val="Normal"/>
                     <w:jc w:val="center"/>
                     <w:rPr>
                       <w:b/>
@@ -5010,13 +7499,6 @@
                       <w:szCs w:val="21"/>
                     </w:rPr>
                   </w:pPr>
-                  <w:r>
-                    <w:rPr>
-                      <w:b/>
-                      <w:bCs/>
-                      <w:szCs w:val="21"/>
-                    </w:rPr>
-                  </w:r>
                 </w:p>
               </w:tc>
               <w:tc>
@@ -5032,7 +7514,6 @@
                 </w:tcPr>
                 <w:p>
                   <w:pPr>
-                    <w:pStyle w:val="Normal"/>
                     <w:jc w:val="center"/>
                     <w:rPr>
                       <w:b/>
@@ -5040,49 +7521,35 @@
                       <w:szCs w:val="21"/>
                     </w:rPr>
                   </w:pPr>
-                  <w:r>
-                    <w:rPr>
-                      <w:b/>
-                      <w:bCs/>
-                      <w:szCs w:val="21"/>
-                    </w:rPr>
-                  </w:r>
                 </w:p>
               </w:tc>
             </w:tr>
             <w:tr>
               <w:trPr>
-                <w:trHeight w:val="567" w:hRule="exact"/>
-                <w:cantSplit w:val="true"/>
+                <w:cantSplit/>
+                <w:trHeight w:hRule="exact" w:val="567"/>
+                <w:jc w:val="center"/>
               </w:trPr>
               <w:tc>
                 <w:tcPr>
                   <w:tcW w:w="521" w:type="dxa"/>
-                  <w:vMerge w:val="continue"/>
-                  <w:tcBorders>
-                    <w:top w:val="single" w:sz="4" w:space="0" w:color="000000"/>
-                    <w:left w:val="single" w:sz="4" w:space="0" w:color="000000"/>
-                    <w:bottom w:val="single" w:sz="4" w:space="0" w:color="000000"/>
-                    <w:right w:val="single" w:sz="4" w:space="0" w:color="000000"/>
-                  </w:tcBorders>
-                  <w:vAlign w:val="center"/>
-                </w:tcPr>
-                <w:p>
-                  <w:pPr>
-                    <w:pStyle w:val="Normal"/>
-                    <w:rPr>
-                      <w:b/>
-                      <w:bCs/>
-                      <w:szCs w:val="21"/>
-                    </w:rPr>
-                  </w:pPr>
-                  <w:r>
-                    <w:rPr>
-                      <w:b/>
-                      <w:bCs/>
-                      <w:szCs w:val="21"/>
-                    </w:rPr>
-                  </w:r>
+                  <w:vMerge/>
+                  <w:tcBorders>
+                    <w:top w:val="single" w:sz="4" w:space="0" w:color="000000"/>
+                    <w:left w:val="single" w:sz="4" w:space="0" w:color="000000"/>
+                    <w:bottom w:val="single" w:sz="4" w:space="0" w:color="000000"/>
+                    <w:right w:val="single" w:sz="4" w:space="0" w:color="000000"/>
+                  </w:tcBorders>
+                  <w:vAlign w:val="center"/>
+                </w:tcPr>
+                <w:p>
+                  <w:pPr>
+                    <w:rPr>
+                      <w:b/>
+                      <w:bCs/>
+                      <w:szCs w:val="21"/>
+                    </w:rPr>
+                  </w:pPr>
                 </w:p>
               </w:tc>
               <w:tc>
@@ -5098,7 +7565,6 @@
                 </w:tcPr>
                 <w:p>
                   <w:pPr>
-                    <w:pStyle w:val="Normal"/>
                     <w:jc w:val="center"/>
                     <w:rPr>
                       <w:b/>
@@ -5129,7 +7595,6 @@
                 </w:tcPr>
                 <w:p>
                   <w:pPr>
-                    <w:pStyle w:val="Normal"/>
                     <w:jc w:val="center"/>
                     <w:rPr>
                       <w:b/>
@@ -5137,13 +7602,6 @@
                       <w:szCs w:val="21"/>
                     </w:rPr>
                   </w:pPr>
-                  <w:r>
-                    <w:rPr>
-                      <w:b/>
-                      <w:bCs/>
-                      <w:szCs w:val="21"/>
-                    </w:rPr>
-                  </w:r>
                 </w:p>
               </w:tc>
               <w:tc>
@@ -5159,7 +7617,6 @@
                 </w:tcPr>
                 <w:p>
                   <w:pPr>
-                    <w:pStyle w:val="Normal"/>
                     <w:jc w:val="center"/>
                     <w:rPr>
                       <w:b/>
@@ -5167,13 +7624,6 @@
                       <w:szCs w:val="21"/>
                     </w:rPr>
                   </w:pPr>
-                  <w:r>
-                    <w:rPr>
-                      <w:b/>
-                      <w:bCs/>
-                      <w:szCs w:val="21"/>
-                    </w:rPr>
-                  </w:r>
                 </w:p>
               </w:tc>
               <w:tc>
@@ -5189,7 +7639,6 @@
                 </w:tcPr>
                 <w:p>
                   <w:pPr>
-                    <w:pStyle w:val="Normal"/>
                     <w:jc w:val="center"/>
                     <w:rPr>
                       <w:b/>
@@ -5197,13 +7646,6 @@
                       <w:szCs w:val="21"/>
                     </w:rPr>
                   </w:pPr>
-                  <w:r>
-                    <w:rPr>
-                      <w:b/>
-                      <w:bCs/>
-                      <w:szCs w:val="21"/>
-                    </w:rPr>
-                  </w:r>
                 </w:p>
               </w:tc>
               <w:tc>
@@ -5219,7 +7661,6 @@
                 </w:tcPr>
                 <w:p>
                   <w:pPr>
-                    <w:pStyle w:val="Normal"/>
                     <w:jc w:val="center"/>
                     <w:rPr>
                       <w:b/>
@@ -5227,13 +7668,6 @@
                       <w:szCs w:val="21"/>
                     </w:rPr>
                   </w:pPr>
-                  <w:r>
-                    <w:rPr>
-                      <w:b/>
-                      <w:bCs/>
-                      <w:szCs w:val="21"/>
-                    </w:rPr>
-                  </w:r>
                 </w:p>
               </w:tc>
               <w:tc>
@@ -5249,7 +7683,6 @@
                 </w:tcPr>
                 <w:p>
                   <w:pPr>
-                    <w:pStyle w:val="Normal"/>
                     <w:jc w:val="center"/>
                     <w:rPr>
                       <w:b/>
@@ -5257,49 +7690,35 @@
                       <w:szCs w:val="21"/>
                     </w:rPr>
                   </w:pPr>
-                  <w:r>
-                    <w:rPr>
-                      <w:b/>
-                      <w:bCs/>
-                      <w:szCs w:val="21"/>
-                    </w:rPr>
-                  </w:r>
                 </w:p>
               </w:tc>
             </w:tr>
             <w:tr>
               <w:trPr>
-                <w:trHeight w:val="517" w:hRule="atLeast"/>
-                <w:cantSplit w:val="true"/>
+                <w:cantSplit/>
+                <w:trHeight w:val="517"/>
+                <w:jc w:val="center"/>
               </w:trPr>
               <w:tc>
                 <w:tcPr>
                   <w:tcW w:w="521" w:type="dxa"/>
-                  <w:vMerge w:val="continue"/>
-                  <w:tcBorders>
-                    <w:top w:val="single" w:sz="4" w:space="0" w:color="000000"/>
-                    <w:left w:val="single" w:sz="4" w:space="0" w:color="000000"/>
-                    <w:bottom w:val="single" w:sz="4" w:space="0" w:color="000000"/>
-                    <w:right w:val="single" w:sz="4" w:space="0" w:color="000000"/>
-                  </w:tcBorders>
-                  <w:vAlign w:val="center"/>
-                </w:tcPr>
-                <w:p>
-                  <w:pPr>
-                    <w:pStyle w:val="Normal"/>
-                    <w:rPr>
-                      <w:b/>
-                      <w:bCs/>
-                      <w:szCs w:val="21"/>
-                    </w:rPr>
-                  </w:pPr>
-                  <w:r>
-                    <w:rPr>
-                      <w:b/>
-                      <w:bCs/>
-                      <w:szCs w:val="21"/>
-                    </w:rPr>
-                  </w:r>
+                  <w:vMerge/>
+                  <w:tcBorders>
+                    <w:top w:val="single" w:sz="4" w:space="0" w:color="000000"/>
+                    <w:left w:val="single" w:sz="4" w:space="0" w:color="000000"/>
+                    <w:bottom w:val="single" w:sz="4" w:space="0" w:color="000000"/>
+                    <w:right w:val="single" w:sz="4" w:space="0" w:color="000000"/>
+                  </w:tcBorders>
+                  <w:vAlign w:val="center"/>
+                </w:tcPr>
+                <w:p>
+                  <w:pPr>
+                    <w:rPr>
+                      <w:b/>
+                      <w:bCs/>
+                      <w:szCs w:val="21"/>
+                    </w:rPr>
+                  </w:pPr>
                 </w:p>
               </w:tc>
               <w:tc>
@@ -5315,7 +7734,6 @@
                 </w:tcPr>
                 <w:p>
                   <w:pPr>
-                    <w:pStyle w:val="Normal"/>
                     <w:jc w:val="center"/>
                     <w:rPr>
                       <w:b/>
@@ -5347,7 +7765,6 @@
                 </w:tcPr>
                 <w:p>
                   <w:pPr>
-                    <w:pStyle w:val="Normal"/>
                     <w:jc w:val="center"/>
                     <w:rPr>
                       <w:b/>
@@ -5355,48 +7772,34 @@
                       <w:szCs w:val="21"/>
                     </w:rPr>
                   </w:pPr>
-                  <w:r>
-                    <w:rPr>
-                      <w:b/>
-                      <w:bCs/>
-                      <w:szCs w:val="21"/>
-                    </w:rPr>
-                  </w:r>
                 </w:p>
               </w:tc>
             </w:tr>
             <w:tr>
               <w:trPr>
-                <w:cantSplit w:val="true"/>
+                <w:cantSplit/>
+                <w:jc w:val="center"/>
               </w:trPr>
               <w:tc>
                 <w:tcPr>
                   <w:tcW w:w="521" w:type="dxa"/>
-                  <w:vMerge w:val="continue"/>
-                  <w:tcBorders>
-                    <w:top w:val="single" w:sz="4" w:space="0" w:color="000000"/>
-                    <w:left w:val="single" w:sz="4" w:space="0" w:color="000000"/>
-                    <w:bottom w:val="single" w:sz="4" w:space="0" w:color="000000"/>
-                    <w:right w:val="single" w:sz="4" w:space="0" w:color="000000"/>
-                  </w:tcBorders>
-                  <w:vAlign w:val="center"/>
-                </w:tcPr>
-                <w:p>
-                  <w:pPr>
-                    <w:pStyle w:val="Normal"/>
-                    <w:rPr>
-                      <w:b/>
-                      <w:bCs/>
-                      <w:szCs w:val="21"/>
-                    </w:rPr>
-                  </w:pPr>
-                  <w:r>
-                    <w:rPr>
-                      <w:b/>
-                      <w:bCs/>
-                      <w:szCs w:val="21"/>
-                    </w:rPr>
-                  </w:r>
+                  <w:vMerge/>
+                  <w:tcBorders>
+                    <w:top w:val="single" w:sz="4" w:space="0" w:color="000000"/>
+                    <w:left w:val="single" w:sz="4" w:space="0" w:color="000000"/>
+                    <w:bottom w:val="single" w:sz="4" w:space="0" w:color="000000"/>
+                    <w:right w:val="single" w:sz="4" w:space="0" w:color="000000"/>
+                  </w:tcBorders>
+                  <w:vAlign w:val="center"/>
+                </w:tcPr>
+                <w:p>
+                  <w:pPr>
+                    <w:rPr>
+                      <w:b/>
+                      <w:bCs/>
+                      <w:szCs w:val="21"/>
+                    </w:rPr>
+                  </w:pPr>
                 </w:p>
               </w:tc>
               <w:tc>
@@ -5412,7 +7815,6 @@
                 </w:tcPr>
                 <w:p>
                   <w:pPr>
-                    <w:pStyle w:val="Normal"/>
                     <w:jc w:val="center"/>
                     <w:rPr>
                       <w:b/>
@@ -5443,7 +7845,6 @@
                 </w:tcPr>
                 <w:p>
                   <w:pPr>
-                    <w:pStyle w:val="Normal"/>
                     <w:jc w:val="center"/>
                     <w:rPr>
                       <w:b/>
@@ -5451,13 +7852,6 @@
                       <w:szCs w:val="21"/>
                     </w:rPr>
                   </w:pPr>
-                  <w:r>
-                    <w:rPr>
-                      <w:b/>
-                      <w:bCs/>
-                      <w:szCs w:val="21"/>
-                    </w:rPr>
-                  </w:r>
                 </w:p>
               </w:tc>
               <w:tc>
@@ -5473,7 +7867,6 @@
                 </w:tcPr>
                 <w:p>
                   <w:pPr>
-                    <w:pStyle w:val="Normal"/>
                     <w:jc w:val="center"/>
                     <w:rPr>
                       <w:b/>
@@ -5504,7 +7897,6 @@
                 </w:tcPr>
                 <w:p>
                   <w:pPr>
-                    <w:pStyle w:val="Normal"/>
                     <w:jc w:val="center"/>
                     <w:rPr>
                       <w:b/>
@@ -5512,13 +7904,6 @@
                       <w:szCs w:val="21"/>
                     </w:rPr>
                   </w:pPr>
-                  <w:r>
-                    <w:rPr>
-                      <w:b/>
-                      <w:bCs/>
-                      <w:szCs w:val="21"/>
-                    </w:rPr>
-                  </w:r>
                 </w:p>
               </w:tc>
               <w:tc>
@@ -5534,7 +7919,6 @@
                 </w:tcPr>
                 <w:p>
                   <w:pPr>
-                    <w:pStyle w:val="Normal"/>
                     <w:jc w:val="center"/>
                     <w:rPr>
                       <w:b/>
@@ -5565,7 +7949,6 @@
                 </w:tcPr>
                 <w:p>
                   <w:pPr>
-                    <w:pStyle w:val="Normal"/>
                     <w:jc w:val="center"/>
                     <w:rPr>
                       <w:b/>
@@ -5573,82 +7956,54 @@
                       <w:szCs w:val="21"/>
                     </w:rPr>
                   </w:pPr>
-                  <w:r>
-                    <w:rPr>
-                      <w:b/>
-                      <w:bCs/>
-                      <w:szCs w:val="21"/>
-                    </w:rPr>
-                  </w:r>
                 </w:p>
               </w:tc>
             </w:tr>
           </w:tbl>
           <w:p>
             <w:pPr>
-              <w:pStyle w:val="Normal"/>
-              <w:rPr>
-                <w:color w:val="000000"/>
-                <w:szCs w:val="21"/>
-              </w:rPr>
-            </w:pPr>
-            <w:r>
-              <w:rPr>
-                <w:color w:val="000000"/>
-                <w:szCs w:val="21"/>
-              </w:rPr>
-            </w:r>
+              <w:rPr>
+                <w:color w:val="000000"/>
+                <w:szCs w:val="21"/>
+              </w:rPr>
+            </w:pPr>
           </w:p>
         </w:tc>
       </w:tr>
     </w:tbl>
+    <w:p/>
     <w:p>
       <w:pPr>
-        <w:pStyle w:val="Normal"/>
-        <w:rPr/>
-      </w:pPr>
-      <w:r>
-        <w:rPr/>
-      </w:r>
-    </w:p>
-    <w:p>
-      <w:pPr>
-        <w:pStyle w:val="Normal"/>
-        <w:spacing w:lineRule="exact" w:line="40"/>
+        <w:spacing w:line="40" w:lineRule="exact"/>
         <w:rPr>
           <w:sz w:val="24"/>
         </w:rPr>
       </w:pPr>
-      <w:r>
-        <w:rPr>
-          <w:sz w:val="24"/>
-        </w:rPr>
-      </w:r>
     </w:p>
     <w:sectPr>
       <w:type w:val="continuous"/>
       <w:pgSz w:w="11906" w:h="16838"/>
-      <w:pgMar w:left="1418" w:right="1134" w:gutter="0" w:header="0" w:top="1440" w:footer="0" w:bottom="1440"/>
-      <w:formProt w:val="false"/>
-      <w:textDirection w:val="lrTb"/>
-      <w:docGrid w:type="lines" w:linePitch="312" w:charSpace="0"/>
+      <w:pgMar w:top="1440" w:right="1134" w:bottom="1440" w:left="1418" w:header="0" w:footer="0" w:gutter="0"/>
+      <w:cols w:space="720"/>
+      <w:formProt w:val="0"/>
+      <w:docGrid w:type="lines" w:linePitch="312"/>
     </w:sectPr>
   </w:body>
 </w:document>
 </file>
 
 <file path=word/styles.xml><?xml version="1.0" encoding="utf-8"?>
-<w:styles xmlns:w="http://schemas.openxmlformats.org/wordprocessingml/2006/main" xmlns:w14="http://schemas.microsoft.com/office/word/2010/wordml" xmlns:mc="http://schemas.openxmlformats.org/markup-compatibility/2006" mc:Ignorable="w14">
+<w:styles xmlns:mc="http://schemas.openxmlformats.org/markup-compatibility/2006" xmlns:r="http://schemas.openxmlformats.org/officeDocument/2006/relationships" xmlns:w="http://schemas.openxmlformats.org/wordprocessingml/2006/main" xmlns:w14="http://schemas.microsoft.com/office/word/2010/wordml" mc:Ignorable="w14">
   <w:docDefaults>
     <w:rPrDefault>
       <w:rPr>
-        <w:rFonts w:ascii="Times New Roman" w:hAnsi="Times New Roman" w:eastAsia="SimSun" w:cs="Times New Roman"/>
+        <w:rFonts w:ascii="Times New Roman" w:eastAsia="SimSun" w:hAnsi="Times New Roman" w:cs="Times New Roman"/>
         <w:lang w:val="en-US" w:eastAsia="zh-CN" w:bidi="ar-SA"/>
       </w:rPr>
     </w:rPrDefault>
     <w:pPrDefault>
       <w:pPr>
-        <w:suppressAutoHyphens w:val="true"/>
+        <w:suppressAutoHyphens/>
       </w:pPr>
     </w:pPrDefault>
   </w:docDefaults>
@@ -5722,34 +8077,27 @@
     <w:lsdException w:name="Bibliography" w:semiHidden="1" w:unhideWhenUsed="1"/>
     <w:lsdException w:name="TOC Heading" w:semiHidden="1" w:unhideWhenUsed="1"/>
   </w:latentStyles>
-  <w:style w:type="paragraph" w:styleId="Normal" w:default="1">
+  <w:style w:type="paragraph" w:default="1" w:styleId="Normal">
     <w:name w:val="Normal"/>
     <w:qFormat/>
     <w:pPr>
-      <w:widowControl w:val="false"/>
-      <w:suppressAutoHyphens w:val="true"/>
-      <w:bidi w:val="0"/>
-      <w:spacing w:before="0" w:after="0"/>
+      <w:widowControl w:val="0"/>
       <w:jc w:val="both"/>
     </w:pPr>
     <w:rPr>
-      <w:rFonts w:ascii="Times New Roman" w:hAnsi="Times New Roman" w:eastAsia="SimSun" w:cs="Times New Roman"/>
-      <w:color w:val="auto"/>
       <w:kern w:val="2"/>
       <w:sz w:val="21"/>
       <w:szCs w:val="24"/>
-      <w:lang w:val="en-US" w:eastAsia="zh-CN" w:bidi="ar-SA"/>
     </w:rPr>
   </w:style>
   <w:style w:type="paragraph" w:styleId="Heading1">
-    <w:name w:val="Heading 1"/>
+    <w:name w:val="heading 1"/>
     <w:basedOn w:val="Normal"/>
     <w:qFormat/>
     <w:pPr>
-      <w:keepNext w:val="true"/>
+      <w:keepNext/>
       <w:tabs>
-        <w:tab w:val="clear" w:pos="420"/>
-        <w:tab w:val="left" w:pos="6870" w:leader="none"/>
+        <w:tab w:val="left" w:pos="6870"/>
       </w:tabs>
       <w:jc w:val="center"/>
       <w:outlineLvl w:val="0"/>
@@ -5759,11 +8107,11 @@
     </w:rPr>
   </w:style>
   <w:style w:type="paragraph" w:styleId="Heading2">
-    <w:name w:val="Heading 2"/>
+    <w:name w:val="heading 2"/>
     <w:basedOn w:val="Normal"/>
     <w:qFormat/>
     <w:pPr>
-      <w:keepNext w:val="true"/>
+      <w:keepNext/>
       <w:outlineLvl w:val="1"/>
     </w:pPr>
     <w:rPr>
@@ -5776,16 +8124,16 @@
     </w:rPr>
   </w:style>
   <w:style w:type="paragraph" w:styleId="Heading4">
-    <w:name w:val="Heading 4"/>
+    <w:name w:val="heading 4"/>
     <w:basedOn w:val="Normal"/>
     <w:link w:val="Heading4Char"/>
     <w:unhideWhenUsed/>
     <w:qFormat/>
     <w:pPr>
-      <w:keepNext w:val="true"/>
+      <w:keepNext/>
       <w:keepLines/>
       <w:shd w:val="clear" w:color="auto" w:fill="FFFFFF"/>
-      <w:spacing w:lineRule="auto" w:line="300" w:before="360" w:after="240"/>
+      <w:spacing w:before="360" w:after="240" w:line="300" w:lineRule="auto"/>
       <w:outlineLvl w:val="3"/>
     </w:pPr>
     <w:rPr>
@@ -5793,17 +8141,35 @@
       <w:szCs w:val="21"/>
     </w:rPr>
   </w:style>
-  <w:style w:type="character" w:styleId="DefaultParagraphFont" w:default="1">
+  <w:style w:type="character" w:default="1" w:styleId="DefaultParagraphFont">
     <w:name w:val="Default Paragraph Font"/>
     <w:uiPriority w:val="1"/>
     <w:semiHidden/>
     <w:unhideWhenUsed/>
-    <w:qFormat/>
-    <w:rPr/>
+  </w:style>
+  <w:style w:type="table" w:default="1" w:styleId="TableNormal">
+    <w:name w:val="Normal Table"/>
+    <w:uiPriority w:val="99"/>
+    <w:semiHidden/>
+    <w:unhideWhenUsed/>
+    <w:tblPr>
+      <w:tblInd w:w="0" w:type="dxa"/>
+      <w:tblCellMar>
+        <w:top w:w="0" w:type="dxa"/>
+        <w:left w:w="108" w:type="dxa"/>
+        <w:bottom w:w="0" w:type="dxa"/>
+        <w:right w:w="108" w:type="dxa"/>
+      </w:tblCellMar>
+    </w:tblPr>
+  </w:style>
+  <w:style w:type="numbering" w:default="1" w:styleId="NoList">
+    <w:name w:val="No List"/>
+    <w:uiPriority w:val="99"/>
+    <w:semiHidden/>
+    <w:unhideWhenUsed/>
   </w:style>
   <w:style w:type="character" w:styleId="PageNumber">
-    <w:name w:val="Page Number"/>
-    <w:rPr/>
+    <w:name w:val="page number"/>
   </w:style>
   <w:style w:type="character" w:styleId="HTMLCode">
     <w:name w:val="HTML Code"/>
@@ -5811,12 +8177,12 @@
     <w:unhideWhenUsed/>
     <w:qFormat/>
     <w:rPr>
-      <w:rFonts w:ascii="SimSun" w:hAnsi="SimSun" w:eastAsia="SimSun" w:cs="SimSun"/>
+      <w:rFonts w:ascii="SimSun" w:eastAsia="SimSun" w:hAnsi="SimSun" w:cs="SimSun"/>
       <w:sz w:val="24"/>
       <w:szCs w:val="24"/>
     </w:rPr>
   </w:style>
-  <w:style w:type="character" w:styleId="annotationreference">
+  <w:style w:type="character" w:styleId="CommentReference">
     <w:name w:val="annotation reference"/>
     <w:semiHidden/>
     <w:qFormat/>
@@ -5825,7 +8191,7 @@
       <w:szCs w:val="21"/>
     </w:rPr>
   </w:style>
-  <w:style w:type="character" w:styleId="Heading4Char" w:customStyle="1">
+  <w:style w:type="character" w:customStyle="1" w:styleId="Heading4Char">
     <w:name w:val="Heading 4 Char"/>
     <w:link w:val="Heading4"/>
     <w:qFormat/>
@@ -5834,88 +8200,75 @@
       <w:kern w:val="2"/>
       <w:sz w:val="21"/>
       <w:szCs w:val="21"/>
-      <w:shd w:fill="FFFFFF" w:val="clear"/>
+      <w:shd w:val="clear" w:color="auto" w:fill="FFFFFF"/>
     </w:rPr>
   </w:style>
-  <w:style w:type="character" w:styleId="hljs-keyword" w:customStyle="1">
+  <w:style w:type="character" w:customStyle="1" w:styleId="hljs-keyword">
     <w:name w:val="hljs-keyword"/>
     <w:basedOn w:val="DefaultParagraphFont"/>
     <w:qFormat/>
-    <w:rPr/>
   </w:style>
-  <w:style w:type="character" w:styleId="hljs-title" w:customStyle="1">
+  <w:style w:type="character" w:customStyle="1" w:styleId="hljs-title">
     <w:name w:val="hljs-title"/>
     <w:basedOn w:val="DefaultParagraphFont"/>
     <w:qFormat/>
-    <w:rPr/>
   </w:style>
-  <w:style w:type="character" w:styleId="hljs-comment" w:customStyle="1">
+  <w:style w:type="character" w:customStyle="1" w:styleId="hljs-comment">
     <w:name w:val="hljs-comment"/>
     <w:basedOn w:val="DefaultParagraphFont"/>
     <w:qFormat/>
-    <w:rPr/>
   </w:style>
-  <w:style w:type="character" w:styleId="hljs-type" w:customStyle="1">
+  <w:style w:type="character" w:customStyle="1" w:styleId="hljs-type">
     <w:name w:val="hljs-type"/>
     <w:basedOn w:val="DefaultParagraphFont"/>
     <w:qFormat/>
-    <w:rPr/>
   </w:style>
-  <w:style w:type="character" w:styleId="hljs-variable" w:customStyle="1">
+  <w:style w:type="character" w:customStyle="1" w:styleId="hljs-variable">
     <w:name w:val="hljs-variable"/>
     <w:basedOn w:val="DefaultParagraphFont"/>
     <w:qFormat/>
-    <w:rPr/>
   </w:style>
-  <w:style w:type="character" w:styleId="hljs-operator" w:customStyle="1">
+  <w:style w:type="character" w:customStyle="1" w:styleId="hljs-operator">
     <w:name w:val="hljs-operator"/>
     <w:basedOn w:val="DefaultParagraphFont"/>
     <w:qFormat/>
-    <w:rPr/>
   </w:style>
-  <w:style w:type="character" w:styleId="hljs-params" w:customStyle="1">
+  <w:style w:type="character" w:customStyle="1" w:styleId="hljs-params">
     <w:name w:val="hljs-params"/>
     <w:basedOn w:val="DefaultParagraphFont"/>
     <w:qFormat/>
-    <w:rPr/>
   </w:style>
-  <w:style w:type="character" w:styleId="hljs-number" w:customStyle="1">
+  <w:style w:type="character" w:customStyle="1" w:styleId="hljs-number">
     <w:name w:val="hljs-number"/>
     <w:basedOn w:val="DefaultParagraphFont"/>
     <w:qFormat/>
-    <w:rPr/>
   </w:style>
-  <w:style w:type="character" w:styleId="hljs-string" w:customStyle="1">
+  <w:style w:type="character" w:customStyle="1" w:styleId="hljs-string">
     <w:name w:val="hljs-string"/>
     <w:basedOn w:val="DefaultParagraphFont"/>
     <w:qFormat/>
-    <w:rPr/>
   </w:style>
-  <w:style w:type="character" w:styleId="hljs-builtin" w:customStyle="1">
+  <w:style w:type="character" w:customStyle="1" w:styleId="hljs-builtin">
     <w:name w:val="hljs-built_in"/>
     <w:basedOn w:val="DefaultParagraphFont"/>
     <w:qFormat/>
-    <w:rPr/>
   </w:style>
-  <w:style w:type="character" w:styleId="hljs-meta" w:customStyle="1">
+  <w:style w:type="character" w:customStyle="1" w:styleId="hljs-meta">
     <w:name w:val="hljs-meta"/>
     <w:basedOn w:val="DefaultParagraphFont"/>
     <w:qFormat/>
-    <w:rPr/>
   </w:style>
-  <w:style w:type="character" w:styleId="hljs-literal" w:customStyle="1">
+  <w:style w:type="character" w:customStyle="1" w:styleId="hljs-literal">
     <w:name w:val="hljs-literal"/>
     <w:basedOn w:val="DefaultParagraphFont"/>
     <w:qFormat/>
-    <w:rPr/>
   </w:style>
-  <w:style w:type="character" w:styleId="language-bash" w:customStyle="1">
+  <w:style w:type="character" w:customStyle="1" w:styleId="language-bash">
     <w:name w:val="language-bash"/>
     <w:basedOn w:val="DefaultParagraphFont"/>
     <w:qFormat/>
-    <w:rPr/>
   </w:style>
-  <w:style w:type="character" w:styleId="HTMLPreformattedChar" w:customStyle="1">
+  <w:style w:type="character" w:customStyle="1" w:styleId="HTMLPreformattedChar">
     <w:name w:val="HTML Preformatted Char"/>
     <w:link w:val="HTMLPreformatted"/>
     <w:uiPriority w:val="99"/>
@@ -5926,7 +8279,7 @@
       <w:szCs w:val="24"/>
     </w:rPr>
   </w:style>
-  <w:style w:type="character" w:styleId="TitleChar" w:customStyle="1">
+  <w:style w:type="character" w:customStyle="1" w:styleId="TitleChar">
     <w:name w:val="Title Char"/>
     <w:link w:val="Title"/>
     <w:qFormat/>
@@ -5939,17 +8292,17 @@
       <w:szCs w:val="32"/>
     </w:rPr>
   </w:style>
-  <w:style w:type="paragraph" w:styleId="Heading">
+  <w:style w:type="paragraph" w:customStyle="1" w:styleId="Heading">
     <w:name w:val="Heading"/>
     <w:basedOn w:val="Normal"/>
     <w:next w:val="BodyText"/>
     <w:qFormat/>
     <w:pPr>
-      <w:keepNext w:val="true"/>
+      <w:keepNext/>
       <w:spacing w:before="240" w:after="120"/>
     </w:pPr>
     <w:rPr>
-      <w:rFonts w:ascii="Liberation Sans" w:hAnsi="Liberation Sans" w:eastAsia="Noto Sans CJK SC" w:cs="Noto Sans Devanagari"/>
+      <w:rFonts w:ascii="Liberation Sans" w:eastAsia="Noto Sans CJK SC" w:hAnsi="Liberation Sans" w:cs="Noto Sans Devanagari"/>
       <w:sz w:val="28"/>
       <w:szCs w:val="28"/>
     </w:rPr>
@@ -5957,7 +8310,6 @@
   <w:style w:type="paragraph" w:styleId="BodyText">
     <w:name w:val="Body Text"/>
     <w:basedOn w:val="Normal"/>
-    <w:pPr/>
     <w:rPr>
       <w:sz w:val="24"/>
     </w:rPr>
@@ -5965,13 +8317,12 @@
   <w:style w:type="paragraph" w:styleId="List">
     <w:name w:val="List"/>
     <w:basedOn w:val="BodyText"/>
-    <w:pPr/>
     <w:rPr>
       <w:rFonts w:cs="Noto Sans Devanagari"/>
     </w:rPr>
   </w:style>
   <w:style w:type="paragraph" w:styleId="Caption">
-    <w:name w:val="Caption"/>
+    <w:name w:val="caption"/>
     <w:basedOn w:val="Normal"/>
     <w:qFormat/>
     <w:pPr>
@@ -5983,10 +8334,9 @@
       <w:i/>
       <w:iCs/>
       <w:sz w:val="24"/>
-      <w:szCs w:val="24"/>
     </w:rPr>
   </w:style>
-  <w:style w:type="paragraph" w:styleId="Index">
+  <w:style w:type="paragraph" w:customStyle="1" w:styleId="Index">
     <w:name w:val="Index"/>
     <w:basedOn w:val="Normal"/>
     <w:qFormat/>
@@ -5997,42 +8347,37 @@
       <w:rFonts w:cs="Noto Sans Devanagari"/>
     </w:rPr>
   </w:style>
-  <w:style w:type="paragraph" w:styleId="AnnotationText">
-    <w:name w:val="Annotation Text"/>
+  <w:style w:type="paragraph" w:styleId="CommentText">
+    <w:name w:val="annotation text"/>
     <w:basedOn w:val="Normal"/>
     <w:pPr>
       <w:jc w:val="left"/>
     </w:pPr>
-    <w:rPr/>
   </w:style>
   <w:style w:type="paragraph" w:styleId="BalloonText">
     <w:name w:val="Balloon Text"/>
     <w:basedOn w:val="Normal"/>
     <w:semiHidden/>
     <w:qFormat/>
-    <w:pPr/>
     <w:rPr>
       <w:sz w:val="18"/>
       <w:szCs w:val="18"/>
     </w:rPr>
   </w:style>
-  <w:style w:type="paragraph" w:styleId="HeaderandFooter">
+  <w:style w:type="paragraph" w:customStyle="1" w:styleId="HeaderandFooter">
     <w:name w:val="Header and Footer"/>
     <w:basedOn w:val="Normal"/>
     <w:qFormat/>
-    <w:pPr/>
-    <w:rPr/>
   </w:style>
   <w:style w:type="paragraph" w:styleId="Footer">
-    <w:name w:val="Footer"/>
+    <w:name w:val="footer"/>
     <w:basedOn w:val="Normal"/>
     <w:pPr>
       <w:tabs>
-        <w:tab w:val="clear" w:pos="420"/>
-        <w:tab w:val="center" w:pos="4153" w:leader="none"/>
-        <w:tab w:val="right" w:pos="8306" w:leader="none"/>
+        <w:tab w:val="center" w:pos="4153"/>
+        <w:tab w:val="right" w:pos="8306"/>
       </w:tabs>
-      <w:snapToGrid w:val="false"/>
+      <w:snapToGrid w:val="0"/>
       <w:jc w:val="left"/>
     </w:pPr>
     <w:rPr>
@@ -6041,18 +8386,17 @@
     </w:rPr>
   </w:style>
   <w:style w:type="paragraph" w:styleId="Header">
-    <w:name w:val="Header"/>
+    <w:name w:val="header"/>
     <w:basedOn w:val="Normal"/>
     <w:pPr>
       <w:pBdr>
         <w:bottom w:val="single" w:sz="6" w:space="1" w:color="000000"/>
       </w:pBdr>
       <w:tabs>
-        <w:tab w:val="clear" w:pos="420"/>
-        <w:tab w:val="center" w:pos="4153" w:leader="none"/>
-        <w:tab w:val="right" w:pos="8306" w:leader="none"/>
+        <w:tab w:val="center" w:pos="4153"/>
+        <w:tab w:val="right" w:pos="8306"/>
       </w:tabs>
-      <w:snapToGrid w:val="false"/>
+      <w:snapToGrid w:val="0"/>
       <w:jc w:val="center"/>
     </w:pPr>
     <w:rPr>
@@ -6070,23 +8414,22 @@
     <w:pPr>
       <w:widowControl/>
       <w:tabs>
-        <w:tab w:val="clear" w:pos="420"/>
-        <w:tab w:val="left" w:pos="916" w:leader="none"/>
-        <w:tab w:val="left" w:pos="1832" w:leader="none"/>
-        <w:tab w:val="left" w:pos="2748" w:leader="none"/>
-        <w:tab w:val="left" w:pos="3664" w:leader="none"/>
-        <w:tab w:val="left" w:pos="4580" w:leader="none"/>
-        <w:tab w:val="left" w:pos="5496" w:leader="none"/>
-        <w:tab w:val="left" w:pos="6412" w:leader="none"/>
-        <w:tab w:val="left" w:pos="7328" w:leader="none"/>
-        <w:tab w:val="left" w:pos="8244" w:leader="none"/>
-        <w:tab w:val="left" w:pos="9160" w:leader="none"/>
-        <w:tab w:val="left" w:pos="10076" w:leader="none"/>
-        <w:tab w:val="left" w:pos="10992" w:leader="none"/>
-        <w:tab w:val="left" w:pos="11908" w:leader="none"/>
-        <w:tab w:val="left" w:pos="12824" w:leader="none"/>
-        <w:tab w:val="left" w:pos="13740" w:leader="none"/>
-        <w:tab w:val="left" w:pos="14656" w:leader="none"/>
+        <w:tab w:val="left" w:pos="916"/>
+        <w:tab w:val="left" w:pos="1832"/>
+        <w:tab w:val="left" w:pos="2748"/>
+        <w:tab w:val="left" w:pos="3664"/>
+        <w:tab w:val="left" w:pos="4580"/>
+        <w:tab w:val="left" w:pos="5496"/>
+        <w:tab w:val="left" w:pos="6412"/>
+        <w:tab w:val="left" w:pos="7328"/>
+        <w:tab w:val="left" w:pos="8244"/>
+        <w:tab w:val="left" w:pos="9160"/>
+        <w:tab w:val="left" w:pos="10076"/>
+        <w:tab w:val="left" w:pos="10992"/>
+        <w:tab w:val="left" w:pos="11908"/>
+        <w:tab w:val="left" w:pos="12824"/>
+        <w:tab w:val="left" w:pos="13740"/>
+        <w:tab w:val="left" w:pos="14656"/>
       </w:tabs>
       <w:jc w:val="left"/>
     </w:pPr>
@@ -6138,14 +8481,175 @@
     <w:pPr>
       <w:ind w:firstLine="420"/>
     </w:pPr>
-    <w:rPr/>
   </w:style>
-  <w:style w:type="numbering" w:styleId="NoList" w:default="1">
-    <w:name w:val="No List"/>
-    <w:uiPriority w:val="99"/>
+</w:styles>
+</file>
+
+<file path=word/stylesWithEffects.xml><?xml version="1.0" encoding="utf-8"?>
+<w:styles xmlns:wpc="http://schemas.microsoft.com/office/word/2010/wordprocessingCanvas" xmlns:mc="http://schemas.openxmlformats.org/markup-compatibility/2006" xmlns:o="urn:schemas-microsoft-com:office:office" xmlns:r="http://schemas.openxmlformats.org/officeDocument/2006/relationships" xmlns:m="http://schemas.openxmlformats.org/officeDocument/2006/math" xmlns:v="urn:schemas-microsoft-com:vml" xmlns:wp14="http://schemas.microsoft.com/office/word/2010/wordprocessingDrawing" xmlns:wp="http://schemas.openxmlformats.org/drawingml/2006/wordprocessingDrawing" xmlns:w10="urn:schemas-microsoft-com:office:word" xmlns:w="http://schemas.openxmlformats.org/wordprocessingml/2006/main" xmlns:w14="http://schemas.microsoft.com/office/word/2010/wordml" xmlns:wpg="http://schemas.microsoft.com/office/word/2010/wordprocessingGroup" xmlns:wpi="http://schemas.microsoft.com/office/word/2010/wordprocessingInk" xmlns:wne="http://schemas.microsoft.com/office/word/2006/wordml" xmlns:wps="http://schemas.microsoft.com/office/word/2010/wordprocessingShape" mc:Ignorable="w14 wp14">
+  <w:docDefaults>
+    <w:rPrDefault>
+      <w:rPr>
+        <w:rFonts w:asciiTheme="minorHAnsi" w:eastAsiaTheme="minorEastAsia" w:hAnsiTheme="minorHAnsi" w:cstheme="minorBidi"/>
+        <w:sz w:val="22"/>
+        <w:szCs w:val="22"/>
+        <w:lang w:val="en-US" w:eastAsia="zh-CN" w:bidi="ar-SA"/>
+      </w:rPr>
+    </w:rPrDefault>
+    <w:pPrDefault>
+      <w:pPr>
+        <w:spacing w:after="200" w:line="276" w:lineRule="auto"/>
+      </w:pPr>
+    </w:pPrDefault>
+  </w:docDefaults>
+  <w:latentStyles w:defLockedState="0" w:defUIPriority="99" w:defSemiHidden="1" w:defUnhideWhenUsed="1" w:defQFormat="0" w:count="267">
+    <w:lsdException w:name="Normal" w:semiHidden="0" w:uiPriority="0" w:unhideWhenUsed="0" w:qFormat="1"/>
+    <w:lsdException w:name="heading 1" w:semiHidden="0" w:uiPriority="9" w:unhideWhenUsed="0" w:qFormat="1"/>
+    <w:lsdException w:name="heading 2" w:uiPriority="9" w:qFormat="1"/>
+    <w:lsdException w:name="heading 3" w:uiPriority="9" w:qFormat="1"/>
+    <w:lsdException w:name="heading 4" w:uiPriority="9" w:qFormat="1"/>
+    <w:lsdException w:name="heading 5" w:uiPriority="9" w:qFormat="1"/>
+    <w:lsdException w:name="heading 6" w:uiPriority="9" w:qFormat="1"/>
+    <w:lsdException w:name="heading 7" w:uiPriority="9" w:qFormat="1"/>
+    <w:lsdException w:name="heading 8" w:uiPriority="9" w:qFormat="1"/>
+    <w:lsdException w:name="heading 9" w:uiPriority="9" w:qFormat="1"/>
+    <w:lsdException w:name="toc 1" w:uiPriority="39"/>
+    <w:lsdException w:name="toc 2" w:uiPriority="39"/>
+    <w:lsdException w:name="toc 3" w:uiPriority="39"/>
+    <w:lsdException w:name="toc 4" w:uiPriority="39"/>
+    <w:lsdException w:name="toc 5" w:uiPriority="39"/>
+    <w:lsdException w:name="toc 6" w:uiPriority="39"/>
+    <w:lsdException w:name="toc 7" w:uiPriority="39"/>
+    <w:lsdException w:name="toc 8" w:uiPriority="39"/>
+    <w:lsdException w:name="toc 9" w:uiPriority="39"/>
+    <w:lsdException w:name="caption" w:uiPriority="35" w:qFormat="1"/>
+    <w:lsdException w:name="Title" w:semiHidden="0" w:uiPriority="10" w:unhideWhenUsed="0" w:qFormat="1"/>
+    <w:lsdException w:name="Default Paragraph Font" w:uiPriority="1"/>
+    <w:lsdException w:name="Subtitle" w:semiHidden="0" w:uiPriority="11" w:unhideWhenUsed="0" w:qFormat="1"/>
+    <w:lsdException w:name="Strong" w:semiHidden="0" w:uiPriority="22" w:unhideWhenUsed="0" w:qFormat="1"/>
+    <w:lsdException w:name="Emphasis" w:semiHidden="0" w:uiPriority="20" w:unhideWhenUsed="0" w:qFormat="1"/>
+    <w:lsdException w:name="Table Grid" w:semiHidden="0" w:uiPriority="59" w:unhideWhenUsed="0"/>
+    <w:lsdException w:name="Placeholder Text" w:unhideWhenUsed="0"/>
+    <w:lsdException w:name="No Spacing" w:semiHidden="0" w:uiPriority="1" w:unhideWhenUsed="0" w:qFormat="1"/>
+    <w:lsdException w:name="Light Shading" w:semiHidden="0" w:uiPriority="60" w:unhideWhenUsed="0"/>
+    <w:lsdException w:name="Light List" w:semiHidden="0" w:uiPriority="61" w:unhideWhenUsed="0"/>
+    <w:lsdException w:name="Light Grid" w:semiHidden="0" w:uiPriority="62" w:unhideWhenUsed="0"/>
+    <w:lsdException w:name="Medium Shading 1" w:semiHidden="0" w:uiPriority="63" w:unhideWhenUsed="0"/>
+    <w:lsdException w:name="Medium Shading 2" w:semiHidden="0" w:uiPriority="64" w:unhideWhenUsed="0"/>
+    <w:lsdException w:name="Medium List 1" w:semiHidden="0" w:uiPriority="65" w:unhideWhenUsed="0"/>
+    <w:lsdException w:name="Medium List 2" w:semiHidden="0" w:uiPriority="66" w:unhideWhenUsed="0"/>
+    <w:lsdException w:name="Medium Grid 1" w:semiHidden="0" w:uiPriority="67" w:unhideWhenUsed="0"/>
+    <w:lsdException w:name="Medium Grid 2" w:semiHidden="0" w:uiPriority="68" w:unhideWhenUsed="0"/>
+    <w:lsdException w:name="Medium Grid 3" w:semiHidden="0" w:uiPriority="69" w:unhideWhenUsed="0"/>
+    <w:lsdException w:name="Dark List" w:semiHidden="0" w:uiPriority="70" w:unhideWhenUsed="0"/>
+    <w:lsdException w:name="Colorful Shading" w:semiHidden="0" w:uiPriority="71" w:unhideWhenUsed="0"/>
+    <w:lsdException w:name="Colorful List" w:semiHidden="0" w:uiPriority="72" w:unhideWhenUsed="0"/>
+    <w:lsdException w:name="Colorful Grid" w:semiHidden="0" w:uiPriority="73" w:unhideWhenUsed="0"/>
+    <w:lsdException w:name="Light Shading Accent 1" w:semiHidden="0" w:uiPriority="60" w:unhideWhenUsed="0"/>
+    <w:lsdException w:name="Light List Accent 1" w:semiHidden="0" w:uiPriority="61" w:unhideWhenUsed="0"/>
+    <w:lsdException w:name="Light Grid Accent 1" w:semiHidden="0" w:uiPriority="62" w:unhideWhenUsed="0"/>
+    <w:lsdException w:name="Medium Shading 1 Accent 1" w:semiHidden="0" w:uiPriority="63" w:unhideWhenUsed="0"/>
+    <w:lsdException w:name="Medium Shading 2 Accent 1" w:semiHidden="0" w:uiPriority="64" w:unhideWhenUsed="0"/>
+    <w:lsdException w:name="Medium List 1 Accent 1" w:semiHidden="0" w:uiPriority="65" w:unhideWhenUsed="0"/>
+    <w:lsdException w:name="Revision" w:unhideWhenUsed="0"/>
+    <w:lsdException w:name="List Paragraph" w:semiHidden="0" w:uiPriority="34" w:unhideWhenUsed="0" w:qFormat="1"/>
+    <w:lsdException w:name="Quote" w:semiHidden="0" w:uiPriority="29" w:unhideWhenUsed="0" w:qFormat="1"/>
+    <w:lsdException w:name="Intense Quote" w:semiHidden="0" w:uiPriority="30" w:unhideWhenUsed="0" w:qFormat="1"/>
+    <w:lsdException w:name="Medium List 2 Accent 1" w:semiHidden="0" w:uiPriority="66" w:unhideWhenUsed="0"/>
+    <w:lsdException w:name="Medium Grid 1 Accent 1" w:semiHidden="0" w:uiPriority="67" w:unhideWhenUsed="0"/>
+    <w:lsdException w:name="Medium Grid 2 Accent 1" w:semiHidden="0" w:uiPriority="68" w:unhideWhenUsed="0"/>
+    <w:lsdException w:name="Medium Grid 3 Accent 1" w:semiHidden="0" w:uiPriority="69" w:unhideWhenUsed="0"/>
+    <w:lsdException w:name="Dark List Accent 1" w:semiHidden="0" w:uiPriority="70" w:unhideWhenUsed="0"/>
+    <w:lsdException w:name="Colorful Shading Accent 1" w:semiHidden="0" w:uiPriority="71" w:unhideWhenUsed="0"/>
+    <w:lsdException w:name="Colorful List Accent 1" w:semiHidden="0" w:uiPriority="72" w:unhideWhenUsed="0"/>
+    <w:lsdException w:name="Colorful Grid Accent 1" w:semiHidden="0" w:uiPriority="73" w:unhideWhenUsed="0"/>
+    <w:lsdException w:name="Light Shading Accent 2" w:semiHidden="0" w:uiPriority="60" w:unhideWhenUsed="0"/>
+    <w:lsdException w:name="Light List Accent 2" w:semiHidden="0" w:uiPriority="61" w:unhideWhenUsed="0"/>
+    <w:lsdException w:name="Light Grid Accent 2" w:semiHidden="0" w:uiPriority="62" w:unhideWhenUsed="0"/>
+    <w:lsdException w:name="Medium Shading 1 Accent 2" w:semiHidden="0" w:uiPriority="63" w:unhideWhenUsed="0"/>
+    <w:lsdException w:name="Medium Shading 2 Accent 2" w:semiHidden="0" w:uiPriority="64" w:unhideWhenUsed="0"/>
+    <w:lsdException w:name="Medium List 1 Accent 2" w:semiHidden="0" w:uiPriority="65" w:unhideWhenUsed="0"/>
+    <w:lsdException w:name="Medium List 2 Accent 2" w:semiHidden="0" w:uiPriority="66" w:unhideWhenUsed="0"/>
+    <w:lsdException w:name="Medium Grid 1 Accent 2" w:semiHidden="0" w:uiPriority="67" w:unhideWhenUsed="0"/>
+    <w:lsdException w:name="Medium Grid 2 Accent 2" w:semiHidden="0" w:uiPriority="68" w:unhideWhenUsed="0"/>
+    <w:lsdException w:name="Medium Grid 3 Accent 2" w:semiHidden="0" w:uiPriority="69" w:unhideWhenUsed="0"/>
+    <w:lsdException w:name="Dark List Accent 2" w:semiHidden="0" w:uiPriority="70" w:unhideWhenUsed="0"/>
+    <w:lsdException w:name="Colorful Shading Accent 2" w:semiHidden="0" w:uiPriority="71" w:unhideWhenUsed="0"/>
+    <w:lsdException w:name="Colorful List Accent 2" w:semiHidden="0" w:uiPriority="72" w:unhideWhenUsed="0"/>
+    <w:lsdException w:name="Colorful Grid Accent 2" w:semiHidden="0" w:uiPriority="73" w:unhideWhenUsed="0"/>
+    <w:lsdException w:name="Light Shading Accent 3" w:semiHidden="0" w:uiPriority="60" w:unhideWhenUsed="0"/>
+    <w:lsdException w:name="Light List Accent 3" w:semiHidden="0" w:uiPriority="61" w:unhideWhenUsed="0"/>
+    <w:lsdException w:name="Light Grid Accent 3" w:semiHidden="0" w:uiPriority="62" w:unhideWhenUsed="0"/>
+    <w:lsdException w:name="Medium Shading 1 Accent 3" w:semiHidden="0" w:uiPriority="63" w:unhideWhenUsed="0"/>
+    <w:lsdException w:name="Medium Shading 2 Accent 3" w:semiHidden="0" w:uiPriority="64" w:unhideWhenUsed="0"/>
+    <w:lsdException w:name="Medium List 1 Accent 3" w:semiHidden="0" w:uiPriority="65" w:unhideWhenUsed="0"/>
+    <w:lsdException w:name="Medium List 2 Accent 3" w:semiHidden="0" w:uiPriority="66" w:unhideWhenUsed="0"/>
+    <w:lsdException w:name="Medium Grid 1 Accent 3" w:semiHidden="0" w:uiPriority="67" w:unhideWhenUsed="0"/>
+    <w:lsdException w:name="Medium Grid 2 Accent 3" w:semiHidden="0" w:uiPriority="68" w:unhideWhenUsed="0"/>
+    <w:lsdException w:name="Medium Grid 3 Accent 3" w:semiHidden="0" w:uiPriority="69" w:unhideWhenUsed="0"/>
+    <w:lsdException w:name="Dark List Accent 3" w:semiHidden="0" w:uiPriority="70" w:unhideWhenUsed="0"/>
+    <w:lsdException w:name="Colorful Shading Accent 3" w:semiHidden="0" w:uiPriority="71" w:unhideWhenUsed="0"/>
+    <w:lsdException w:name="Colorful List Accent 3" w:semiHidden="0" w:uiPriority="72" w:unhideWhenUsed="0"/>
+    <w:lsdException w:name="Colorful Grid Accent 3" w:semiHidden="0" w:uiPriority="73" w:unhideWhenUsed="0"/>
+    <w:lsdException w:name="Light Shading Accent 4" w:semiHidden="0" w:uiPriority="60" w:unhideWhenUsed="0"/>
+    <w:lsdException w:name="Light List Accent 4" w:semiHidden="0" w:uiPriority="61" w:unhideWhenUsed="0"/>
+    <w:lsdException w:name="Light Grid Accent 4" w:semiHidden="0" w:uiPriority="62" w:unhideWhenUsed="0"/>
+    <w:lsdException w:name="Medium Shading 1 Accent 4" w:semiHidden="0" w:uiPriority="63" w:unhideWhenUsed="0"/>
+    <w:lsdException w:name="Medium Shading 2 Accent 4" w:semiHidden="0" w:uiPriority="64" w:unhideWhenUsed="0"/>
+    <w:lsdException w:name="Medium List 1 Accent 4" w:semiHidden="0" w:uiPriority="65" w:unhideWhenUsed="0"/>
+    <w:lsdException w:name="Medium List 2 Accent 4" w:semiHidden="0" w:uiPriority="66" w:unhideWhenUsed="0"/>
+    <w:lsdException w:name="Medium Grid 1 Accent 4" w:semiHidden="0" w:uiPriority="67" w:unhideWhenUsed="0"/>
+    <w:lsdException w:name="Medium Grid 2 Accent 4" w:semiHidden="0" w:uiPriority="68" w:unhideWhenUsed="0"/>
+    <w:lsdException w:name="Medium Grid 3 Accent 4" w:semiHidden="0" w:uiPriority="69" w:unhideWhenUsed="0"/>
+    <w:lsdException w:name="Dark List Accent 4" w:semiHidden="0" w:uiPriority="70" w:unhideWhenUsed="0"/>
+    <w:lsdException w:name="Colorful Shading Accent 4" w:semiHidden="0" w:uiPriority="71" w:unhideWhenUsed="0"/>
+    <w:lsdException w:name="Colorful List Accent 4" w:semiHidden="0" w:uiPriority="72" w:unhideWhenUsed="0"/>
+    <w:lsdException w:name="Colorful Grid Accent 4" w:semiHidden="0" w:uiPriority="73" w:unhideWhenUsed="0"/>
+    <w:lsdException w:name="Light Shading Accent 5" w:semiHidden="0" w:uiPriority="60" w:unhideWhenUsed="0"/>
+    <w:lsdException w:name="Light List Accent 5" w:semiHidden="0" w:uiPriority="61" w:unhideWhenUsed="0"/>
+    <w:lsdException w:name="Light Grid Accent 5" w:semiHidden="0" w:uiPriority="62" w:unhideWhenUsed="0"/>
+    <w:lsdException w:name="Medium Shading 1 Accent 5" w:semiHidden="0" w:uiPriority="63" w:unhideWhenUsed="0"/>
+    <w:lsdException w:name="Medium Shading 2 Accent 5" w:semiHidden="0" w:uiPriority="64" w:unhideWhenUsed="0"/>
+    <w:lsdException w:name="Medium List 1 Accent 5" w:semiHidden="0" w:uiPriority="65" w:unhideWhenUsed="0"/>
+    <w:lsdException w:name="Medium List 2 Accent 5" w:semiHidden="0" w:uiPriority="66" w:unhideWhenUsed="0"/>
+    <w:lsdException w:name="Medium Grid 1 Accent 5" w:semiHidden="0" w:uiPriority="67" w:unhideWhenUsed="0"/>
+    <w:lsdException w:name="Medium Grid 2 Accent 5" w:semiHidden="0" w:uiPriority="68" w:unhideWhenUsed="0"/>
+    <w:lsdException w:name="Medium Grid 3 Accent 5" w:semiHidden="0" w:uiPriority="69" w:unhideWhenUsed="0"/>
+    <w:lsdException w:name="Dark List Accent 5" w:semiHidden="0" w:uiPriority="70" w:unhideWhenUsed="0"/>
+    <w:lsdException w:name="Colorful Shading Accent 5" w:semiHidden="0" w:uiPriority="71" w:unhideWhenUsed="0"/>
+    <w:lsdException w:name="Colorful List Accent 5" w:semiHidden="0" w:uiPriority="72" w:unhideWhenUsed="0"/>
+    <w:lsdException w:name="Colorful Grid Accent 5" w:semiHidden="0" w:uiPriority="73" w:unhideWhenUsed="0"/>
+    <w:lsdException w:name="Light Shading Accent 6" w:semiHidden="0" w:uiPriority="60" w:unhideWhenUsed="0"/>
+    <w:lsdException w:name="Light List Accent 6" w:semiHidden="0" w:uiPriority="61" w:unhideWhenUsed="0"/>
+    <w:lsdException w:name="Light Grid Accent 6" w:semiHidden="0" w:uiPriority="62" w:unhideWhenUsed="0"/>
+    <w:lsdException w:name="Medium Shading 1 Accent 6" w:semiHidden="0" w:uiPriority="63" w:unhideWhenUsed="0"/>
+    <w:lsdException w:name="Medium Shading 2 Accent 6" w:semiHidden="0" w:uiPriority="64" w:unhideWhenUsed="0"/>
+    <w:lsdException w:name="Medium List 1 Accent 6" w:semiHidden="0" w:uiPriority="65" w:unhideWhenUsed="0"/>
+    <w:lsdException w:name="Medium List 2 Accent 6" w:semiHidden="0" w:uiPriority="66" w:unhideWhenUsed="0"/>
+    <w:lsdException w:name="Medium Grid 1 Accent 6" w:semiHidden="0" w:uiPriority="67" w:unhideWhenUsed="0"/>
+    <w:lsdException w:name="Medium Grid 2 Accent 6" w:semiHidden="0" w:uiPriority="68" w:unhideWhenUsed="0"/>
+    <w:lsdException w:name="Medium Grid 3 Accent 6" w:semiHidden="0" w:uiPriority="69" w:unhideWhenUsed="0"/>
+    <w:lsdException w:name="Dark List Accent 6" w:semiHidden="0" w:uiPriority="70" w:unhideWhenUsed="0"/>
+    <w:lsdException w:name="Colorful Shading Accent 6" w:semiHidden="0" w:uiPriority="71" w:unhideWhenUsed="0"/>
+    <w:lsdException w:name="Colorful List Accent 6" w:semiHidden="0" w:uiPriority="72" w:unhideWhenUsed="0"/>
+    <w:lsdException w:name="Colorful Grid Accent 6" w:semiHidden="0" w:uiPriority="73" w:unhideWhenUsed="0"/>
+    <w:lsdException w:name="Subtle Emphasis" w:semiHidden="0" w:uiPriority="19" w:unhideWhenUsed="0" w:qFormat="1"/>
+    <w:lsdException w:name="Intense Emphasis" w:semiHidden="0" w:uiPriority="21" w:unhideWhenUsed="0" w:qFormat="1"/>
+    <w:lsdException w:name="Subtle Reference" w:semiHidden="0" w:uiPriority="31" w:unhideWhenUsed="0" w:qFormat="1"/>
+    <w:lsdException w:name="Intense Reference" w:semiHidden="0" w:uiPriority="32" w:unhideWhenUsed="0" w:qFormat="1"/>
+    <w:lsdException w:name="Book Title" w:semiHidden="0" w:uiPriority="33" w:unhideWhenUsed="0" w:qFormat="1"/>
+    <w:lsdException w:name="Bibliography" w:uiPriority="37"/>
+    <w:lsdException w:name="TOC Heading" w:uiPriority="39" w:qFormat="1"/>
+  </w:latentStyles>
+  <w:style w:type="paragraph" w:default="1" w:styleId="Normal">
+    <w:name w:val="Normal"/>
+    <w:qFormat/>
+  </w:style>
+  <w:style w:type="character" w:default="1" w:styleId="DefaultParagraphFont">
+    <w:name w:val="Default Paragraph Font"/>
+    <w:uiPriority w:val="1"/>
     <w:semiHidden/>
     <w:unhideWhenUsed/>
-    <w:qFormat/>
   </w:style>
   <w:style w:type="table" w:default="1" w:styleId="TableNormal">
     <w:name w:val="Normal Table"/>
@@ -6153,6 +8657,7 @@
     <w:semiHidden/>
     <w:unhideWhenUsed/>
     <w:tblPr>
+      <w:tblInd w:w="0" w:type="dxa"/>
       <w:tblCellMar>
         <w:top w:w="0" w:type="dxa"/>
         <w:left w:w="108" w:type="dxa"/>
@@ -6161,58 +8666,64 @@
       </w:tblCellMar>
     </w:tblPr>
   </w:style>
+  <w:style w:type="numbering" w:default="1" w:styleId="NoList">
+    <w:name w:val="No List"/>
+    <w:uiPriority w:val="99"/>
+    <w:semiHidden/>
+    <w:unhideWhenUsed/>
+  </w:style>
 </w:styles>
 </file>
 
 <file path=word/theme/theme1.xml><?xml version="1.0" encoding="utf-8"?>
-<a:theme xmlns:a="http://schemas.openxmlformats.org/drawingml/2006/main" xmlns:r="http://schemas.openxmlformats.org/officeDocument/2006/relationships" name="Office 主题​​">
+<a:theme xmlns:a="http://schemas.openxmlformats.org/drawingml/2006/main" name="Office 主题​​">
   <a:themeElements>
     <a:clrScheme name="Office">
       <a:dk1>
         <a:srgbClr val="000000"/>
       </a:dk1>
       <a:lt1>
-        <a:srgbClr val="ffffff"/>
+        <a:srgbClr val="FFFFFF"/>
       </a:lt1>
       <a:dk2>
-        <a:srgbClr val="44546a"/>
+        <a:srgbClr val="44546A"/>
       </a:dk2>
       <a:lt2>
-        <a:srgbClr val="e7e6e6"/>
+        <a:srgbClr val="E7E6E6"/>
       </a:lt2>
       <a:accent1>
-        <a:srgbClr val="4472c4"/>
+        <a:srgbClr val="4472C4"/>
       </a:accent1>
       <a:accent2>
-        <a:srgbClr val="ed7d31"/>
+        <a:srgbClr val="ED7D31"/>
       </a:accent2>
       <a:accent3>
-        <a:srgbClr val="a5a5a5"/>
+        <a:srgbClr val="A5A5A5"/>
       </a:accent3>
       <a:accent4>
-        <a:srgbClr val="ffc000"/>
+        <a:srgbClr val="FFC000"/>
       </a:accent4>
       <a:accent5>
-        <a:srgbClr val="5b9bd5"/>
+        <a:srgbClr val="5B9BD5"/>
       </a:accent5>
       <a:accent6>
-        <a:srgbClr val="70ad47"/>
+        <a:srgbClr val="70AD47"/>
       </a:accent6>
       <a:hlink>
-        <a:srgbClr val="0563c1"/>
+        <a:srgbClr val="0563C1"/>
       </a:hlink>
       <a:folHlink>
-        <a:srgbClr val="954f72"/>
+        <a:srgbClr val="954F72"/>
       </a:folHlink>
     </a:clrScheme>
     <a:fontScheme name="Office">
       <a:majorFont>
-        <a:latin typeface="等线 Light" pitchFamily="0" charset="1"/>
+        <a:latin typeface="等线 Light"/>
         <a:ea typeface=""/>
         <a:cs typeface=""/>
       </a:majorFont>
       <a:minorFont>
-        <a:latin typeface="等线" pitchFamily="0" charset="1"/>
+        <a:latin typeface="等线"/>
         <a:ea typeface=""/>
         <a:cs typeface=""/>
       </a:minorFont>
@@ -6244,7 +8755,7 @@
             </a:gs>
           </a:gsLst>
           <a:lin ang="5400000" scaled="0"/>
-          <a:tileRect l="0" t="0" r="0" b="0"/>
+          <a:tileRect/>
         </a:gradFill>
         <a:gradFill>
           <a:gsLst>
@@ -6268,7 +8779,7 @@
             </a:gs>
           </a:gsLst>
           <a:lin ang="5400000" scaled="0"/>
-          <a:tileRect l="0" t="0" r="0" b="0"/>
+          <a:tileRect/>
         </a:gradFill>
       </a:fillStyleLst>
       <a:lnStyleLst>
@@ -6328,10 +8839,12 @@
             </a:gs>
           </a:gsLst>
           <a:lin ang="5400000" scaled="0"/>
-          <a:tileRect l="0" t="0" r="0" b="0"/>
+          <a:tileRect/>
         </a:gradFill>
       </a:bgFillStyleLst>
     </a:fmtScheme>
   </a:themeElements>
+  <a:objectDefaults/>
+  <a:extraClrSchemeLst/>
 </a:theme>
 </file>
--- a/aSoal/REPORT 2-CONTROL OF FLOW.docx
+++ b/aSoal/REPORT 2-CONTROL OF FLOW.docx
@@ -806,8 +806,8 @@
         <w:tblLook w:val="0000" w:noHBand="0" w:noVBand="0" w:firstColumn="0" w:lastRow="0" w:lastColumn="0" w:firstRow="0"/>
       </w:tblPr>
       <w:tblGrid>
-        <w:gridCol w:w="1792"/>
-        <w:gridCol w:w="2038"/>
+        <w:gridCol w:w="1791"/>
+        <w:gridCol w:w="2039"/>
         <w:gridCol w:w="1454"/>
         <w:gridCol w:w="2429"/>
       </w:tblGrid>
@@ -815,7 +815,7 @@
         <w:trPr/>
         <w:tc>
           <w:tcPr>
-            <w:tcW w:w="1792" w:type="dxa"/>
+            <w:tcW w:w="1791" w:type="dxa"/>
             <w:tcBorders/>
           </w:tcPr>
           <w:p>
@@ -843,7 +843,7 @@
         </w:tc>
         <w:tc>
           <w:tcPr>
-            <w:tcW w:w="2038" w:type="dxa"/>
+            <w:tcW w:w="2039" w:type="dxa"/>
             <w:tcBorders>
               <w:bottom w:val="single" w:sz="4" w:space="0" w:color="000000"/>
             </w:tcBorders>
@@ -933,7 +933,7 @@
         <w:trPr/>
         <w:tc>
           <w:tcPr>
-            <w:tcW w:w="1792" w:type="dxa"/>
+            <w:tcW w:w="1791" w:type="dxa"/>
             <w:tcBorders/>
           </w:tcPr>
           <w:p>
@@ -982,7 +982,7 @@
         </w:tc>
         <w:tc>
           <w:tcPr>
-            <w:tcW w:w="2038" w:type="dxa"/>
+            <w:tcW w:w="2039" w:type="dxa"/>
             <w:tcBorders>
               <w:top w:val="single" w:sz="4" w:space="0" w:color="000000"/>
               <w:bottom w:val="single" w:sz="4" w:space="0" w:color="000000"/>
@@ -1611,6 +1611,7 @@
           <w:p>
             <w:pPr>
               <w:pStyle w:val="Normal"/>
+              <w:jc w:val="left"/>
               <w:rPr>
                 <w:rFonts w:ascii="AGaramond" w:hAnsi="AGaramond"/>
                 <w:szCs w:val="21"/>
@@ -2389,8 +2390,8 @@
               <w:tblLook w:val="04a0" w:noHBand="0" w:noVBand="1" w:firstColumn="1" w:lastRow="0" w:lastColumn="0" w:firstRow="1"/>
             </w:tblPr>
             <w:tblGrid>
-              <w:gridCol w:w="522"/>
-              <w:gridCol w:w="2335"/>
+              <w:gridCol w:w="521"/>
+              <w:gridCol w:w="2336"/>
               <w:gridCol w:w="1238"/>
               <w:gridCol w:w="1231"/>
               <w:gridCol w:w="1234"/>
@@ -2444,7 +2445,7 @@
               </w:trPr>
               <w:tc>
                 <w:tcPr>
-                  <w:tcW w:w="522" w:type="dxa"/>
+                  <w:tcW w:w="521" w:type="dxa"/>
                   <w:vMerge w:val="restart"/>
                   <w:tcBorders>
                     <w:top w:val="single" w:sz="4" w:space="0" w:color="000000"/>
@@ -2477,7 +2478,7 @@
               </w:tc>
               <w:tc>
                 <w:tcPr>
-                  <w:tcW w:w="2335" w:type="dxa"/>
+                  <w:tcW w:w="2336" w:type="dxa"/>
                   <w:tcBorders>
                     <w:top w:val="single" w:sz="4" w:space="0" w:color="000000"/>
                     <w:left w:val="single" w:sz="4" w:space="0" w:color="000000"/>
@@ -2669,7 +2670,7 @@
               </w:trPr>
               <w:tc>
                 <w:tcPr>
-                  <w:tcW w:w="522" w:type="dxa"/>
+                  <w:tcW w:w="521" w:type="dxa"/>
                   <w:vMerge w:val="continue"/>
                   <w:tcBorders>
                     <w:top w:val="single" w:sz="4" w:space="0" w:color="000000"/>
@@ -2699,7 +2700,7 @@
               </w:tc>
               <w:tc>
                 <w:tcPr>
-                  <w:tcW w:w="2335" w:type="dxa"/>
+                  <w:tcW w:w="2336" w:type="dxa"/>
                   <w:tcBorders>
                     <w:top w:val="single" w:sz="4" w:space="0" w:color="000000"/>
                     <w:left w:val="single" w:sz="4" w:space="0" w:color="000000"/>
@@ -2886,7 +2887,7 @@
               </w:trPr>
               <w:tc>
                 <w:tcPr>
-                  <w:tcW w:w="522" w:type="dxa"/>
+                  <w:tcW w:w="521" w:type="dxa"/>
                   <w:vMerge w:val="continue"/>
                   <w:tcBorders>
                     <w:top w:val="single" w:sz="4" w:space="0" w:color="000000"/>
@@ -2916,7 +2917,7 @@
               </w:tc>
               <w:tc>
                 <w:tcPr>
-                  <w:tcW w:w="2335" w:type="dxa"/>
+                  <w:tcW w:w="2336" w:type="dxa"/>
                   <w:tcBorders>
                     <w:top w:val="single" w:sz="4" w:space="0" w:color="000000"/>
                     <w:left w:val="single" w:sz="4" w:space="0" w:color="000000"/>
@@ -3103,7 +3104,7 @@
               </w:trPr>
               <w:tc>
                 <w:tcPr>
-                  <w:tcW w:w="522" w:type="dxa"/>
+                  <w:tcW w:w="521" w:type="dxa"/>
                   <w:vMerge w:val="continue"/>
                   <w:tcBorders>
                     <w:top w:val="single" w:sz="4" w:space="0" w:color="000000"/>
@@ -3133,7 +3134,7 @@
               </w:tc>
               <w:tc>
                 <w:tcPr>
-                  <w:tcW w:w="2335" w:type="dxa"/>
+                  <w:tcW w:w="2336" w:type="dxa"/>
                   <w:tcBorders>
                     <w:top w:val="single" w:sz="4" w:space="0" w:color="000000"/>
                     <w:left w:val="single" w:sz="4" w:space="0" w:color="000000"/>
@@ -3320,7 +3321,7 @@
               </w:trPr>
               <w:tc>
                 <w:tcPr>
-                  <w:tcW w:w="522" w:type="dxa"/>
+                  <w:tcW w:w="521" w:type="dxa"/>
                   <w:vMerge w:val="continue"/>
                   <w:tcBorders>
                     <w:top w:val="single" w:sz="4" w:space="0" w:color="000000"/>
@@ -3350,7 +3351,7 @@
               </w:tc>
               <w:tc>
                 <w:tcPr>
-                  <w:tcW w:w="2335" w:type="dxa"/>
+                  <w:tcW w:w="2336" w:type="dxa"/>
                   <w:tcBorders>
                     <w:top w:val="single" w:sz="4" w:space="0" w:color="000000"/>
                     <w:left w:val="single" w:sz="4" w:space="0" w:color="000000"/>
@@ -3537,7 +3538,7 @@
               </w:trPr>
               <w:tc>
                 <w:tcPr>
-                  <w:tcW w:w="522" w:type="dxa"/>
+                  <w:tcW w:w="521" w:type="dxa"/>
                   <w:vMerge w:val="continue"/>
                   <w:tcBorders>
                     <w:top w:val="single" w:sz="4" w:space="0" w:color="000000"/>
@@ -3567,7 +3568,7 @@
               </w:tc>
               <w:tc>
                 <w:tcPr>
-                  <w:tcW w:w="2335" w:type="dxa"/>
+                  <w:tcW w:w="2336" w:type="dxa"/>
                   <w:tcBorders>
                     <w:top w:val="single" w:sz="4" w:space="0" w:color="000000"/>
                     <w:left w:val="single" w:sz="4" w:space="0" w:color="000000"/>
@@ -3754,7 +3755,7 @@
               </w:trPr>
               <w:tc>
                 <w:tcPr>
-                  <w:tcW w:w="522" w:type="dxa"/>
+                  <w:tcW w:w="521" w:type="dxa"/>
                   <w:vMerge w:val="continue"/>
                   <w:tcBorders>
                     <w:top w:val="single" w:sz="4" w:space="0" w:color="000000"/>
@@ -3784,7 +3785,7 @@
               </w:tc>
               <w:tc>
                 <w:tcPr>
-                  <w:tcW w:w="2335" w:type="dxa"/>
+                  <w:tcW w:w="2336" w:type="dxa"/>
                   <w:tcBorders>
                     <w:top w:val="single" w:sz="4" w:space="0" w:color="000000"/>
                     <w:left w:val="single" w:sz="4" w:space="0" w:color="000000"/>
@@ -3971,7 +3972,7 @@
               </w:trPr>
               <w:tc>
                 <w:tcPr>
-                  <w:tcW w:w="522" w:type="dxa"/>
+                  <w:tcW w:w="521" w:type="dxa"/>
                   <w:vMerge w:val="continue"/>
                   <w:tcBorders>
                     <w:top w:val="single" w:sz="4" w:space="0" w:color="000000"/>
@@ -4001,7 +4002,7 @@
               </w:tc>
               <w:tc>
                 <w:tcPr>
-                  <w:tcW w:w="2335" w:type="dxa"/>
+                  <w:tcW w:w="2336" w:type="dxa"/>
                   <w:tcBorders>
                     <w:top w:val="single" w:sz="4" w:space="0" w:color="000000"/>
                     <w:left w:val="single" w:sz="4" w:space="0" w:color="000000"/>
@@ -4188,7 +4189,7 @@
               </w:trPr>
               <w:tc>
                 <w:tcPr>
-                  <w:tcW w:w="522" w:type="dxa"/>
+                  <w:tcW w:w="521" w:type="dxa"/>
                   <w:vMerge w:val="continue"/>
                   <w:tcBorders>
                     <w:top w:val="single" w:sz="4" w:space="0" w:color="000000"/>
@@ -4218,7 +4219,7 @@
               </w:tc>
               <w:tc>
                 <w:tcPr>
-                  <w:tcW w:w="2335" w:type="dxa"/>
+                  <w:tcW w:w="2336" w:type="dxa"/>
                   <w:tcBorders>
                     <w:top w:val="single" w:sz="4" w:space="0" w:color="000000"/>
                     <w:left w:val="single" w:sz="4" w:space="0" w:color="000000"/>
@@ -4405,7 +4406,7 @@
               </w:trPr>
               <w:tc>
                 <w:tcPr>
-                  <w:tcW w:w="522" w:type="dxa"/>
+                  <w:tcW w:w="521" w:type="dxa"/>
                   <w:vMerge w:val="continue"/>
                   <w:tcBorders>
                     <w:top w:val="single" w:sz="4" w:space="0" w:color="000000"/>
@@ -4435,7 +4436,7 @@
               </w:tc>
               <w:tc>
                 <w:tcPr>
-                  <w:tcW w:w="2335" w:type="dxa"/>
+                  <w:tcW w:w="2336" w:type="dxa"/>
                   <w:tcBorders>
                     <w:top w:val="single" w:sz="4" w:space="0" w:color="000000"/>
                     <w:left w:val="single" w:sz="4" w:space="0" w:color="000000"/>
@@ -4622,7 +4623,7 @@
               </w:trPr>
               <w:tc>
                 <w:tcPr>
-                  <w:tcW w:w="522" w:type="dxa"/>
+                  <w:tcW w:w="521" w:type="dxa"/>
                   <w:vMerge w:val="continue"/>
                   <w:tcBorders>
                     <w:top w:val="single" w:sz="4" w:space="0" w:color="000000"/>
@@ -4652,7 +4653,7 @@
               </w:tc>
               <w:tc>
                 <w:tcPr>
-                  <w:tcW w:w="2335" w:type="dxa"/>
+                  <w:tcW w:w="2336" w:type="dxa"/>
                   <w:tcBorders>
                     <w:top w:val="single" w:sz="4" w:space="0" w:color="000000"/>
                     <w:left w:val="single" w:sz="4" w:space="0" w:color="000000"/>
@@ -4839,7 +4840,7 @@
               </w:trPr>
               <w:tc>
                 <w:tcPr>
-                  <w:tcW w:w="522" w:type="dxa"/>
+                  <w:tcW w:w="521" w:type="dxa"/>
                   <w:vMerge w:val="continue"/>
                   <w:tcBorders>
                     <w:top w:val="single" w:sz="4" w:space="0" w:color="000000"/>
@@ -4869,7 +4870,7 @@
               </w:tc>
               <w:tc>
                 <w:tcPr>
-                  <w:tcW w:w="2335" w:type="dxa"/>
+                  <w:tcW w:w="2336" w:type="dxa"/>
                   <w:tcBorders>
                     <w:top w:val="single" w:sz="4" w:space="0" w:color="000000"/>
                     <w:left w:val="single" w:sz="4" w:space="0" w:color="000000"/>
@@ -5056,7 +5057,7 @@
               </w:trPr>
               <w:tc>
                 <w:tcPr>
-                  <w:tcW w:w="522" w:type="dxa"/>
+                  <w:tcW w:w="521" w:type="dxa"/>
                   <w:vMerge w:val="continue"/>
                   <w:tcBorders>
                     <w:top w:val="single" w:sz="4" w:space="0" w:color="000000"/>
@@ -5086,7 +5087,7 @@
               </w:tc>
               <w:tc>
                 <w:tcPr>
-                  <w:tcW w:w="2335" w:type="dxa"/>
+                  <w:tcW w:w="2336" w:type="dxa"/>
                   <w:tcBorders>
                     <w:top w:val="single" w:sz="4" w:space="0" w:color="000000"/>
                     <w:left w:val="single" w:sz="4" w:space="0" w:color="000000"/>
@@ -5273,7 +5274,7 @@
               </w:trPr>
               <w:tc>
                 <w:tcPr>
-                  <w:tcW w:w="522" w:type="dxa"/>
+                  <w:tcW w:w="521" w:type="dxa"/>
                   <w:vMerge w:val="continue"/>
                   <w:tcBorders>
                     <w:top w:val="single" w:sz="4" w:space="0" w:color="000000"/>
@@ -5303,7 +5304,7 @@
               </w:tc>
               <w:tc>
                 <w:tcPr>
-                  <w:tcW w:w="2335" w:type="dxa"/>
+                  <w:tcW w:w="2336" w:type="dxa"/>
                   <w:tcBorders>
                     <w:top w:val="single" w:sz="4" w:space="0" w:color="000000"/>
                     <w:left w:val="single" w:sz="4" w:space="0" w:color="000000"/>
@@ -5370,7 +5371,7 @@
               </w:trPr>
               <w:tc>
                 <w:tcPr>
-                  <w:tcW w:w="522" w:type="dxa"/>
+                  <w:tcW w:w="521" w:type="dxa"/>
                   <w:vMerge w:val="continue"/>
                   <w:tcBorders>
                     <w:top w:val="single" w:sz="4" w:space="0" w:color="000000"/>
@@ -5400,7 +5401,7 @@
               </w:tc>
               <w:tc>
                 <w:tcPr>
-                  <w:tcW w:w="2335" w:type="dxa"/>
+                  <w:tcW w:w="2336" w:type="dxa"/>
                   <w:tcBorders>
                     <w:top w:val="single" w:sz="4" w:space="0" w:color="000000"/>
                     <w:left w:val="single" w:sz="4" w:space="0" w:color="000000"/>
@@ -5726,6 +5727,7 @@
     <w:qFormat/>
     <w:pPr>
       <w:widowControl w:val="false"/>
+      <w:suppressAutoHyphens w:val="true"/>
       <w:bidi w:val="0"/>
       <w:spacing w:before="0" w:after="0"/>
       <w:jc w:val="both"/>
